--- a/Informe de Pasantias/Informe de Pasantias2.docx
+++ b/Informe de Pasantias/Informe de Pasantias2.docx
@@ -682,6 +682,7 @@
         </w:rPr>
         <w:t xml:space="preserve">Maracaibo, </w:t>
       </w:r>
+      <w:proofErr w:type="gramStart"/>
       <w:r>
         <w:rPr>
           <w:rFonts w:ascii="Arial" w:eastAsia="Times New Roman" w:hAnsi="Arial" w:cs="Arial"/>
@@ -692,6 +693,7 @@
         </w:rPr>
         <w:t>Junio</w:t>
       </w:r>
+      <w:proofErr w:type="gramEnd"/>
       <w:r>
         <w:rPr>
           <w:rFonts w:ascii="Arial" w:eastAsia="Times New Roman" w:hAnsi="Arial" w:cs="Arial"/>
@@ -711,6 +713,40 @@
           <w14:ligatures w14:val="none"/>
         </w:rPr>
         <w:t>026</w:t>
+      </w:r>
+    </w:p>
+    <w:p>
+      <w:pPr>
+        <w:spacing w:after="0" w:line="240" w:lineRule="auto"/>
+        <w:jc w:val="center"/>
+        <w:rPr>
+          <w:rFonts w:ascii="Arial" w:eastAsia="Times New Roman" w:hAnsi="Arial" w:cs="Arial"/>
+          <w:b/>
+          <w:kern w:val="0"/>
+          <w:lang w:val="es-ES" w:eastAsia="es-ES"/>
+          <w14:ligatures w14:val="none"/>
+        </w:rPr>
+      </w:pPr>
+    </w:p>
+    <w:p>
+      <w:pPr>
+        <w:rPr>
+          <w:rFonts w:ascii="Arial" w:eastAsia="Times New Roman" w:hAnsi="Arial" w:cs="Arial"/>
+          <w:b/>
+          <w:kern w:val="0"/>
+          <w:lang w:val="es-ES" w:eastAsia="es-ES"/>
+          <w14:ligatures w14:val="none"/>
+        </w:rPr>
+      </w:pPr>
+      <w:r>
+        <w:rPr>
+          <w:rFonts w:ascii="Arial" w:eastAsia="Times New Roman" w:hAnsi="Arial" w:cs="Arial"/>
+          <w:b/>
+          <w:kern w:val="0"/>
+          <w:lang w:val="es-ES" w:eastAsia="es-ES"/>
+          <w14:ligatures w14:val="none"/>
+        </w:rPr>
+        <w:br w:type="page"/>
       </w:r>
     </w:p>
     <w:p>
@@ -725,7 +761,10 @@
           <w:szCs w:val="22"/>
         </w:rPr>
       </w:pPr>
-      <w:r>
+    </w:p>
+    <w:p>
+      <w:pPr>
+        <w:jc w:val="center"/>
         <w:rPr>
           <w:rFonts w:ascii="Arial" w:hAnsi="Arial" w:cs="Arial"/>
           <w:b/>
@@ -733,8 +772,71 @@
           <w:sz w:val="22"/>
           <w:szCs w:val="22"/>
         </w:rPr>
+      </w:pPr>
+      <w:r>
+        <w:rPr>
+          <w:rFonts w:ascii="Arial" w:hAnsi="Arial" w:cs="Arial"/>
+          <w:b/>
+          <w:bCs/>
+          <w:sz w:val="22"/>
+          <w:szCs w:val="22"/>
+        </w:rPr>
+        <w:br w:type="page"/>
+      </w:r>
+      <w:r>
+        <w:rPr>
+          <w:rFonts w:ascii="Arial" w:hAnsi="Arial" w:cs="Arial"/>
+          <w:b/>
+          <w:bCs/>
+          <w:sz w:val="22"/>
+          <w:szCs w:val="22"/>
+        </w:rPr>
         <w:lastRenderedPageBreak/>
-        <w:t>ESQUEMA</w:t>
+        <w:t>ÍNDICE GENERAL</w:t>
+      </w:r>
+    </w:p>
+    <w:p>
+      <w:pPr>
+        <w:spacing w:line="360" w:lineRule="auto"/>
+        <w:rPr>
+          <w:rFonts w:ascii="Arial" w:hAnsi="Arial" w:cs="Arial"/>
+          <w:b/>
+          <w:bCs/>
+          <w:sz w:val="22"/>
+          <w:szCs w:val="22"/>
+        </w:rPr>
+      </w:pPr>
+      <w:r>
+        <w:rPr>
+          <w:rFonts w:ascii="Arial" w:hAnsi="Arial" w:cs="Arial"/>
+          <w:b/>
+          <w:bCs/>
+          <w:sz w:val="22"/>
+          <w:szCs w:val="22"/>
+        </w:rPr>
+        <w:t>APROBACIÓN DEL INFORME</w:t>
+      </w:r>
+    </w:p>
+    <w:p>
+      <w:pPr>
+        <w:spacing w:line="360" w:lineRule="auto"/>
+        <w:rPr>
+          <w:rFonts w:ascii="Arial" w:hAnsi="Arial" w:cs="Arial"/>
+          <w:b/>
+          <w:bCs/>
+          <w:sz w:val="22"/>
+          <w:szCs w:val="22"/>
+        </w:rPr>
+      </w:pPr>
+      <w:r>
+        <w:rPr>
+          <w:rFonts w:ascii="Arial" w:hAnsi="Arial" w:cs="Arial"/>
+          <w:b/>
+          <w:bCs/>
+          <w:sz w:val="22"/>
+          <w:szCs w:val="22"/>
+        </w:rPr>
+        <w:t>ÍNDICE GENERAL</w:t>
       </w:r>
     </w:p>
     <w:p>
@@ -1158,26 +1260,6 @@
     <w:p>
       <w:pPr>
         <w:spacing w:line="360" w:lineRule="auto"/>
-        <w:rPr>
-          <w:rFonts w:ascii="Arial" w:hAnsi="Arial" w:cs="Arial"/>
-          <w:sz w:val="22"/>
-          <w:szCs w:val="22"/>
-        </w:rPr>
-      </w:pPr>
-    </w:p>
-    <w:p>
-      <w:pPr>
-        <w:spacing w:line="360" w:lineRule="auto"/>
-        <w:rPr>
-          <w:rFonts w:ascii="Arial" w:hAnsi="Arial" w:cs="Arial"/>
-          <w:sz w:val="22"/>
-          <w:szCs w:val="22"/>
-        </w:rPr>
-      </w:pPr>
-    </w:p>
-    <w:p>
-      <w:pPr>
-        <w:spacing w:line="360" w:lineRule="auto"/>
         <w:jc w:val="center"/>
         <w:rPr>
           <w:rFonts w:ascii="Arial" w:hAnsi="Arial" w:cs="Arial"/>
@@ -1212,7 +1294,15 @@
         <w:t>la cual</w:t>
       </w:r>
       <w:r>
-        <w:t xml:space="preserve"> el estudiante esta en un ambiente donde debe aplicar todos los conocimientos que adquirió a lo largo de su formación académica</w:t>
+        <w:t xml:space="preserve"> el estudiante </w:t>
+      </w:r>
+      <w:proofErr w:type="spellStart"/>
+      <w:r>
+        <w:t>esta</w:t>
+      </w:r>
+      <w:proofErr w:type="spellEnd"/>
+      <w:r>
+        <w:t xml:space="preserve"> en un ambiente donde debe aplicar todos los conocimientos que adquirió a lo largo de su formación académica</w:t>
       </w:r>
       <w:r>
         <w:t xml:space="preserve"> en la universidad</w:t>
@@ -1335,6 +1425,1927 @@
       <w:r>
         <w:t>.</w:t>
       </w:r>
+    </w:p>
+    <w:p>
+      <w:pPr>
+        <w:pStyle w:val="pasantia"/>
+        <w:spacing w:line="360" w:lineRule="auto"/>
+        <w:jc w:val="both"/>
+      </w:pPr>
+    </w:p>
+    <w:p>
+      <w:pPr>
+        <w:pStyle w:val="pasantia"/>
+        <w:spacing w:line="360" w:lineRule="auto"/>
+        <w:jc w:val="both"/>
+      </w:pPr>
+    </w:p>
+    <w:p>
+      <w:pPr>
+        <w:pStyle w:val="pasantia"/>
+        <w:spacing w:line="360" w:lineRule="auto"/>
+        <w:jc w:val="both"/>
+      </w:pPr>
+    </w:p>
+    <w:p>
+      <w:pPr>
+        <w:pStyle w:val="pasantia"/>
+        <w:spacing w:line="360" w:lineRule="auto"/>
+        <w:jc w:val="both"/>
+      </w:pPr>
+    </w:p>
+    <w:p>
+      <w:pPr>
+        <w:widowControl w:val="0"/>
+        <w:overflowPunct w:val="0"/>
+        <w:adjustRightInd w:val="0"/>
+        <w:spacing w:after="0" w:line="240" w:lineRule="auto"/>
+        <w:rPr>
+          <w:rFonts w:ascii="Arial" w:eastAsia="MS Mincho" w:hAnsi="Arial" w:cs="Arial"/>
+          <w:kern w:val="28"/>
+          <w:lang w:val="es-ES_tradnl" w:eastAsia="es-VE"/>
+          <w14:ligatures w14:val="none"/>
+        </w:rPr>
+      </w:pPr>
+    </w:p>
+    <w:p>
+      <w:pPr>
+        <w:widowControl w:val="0"/>
+        <w:tabs>
+          <w:tab w:val="left" w:leader="dot" w:pos="7558"/>
+          <w:tab w:val="left" w:leader="dot" w:pos="7938"/>
+        </w:tabs>
+        <w:overflowPunct w:val="0"/>
+        <w:adjustRightInd w:val="0"/>
+        <w:spacing w:after="0" w:line="360" w:lineRule="auto"/>
+        <w:ind w:firstLine="240"/>
+        <w:jc w:val="center"/>
+        <w:rPr>
+          <w:rFonts w:ascii="Arial" w:eastAsia="MS Mincho" w:hAnsi="Arial" w:cs="Arial"/>
+          <w:b/>
+          <w:bCs/>
+          <w:color w:val="000000"/>
+          <w:kern w:val="28"/>
+          <w:lang w:val="es-ES_tradnl" w:eastAsia="es-VE"/>
+          <w14:ligatures w14:val="none"/>
+        </w:rPr>
+      </w:pPr>
+    </w:p>
+    <w:p>
+      <w:pPr>
+        <w:widowControl w:val="0"/>
+        <w:spacing w:after="0" w:line="480" w:lineRule="auto"/>
+        <w:ind w:firstLine="284"/>
+        <w:jc w:val="both"/>
+        <w:rPr>
+          <w:rFonts w:ascii="Arial" w:eastAsia="Times New Roman" w:hAnsi="Arial" w:cs="Arial"/>
+          <w:color w:val="000000"/>
+          <w:kern w:val="0"/>
+          <w:lang w:val="es-VE" w:eastAsia="es-VE"/>
+          <w14:ligatures w14:val="none"/>
+        </w:rPr>
+      </w:pPr>
+    </w:p>
+    <w:p>
+      <w:pPr>
+        <w:widowControl w:val="0"/>
+        <w:overflowPunct w:val="0"/>
+        <w:adjustRightInd w:val="0"/>
+        <w:spacing w:after="0" w:line="240" w:lineRule="auto"/>
+        <w:jc w:val="right"/>
+        <w:rPr>
+          <w:rFonts w:ascii="Arial" w:eastAsia="MS Mincho" w:hAnsi="Arial" w:cs="Arial"/>
+          <w:b/>
+          <w:bCs/>
+          <w:color w:val="000000"/>
+          <w:kern w:val="28"/>
+          <w:lang w:val="es-ES_tradnl" w:eastAsia="es-VE"/>
+          <w14:ligatures w14:val="none"/>
+        </w:rPr>
+      </w:pPr>
+    </w:p>
+    <w:p>
+      <w:pPr>
+        <w:widowControl w:val="0"/>
+        <w:overflowPunct w:val="0"/>
+        <w:adjustRightInd w:val="0"/>
+        <w:spacing w:after="0" w:line="240" w:lineRule="auto"/>
+        <w:jc w:val="right"/>
+        <w:rPr>
+          <w:rFonts w:ascii="Arial" w:eastAsia="MS Mincho" w:hAnsi="Arial" w:cs="Arial"/>
+          <w:b/>
+          <w:bCs/>
+          <w:color w:val="000000"/>
+          <w:kern w:val="28"/>
+          <w:lang w:val="es-ES_tradnl" w:eastAsia="es-VE"/>
+          <w14:ligatures w14:val="none"/>
+        </w:rPr>
+      </w:pPr>
+    </w:p>
+    <w:p>
+      <w:pPr>
+        <w:widowControl w:val="0"/>
+        <w:overflowPunct w:val="0"/>
+        <w:adjustRightInd w:val="0"/>
+        <w:spacing w:after="0" w:line="240" w:lineRule="auto"/>
+        <w:jc w:val="right"/>
+        <w:rPr>
+          <w:rFonts w:ascii="Arial" w:eastAsia="MS Mincho" w:hAnsi="Arial" w:cs="Arial"/>
+          <w:b/>
+          <w:bCs/>
+          <w:color w:val="000000"/>
+          <w:kern w:val="28"/>
+          <w:lang w:val="es-ES_tradnl" w:eastAsia="es-VE"/>
+          <w14:ligatures w14:val="none"/>
+        </w:rPr>
+      </w:pPr>
+    </w:p>
+    <w:p>
+      <w:pPr>
+        <w:widowControl w:val="0"/>
+        <w:overflowPunct w:val="0"/>
+        <w:adjustRightInd w:val="0"/>
+        <w:spacing w:after="0" w:line="240" w:lineRule="auto"/>
+        <w:jc w:val="right"/>
+        <w:rPr>
+          <w:rFonts w:ascii="Arial" w:eastAsia="MS Mincho" w:hAnsi="Arial" w:cs="Arial"/>
+          <w:b/>
+          <w:bCs/>
+          <w:color w:val="000000"/>
+          <w:kern w:val="28"/>
+          <w:lang w:val="es-ES_tradnl" w:eastAsia="es-VE"/>
+          <w14:ligatures w14:val="none"/>
+        </w:rPr>
+      </w:pPr>
+    </w:p>
+    <w:p>
+      <w:pPr>
+        <w:widowControl w:val="0"/>
+        <w:overflowPunct w:val="0"/>
+        <w:adjustRightInd w:val="0"/>
+        <w:spacing w:after="0" w:line="240" w:lineRule="auto"/>
+        <w:jc w:val="right"/>
+        <w:rPr>
+          <w:rFonts w:ascii="Arial" w:eastAsia="MS Mincho" w:hAnsi="Arial" w:cs="Arial"/>
+          <w:b/>
+          <w:bCs/>
+          <w:color w:val="000000"/>
+          <w:kern w:val="28"/>
+          <w:lang w:val="es-ES_tradnl" w:eastAsia="es-VE"/>
+          <w14:ligatures w14:val="none"/>
+        </w:rPr>
+      </w:pPr>
+    </w:p>
+    <w:p>
+      <w:pPr>
+        <w:widowControl w:val="0"/>
+        <w:overflowPunct w:val="0"/>
+        <w:adjustRightInd w:val="0"/>
+        <w:spacing w:after="0" w:line="240" w:lineRule="auto"/>
+        <w:jc w:val="right"/>
+        <w:rPr>
+          <w:rFonts w:ascii="Arial" w:eastAsia="MS Mincho" w:hAnsi="Arial" w:cs="Arial"/>
+          <w:b/>
+          <w:bCs/>
+          <w:color w:val="000000"/>
+          <w:kern w:val="28"/>
+          <w:lang w:val="es-ES_tradnl" w:eastAsia="es-VE"/>
+          <w14:ligatures w14:val="none"/>
+        </w:rPr>
+      </w:pPr>
+    </w:p>
+    <w:p>
+      <w:pPr>
+        <w:widowControl w:val="0"/>
+        <w:overflowPunct w:val="0"/>
+        <w:adjustRightInd w:val="0"/>
+        <w:spacing w:after="0" w:line="240" w:lineRule="auto"/>
+        <w:jc w:val="right"/>
+        <w:rPr>
+          <w:rFonts w:ascii="Arial" w:eastAsia="MS Mincho" w:hAnsi="Arial" w:cs="Arial"/>
+          <w:b/>
+          <w:bCs/>
+          <w:color w:val="000000"/>
+          <w:kern w:val="28"/>
+          <w:lang w:val="es-ES_tradnl" w:eastAsia="es-VE"/>
+          <w14:ligatures w14:val="none"/>
+        </w:rPr>
+      </w:pPr>
+    </w:p>
+    <w:p>
+      <w:pPr>
+        <w:widowControl w:val="0"/>
+        <w:overflowPunct w:val="0"/>
+        <w:adjustRightInd w:val="0"/>
+        <w:spacing w:after="0" w:line="240" w:lineRule="auto"/>
+        <w:jc w:val="right"/>
+        <w:rPr>
+          <w:rFonts w:ascii="Arial" w:eastAsia="MS Mincho" w:hAnsi="Arial" w:cs="Arial"/>
+          <w:b/>
+          <w:bCs/>
+          <w:color w:val="000000"/>
+          <w:kern w:val="28"/>
+          <w:lang w:val="es-ES_tradnl" w:eastAsia="es-VE"/>
+          <w14:ligatures w14:val="none"/>
+        </w:rPr>
+      </w:pPr>
+    </w:p>
+    <w:p>
+      <w:pPr>
+        <w:widowControl w:val="0"/>
+        <w:overflowPunct w:val="0"/>
+        <w:adjustRightInd w:val="0"/>
+        <w:spacing w:after="0" w:line="240" w:lineRule="auto"/>
+        <w:jc w:val="right"/>
+        <w:rPr>
+          <w:rFonts w:ascii="Arial" w:eastAsia="MS Mincho" w:hAnsi="Arial" w:cs="Arial"/>
+          <w:b/>
+          <w:bCs/>
+          <w:color w:val="000000"/>
+          <w:kern w:val="28"/>
+          <w:lang w:val="es-ES_tradnl" w:eastAsia="es-VE"/>
+          <w14:ligatures w14:val="none"/>
+        </w:rPr>
+      </w:pPr>
+    </w:p>
+    <w:p>
+      <w:pPr>
+        <w:widowControl w:val="0"/>
+        <w:overflowPunct w:val="0"/>
+        <w:adjustRightInd w:val="0"/>
+        <w:spacing w:after="0" w:line="240" w:lineRule="auto"/>
+        <w:jc w:val="right"/>
+        <w:rPr>
+          <w:rFonts w:ascii="Arial" w:eastAsia="MS Mincho" w:hAnsi="Arial" w:cs="Arial"/>
+          <w:b/>
+          <w:bCs/>
+          <w:color w:val="000000"/>
+          <w:kern w:val="28"/>
+          <w:lang w:val="es-ES_tradnl" w:eastAsia="es-VE"/>
+          <w14:ligatures w14:val="none"/>
+        </w:rPr>
+      </w:pPr>
+      <w:r>
+        <w:rPr>
+          <w:rFonts w:ascii="Arial" w:eastAsia="MS Mincho" w:hAnsi="Arial" w:cs="Arial"/>
+          <w:noProof/>
+          <w:kern w:val="28"/>
+          <w:lang w:val="es-ES_tradnl" w:eastAsia="es-VE"/>
+          <w14:ligatures w14:val="none"/>
+        </w:rPr>
+        <mc:AlternateContent>
+          <mc:Choice Requires="wpg">
+            <w:drawing>
+              <wp:anchor distT="0" distB="0" distL="114300" distR="114300" simplePos="0" relativeHeight="251659264" behindDoc="0" locked="0" layoutInCell="1" allowOverlap="1" wp14:anchorId="1D151DFB" wp14:editId="2DF00F80">
+                <wp:simplePos x="0" y="0"/>
+                <wp:positionH relativeFrom="column">
+                  <wp:posOffset>-56515</wp:posOffset>
+                </wp:positionH>
+                <wp:positionV relativeFrom="paragraph">
+                  <wp:posOffset>116840</wp:posOffset>
+                </wp:positionV>
+                <wp:extent cx="5717540" cy="1616075"/>
+                <wp:effectExtent l="0" t="0" r="35560" b="0"/>
+                <wp:wrapNone/>
+                <wp:docPr id="1137644557" name="Group 17"/>
+                <wp:cNvGraphicFramePr>
+                  <a:graphicFrameLocks xmlns:a="http://schemas.openxmlformats.org/drawingml/2006/main"/>
+                </wp:cNvGraphicFramePr>
+                <a:graphic xmlns:a="http://schemas.openxmlformats.org/drawingml/2006/main">
+                  <a:graphicData uri="http://schemas.microsoft.com/office/word/2010/wordprocessingGroup">
+                    <wpg:wgp>
+                      <wpg:cNvGrpSpPr>
+                        <a:grpSpLocks/>
+                      </wpg:cNvGrpSpPr>
+                      <wpg:grpSpPr bwMode="auto">
+                        <a:xfrm>
+                          <a:off x="0" y="0"/>
+                          <a:ext cx="5717540" cy="1616075"/>
+                          <a:chOff x="2268" y="6021"/>
+                          <a:chExt cx="8280" cy="2340"/>
+                        </a:xfrm>
+                      </wpg:grpSpPr>
+                      <pic:pic xmlns:pic="http://schemas.openxmlformats.org/drawingml/2006/picture">
+                        <pic:nvPicPr>
+                          <pic:cNvPr id="2093611322" name="Imagen 2" descr="Descripción: LOGO URBE 2012 DEFINITIVO-01"/>
+                          <pic:cNvPicPr>
+                            <a:picLocks noChangeAspect="1" noChangeArrowheads="1"/>
+                          </pic:cNvPicPr>
+                        </pic:nvPicPr>
+                        <pic:blipFill>
+                          <a:blip r:embed="rId6" cstate="print">
+                            <a:clrChange>
+                              <a:clrFrom>
+                                <a:srgbClr val="FFFFFE"/>
+                              </a:clrFrom>
+                              <a:clrTo>
+                                <a:srgbClr val="FFFFFE">
+                                  <a:alpha val="0"/>
+                                </a:srgbClr>
+                              </a:clrTo>
+                            </a:clrChange>
+                            <a:lum bright="-12000"/>
+                            <a:extLst>
+                              <a:ext uri="{28A0092B-C50C-407E-A947-70E740481C1C}">
+                                <a14:useLocalDpi xmlns:a14="http://schemas.microsoft.com/office/drawing/2010/main" val="0"/>
+                              </a:ext>
+                            </a:extLst>
+                          </a:blip>
+                          <a:srcRect/>
+                          <a:stretch>
+                            <a:fillRect/>
+                          </a:stretch>
+                        </pic:blipFill>
+                        <pic:spPr bwMode="auto">
+                          <a:xfrm>
+                            <a:off x="2268" y="6021"/>
+                            <a:ext cx="3000" cy="2340"/>
+                          </a:xfrm>
+                          <a:prstGeom prst="rect">
+                            <a:avLst/>
+                          </a:prstGeom>
+                          <a:noFill/>
+                          <a:extLst>
+                            <a:ext uri="{909E8E84-426E-40DD-AFC4-6F175D3DCCD1}">
+                              <a14:hiddenFill xmlns:a14="http://schemas.microsoft.com/office/drawing/2010/main">
+                                <a:solidFill>
+                                  <a:srgbClr val="FFFFFF"/>
+                                </a:solidFill>
+                              </a14:hiddenFill>
+                            </a:ext>
+                          </a:extLst>
+                        </pic:spPr>
+                      </pic:pic>
+                      <wps:wsp>
+                        <wps:cNvPr id="1069387388" name="Line 19"/>
+                        <wps:cNvCnPr>
+                          <a:cxnSpLocks noChangeShapeType="1"/>
+                        </wps:cNvCnPr>
+                        <wps:spPr bwMode="auto">
+                          <a:xfrm>
+                            <a:off x="2268" y="8198"/>
+                            <a:ext cx="8280" cy="0"/>
+                          </a:xfrm>
+                          <a:prstGeom prst="line">
+                            <a:avLst/>
+                          </a:prstGeom>
+                          <a:ln w="38100">
+                            <a:headEnd/>
+                            <a:tailEnd/>
+                          </a:ln>
+                        </wps:spPr>
+                        <wps:style>
+                          <a:lnRef idx="3">
+                            <a:schemeClr val="dk1"/>
+                          </a:lnRef>
+                          <a:fillRef idx="0">
+                            <a:schemeClr val="dk1"/>
+                          </a:fillRef>
+                          <a:effectRef idx="2">
+                            <a:schemeClr val="dk1"/>
+                          </a:effectRef>
+                          <a:fontRef idx="minor">
+                            <a:schemeClr val="tx1"/>
+                          </a:fontRef>
+                        </wps:style>
+                        <wps:bodyPr/>
+                      </wps:wsp>
+                    </wpg:wgp>
+                  </a:graphicData>
+                </a:graphic>
+                <wp14:sizeRelH relativeFrom="page">
+                  <wp14:pctWidth>0</wp14:pctWidth>
+                </wp14:sizeRelH>
+                <wp14:sizeRelV relativeFrom="page">
+                  <wp14:pctHeight>0</wp14:pctHeight>
+                </wp14:sizeRelV>
+              </wp:anchor>
+            </w:drawing>
+          </mc:Choice>
+          <mc:Fallback>
+            <w:pict>
+              <v:group w14:anchorId="2290E33E" id="Group 17" o:spid="_x0000_s1026" style="position:absolute;margin-left:-4.45pt;margin-top:9.2pt;width:450.2pt;height:127.25pt;z-index:251659264" coordorigin="2268,6021" coordsize="8280,2340" o:gfxdata="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">
+                <v:shapetype id="_x0000_t75" coordsize="21600,21600" o:spt="75" o:preferrelative="t" path="m@4@5l@4@11@9@11@9@5xe" filled="f" stroked="f">
+                  <v:stroke joinstyle="miter"/>
+                  <v:formulas>
+                    <v:f eqn="if lineDrawn pixelLineWidth 0"/>
+                    <v:f eqn="sum @0 1 0"/>
+                    <v:f eqn="sum 0 0 @1"/>
+                    <v:f eqn="prod @2 1 2"/>
+                    <v:f eqn="prod @3 21600 pixelWidth"/>
+                    <v:f eqn="prod @3 21600 pixelHeight"/>
+                    <v:f eqn="sum @0 0 1"/>
+                    <v:f eqn="prod @6 1 2"/>
+                    <v:f eqn="prod @7 21600 pixelWidth"/>
+                    <v:f eqn="sum @8 21600 0"/>
+                    <v:f eqn="prod @7 21600 pixelHeight"/>
+                    <v:f eqn="sum @10 21600 0"/>
+                  </v:formulas>
+                  <v:path o:extrusionok="f" gradientshapeok="t" o:connecttype="rect"/>
+                  <o:lock v:ext="edit" aspectratio="t"/>
+                </v:shapetype>
+                <v:shape id="Imagen 2" o:spid="_x0000_s1027" type="#_x0000_t75" alt="Descripción: LOGO URBE 2012 DEFINITIVO-01" style="position:absolute;left:2268;top:6021;width:3000;height:2340;visibility:visible;mso-wrap-style:square" o:gfxdata="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">
+                  <v:imagedata r:id="rId7" o:title=" LOGO URBE 2012 DEFINITIVO-01" chromakey="#fffffe" blacklevel="-3932f"/>
+                </v:shape>
+                <v:line id="Line 19" o:spid="_x0000_s1028" style="position:absolute;visibility:visible;mso-wrap-style:square" from="2268,8198" to="10548,8198" o:connectortype="straight" o:gfxdata="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" strokecolor="black [3200]" strokeweight="3pt">
+                  <v:stroke joinstyle="miter"/>
+                </v:line>
+              </v:group>
+            </w:pict>
+          </mc:Fallback>
+        </mc:AlternateContent>
+      </w:r>
+    </w:p>
+    <w:p>
+      <w:pPr>
+        <w:widowControl w:val="0"/>
+        <w:overflowPunct w:val="0"/>
+        <w:adjustRightInd w:val="0"/>
+        <w:spacing w:after="0" w:line="240" w:lineRule="auto"/>
+        <w:jc w:val="right"/>
+        <w:rPr>
+          <w:rFonts w:ascii="Arial" w:eastAsia="MS Mincho" w:hAnsi="Arial" w:cs="Arial"/>
+          <w:b/>
+          <w:bCs/>
+          <w:color w:val="000000"/>
+          <w:kern w:val="28"/>
+          <w:lang w:val="es-ES_tradnl" w:eastAsia="es-VE"/>
+          <w14:ligatures w14:val="none"/>
+        </w:rPr>
+      </w:pPr>
+    </w:p>
+    <w:p>
+      <w:pPr>
+        <w:widowControl w:val="0"/>
+        <w:overflowPunct w:val="0"/>
+        <w:adjustRightInd w:val="0"/>
+        <w:spacing w:after="0" w:line="240" w:lineRule="auto"/>
+        <w:jc w:val="right"/>
+        <w:rPr>
+          <w:rFonts w:ascii="Arial" w:eastAsia="MS Mincho" w:hAnsi="Arial" w:cs="Arial"/>
+          <w:b/>
+          <w:bCs/>
+          <w:color w:val="000000"/>
+          <w:kern w:val="28"/>
+          <w:lang w:val="es-ES_tradnl" w:eastAsia="es-VE"/>
+          <w14:ligatures w14:val="none"/>
+        </w:rPr>
+      </w:pPr>
+    </w:p>
+    <w:p>
+      <w:pPr>
+        <w:widowControl w:val="0"/>
+        <w:overflowPunct w:val="0"/>
+        <w:adjustRightInd w:val="0"/>
+        <w:spacing w:after="0" w:line="240" w:lineRule="auto"/>
+        <w:jc w:val="right"/>
+        <w:rPr>
+          <w:rFonts w:ascii="Arial" w:eastAsia="MS Mincho" w:hAnsi="Arial" w:cs="Arial"/>
+          <w:b/>
+          <w:bCs/>
+          <w:color w:val="000000"/>
+          <w:kern w:val="28"/>
+          <w:lang w:val="es-ES_tradnl" w:eastAsia="es-VE"/>
+          <w14:ligatures w14:val="none"/>
+        </w:rPr>
+      </w:pPr>
+    </w:p>
+    <w:p>
+      <w:pPr>
+        <w:widowControl w:val="0"/>
+        <w:overflowPunct w:val="0"/>
+        <w:adjustRightInd w:val="0"/>
+        <w:spacing w:after="0" w:line="240" w:lineRule="auto"/>
+        <w:jc w:val="right"/>
+        <w:rPr>
+          <w:rFonts w:ascii="Arial" w:eastAsia="MS Mincho" w:hAnsi="Arial" w:cs="Arial"/>
+          <w:b/>
+          <w:bCs/>
+          <w:color w:val="000000"/>
+          <w:kern w:val="28"/>
+          <w:lang w:val="es-ES_tradnl" w:eastAsia="es-VE"/>
+          <w14:ligatures w14:val="none"/>
+        </w:rPr>
+      </w:pPr>
+    </w:p>
+    <w:p>
+      <w:pPr>
+        <w:widowControl w:val="0"/>
+        <w:overflowPunct w:val="0"/>
+        <w:adjustRightInd w:val="0"/>
+        <w:spacing w:after="0" w:line="240" w:lineRule="auto"/>
+        <w:jc w:val="right"/>
+        <w:rPr>
+          <w:rFonts w:ascii="Arial" w:eastAsia="MS Mincho" w:hAnsi="Arial" w:cs="Arial"/>
+          <w:b/>
+          <w:bCs/>
+          <w:color w:val="000000"/>
+          <w:kern w:val="28"/>
+          <w:lang w:val="es-ES_tradnl" w:eastAsia="es-VE"/>
+          <w14:ligatures w14:val="none"/>
+        </w:rPr>
+      </w:pPr>
+    </w:p>
+    <w:p>
+      <w:pPr>
+        <w:widowControl w:val="0"/>
+        <w:overflowPunct w:val="0"/>
+        <w:adjustRightInd w:val="0"/>
+        <w:spacing w:after="200" w:line="240" w:lineRule="auto"/>
+        <w:jc w:val="right"/>
+        <w:rPr>
+          <w:rFonts w:ascii="Arial" w:eastAsia="MS Mincho" w:hAnsi="Arial" w:cs="Arial"/>
+          <w:b/>
+          <w:bCs/>
+          <w:color w:val="000000"/>
+          <w:kern w:val="28"/>
+          <w:sz w:val="72"/>
+          <w:szCs w:val="72"/>
+          <w:lang w:val="es-ES_tradnl" w:eastAsia="es-VE"/>
+          <w14:ligatures w14:val="none"/>
+        </w:rPr>
+      </w:pPr>
+      <w:r>
+        <w:rPr>
+          <w:rFonts w:ascii="Arial" w:eastAsia="MS Mincho" w:hAnsi="Arial" w:cs="Arial"/>
+          <w:b/>
+          <w:bCs/>
+          <w:color w:val="000000"/>
+          <w:kern w:val="28"/>
+          <w:sz w:val="72"/>
+          <w:szCs w:val="72"/>
+          <w:lang w:val="es-ES_tradnl" w:eastAsia="es-VE"/>
+          <w14:ligatures w14:val="none"/>
+        </w:rPr>
+        <w:t>C</w:t>
+      </w:r>
+      <w:r>
+        <w:rPr>
+          <w:rFonts w:ascii="Arial" w:eastAsia="MS Mincho" w:hAnsi="Arial" w:cs="Arial"/>
+          <w:b/>
+          <w:bCs/>
+          <w:color w:val="000000"/>
+          <w:kern w:val="28"/>
+          <w:sz w:val="72"/>
+          <w:szCs w:val="72"/>
+          <w:lang w:val="es-ES_tradnl" w:eastAsia="es-VE"/>
+          <w14:ligatures w14:val="none"/>
+        </w:rPr>
+        <w:t>APÍTULO</w:t>
+      </w:r>
+      <w:r>
+        <w:rPr>
+          <w:rFonts w:ascii="Arial" w:eastAsia="MS Mincho" w:hAnsi="Arial" w:cs="Arial"/>
+          <w:b/>
+          <w:bCs/>
+          <w:color w:val="000000"/>
+          <w:kern w:val="28"/>
+          <w:sz w:val="72"/>
+          <w:szCs w:val="72"/>
+          <w:lang w:val="es-ES_tradnl" w:eastAsia="es-VE"/>
+          <w14:ligatures w14:val="none"/>
+        </w:rPr>
+        <w:t xml:space="preserve"> I</w:t>
+      </w:r>
+    </w:p>
+    <w:p>
+      <w:pPr>
+        <w:widowControl w:val="0"/>
+        <w:tabs>
+          <w:tab w:val="left" w:pos="284"/>
+        </w:tabs>
+        <w:overflowPunct w:val="0"/>
+        <w:adjustRightInd w:val="0"/>
+        <w:spacing w:after="0" w:line="240" w:lineRule="auto"/>
+        <w:rPr>
+          <w:rFonts w:ascii="Arial" w:eastAsia="MS Mincho" w:hAnsi="Arial" w:cs="Arial"/>
+          <w:b/>
+          <w:kern w:val="28"/>
+          <w:sz w:val="44"/>
+          <w:szCs w:val="44"/>
+          <w:lang w:val="es-ES_tradnl" w:eastAsia="es-VE"/>
+          <w14:ligatures w14:val="none"/>
+        </w:rPr>
+      </w:pPr>
+      <w:r>
+        <w:rPr>
+          <w:rFonts w:ascii="Arial" w:eastAsia="MS Mincho" w:hAnsi="Arial" w:cs="Arial"/>
+          <w:b/>
+          <w:kern w:val="28"/>
+          <w:sz w:val="44"/>
+          <w:szCs w:val="44"/>
+          <w:lang w:val="es-ES_tradnl" w:eastAsia="es-VE"/>
+          <w14:ligatures w14:val="none"/>
+        </w:rPr>
+        <w:t>INFORMACIÓN GENERAL DE LA EMPRESA</w:t>
+      </w:r>
+    </w:p>
+    <w:p>
+      <w:pPr>
+        <w:widowControl w:val="0"/>
+        <w:autoSpaceDE w:val="0"/>
+        <w:autoSpaceDN w:val="0"/>
+        <w:adjustRightInd w:val="0"/>
+        <w:spacing w:after="0" w:line="480" w:lineRule="auto"/>
+        <w:rPr>
+          <w:rFonts w:ascii="Arial" w:eastAsia="Calibri" w:hAnsi="Arial" w:cs="Arial"/>
+          <w:b/>
+          <w:bCs/>
+          <w:color w:val="000000"/>
+          <w:kern w:val="0"/>
+          <w:lang w:val="es-VE"/>
+          <w14:ligatures w14:val="none"/>
+        </w:rPr>
+      </w:pPr>
+    </w:p>
+    <w:p>
+      <w:pPr>
+        <w:widowControl w:val="0"/>
+        <w:autoSpaceDE w:val="0"/>
+        <w:autoSpaceDN w:val="0"/>
+        <w:adjustRightInd w:val="0"/>
+        <w:spacing w:after="0" w:line="480" w:lineRule="auto"/>
+        <w:rPr>
+          <w:rFonts w:ascii="Arial" w:eastAsia="Calibri" w:hAnsi="Arial" w:cs="Arial"/>
+          <w:b/>
+          <w:bCs/>
+          <w:color w:val="000000"/>
+          <w:kern w:val="0"/>
+          <w:lang w:val="es-VE"/>
+          <w14:ligatures w14:val="none"/>
+        </w:rPr>
+      </w:pPr>
+    </w:p>
+    <w:p>
+      <w:pPr>
+        <w:widowControl w:val="0"/>
+        <w:autoSpaceDE w:val="0"/>
+        <w:autoSpaceDN w:val="0"/>
+        <w:adjustRightInd w:val="0"/>
+        <w:spacing w:after="0" w:line="480" w:lineRule="auto"/>
+        <w:rPr>
+          <w:rFonts w:ascii="Arial" w:eastAsia="Calibri" w:hAnsi="Arial" w:cs="Arial"/>
+          <w:b/>
+          <w:bCs/>
+          <w:color w:val="000000"/>
+          <w:kern w:val="0"/>
+          <w:lang w:val="es-VE"/>
+          <w14:ligatures w14:val="none"/>
+        </w:rPr>
+      </w:pPr>
+    </w:p>
+    <w:p>
+      <w:pPr>
+        <w:widowControl w:val="0"/>
+        <w:autoSpaceDE w:val="0"/>
+        <w:autoSpaceDN w:val="0"/>
+        <w:adjustRightInd w:val="0"/>
+        <w:spacing w:after="0" w:line="480" w:lineRule="auto"/>
+        <w:rPr>
+          <w:rFonts w:ascii="Arial" w:eastAsia="Calibri" w:hAnsi="Arial" w:cs="Arial"/>
+          <w:b/>
+          <w:bCs/>
+          <w:color w:val="000000"/>
+          <w:kern w:val="0"/>
+          <w:lang w:val="es-VE"/>
+          <w14:ligatures w14:val="none"/>
+        </w:rPr>
+      </w:pPr>
+    </w:p>
+    <w:p>
+      <w:pPr>
+        <w:widowControl w:val="0"/>
+        <w:autoSpaceDE w:val="0"/>
+        <w:autoSpaceDN w:val="0"/>
+        <w:adjustRightInd w:val="0"/>
+        <w:spacing w:after="0" w:line="480" w:lineRule="auto"/>
+        <w:rPr>
+          <w:rFonts w:ascii="Arial" w:eastAsia="Calibri" w:hAnsi="Arial" w:cs="Arial"/>
+          <w:b/>
+          <w:bCs/>
+          <w:color w:val="000000"/>
+          <w:kern w:val="0"/>
+          <w:lang w:val="es-VE"/>
+          <w14:ligatures w14:val="none"/>
+        </w:rPr>
+      </w:pPr>
+    </w:p>
+    <w:p>
+      <w:pPr>
+        <w:widowControl w:val="0"/>
+        <w:autoSpaceDE w:val="0"/>
+        <w:autoSpaceDN w:val="0"/>
+        <w:adjustRightInd w:val="0"/>
+        <w:spacing w:after="0" w:line="480" w:lineRule="auto"/>
+        <w:rPr>
+          <w:rFonts w:ascii="Arial" w:eastAsia="Calibri" w:hAnsi="Arial" w:cs="Arial"/>
+          <w:b/>
+          <w:bCs/>
+          <w:color w:val="000000"/>
+          <w:kern w:val="0"/>
+          <w:lang w:val="es-VE"/>
+          <w14:ligatures w14:val="none"/>
+        </w:rPr>
+      </w:pPr>
+    </w:p>
+    <w:p>
+      <w:pPr>
+        <w:widowControl w:val="0"/>
+        <w:autoSpaceDE w:val="0"/>
+        <w:autoSpaceDN w:val="0"/>
+        <w:adjustRightInd w:val="0"/>
+        <w:spacing w:after="0" w:line="480" w:lineRule="auto"/>
+        <w:rPr>
+          <w:rFonts w:ascii="Arial" w:eastAsia="Calibri" w:hAnsi="Arial" w:cs="Arial"/>
+          <w:b/>
+          <w:bCs/>
+          <w:color w:val="000000"/>
+          <w:kern w:val="0"/>
+          <w:lang w:val="es-VE"/>
+          <w14:ligatures w14:val="none"/>
+        </w:rPr>
+      </w:pPr>
+    </w:p>
+    <w:p>
+      <w:pPr>
+        <w:widowControl w:val="0"/>
+        <w:autoSpaceDE w:val="0"/>
+        <w:autoSpaceDN w:val="0"/>
+        <w:adjustRightInd w:val="0"/>
+        <w:spacing w:after="0" w:line="480" w:lineRule="auto"/>
+        <w:rPr>
+          <w:rFonts w:ascii="Arial" w:eastAsia="Calibri" w:hAnsi="Arial" w:cs="Arial"/>
+          <w:b/>
+          <w:bCs/>
+          <w:color w:val="000000"/>
+          <w:kern w:val="0"/>
+          <w:lang w:val="es-VE"/>
+          <w14:ligatures w14:val="none"/>
+        </w:rPr>
+      </w:pPr>
+    </w:p>
+    <w:p>
+      <w:pPr>
+        <w:pStyle w:val="pasantia"/>
+        <w:spacing w:line="360" w:lineRule="auto"/>
+        <w:jc w:val="center"/>
+        <w:rPr>
+          <w:b/>
+          <w:bCs/>
+          <w:lang w:val="es-VE"/>
+        </w:rPr>
+      </w:pPr>
+    </w:p>
+    <w:p>
+      <w:pPr>
+        <w:pStyle w:val="pasantia"/>
+        <w:spacing w:line="480" w:lineRule="auto"/>
+        <w:jc w:val="center"/>
+        <w:rPr>
+          <w:b/>
+          <w:bCs/>
+          <w:lang w:val="es-VE"/>
+        </w:rPr>
+      </w:pPr>
+      <w:r>
+        <w:rPr>
+          <w:b/>
+          <w:bCs/>
+          <w:lang w:val="es-VE"/>
+        </w:rPr>
+        <w:lastRenderedPageBreak/>
+        <w:t>CAPÍTULO I</w:t>
+      </w:r>
+    </w:p>
+    <w:p>
+      <w:pPr>
+        <w:pStyle w:val="pasantia"/>
+        <w:spacing w:line="480" w:lineRule="auto"/>
+        <w:jc w:val="center"/>
+        <w:rPr>
+          <w:b/>
+          <w:bCs/>
+          <w:lang w:val="es-VE"/>
+        </w:rPr>
+      </w:pPr>
+      <w:r>
+        <w:rPr>
+          <w:b/>
+          <w:bCs/>
+          <w:lang w:val="es-VE"/>
+        </w:rPr>
+        <w:t>INFORMACIÓN GENERAL DE LA EMPRESA O INSTITUCIÓN</w:t>
+      </w:r>
+    </w:p>
+    <w:p>
+      <w:pPr>
+        <w:pStyle w:val="pasantia"/>
+        <w:spacing w:line="480" w:lineRule="auto"/>
+        <w:ind w:firstLine="0"/>
+        <w:rPr>
+          <w:b/>
+          <w:bCs/>
+          <w:lang w:val="es-VE"/>
+        </w:rPr>
+      </w:pPr>
+      <w:r>
+        <w:rPr>
+          <w:b/>
+          <w:bCs/>
+          <w:lang w:val="es-VE"/>
+        </w:rPr>
+        <w:t>1</w:t>
+      </w:r>
+      <w:r>
+        <w:rPr>
+          <w:b/>
+          <w:bCs/>
+          <w:lang w:val="es-VE"/>
+        </w:rPr>
+        <w:t>.</w:t>
+      </w:r>
+      <w:r>
+        <w:rPr>
+          <w:b/>
+          <w:bCs/>
+          <w:lang w:val="es-VE"/>
+        </w:rPr>
+        <w:t xml:space="preserve"> </w:t>
+      </w:r>
+      <w:r>
+        <w:rPr>
+          <w:b/>
+          <w:bCs/>
+          <w:lang w:val="es-VE"/>
+        </w:rPr>
+        <w:t>ANTECENDENTES, ORIG</w:t>
+      </w:r>
+      <w:r>
+        <w:rPr>
+          <w:b/>
+          <w:bCs/>
+          <w:lang w:val="es-VE"/>
+        </w:rPr>
+        <w:t>E</w:t>
+      </w:r>
+      <w:r>
+        <w:rPr>
+          <w:b/>
+          <w:bCs/>
+          <w:lang w:val="es-VE"/>
+        </w:rPr>
+        <w:t>N Y CREACIÓN</w:t>
+      </w:r>
+    </w:p>
+    <w:p>
+      <w:pPr>
+        <w:pStyle w:val="pasantia"/>
+        <w:spacing w:line="480" w:lineRule="auto"/>
+        <w:ind w:firstLine="0"/>
+        <w:jc w:val="both"/>
+        <w:rPr>
+          <w:b/>
+          <w:bCs/>
+          <w:lang w:val="es-VE"/>
+        </w:rPr>
+      </w:pPr>
+      <w:r>
+        <w:rPr>
+          <w:b/>
+          <w:bCs/>
+          <w:lang w:val="es-VE"/>
+        </w:rPr>
+        <w:t xml:space="preserve">     </w:t>
+      </w:r>
+      <w:r>
+        <w:rPr>
+          <w:lang w:val="es-VE"/>
+        </w:rPr>
+        <w:t>En el año 1.998 se fundó PROMOTORA DE SALUD INTEGRAL, C.A (PROSAIN) el cual ten</w:t>
+      </w:r>
+      <w:r>
+        <w:rPr>
+          <w:lang w:val="es-VE"/>
+        </w:rPr>
+        <w:t>í</w:t>
+      </w:r>
+      <w:r>
+        <w:rPr>
+          <w:lang w:val="es-VE"/>
+        </w:rPr>
+        <w:t xml:space="preserve">a como objeto la promoción, administración, gestión, coordinación de servicios de salud; la prestación de programas de salud; de afiliación de los usuarios; la administración de la prestación de los servicios de instituciones prestadoras de salud; servicio de internación; servicio de hospital de día; servicio hospitalarios de cirugía y maternidad; servicio de atención ambulatoria; servicio de atención domiciliaria programada; servicio odontológicos; servicio de diagnóstico; servicio de tratamiento; servicio de emergencia y traslado; servicios de medicina ocupacional; servicios de instalación de equipos odontológicos; servicios de instalación de equipos médico quirúrgicos; servicios de medicina hiperbárica; servicios de seguros de salud de medicina prepagada; servicios de ambulancias terrestres especializadas / atención </w:t>
+      </w:r>
+      <w:proofErr w:type="spellStart"/>
+      <w:r>
+        <w:rPr>
+          <w:lang w:val="es-VE"/>
+        </w:rPr>
+        <w:t>pre-hospitalaria</w:t>
+      </w:r>
+      <w:proofErr w:type="spellEnd"/>
+      <w:r>
+        <w:rPr>
+          <w:lang w:val="es-VE"/>
+        </w:rPr>
+        <w:t>; así como la organización para la prestación de los servicios de salud a los afiliados del Sistema General de Seguridad Social en Salud</w:t>
+      </w:r>
+      <w:r>
+        <w:rPr>
+          <w:lang w:val="es-VE"/>
+        </w:rPr>
+        <w:t>.</w:t>
+      </w:r>
+    </w:p>
+    <w:p>
+      <w:pPr>
+        <w:pStyle w:val="pasantia"/>
+        <w:spacing w:line="480" w:lineRule="auto"/>
+        <w:ind w:firstLine="0"/>
+        <w:jc w:val="both"/>
+        <w:rPr>
+          <w:lang w:val="es-VE"/>
+        </w:rPr>
+      </w:pPr>
+      <w:r>
+        <w:rPr>
+          <w:lang w:val="es-VE"/>
+        </w:rPr>
+        <w:t xml:space="preserve">     </w:t>
+      </w:r>
+      <w:r>
+        <w:rPr>
+          <w:lang w:val="es-VE"/>
+        </w:rPr>
+        <w:t>De</w:t>
+      </w:r>
+      <w:r>
+        <w:rPr>
+          <w:lang w:val="es-VE"/>
+        </w:rPr>
+        <w:t>ntro de las entidades promotoras de salud o fuera de ellas, organiza la forma y mecanismo a través de los cuales los afiliados y su familia pueden acceder al servicio de salud, con las instituciones prestadoras de servicios y los profesionales; controlar la atención integral, eficiente oportuna y de calidad en los servicios prestados por las instituciones prestadoras de servicios de salud, en caso de enfermedad del afiliado o sus familia, y en general cualquier actividad relacionadas con la anteriormente anunciados; y cualquier otra actividad relacionada con la salud humana.</w:t>
+      </w:r>
+      <w:r>
+        <w:rPr>
+          <w:lang w:val="es-VE"/>
+        </w:rPr>
+        <w:t xml:space="preserve"> </w:t>
+      </w:r>
+      <w:r>
+        <w:rPr>
+          <w:lang w:val="es-VE"/>
+        </w:rPr>
+        <w:t xml:space="preserve">Estuvo </w:t>
+      </w:r>
+      <w:r>
+        <w:rPr>
+          <w:lang w:val="es-VE"/>
+        </w:rPr>
+        <w:lastRenderedPageBreak/>
+        <w:t>vigente hasta el año 2010 que se le cambio la razón social a SISTEMAS DE SALUD PARAISO C.A. (SISALUD)</w:t>
+      </w:r>
+      <w:r>
+        <w:rPr>
+          <w:lang w:val="es-VE"/>
+        </w:rPr>
+        <w:t>.</w:t>
+      </w:r>
+    </w:p>
+    <w:p>
+      <w:pPr>
+        <w:pStyle w:val="pasantia"/>
+        <w:spacing w:line="480" w:lineRule="auto"/>
+        <w:ind w:firstLine="0"/>
+        <w:jc w:val="both"/>
+        <w:rPr>
+          <w:b/>
+          <w:bCs/>
+          <w:lang w:val="es-VE"/>
+        </w:rPr>
+      </w:pPr>
+      <w:r>
+        <w:rPr>
+          <w:b/>
+          <w:bCs/>
+          <w:lang w:val="es-VE"/>
+        </w:rPr>
+        <w:t>2</w:t>
+      </w:r>
+      <w:r>
+        <w:rPr>
+          <w:b/>
+          <w:bCs/>
+          <w:lang w:val="es-VE"/>
+        </w:rPr>
+        <w:t>.</w:t>
+      </w:r>
+      <w:r>
+        <w:rPr>
+          <w:b/>
+          <w:bCs/>
+          <w:lang w:val="es-VE"/>
+        </w:rPr>
+        <w:t xml:space="preserve"> MISIÓN</w:t>
+      </w:r>
+      <w:r>
+        <w:rPr>
+          <w:b/>
+          <w:bCs/>
+          <w:lang w:val="es-VE"/>
+        </w:rPr>
+        <w:t>,</w:t>
+      </w:r>
+      <w:r>
+        <w:rPr>
+          <w:b/>
+          <w:bCs/>
+          <w:lang w:val="es-VE"/>
+        </w:rPr>
+        <w:t xml:space="preserve"> VISIÓN</w:t>
+      </w:r>
+      <w:r>
+        <w:rPr>
+          <w:b/>
+          <w:bCs/>
+          <w:lang w:val="es-VE"/>
+        </w:rPr>
+        <w:t xml:space="preserve"> Y OBJETIVOS</w:t>
+      </w:r>
+    </w:p>
+    <w:p>
+      <w:pPr>
+        <w:pStyle w:val="pasantia"/>
+        <w:numPr>
+          <w:ilvl w:val="0"/>
+          <w:numId w:val="8"/>
+        </w:numPr>
+        <w:spacing w:line="480" w:lineRule="auto"/>
+        <w:jc w:val="both"/>
+        <w:rPr>
+          <w:lang w:val="es-VE"/>
+        </w:rPr>
+      </w:pPr>
+      <w:r>
+        <w:rPr>
+          <w:b/>
+          <w:bCs/>
+          <w:lang w:val="es-VE"/>
+        </w:rPr>
+        <w:t>MISIÓN</w:t>
+      </w:r>
+    </w:p>
+    <w:p>
+      <w:pPr>
+        <w:pStyle w:val="pasantia"/>
+        <w:spacing w:line="480" w:lineRule="auto"/>
+        <w:ind w:left="360" w:firstLine="0"/>
+        <w:jc w:val="both"/>
+        <w:rPr>
+          <w:lang w:val="es-VE"/>
+        </w:rPr>
+      </w:pPr>
+      <w:r>
+        <w:rPr>
+          <w:lang w:val="es-VE"/>
+        </w:rPr>
+        <w:t xml:space="preserve">     </w:t>
+      </w:r>
+      <w:r>
+        <w:rPr>
+          <w:lang w:val="es-VE"/>
+        </w:rPr>
+        <w:t>Somos una organización cuyo objetivo es la sistematización de ideas, elementos, recursos y capital humano, guiados por principios gerenciales que den como resultado la disposición de servicios de salud de altísima calidad, que ofrezcan atención inmediata, asequible y eficaz a las personas, mediante el ejercicio profesional, ético, científico y la aplicación de tecnología de punta.</w:t>
+      </w:r>
+    </w:p>
+    <w:p>
+      <w:pPr>
+        <w:pStyle w:val="pasantia"/>
+        <w:numPr>
+          <w:ilvl w:val="0"/>
+          <w:numId w:val="8"/>
+        </w:numPr>
+        <w:spacing w:line="480" w:lineRule="auto"/>
+        <w:jc w:val="both"/>
+        <w:rPr>
+          <w:lang w:val="es-VE"/>
+        </w:rPr>
+      </w:pPr>
+      <w:r>
+        <w:rPr>
+          <w:b/>
+          <w:bCs/>
+          <w:lang w:val="es-VE"/>
+        </w:rPr>
+        <w:t>VISIÓN</w:t>
+      </w:r>
+    </w:p>
+    <w:p>
+      <w:pPr>
+        <w:pStyle w:val="pasantia"/>
+        <w:spacing w:line="480" w:lineRule="auto"/>
+        <w:ind w:left="360" w:firstLine="0"/>
+        <w:jc w:val="both"/>
+        <w:rPr>
+          <w:color w:val="333333"/>
+        </w:rPr>
+      </w:pPr>
+      <w:r>
+        <w:rPr>
+          <w:color w:val="333333"/>
+          <w:lang w:val="es-VE"/>
+        </w:rPr>
+        <w:t xml:space="preserve">     </w:t>
+      </w:r>
+      <w:r>
+        <w:rPr>
+          <w:color w:val="333333"/>
+        </w:rPr>
+        <w:t>Convertirnos en la mejor oportunidad de atención privada en salud, mediante el diseño de sistemas adaptables a todas las necesidades de servicios de las personas, a las normas legales y cambios del mercado, apoyados en la vanguardia tecnológica y en las herramientas necesarias para contribuir con la calidad de vida de nuestros afiliados, a costos razonables.</w:t>
+      </w:r>
+    </w:p>
+    <w:p>
+      <w:pPr>
+        <w:pStyle w:val="pasantia"/>
+        <w:numPr>
+          <w:ilvl w:val="0"/>
+          <w:numId w:val="8"/>
+        </w:numPr>
+        <w:spacing w:line="480" w:lineRule="auto"/>
+        <w:jc w:val="both"/>
+        <w:rPr>
+          <w:lang w:val="es-VE"/>
+        </w:rPr>
+      </w:pPr>
+      <w:r>
+        <w:rPr>
+          <w:b/>
+          <w:bCs/>
+          <w:lang w:val="es-VE"/>
+        </w:rPr>
+        <w:t>OBJETIVOS</w:t>
+      </w:r>
+    </w:p>
+    <w:p>
+      <w:pPr>
+        <w:pStyle w:val="pasantia"/>
+        <w:numPr>
+          <w:ilvl w:val="0"/>
+          <w:numId w:val="11"/>
+        </w:numPr>
+        <w:spacing w:line="480" w:lineRule="auto"/>
+        <w:jc w:val="both"/>
+        <w:rPr>
+          <w:lang w:val="es-VE"/>
+        </w:rPr>
+      </w:pPr>
+      <w:r>
+        <w:rPr>
+          <w:lang w:val="es-VE"/>
+        </w:rPr>
+        <w:t>Abarcar mediante estrategias de mercado el mayor segmento de la población.</w:t>
+      </w:r>
+    </w:p>
+    <w:p>
+      <w:pPr>
+        <w:pStyle w:val="pasantia"/>
+        <w:numPr>
+          <w:ilvl w:val="0"/>
+          <w:numId w:val="11"/>
+        </w:numPr>
+        <w:spacing w:line="480" w:lineRule="auto"/>
+        <w:jc w:val="both"/>
+        <w:rPr>
+          <w:lang w:val="es-VE"/>
+        </w:rPr>
+      </w:pPr>
+      <w:r>
+        <w:rPr>
+          <w:lang w:val="es-VE"/>
+        </w:rPr>
+        <w:t xml:space="preserve">Asegurar la preferencia del empresariado, mediante la premisa según la cual </w:t>
+      </w:r>
+      <w:r>
+        <w:t>«</w:t>
+      </w:r>
+      <w:r>
+        <w:rPr>
+          <w:lang w:val="es-VE"/>
+        </w:rPr>
+        <w:t>el confiarnos la salud de sus trabajadores y familia se traduce en productividad y bienestar propio</w:t>
+      </w:r>
+      <w:r>
+        <w:t>»</w:t>
+      </w:r>
+      <w:r>
+        <w:rPr>
+          <w:lang w:val="es-VE"/>
+        </w:rPr>
+        <w:t>.</w:t>
+      </w:r>
+    </w:p>
+    <w:p>
+      <w:pPr>
+        <w:pStyle w:val="pasantia"/>
+        <w:numPr>
+          <w:ilvl w:val="0"/>
+          <w:numId w:val="11"/>
+        </w:numPr>
+        <w:spacing w:line="480" w:lineRule="auto"/>
+        <w:jc w:val="both"/>
+        <w:rPr>
+          <w:lang w:val="es-VE"/>
+        </w:rPr>
+      </w:pPr>
+      <w:r>
+        <w:rPr>
+          <w:lang w:val="es-VE"/>
+        </w:rPr>
+        <w:lastRenderedPageBreak/>
+        <w:t>Prestar servicios médicos hospitalarios oportunos y de calidad forjando alianzas con las mejores instituciones del país, a costos razonables.</w:t>
+      </w:r>
+    </w:p>
+    <w:p>
+      <w:pPr>
+        <w:pStyle w:val="pasantia"/>
+        <w:numPr>
+          <w:ilvl w:val="0"/>
+          <w:numId w:val="11"/>
+        </w:numPr>
+        <w:spacing w:line="480" w:lineRule="auto"/>
+        <w:jc w:val="both"/>
+        <w:rPr>
+          <w:lang w:val="es-VE"/>
+        </w:rPr>
+      </w:pPr>
+      <w:r>
+        <w:rPr>
+          <w:lang w:val="es-VE"/>
+        </w:rPr>
+        <w:t>Convertirnos en la mejor empresa administradora de planes y programas de salud de la región, brindando excelente servicio con contención de costos.</w:t>
+      </w:r>
+    </w:p>
+    <w:p>
+      <w:pPr>
+        <w:pStyle w:val="pasantia"/>
+        <w:spacing w:line="480" w:lineRule="auto"/>
+        <w:jc w:val="both"/>
+        <w:rPr>
+          <w:b/>
+          <w:bCs/>
+          <w:lang w:val="es-VE"/>
+        </w:rPr>
+      </w:pPr>
+      <w:r>
+        <w:rPr>
+          <w:b/>
+          <w:bCs/>
+          <w:lang w:val="es-VE"/>
+        </w:rPr>
+        <w:t>3. ESTRUCTURA ORGANIZACIONAL</w:t>
+      </w:r>
+    </w:p>
+    <w:p>
+      <w:pPr>
+        <w:pStyle w:val="pasantia"/>
+        <w:spacing w:line="480" w:lineRule="auto"/>
+        <w:jc w:val="both"/>
+        <w:rPr>
+          <w:b/>
+          <w:bCs/>
+          <w:lang w:val="es-VE"/>
+        </w:rPr>
+      </w:pPr>
+      <w:r>
+        <w:rPr>
+          <w:b/>
+          <w:bCs/>
+          <w:lang w:val="es-VE"/>
+        </w:rPr>
+        <w:t>4. RELACIÓN ENTRE LAS FUNCIONES DEL ÁREA EN EL CUAL SE REALIZA LA PASANTÍA Y EL PERFIL PROFESIONAL DEL EGRESADO</w:t>
+      </w:r>
+    </w:p>
+    <w:tbl>
+      <w:tblPr>
+        <w:tblStyle w:val="Tablaconcuadrcula"/>
+        <w:tblW w:w="0" w:type="auto"/>
+        <w:tblLook w:val="04A0" w:firstRow="1" w:lastRow="0" w:firstColumn="1" w:lastColumn="0" w:noHBand="0" w:noVBand="1"/>
+      </w:tblPr>
+      <w:tblGrid>
+        <w:gridCol w:w="4131"/>
+        <w:gridCol w:w="4132"/>
+      </w:tblGrid>
+      <w:tr>
+        <w:tc>
+          <w:tcPr>
+            <w:tcW w:w="4131" w:type="dxa"/>
+            <w:shd w:val="clear" w:color="auto" w:fill="000000" w:themeFill="text1"/>
+          </w:tcPr>
+          <w:p>
+            <w:pPr>
+              <w:pStyle w:val="pasantia"/>
+              <w:spacing w:line="276" w:lineRule="auto"/>
+              <w:ind w:firstLine="0"/>
+              <w:jc w:val="center"/>
+              <w:rPr>
+                <w:lang w:val="es-VE"/>
+              </w:rPr>
+            </w:pPr>
+            <w:r>
+              <w:rPr>
+                <w:lang w:val="es-VE"/>
+              </w:rPr>
+              <w:t>Funciones del área dond</w:t>
+            </w:r>
+            <w:r>
+              <w:rPr>
+                <w:lang w:val="es-VE"/>
+              </w:rPr>
+              <w:t xml:space="preserve">e </w:t>
+            </w:r>
+            <w:r>
+              <w:rPr>
+                <w:lang w:val="es-VE"/>
+              </w:rPr>
+              <w:t>realiza las pasantías</w:t>
+            </w:r>
+          </w:p>
+        </w:tc>
+        <w:tc>
+          <w:tcPr>
+            <w:tcW w:w="4132" w:type="dxa"/>
+            <w:shd w:val="clear" w:color="auto" w:fill="000000" w:themeFill="text1"/>
+          </w:tcPr>
+          <w:p>
+            <w:pPr>
+              <w:pStyle w:val="pasantia"/>
+              <w:spacing w:line="276" w:lineRule="auto"/>
+              <w:ind w:firstLine="0"/>
+              <w:jc w:val="center"/>
+              <w:rPr>
+                <w:lang w:val="es-VE"/>
+              </w:rPr>
+            </w:pPr>
+            <w:r>
+              <w:rPr>
+                <w:lang w:val="es-VE"/>
+              </w:rPr>
+              <w:t>Perfil profesional del egresado</w:t>
+            </w:r>
+          </w:p>
+        </w:tc>
+      </w:tr>
+      <w:tr>
+        <w:tc>
+          <w:tcPr>
+            <w:tcW w:w="4131" w:type="dxa"/>
+          </w:tcPr>
+          <w:p>
+            <w:pPr>
+              <w:pStyle w:val="pasantia"/>
+              <w:ind w:firstLine="0"/>
+              <w:jc w:val="both"/>
+              <w:rPr>
+                <w:lang w:val="es-VE"/>
+              </w:rPr>
+            </w:pPr>
+            <w:r>
+              <w:rPr>
+                <w:lang w:val="es-VE"/>
+              </w:rPr>
+              <w:t>Atención directa a usuarios y resolución de incidencias en estaciones de trabajo.</w:t>
+            </w:r>
+          </w:p>
+        </w:tc>
+        <w:tc>
+          <w:tcPr>
+            <w:tcW w:w="4132" w:type="dxa"/>
+          </w:tcPr>
+          <w:p>
+            <w:pPr>
+              <w:pStyle w:val="pasantia"/>
+              <w:ind w:firstLine="0"/>
+              <w:jc w:val="both"/>
+              <w:rPr>
+                <w:lang w:val="es-VE"/>
+              </w:rPr>
+            </w:pPr>
+            <w:r>
+              <w:t>Capacitado para el desarrollo, uso, operación y mantenimiento de sistemas de información y tecnologías asociadas.</w:t>
+            </w:r>
+          </w:p>
+        </w:tc>
+      </w:tr>
+      <w:tr>
+        <w:tc>
+          <w:tcPr>
+            <w:tcW w:w="4131" w:type="dxa"/>
+          </w:tcPr>
+          <w:p>
+            <w:pPr>
+              <w:pStyle w:val="pasantia"/>
+              <w:ind w:firstLine="0"/>
+              <w:jc w:val="both"/>
+              <w:rPr>
+                <w:lang w:val="es-VE"/>
+              </w:rPr>
+            </w:pPr>
+            <w:r>
+              <w:t>Supervisión de la conectividad y funcionamiento de la infraestructura de red.</w:t>
+            </w:r>
+          </w:p>
+        </w:tc>
+        <w:tc>
+          <w:tcPr>
+            <w:tcW w:w="4132" w:type="dxa"/>
+          </w:tcPr>
+          <w:p>
+            <w:pPr>
+              <w:pStyle w:val="pasantia"/>
+              <w:ind w:firstLine="0"/>
+              <w:jc w:val="both"/>
+              <w:rPr>
+                <w:lang w:val="es-VE"/>
+              </w:rPr>
+            </w:pPr>
+            <w:r>
+              <w:t>Intervención en la determinación de necesidades de mejora o diseño de sistemas de transmisión de datos.</w:t>
+            </w:r>
+          </w:p>
+        </w:tc>
+      </w:tr>
+      <w:tr>
+        <w:tc>
+          <w:tcPr>
+            <w:tcW w:w="4131" w:type="dxa"/>
+          </w:tcPr>
+          <w:p>
+            <w:pPr>
+              <w:pStyle w:val="pasantia"/>
+              <w:ind w:firstLine="0"/>
+              <w:jc w:val="both"/>
+              <w:rPr>
+                <w:lang w:val="es-VE"/>
+              </w:rPr>
+            </w:pPr>
+            <w:r>
+              <w:t>Administración de recursos, almacenamiento y disponibilidad de servicios críticos.</w:t>
+            </w:r>
+          </w:p>
+        </w:tc>
+        <w:tc>
+          <w:tcPr>
+            <w:tcW w:w="4132" w:type="dxa"/>
+          </w:tcPr>
+          <w:p>
+            <w:pPr>
+              <w:pStyle w:val="pasantia"/>
+              <w:ind w:firstLine="0"/>
+              <w:jc w:val="both"/>
+              <w:rPr>
+                <w:lang w:val="es-VE"/>
+              </w:rPr>
+            </w:pPr>
+            <w:r>
+              <w:t>Participación en procesos de automatización, almacenamiento y recuperación de información confiable.</w:t>
+            </w:r>
+          </w:p>
+        </w:tc>
+      </w:tr>
+      <w:tr>
+        <w:tc>
+          <w:tcPr>
+            <w:tcW w:w="4131" w:type="dxa"/>
+          </w:tcPr>
+          <w:p>
+            <w:pPr>
+              <w:pStyle w:val="pasantia"/>
+              <w:ind w:firstLine="0"/>
+              <w:jc w:val="both"/>
+              <w:rPr>
+                <w:lang w:val="es-VE"/>
+              </w:rPr>
+            </w:pPr>
+            <w:r>
+              <w:t>Configuración y administración de sistemas de control de acceso y captación de datos.</w:t>
+            </w:r>
+          </w:p>
+        </w:tc>
+        <w:tc>
+          <w:tcPr>
+            <w:tcW w:w="4132" w:type="dxa"/>
+          </w:tcPr>
+          <w:p>
+            <w:pPr>
+              <w:pStyle w:val="pasantia"/>
+              <w:ind w:firstLine="0"/>
+              <w:jc w:val="both"/>
+              <w:rPr>
+                <w:lang w:val="es-VE"/>
+              </w:rPr>
+            </w:pPr>
+            <w:r>
+              <w:t>Capacidad para coordinar el tratamiento integrado de datos y su impacto en la seguridad y operatividad empresarial.</w:t>
+            </w:r>
+          </w:p>
+        </w:tc>
+      </w:tr>
+      <w:tr>
+        <w:tc>
+          <w:tcPr>
+            <w:tcW w:w="4131" w:type="dxa"/>
+          </w:tcPr>
+          <w:p>
+            <w:pPr>
+              <w:pStyle w:val="pasantia"/>
+              <w:ind w:firstLine="0"/>
+              <w:jc w:val="both"/>
+              <w:rPr>
+                <w:lang w:val="es-VE"/>
+              </w:rPr>
+            </w:pPr>
+            <w:r>
+              <w:t>Supervisión y mantenimiento de sistemas de vigilancia automatizados.</w:t>
+            </w:r>
+          </w:p>
+        </w:tc>
+        <w:tc>
+          <w:tcPr>
+            <w:tcW w:w="4132" w:type="dxa"/>
+          </w:tcPr>
+          <w:p>
+            <w:pPr>
+              <w:pStyle w:val="pasantia"/>
+              <w:ind w:firstLine="0"/>
+              <w:jc w:val="both"/>
+              <w:rPr>
+                <w:lang w:val="es-VE"/>
+              </w:rPr>
+            </w:pPr>
+            <w:r>
+              <w:t>Generación de criterios para la utilización de nuevas tecnologías y sus potencialidades dentro de la empresa.</w:t>
+            </w:r>
+          </w:p>
+        </w:tc>
+      </w:tr>
+      <w:tr>
+        <w:tc>
+          <w:tcPr>
+            <w:tcW w:w="4131" w:type="dxa"/>
+          </w:tcPr>
+          <w:p>
+            <w:pPr>
+              <w:pStyle w:val="pasantia"/>
+              <w:ind w:firstLine="0"/>
+              <w:jc w:val="both"/>
+              <w:rPr>
+                <w:lang w:val="es-VE"/>
+              </w:rPr>
+            </w:pPr>
+            <w:r>
+              <w:t>Identificación de fallas de hardware y configuración de periféricos de salida.</w:t>
+            </w:r>
+          </w:p>
+        </w:tc>
+        <w:tc>
+          <w:tcPr>
+            <w:tcW w:w="4132" w:type="dxa"/>
+          </w:tcPr>
+          <w:p>
+            <w:pPr>
+              <w:pStyle w:val="pasantia"/>
+              <w:ind w:firstLine="0"/>
+              <w:jc w:val="both"/>
+              <w:rPr>
+                <w:lang w:val="es-VE"/>
+              </w:rPr>
+            </w:pPr>
+            <w:r>
+              <w:t>Intervención en los diferentes niveles de la empresa para asegurar el procesamiento de datos y adaptación técnica.</w:t>
+            </w:r>
+          </w:p>
+        </w:tc>
+      </w:tr>
+      <w:tr>
+        <w:tc>
+          <w:tcPr>
+            <w:tcW w:w="8263" w:type="dxa"/>
+            <w:gridSpan w:val="2"/>
+            <w:shd w:val="clear" w:color="auto" w:fill="000000" w:themeFill="text1"/>
+          </w:tcPr>
+          <w:p>
+            <w:pPr>
+              <w:pStyle w:val="pasantia"/>
+              <w:spacing w:line="480" w:lineRule="auto"/>
+              <w:ind w:firstLine="0"/>
+              <w:jc w:val="both"/>
+              <w:rPr>
+                <w:lang w:val="es-VE"/>
+              </w:rPr>
+            </w:pPr>
+            <w:r>
+              <w:rPr>
+                <w:lang w:val="es-VE"/>
+              </w:rPr>
+              <w:t>Análisis</w:t>
+            </w:r>
+          </w:p>
+        </w:tc>
+      </w:tr>
+      <w:tr>
+        <w:tc>
+          <w:tcPr>
+            <w:tcW w:w="8263" w:type="dxa"/>
+            <w:gridSpan w:val="2"/>
+          </w:tcPr>
+          <w:p>
+            <w:pPr>
+              <w:pStyle w:val="pasantia"/>
+              <w:spacing w:line="360" w:lineRule="auto"/>
+              <w:ind w:firstLine="0"/>
+              <w:jc w:val="both"/>
+              <w:rPr>
+                <w:lang w:val="es-VE"/>
+              </w:rPr>
+            </w:pPr>
+            <w:r>
+              <w:rPr>
+                <w:lang w:val="es-VE"/>
+              </w:rPr>
+              <w:t xml:space="preserve">Las actividades técnicas </w:t>
+            </w:r>
+            <w:r>
+              <w:rPr>
+                <w:lang w:val="es-VE"/>
+              </w:rPr>
+              <w:t xml:space="preserve">que fueron </w:t>
+            </w:r>
+            <w:r>
+              <w:rPr>
+                <w:lang w:val="es-VE"/>
+              </w:rPr>
+              <w:t>descritas, desde la gestión de redes hasta el manejo de dispositivos biométricos, constituyen la base operativa para el funcionamiento de los sistemas</w:t>
+            </w:r>
+            <w:r>
+              <w:rPr>
+                <w:lang w:val="es-VE"/>
+              </w:rPr>
+              <w:t xml:space="preserve"> de información</w:t>
+            </w:r>
+            <w:r>
+              <w:rPr>
+                <w:lang w:val="es-VE"/>
+              </w:rPr>
+              <w:t xml:space="preserve"> que el </w:t>
+            </w:r>
+            <w:r>
+              <w:rPr>
+                <w:lang w:val="es-VE"/>
+              </w:rPr>
+              <w:t xml:space="preserve">Ingeniero en Informática </w:t>
+            </w:r>
+            <w:r>
+              <w:rPr>
+                <w:lang w:val="es-VE"/>
+              </w:rPr>
+              <w:t>está llamado a diseñar e implantar.</w:t>
+            </w:r>
+            <w:r>
+              <w:rPr>
+                <w:lang w:val="es-VE"/>
+              </w:rPr>
+              <w:t xml:space="preserve"> Además, </w:t>
+            </w:r>
+            <w:r>
+              <w:rPr>
+                <w:lang w:val="es-VE"/>
+              </w:rPr>
+              <w:t xml:space="preserve">al aplicar conocimientos sobre sistemas de </w:t>
+            </w:r>
+            <w:r>
+              <w:rPr>
+                <w:lang w:val="es-VE"/>
+              </w:rPr>
+              <w:lastRenderedPageBreak/>
+              <w:t xml:space="preserve">información </w:t>
+            </w:r>
+            <w:r>
+              <w:rPr>
+                <w:lang w:val="es-VE"/>
+              </w:rPr>
+              <w:t>y</w:t>
+            </w:r>
+            <w:r>
+              <w:rPr>
+                <w:lang w:val="es-VE"/>
+              </w:rPr>
+              <w:t xml:space="preserve"> el</w:t>
+            </w:r>
+            <w:r>
+              <w:rPr>
+                <w:lang w:val="es-VE"/>
+              </w:rPr>
+              <w:t xml:space="preserve"> mantenimiento de</w:t>
+            </w:r>
+            <w:r>
+              <w:rPr>
+                <w:lang w:val="es-VE"/>
+              </w:rPr>
+              <w:t xml:space="preserve"> equipos</w:t>
+            </w:r>
+            <w:r>
+              <w:rPr>
+                <w:lang w:val="es-VE"/>
+              </w:rPr>
+              <w:t xml:space="preserve"> </w:t>
+            </w:r>
+            <w:r>
+              <w:rPr>
+                <w:lang w:val="es-VE"/>
+              </w:rPr>
+              <w:t xml:space="preserve">se </w:t>
+            </w:r>
+            <w:r>
+              <w:rPr>
+                <w:lang w:val="es-VE"/>
+              </w:rPr>
+              <w:t>garanti</w:t>
+            </w:r>
+            <w:r>
+              <w:rPr>
+                <w:lang w:val="es-VE"/>
+              </w:rPr>
+              <w:t>ce</w:t>
+            </w:r>
+            <w:r>
+              <w:rPr>
+                <w:lang w:val="es-VE"/>
+              </w:rPr>
+              <w:t xml:space="preserve"> que l</w:t>
+            </w:r>
+            <w:r>
+              <w:rPr>
+                <w:lang w:val="es-VE"/>
+              </w:rPr>
+              <w:t>os datos</w:t>
+            </w:r>
+            <w:r>
+              <w:rPr>
+                <w:lang w:val="es-VE"/>
+              </w:rPr>
+              <w:t xml:space="preserve"> sea</w:t>
+            </w:r>
+            <w:r>
+              <w:rPr>
+                <w:lang w:val="es-VE"/>
+              </w:rPr>
+              <w:t>n</w:t>
+            </w:r>
+            <w:r>
+              <w:rPr>
+                <w:lang w:val="es-VE"/>
+              </w:rPr>
+              <w:t xml:space="preserve"> "confiable y oportuna". </w:t>
+            </w:r>
+            <w:r>
+              <w:rPr>
+                <w:lang w:val="es-VE"/>
+              </w:rPr>
+              <w:t>E</w:t>
+            </w:r>
+            <w:r>
+              <w:rPr>
+                <w:lang w:val="es-VE"/>
+              </w:rPr>
+              <w:t>l pasante</w:t>
+            </w:r>
+            <w:r>
+              <w:rPr>
+                <w:lang w:val="es-VE"/>
+              </w:rPr>
+              <w:t xml:space="preserve"> </w:t>
+            </w:r>
+            <w:r>
+              <w:rPr>
+                <w:lang w:val="es-VE"/>
+              </w:rPr>
+              <w:t xml:space="preserve">está </w:t>
+            </w:r>
+            <w:r>
+              <w:rPr>
+                <w:lang w:val="es-VE"/>
+              </w:rPr>
+              <w:t xml:space="preserve">en la capacidad </w:t>
+            </w:r>
+            <w:r>
+              <w:rPr>
+                <w:lang w:val="es-VE"/>
+              </w:rPr>
+              <w:t xml:space="preserve">de </w:t>
+            </w:r>
+            <w:r>
+              <w:rPr>
+                <w:lang w:val="es-VE"/>
+              </w:rPr>
+              <w:t>intervenir en la automatización y recuperación de información</w:t>
+            </w:r>
+            <w:r>
+              <w:rPr>
+                <w:lang w:val="es-VE"/>
+              </w:rPr>
+              <w:t xml:space="preserve"> de forma pertinente</w:t>
+            </w:r>
+            <w:r>
+              <w:rPr>
+                <w:lang w:val="es-VE"/>
+              </w:rPr>
+              <w:t>,</w:t>
+            </w:r>
+            <w:r>
+              <w:rPr>
+                <w:lang w:val="es-VE"/>
+              </w:rPr>
+              <w:t xml:space="preserve"> siendo capaz de </w:t>
+            </w:r>
+            <w:r>
+              <w:rPr>
+                <w:lang w:val="es-VE"/>
+              </w:rPr>
+              <w:t>adapt</w:t>
+            </w:r>
+            <w:r>
+              <w:rPr>
+                <w:lang w:val="es-VE"/>
+              </w:rPr>
+              <w:t>arse</w:t>
+            </w:r>
+            <w:r>
+              <w:rPr>
+                <w:lang w:val="es-VE"/>
+              </w:rPr>
+              <w:t xml:space="preserve"> a l</w:t>
+            </w:r>
+            <w:r>
+              <w:rPr>
+                <w:lang w:val="es-VE"/>
+              </w:rPr>
+              <w:t xml:space="preserve">os cambios </w:t>
+            </w:r>
+            <w:r>
+              <w:rPr>
+                <w:lang w:val="es-VE"/>
+              </w:rPr>
+              <w:t>tecnológic</w:t>
+            </w:r>
+            <w:r>
+              <w:rPr>
+                <w:lang w:val="es-VE"/>
+              </w:rPr>
+              <w:t>o</w:t>
+            </w:r>
+            <w:r>
+              <w:rPr>
+                <w:lang w:val="es-VE"/>
+              </w:rPr>
+              <w:t>s del entorno laboral.</w:t>
+            </w:r>
+            <w:r>
+              <w:rPr>
+                <w:lang w:val="es-VE"/>
+              </w:rPr>
+              <w:t xml:space="preserve"> Por lo que</w:t>
+            </w:r>
+            <w:r>
+              <w:rPr>
+                <w:lang w:val="es-VE"/>
+              </w:rPr>
+              <w:t>, las funciones del área permiten un ejercicio</w:t>
+            </w:r>
+            <w:r>
+              <w:rPr>
+                <w:lang w:val="es-VE"/>
+              </w:rPr>
+              <w:t xml:space="preserve"> completo</w:t>
+            </w:r>
+            <w:r>
+              <w:rPr>
+                <w:lang w:val="es-VE"/>
+              </w:rPr>
+              <w:t xml:space="preserve"> donde las competencias teóricas del egresado se transforman en soluciones prácticas.</w:t>
+            </w:r>
+          </w:p>
+        </w:tc>
+      </w:tr>
+    </w:tbl>
+    <w:p>
+      <w:pPr>
+        <w:pStyle w:val="pasantia"/>
+        <w:spacing w:line="480" w:lineRule="auto"/>
+        <w:jc w:val="both"/>
+        <w:rPr>
+          <w:b/>
+          <w:bCs/>
+          <w:lang w:val="es-VE"/>
+        </w:rPr>
+      </w:pPr>
     </w:p>
     <w:sectPr>
       <w:pgSz w:w="12242" w:h="15842" w:code="1"/>
@@ -1438,6 +3449,353 @@
     </w:lvl>
   </w:abstractNum>
   <w:abstractNum w:abstractNumId="1" w15:restartNumberingAfterBreak="0">
+    <w:nsid w:val="0D012131"/>
+    <w:multiLevelType w:val="hybridMultilevel"/>
+    <w:tmpl w:val="B6743792"/>
+    <w:lvl w:ilvl="0" w:tplc="FFFFFFFF">
+      <w:start w:val="1"/>
+      <w:numFmt w:val="decimal"/>
+      <w:lvlText w:val="%1."/>
+      <w:lvlJc w:val="left"/>
+      <w:pPr>
+        <w:ind w:left="360" w:hanging="360"/>
+      </w:pPr>
+    </w:lvl>
+    <w:lvl w:ilvl="1" w:tplc="FFFFFFFF" w:tentative="1">
+      <w:start w:val="1"/>
+      <w:numFmt w:val="lowerLetter"/>
+      <w:lvlText w:val="%2."/>
+      <w:lvlJc w:val="left"/>
+      <w:pPr>
+        <w:ind w:left="1080" w:hanging="360"/>
+      </w:pPr>
+    </w:lvl>
+    <w:lvl w:ilvl="2" w:tplc="FFFFFFFF" w:tentative="1">
+      <w:start w:val="1"/>
+      <w:numFmt w:val="lowerRoman"/>
+      <w:lvlText w:val="%3."/>
+      <w:lvlJc w:val="right"/>
+      <w:pPr>
+        <w:ind w:left="1800" w:hanging="180"/>
+      </w:pPr>
+    </w:lvl>
+    <w:lvl w:ilvl="3" w:tplc="FFFFFFFF" w:tentative="1">
+      <w:start w:val="1"/>
+      <w:numFmt w:val="decimal"/>
+      <w:lvlText w:val="%4."/>
+      <w:lvlJc w:val="left"/>
+      <w:pPr>
+        <w:ind w:left="2520" w:hanging="360"/>
+      </w:pPr>
+    </w:lvl>
+    <w:lvl w:ilvl="4" w:tplc="FFFFFFFF" w:tentative="1">
+      <w:start w:val="1"/>
+      <w:numFmt w:val="lowerLetter"/>
+      <w:lvlText w:val="%5."/>
+      <w:lvlJc w:val="left"/>
+      <w:pPr>
+        <w:ind w:left="3240" w:hanging="360"/>
+      </w:pPr>
+    </w:lvl>
+    <w:lvl w:ilvl="5" w:tplc="FFFFFFFF" w:tentative="1">
+      <w:start w:val="1"/>
+      <w:numFmt w:val="lowerRoman"/>
+      <w:lvlText w:val="%6."/>
+      <w:lvlJc w:val="right"/>
+      <w:pPr>
+        <w:ind w:left="3960" w:hanging="180"/>
+      </w:pPr>
+    </w:lvl>
+    <w:lvl w:ilvl="6" w:tplc="FFFFFFFF" w:tentative="1">
+      <w:start w:val="1"/>
+      <w:numFmt w:val="decimal"/>
+      <w:lvlText w:val="%7."/>
+      <w:lvlJc w:val="left"/>
+      <w:pPr>
+        <w:ind w:left="4680" w:hanging="360"/>
+      </w:pPr>
+    </w:lvl>
+    <w:lvl w:ilvl="7" w:tplc="FFFFFFFF" w:tentative="1">
+      <w:start w:val="1"/>
+      <w:numFmt w:val="lowerLetter"/>
+      <w:lvlText w:val="%8."/>
+      <w:lvlJc w:val="left"/>
+      <w:pPr>
+        <w:ind w:left="5400" w:hanging="360"/>
+      </w:pPr>
+    </w:lvl>
+    <w:lvl w:ilvl="8" w:tplc="FFFFFFFF" w:tentative="1">
+      <w:start w:val="1"/>
+      <w:numFmt w:val="lowerRoman"/>
+      <w:lvlText w:val="%9."/>
+      <w:lvlJc w:val="right"/>
+      <w:pPr>
+        <w:ind w:left="6120" w:hanging="180"/>
+      </w:pPr>
+    </w:lvl>
+  </w:abstractNum>
+  <w:abstractNum w:abstractNumId="2" w15:restartNumberingAfterBreak="0">
+    <w:nsid w:val="0ED23AA9"/>
+    <w:multiLevelType w:val="hybridMultilevel"/>
+    <w:tmpl w:val="5F4AFA40"/>
+    <w:lvl w:ilvl="0" w:tplc="CADE260A">
+      <w:start w:val="1"/>
+      <w:numFmt w:val="decimal"/>
+      <w:lvlText w:val="%1.1"/>
+      <w:lvlJc w:val="left"/>
+      <w:pPr>
+        <w:ind w:left="360" w:hanging="360"/>
+      </w:pPr>
+      <w:rPr>
+        <w:rFonts w:hint="default"/>
+      </w:rPr>
+    </w:lvl>
+    <w:lvl w:ilvl="1" w:tplc="200A0019" w:tentative="1">
+      <w:start w:val="1"/>
+      <w:numFmt w:val="lowerLetter"/>
+      <w:lvlText w:val="%2."/>
+      <w:lvlJc w:val="left"/>
+      <w:pPr>
+        <w:ind w:left="1440" w:hanging="360"/>
+      </w:pPr>
+    </w:lvl>
+    <w:lvl w:ilvl="2" w:tplc="200A001B" w:tentative="1">
+      <w:start w:val="1"/>
+      <w:numFmt w:val="lowerRoman"/>
+      <w:lvlText w:val="%3."/>
+      <w:lvlJc w:val="right"/>
+      <w:pPr>
+        <w:ind w:left="2160" w:hanging="180"/>
+      </w:pPr>
+    </w:lvl>
+    <w:lvl w:ilvl="3" w:tplc="200A000F" w:tentative="1">
+      <w:start w:val="1"/>
+      <w:numFmt w:val="decimal"/>
+      <w:lvlText w:val="%4."/>
+      <w:lvlJc w:val="left"/>
+      <w:pPr>
+        <w:ind w:left="2880" w:hanging="360"/>
+      </w:pPr>
+    </w:lvl>
+    <w:lvl w:ilvl="4" w:tplc="200A0019" w:tentative="1">
+      <w:start w:val="1"/>
+      <w:numFmt w:val="lowerLetter"/>
+      <w:lvlText w:val="%5."/>
+      <w:lvlJc w:val="left"/>
+      <w:pPr>
+        <w:ind w:left="3600" w:hanging="360"/>
+      </w:pPr>
+    </w:lvl>
+    <w:lvl w:ilvl="5" w:tplc="200A001B" w:tentative="1">
+      <w:start w:val="1"/>
+      <w:numFmt w:val="lowerRoman"/>
+      <w:lvlText w:val="%6."/>
+      <w:lvlJc w:val="right"/>
+      <w:pPr>
+        <w:ind w:left="4320" w:hanging="180"/>
+      </w:pPr>
+    </w:lvl>
+    <w:lvl w:ilvl="6" w:tplc="200A000F" w:tentative="1">
+      <w:start w:val="1"/>
+      <w:numFmt w:val="decimal"/>
+      <w:lvlText w:val="%7."/>
+      <w:lvlJc w:val="left"/>
+      <w:pPr>
+        <w:ind w:left="5040" w:hanging="360"/>
+      </w:pPr>
+    </w:lvl>
+    <w:lvl w:ilvl="7" w:tplc="200A0019" w:tentative="1">
+      <w:start w:val="1"/>
+      <w:numFmt w:val="lowerLetter"/>
+      <w:lvlText w:val="%8."/>
+      <w:lvlJc w:val="left"/>
+      <w:pPr>
+        <w:ind w:left="5760" w:hanging="360"/>
+      </w:pPr>
+    </w:lvl>
+    <w:lvl w:ilvl="8" w:tplc="200A001B" w:tentative="1">
+      <w:start w:val="1"/>
+      <w:numFmt w:val="lowerRoman"/>
+      <w:lvlText w:val="%9."/>
+      <w:lvlJc w:val="right"/>
+      <w:pPr>
+        <w:ind w:left="6480" w:hanging="180"/>
+      </w:pPr>
+    </w:lvl>
+  </w:abstractNum>
+  <w:abstractNum w:abstractNumId="3" w15:restartNumberingAfterBreak="0">
+    <w:nsid w:val="166F67AB"/>
+    <w:multiLevelType w:val="hybridMultilevel"/>
+    <w:tmpl w:val="C34CC716"/>
+    <w:lvl w:ilvl="0" w:tplc="FFFFFFFF">
+      <w:start w:val="1"/>
+      <w:numFmt w:val="decimal"/>
+      <w:lvlText w:val="%1."/>
+      <w:lvlJc w:val="left"/>
+      <w:pPr>
+        <w:ind w:left="720" w:hanging="360"/>
+      </w:pPr>
+    </w:lvl>
+    <w:lvl w:ilvl="1" w:tplc="200A0019" w:tentative="1">
+      <w:start w:val="1"/>
+      <w:numFmt w:val="lowerLetter"/>
+      <w:lvlText w:val="%2."/>
+      <w:lvlJc w:val="left"/>
+      <w:pPr>
+        <w:ind w:left="1800" w:hanging="360"/>
+      </w:pPr>
+    </w:lvl>
+    <w:lvl w:ilvl="2" w:tplc="200A001B" w:tentative="1">
+      <w:start w:val="1"/>
+      <w:numFmt w:val="lowerRoman"/>
+      <w:lvlText w:val="%3."/>
+      <w:lvlJc w:val="right"/>
+      <w:pPr>
+        <w:ind w:left="2520" w:hanging="180"/>
+      </w:pPr>
+    </w:lvl>
+    <w:lvl w:ilvl="3" w:tplc="200A000F" w:tentative="1">
+      <w:start w:val="1"/>
+      <w:numFmt w:val="decimal"/>
+      <w:lvlText w:val="%4."/>
+      <w:lvlJc w:val="left"/>
+      <w:pPr>
+        <w:ind w:left="3240" w:hanging="360"/>
+      </w:pPr>
+    </w:lvl>
+    <w:lvl w:ilvl="4" w:tplc="200A0019" w:tentative="1">
+      <w:start w:val="1"/>
+      <w:numFmt w:val="lowerLetter"/>
+      <w:lvlText w:val="%5."/>
+      <w:lvlJc w:val="left"/>
+      <w:pPr>
+        <w:ind w:left="3960" w:hanging="360"/>
+      </w:pPr>
+    </w:lvl>
+    <w:lvl w:ilvl="5" w:tplc="200A001B" w:tentative="1">
+      <w:start w:val="1"/>
+      <w:numFmt w:val="lowerRoman"/>
+      <w:lvlText w:val="%6."/>
+      <w:lvlJc w:val="right"/>
+      <w:pPr>
+        <w:ind w:left="4680" w:hanging="180"/>
+      </w:pPr>
+    </w:lvl>
+    <w:lvl w:ilvl="6" w:tplc="200A000F" w:tentative="1">
+      <w:start w:val="1"/>
+      <w:numFmt w:val="decimal"/>
+      <w:lvlText w:val="%7."/>
+      <w:lvlJc w:val="left"/>
+      <w:pPr>
+        <w:ind w:left="5400" w:hanging="360"/>
+      </w:pPr>
+    </w:lvl>
+    <w:lvl w:ilvl="7" w:tplc="200A0019" w:tentative="1">
+      <w:start w:val="1"/>
+      <w:numFmt w:val="lowerLetter"/>
+      <w:lvlText w:val="%8."/>
+      <w:lvlJc w:val="left"/>
+      <w:pPr>
+        <w:ind w:left="6120" w:hanging="360"/>
+      </w:pPr>
+    </w:lvl>
+    <w:lvl w:ilvl="8" w:tplc="200A001B" w:tentative="1">
+      <w:start w:val="1"/>
+      <w:numFmt w:val="lowerRoman"/>
+      <w:lvlText w:val="%9."/>
+      <w:lvlJc w:val="right"/>
+      <w:pPr>
+        <w:ind w:left="6840" w:hanging="180"/>
+      </w:pPr>
+    </w:lvl>
+  </w:abstractNum>
+  <w:abstractNum w:abstractNumId="4" w15:restartNumberingAfterBreak="0">
+    <w:nsid w:val="172B0887"/>
+    <w:multiLevelType w:val="hybridMultilevel"/>
+    <w:tmpl w:val="AA4A46EC"/>
+    <w:lvl w:ilvl="0" w:tplc="FFFFFFFF">
+      <w:start w:val="1"/>
+      <w:numFmt w:val="decimal"/>
+      <w:lvlText w:val="%1."/>
+      <w:lvlJc w:val="left"/>
+      <w:pPr>
+        <w:ind w:left="1080" w:hanging="360"/>
+      </w:pPr>
+    </w:lvl>
+    <w:lvl w:ilvl="1" w:tplc="200A0019" w:tentative="1">
+      <w:start w:val="1"/>
+      <w:numFmt w:val="lowerLetter"/>
+      <w:lvlText w:val="%2."/>
+      <w:lvlJc w:val="left"/>
+      <w:pPr>
+        <w:ind w:left="2160" w:hanging="360"/>
+      </w:pPr>
+    </w:lvl>
+    <w:lvl w:ilvl="2" w:tplc="200A001B" w:tentative="1">
+      <w:start w:val="1"/>
+      <w:numFmt w:val="lowerRoman"/>
+      <w:lvlText w:val="%3."/>
+      <w:lvlJc w:val="right"/>
+      <w:pPr>
+        <w:ind w:left="2880" w:hanging="180"/>
+      </w:pPr>
+    </w:lvl>
+    <w:lvl w:ilvl="3" w:tplc="200A000F" w:tentative="1">
+      <w:start w:val="1"/>
+      <w:numFmt w:val="decimal"/>
+      <w:lvlText w:val="%4."/>
+      <w:lvlJc w:val="left"/>
+      <w:pPr>
+        <w:ind w:left="3600" w:hanging="360"/>
+      </w:pPr>
+    </w:lvl>
+    <w:lvl w:ilvl="4" w:tplc="200A0019" w:tentative="1">
+      <w:start w:val="1"/>
+      <w:numFmt w:val="lowerLetter"/>
+      <w:lvlText w:val="%5."/>
+      <w:lvlJc w:val="left"/>
+      <w:pPr>
+        <w:ind w:left="4320" w:hanging="360"/>
+      </w:pPr>
+    </w:lvl>
+    <w:lvl w:ilvl="5" w:tplc="200A001B" w:tentative="1">
+      <w:start w:val="1"/>
+      <w:numFmt w:val="lowerRoman"/>
+      <w:lvlText w:val="%6."/>
+      <w:lvlJc w:val="right"/>
+      <w:pPr>
+        <w:ind w:left="5040" w:hanging="180"/>
+      </w:pPr>
+    </w:lvl>
+    <w:lvl w:ilvl="6" w:tplc="200A000F" w:tentative="1">
+      <w:start w:val="1"/>
+      <w:numFmt w:val="decimal"/>
+      <w:lvlText w:val="%7."/>
+      <w:lvlJc w:val="left"/>
+      <w:pPr>
+        <w:ind w:left="5760" w:hanging="360"/>
+      </w:pPr>
+    </w:lvl>
+    <w:lvl w:ilvl="7" w:tplc="200A0019" w:tentative="1">
+      <w:start w:val="1"/>
+      <w:numFmt w:val="lowerLetter"/>
+      <w:lvlText w:val="%8."/>
+      <w:lvlJc w:val="left"/>
+      <w:pPr>
+        <w:ind w:left="6480" w:hanging="360"/>
+      </w:pPr>
+    </w:lvl>
+    <w:lvl w:ilvl="8" w:tplc="200A001B" w:tentative="1">
+      <w:start w:val="1"/>
+      <w:numFmt w:val="lowerRoman"/>
+      <w:lvlText w:val="%9."/>
+      <w:lvlJc w:val="right"/>
+      <w:pPr>
+        <w:ind w:left="7200" w:hanging="180"/>
+      </w:pPr>
+    </w:lvl>
+  </w:abstractNum>
+  <w:abstractNum w:abstractNumId="5" w15:restartNumberingAfterBreak="0">
     <w:nsid w:val="1C4C3377"/>
     <w:multiLevelType w:val="hybridMultilevel"/>
     <w:tmpl w:val="3B302B26"/>
@@ -1524,6 +3882,469 @@
       <w:lvlJc w:val="right"/>
       <w:pPr>
         <w:ind w:left="6120" w:hanging="180"/>
+      </w:pPr>
+    </w:lvl>
+  </w:abstractNum>
+  <w:abstractNum w:abstractNumId="6" w15:restartNumberingAfterBreak="0">
+    <w:nsid w:val="204F2E8F"/>
+    <w:multiLevelType w:val="hybridMultilevel"/>
+    <w:tmpl w:val="EA9CEB84"/>
+    <w:lvl w:ilvl="0" w:tplc="200A0001">
+      <w:start w:val="1"/>
+      <w:numFmt w:val="bullet"/>
+      <w:lvlText w:val=""/>
+      <w:lvlJc w:val="left"/>
+      <w:pPr>
+        <w:ind w:left="720" w:hanging="360"/>
+      </w:pPr>
+      <w:rPr>
+        <w:rFonts w:ascii="Symbol" w:hAnsi="Symbol" w:hint="default"/>
+      </w:rPr>
+    </w:lvl>
+    <w:lvl w:ilvl="1" w:tplc="200A0003" w:tentative="1">
+      <w:start w:val="1"/>
+      <w:numFmt w:val="bullet"/>
+      <w:lvlText w:val="o"/>
+      <w:lvlJc w:val="left"/>
+      <w:pPr>
+        <w:ind w:left="1440" w:hanging="360"/>
+      </w:pPr>
+      <w:rPr>
+        <w:rFonts w:ascii="Courier New" w:hAnsi="Courier New" w:cs="Courier New" w:hint="default"/>
+      </w:rPr>
+    </w:lvl>
+    <w:lvl w:ilvl="2" w:tplc="200A0005" w:tentative="1">
+      <w:start w:val="1"/>
+      <w:numFmt w:val="bullet"/>
+      <w:lvlText w:val=""/>
+      <w:lvlJc w:val="left"/>
+      <w:pPr>
+        <w:ind w:left="2160" w:hanging="360"/>
+      </w:pPr>
+      <w:rPr>
+        <w:rFonts w:ascii="Wingdings" w:hAnsi="Wingdings" w:hint="default"/>
+      </w:rPr>
+    </w:lvl>
+    <w:lvl w:ilvl="3" w:tplc="200A0001" w:tentative="1">
+      <w:start w:val="1"/>
+      <w:numFmt w:val="bullet"/>
+      <w:lvlText w:val=""/>
+      <w:lvlJc w:val="left"/>
+      <w:pPr>
+        <w:ind w:left="2880" w:hanging="360"/>
+      </w:pPr>
+      <w:rPr>
+        <w:rFonts w:ascii="Symbol" w:hAnsi="Symbol" w:hint="default"/>
+      </w:rPr>
+    </w:lvl>
+    <w:lvl w:ilvl="4" w:tplc="200A0003" w:tentative="1">
+      <w:start w:val="1"/>
+      <w:numFmt w:val="bullet"/>
+      <w:lvlText w:val="o"/>
+      <w:lvlJc w:val="left"/>
+      <w:pPr>
+        <w:ind w:left="3600" w:hanging="360"/>
+      </w:pPr>
+      <w:rPr>
+        <w:rFonts w:ascii="Courier New" w:hAnsi="Courier New" w:cs="Courier New" w:hint="default"/>
+      </w:rPr>
+    </w:lvl>
+    <w:lvl w:ilvl="5" w:tplc="200A0005" w:tentative="1">
+      <w:start w:val="1"/>
+      <w:numFmt w:val="bullet"/>
+      <w:lvlText w:val=""/>
+      <w:lvlJc w:val="left"/>
+      <w:pPr>
+        <w:ind w:left="4320" w:hanging="360"/>
+      </w:pPr>
+      <w:rPr>
+        <w:rFonts w:ascii="Wingdings" w:hAnsi="Wingdings" w:hint="default"/>
+      </w:rPr>
+    </w:lvl>
+    <w:lvl w:ilvl="6" w:tplc="200A0001" w:tentative="1">
+      <w:start w:val="1"/>
+      <w:numFmt w:val="bullet"/>
+      <w:lvlText w:val=""/>
+      <w:lvlJc w:val="left"/>
+      <w:pPr>
+        <w:ind w:left="5040" w:hanging="360"/>
+      </w:pPr>
+      <w:rPr>
+        <w:rFonts w:ascii="Symbol" w:hAnsi="Symbol" w:hint="default"/>
+      </w:rPr>
+    </w:lvl>
+    <w:lvl w:ilvl="7" w:tplc="200A0003" w:tentative="1">
+      <w:start w:val="1"/>
+      <w:numFmt w:val="bullet"/>
+      <w:lvlText w:val="o"/>
+      <w:lvlJc w:val="left"/>
+      <w:pPr>
+        <w:ind w:left="5760" w:hanging="360"/>
+      </w:pPr>
+      <w:rPr>
+        <w:rFonts w:ascii="Courier New" w:hAnsi="Courier New" w:cs="Courier New" w:hint="default"/>
+      </w:rPr>
+    </w:lvl>
+    <w:lvl w:ilvl="8" w:tplc="200A0005" w:tentative="1">
+      <w:start w:val="1"/>
+      <w:numFmt w:val="bullet"/>
+      <w:lvlText w:val=""/>
+      <w:lvlJc w:val="left"/>
+      <w:pPr>
+        <w:ind w:left="6480" w:hanging="360"/>
+      </w:pPr>
+      <w:rPr>
+        <w:rFonts w:ascii="Wingdings" w:hAnsi="Wingdings" w:hint="default"/>
+      </w:rPr>
+    </w:lvl>
+  </w:abstractNum>
+  <w:abstractNum w:abstractNumId="7" w15:restartNumberingAfterBreak="0">
+    <w:nsid w:val="34E15578"/>
+    <w:multiLevelType w:val="hybridMultilevel"/>
+    <w:tmpl w:val="2EE46A88"/>
+    <w:lvl w:ilvl="0" w:tplc="200A000F">
+      <w:start w:val="1"/>
+      <w:numFmt w:val="decimal"/>
+      <w:lvlText w:val="%1."/>
+      <w:lvlJc w:val="left"/>
+      <w:pPr>
+        <w:ind w:left="360" w:hanging="360"/>
+      </w:pPr>
+    </w:lvl>
+    <w:lvl w:ilvl="1" w:tplc="200A0019" w:tentative="1">
+      <w:start w:val="1"/>
+      <w:numFmt w:val="lowerLetter"/>
+      <w:lvlText w:val="%2."/>
+      <w:lvlJc w:val="left"/>
+      <w:pPr>
+        <w:ind w:left="1080" w:hanging="360"/>
+      </w:pPr>
+    </w:lvl>
+    <w:lvl w:ilvl="2" w:tplc="200A001B" w:tentative="1">
+      <w:start w:val="1"/>
+      <w:numFmt w:val="lowerRoman"/>
+      <w:lvlText w:val="%3."/>
+      <w:lvlJc w:val="right"/>
+      <w:pPr>
+        <w:ind w:left="1800" w:hanging="180"/>
+      </w:pPr>
+    </w:lvl>
+    <w:lvl w:ilvl="3" w:tplc="200A000F" w:tentative="1">
+      <w:start w:val="1"/>
+      <w:numFmt w:val="decimal"/>
+      <w:lvlText w:val="%4."/>
+      <w:lvlJc w:val="left"/>
+      <w:pPr>
+        <w:ind w:left="2520" w:hanging="360"/>
+      </w:pPr>
+    </w:lvl>
+    <w:lvl w:ilvl="4" w:tplc="200A0019" w:tentative="1">
+      <w:start w:val="1"/>
+      <w:numFmt w:val="lowerLetter"/>
+      <w:lvlText w:val="%5."/>
+      <w:lvlJc w:val="left"/>
+      <w:pPr>
+        <w:ind w:left="3240" w:hanging="360"/>
+      </w:pPr>
+    </w:lvl>
+    <w:lvl w:ilvl="5" w:tplc="200A001B" w:tentative="1">
+      <w:start w:val="1"/>
+      <w:numFmt w:val="lowerRoman"/>
+      <w:lvlText w:val="%6."/>
+      <w:lvlJc w:val="right"/>
+      <w:pPr>
+        <w:ind w:left="3960" w:hanging="180"/>
+      </w:pPr>
+    </w:lvl>
+    <w:lvl w:ilvl="6" w:tplc="200A000F" w:tentative="1">
+      <w:start w:val="1"/>
+      <w:numFmt w:val="decimal"/>
+      <w:lvlText w:val="%7."/>
+      <w:lvlJc w:val="left"/>
+      <w:pPr>
+        <w:ind w:left="4680" w:hanging="360"/>
+      </w:pPr>
+    </w:lvl>
+    <w:lvl w:ilvl="7" w:tplc="200A0019" w:tentative="1">
+      <w:start w:val="1"/>
+      <w:numFmt w:val="lowerLetter"/>
+      <w:lvlText w:val="%8."/>
+      <w:lvlJc w:val="left"/>
+      <w:pPr>
+        <w:ind w:left="5400" w:hanging="360"/>
+      </w:pPr>
+    </w:lvl>
+    <w:lvl w:ilvl="8" w:tplc="200A001B" w:tentative="1">
+      <w:start w:val="1"/>
+      <w:numFmt w:val="lowerRoman"/>
+      <w:lvlText w:val="%9."/>
+      <w:lvlJc w:val="right"/>
+      <w:pPr>
+        <w:ind w:left="6120" w:hanging="180"/>
+      </w:pPr>
+    </w:lvl>
+  </w:abstractNum>
+  <w:abstractNum w:abstractNumId="8" w15:restartNumberingAfterBreak="0">
+    <w:nsid w:val="35757698"/>
+    <w:multiLevelType w:val="hybridMultilevel"/>
+    <w:tmpl w:val="B6743792"/>
+    <w:lvl w:ilvl="0" w:tplc="200A000F">
+      <w:start w:val="1"/>
+      <w:numFmt w:val="decimal"/>
+      <w:lvlText w:val="%1."/>
+      <w:lvlJc w:val="left"/>
+      <w:pPr>
+        <w:ind w:left="360" w:hanging="360"/>
+      </w:pPr>
+    </w:lvl>
+    <w:lvl w:ilvl="1" w:tplc="200A0019" w:tentative="1">
+      <w:start w:val="1"/>
+      <w:numFmt w:val="lowerLetter"/>
+      <w:lvlText w:val="%2."/>
+      <w:lvlJc w:val="left"/>
+      <w:pPr>
+        <w:ind w:left="1080" w:hanging="360"/>
+      </w:pPr>
+    </w:lvl>
+    <w:lvl w:ilvl="2" w:tplc="200A001B" w:tentative="1">
+      <w:start w:val="1"/>
+      <w:numFmt w:val="lowerRoman"/>
+      <w:lvlText w:val="%3."/>
+      <w:lvlJc w:val="right"/>
+      <w:pPr>
+        <w:ind w:left="1800" w:hanging="180"/>
+      </w:pPr>
+    </w:lvl>
+    <w:lvl w:ilvl="3" w:tplc="200A000F" w:tentative="1">
+      <w:start w:val="1"/>
+      <w:numFmt w:val="decimal"/>
+      <w:lvlText w:val="%4."/>
+      <w:lvlJc w:val="left"/>
+      <w:pPr>
+        <w:ind w:left="2520" w:hanging="360"/>
+      </w:pPr>
+    </w:lvl>
+    <w:lvl w:ilvl="4" w:tplc="200A0019" w:tentative="1">
+      <w:start w:val="1"/>
+      <w:numFmt w:val="lowerLetter"/>
+      <w:lvlText w:val="%5."/>
+      <w:lvlJc w:val="left"/>
+      <w:pPr>
+        <w:ind w:left="3240" w:hanging="360"/>
+      </w:pPr>
+    </w:lvl>
+    <w:lvl w:ilvl="5" w:tplc="200A001B" w:tentative="1">
+      <w:start w:val="1"/>
+      <w:numFmt w:val="lowerRoman"/>
+      <w:lvlText w:val="%6."/>
+      <w:lvlJc w:val="right"/>
+      <w:pPr>
+        <w:ind w:left="3960" w:hanging="180"/>
+      </w:pPr>
+    </w:lvl>
+    <w:lvl w:ilvl="6" w:tplc="200A000F" w:tentative="1">
+      <w:start w:val="1"/>
+      <w:numFmt w:val="decimal"/>
+      <w:lvlText w:val="%7."/>
+      <w:lvlJc w:val="left"/>
+      <w:pPr>
+        <w:ind w:left="4680" w:hanging="360"/>
+      </w:pPr>
+    </w:lvl>
+    <w:lvl w:ilvl="7" w:tplc="200A0019" w:tentative="1">
+      <w:start w:val="1"/>
+      <w:numFmt w:val="lowerLetter"/>
+      <w:lvlText w:val="%8."/>
+      <w:lvlJc w:val="left"/>
+      <w:pPr>
+        <w:ind w:left="5400" w:hanging="360"/>
+      </w:pPr>
+    </w:lvl>
+    <w:lvl w:ilvl="8" w:tplc="200A001B" w:tentative="1">
+      <w:start w:val="1"/>
+      <w:numFmt w:val="lowerRoman"/>
+      <w:lvlText w:val="%9."/>
+      <w:lvlJc w:val="right"/>
+      <w:pPr>
+        <w:ind w:left="6120" w:hanging="180"/>
+      </w:pPr>
+    </w:lvl>
+  </w:abstractNum>
+  <w:abstractNum w:abstractNumId="9" w15:restartNumberingAfterBreak="0">
+    <w:nsid w:val="65EA7E46"/>
+    <w:multiLevelType w:val="hybridMultilevel"/>
+    <w:tmpl w:val="30FEC8BE"/>
+    <w:lvl w:ilvl="0" w:tplc="CADE260A">
+      <w:start w:val="1"/>
+      <w:numFmt w:val="decimal"/>
+      <w:lvlText w:val="%1.1"/>
+      <w:lvlJc w:val="left"/>
+      <w:pPr>
+        <w:ind w:left="1080" w:hanging="360"/>
+      </w:pPr>
+      <w:rPr>
+        <w:rFonts w:hint="default"/>
+      </w:rPr>
+    </w:lvl>
+    <w:lvl w:ilvl="1" w:tplc="200A0019" w:tentative="1">
+      <w:start w:val="1"/>
+      <w:numFmt w:val="lowerLetter"/>
+      <w:lvlText w:val="%2."/>
+      <w:lvlJc w:val="left"/>
+      <w:pPr>
+        <w:ind w:left="1800" w:hanging="360"/>
+      </w:pPr>
+    </w:lvl>
+    <w:lvl w:ilvl="2" w:tplc="200A001B" w:tentative="1">
+      <w:start w:val="1"/>
+      <w:numFmt w:val="lowerRoman"/>
+      <w:lvlText w:val="%3."/>
+      <w:lvlJc w:val="right"/>
+      <w:pPr>
+        <w:ind w:left="2520" w:hanging="180"/>
+      </w:pPr>
+    </w:lvl>
+    <w:lvl w:ilvl="3" w:tplc="200A000F" w:tentative="1">
+      <w:start w:val="1"/>
+      <w:numFmt w:val="decimal"/>
+      <w:lvlText w:val="%4."/>
+      <w:lvlJc w:val="left"/>
+      <w:pPr>
+        <w:ind w:left="3240" w:hanging="360"/>
+      </w:pPr>
+    </w:lvl>
+    <w:lvl w:ilvl="4" w:tplc="200A0019" w:tentative="1">
+      <w:start w:val="1"/>
+      <w:numFmt w:val="lowerLetter"/>
+      <w:lvlText w:val="%5."/>
+      <w:lvlJc w:val="left"/>
+      <w:pPr>
+        <w:ind w:left="3960" w:hanging="360"/>
+      </w:pPr>
+    </w:lvl>
+    <w:lvl w:ilvl="5" w:tplc="200A001B" w:tentative="1">
+      <w:start w:val="1"/>
+      <w:numFmt w:val="lowerRoman"/>
+      <w:lvlText w:val="%6."/>
+      <w:lvlJc w:val="right"/>
+      <w:pPr>
+        <w:ind w:left="4680" w:hanging="180"/>
+      </w:pPr>
+    </w:lvl>
+    <w:lvl w:ilvl="6" w:tplc="200A000F" w:tentative="1">
+      <w:start w:val="1"/>
+      <w:numFmt w:val="decimal"/>
+      <w:lvlText w:val="%7."/>
+      <w:lvlJc w:val="left"/>
+      <w:pPr>
+        <w:ind w:left="5400" w:hanging="360"/>
+      </w:pPr>
+    </w:lvl>
+    <w:lvl w:ilvl="7" w:tplc="200A0019" w:tentative="1">
+      <w:start w:val="1"/>
+      <w:numFmt w:val="lowerLetter"/>
+      <w:lvlText w:val="%8."/>
+      <w:lvlJc w:val="left"/>
+      <w:pPr>
+        <w:ind w:left="6120" w:hanging="360"/>
+      </w:pPr>
+    </w:lvl>
+    <w:lvl w:ilvl="8" w:tplc="200A001B" w:tentative="1">
+      <w:start w:val="1"/>
+      <w:numFmt w:val="lowerRoman"/>
+      <w:lvlText w:val="%9."/>
+      <w:lvlJc w:val="right"/>
+      <w:pPr>
+        <w:ind w:left="6840" w:hanging="180"/>
+      </w:pPr>
+    </w:lvl>
+  </w:abstractNum>
+  <w:abstractNum w:abstractNumId="10" w15:restartNumberingAfterBreak="0">
+    <w:nsid w:val="7CAB12D2"/>
+    <w:multiLevelType w:val="hybridMultilevel"/>
+    <w:tmpl w:val="6156BA36"/>
+    <w:lvl w:ilvl="0" w:tplc="CADE260A">
+      <w:start w:val="1"/>
+      <w:numFmt w:val="decimal"/>
+      <w:lvlText w:val="%1.1"/>
+      <w:lvlJc w:val="left"/>
+      <w:pPr>
+        <w:ind w:left="720" w:hanging="360"/>
+      </w:pPr>
+      <w:rPr>
+        <w:rFonts w:hint="default"/>
+      </w:rPr>
+    </w:lvl>
+    <w:lvl w:ilvl="1" w:tplc="200A0019" w:tentative="1">
+      <w:start w:val="1"/>
+      <w:numFmt w:val="lowerLetter"/>
+      <w:lvlText w:val="%2."/>
+      <w:lvlJc w:val="left"/>
+      <w:pPr>
+        <w:ind w:left="1440" w:hanging="360"/>
+      </w:pPr>
+    </w:lvl>
+    <w:lvl w:ilvl="2" w:tplc="200A001B" w:tentative="1">
+      <w:start w:val="1"/>
+      <w:numFmt w:val="lowerRoman"/>
+      <w:lvlText w:val="%3."/>
+      <w:lvlJc w:val="right"/>
+      <w:pPr>
+        <w:ind w:left="2160" w:hanging="180"/>
+      </w:pPr>
+    </w:lvl>
+    <w:lvl w:ilvl="3" w:tplc="200A000F" w:tentative="1">
+      <w:start w:val="1"/>
+      <w:numFmt w:val="decimal"/>
+      <w:lvlText w:val="%4."/>
+      <w:lvlJc w:val="left"/>
+      <w:pPr>
+        <w:ind w:left="2880" w:hanging="360"/>
+      </w:pPr>
+    </w:lvl>
+    <w:lvl w:ilvl="4" w:tplc="200A0019" w:tentative="1">
+      <w:start w:val="1"/>
+      <w:numFmt w:val="lowerLetter"/>
+      <w:lvlText w:val="%5."/>
+      <w:lvlJc w:val="left"/>
+      <w:pPr>
+        <w:ind w:left="3600" w:hanging="360"/>
+      </w:pPr>
+    </w:lvl>
+    <w:lvl w:ilvl="5" w:tplc="200A001B" w:tentative="1">
+      <w:start w:val="1"/>
+      <w:numFmt w:val="lowerRoman"/>
+      <w:lvlText w:val="%6."/>
+      <w:lvlJc w:val="right"/>
+      <w:pPr>
+        <w:ind w:left="4320" w:hanging="180"/>
+      </w:pPr>
+    </w:lvl>
+    <w:lvl w:ilvl="6" w:tplc="200A000F" w:tentative="1">
+      <w:start w:val="1"/>
+      <w:numFmt w:val="decimal"/>
+      <w:lvlText w:val="%7."/>
+      <w:lvlJc w:val="left"/>
+      <w:pPr>
+        <w:ind w:left="5040" w:hanging="360"/>
+      </w:pPr>
+    </w:lvl>
+    <w:lvl w:ilvl="7" w:tplc="200A0019" w:tentative="1">
+      <w:start w:val="1"/>
+      <w:numFmt w:val="lowerLetter"/>
+      <w:lvlText w:val="%8."/>
+      <w:lvlJc w:val="left"/>
+      <w:pPr>
+        <w:ind w:left="5760" w:hanging="360"/>
+      </w:pPr>
+    </w:lvl>
+    <w:lvl w:ilvl="8" w:tplc="200A001B" w:tentative="1">
+      <w:start w:val="1"/>
+      <w:numFmt w:val="lowerRoman"/>
+      <w:lvlText w:val="%9."/>
+      <w:lvlJc w:val="right"/>
+      <w:pPr>
+        <w:ind w:left="6480" w:hanging="180"/>
       </w:pPr>
     </w:lvl>
   </w:abstractNum>
@@ -1531,7 +4352,34 @@
     <w:abstractNumId w:val="0"/>
   </w:num>
   <w:num w:numId="2" w16cid:durableId="1786970385">
+    <w:abstractNumId w:val="5"/>
+  </w:num>
+  <w:num w:numId="3" w16cid:durableId="1562133002">
+    <w:abstractNumId w:val="7"/>
+  </w:num>
+  <w:num w:numId="4" w16cid:durableId="1639920731">
+    <w:abstractNumId w:val="8"/>
+  </w:num>
+  <w:num w:numId="5" w16cid:durableId="1784298116">
+    <w:abstractNumId w:val="2"/>
+  </w:num>
+  <w:num w:numId="6" w16cid:durableId="1894659377">
+    <w:abstractNumId w:val="9"/>
+  </w:num>
+  <w:num w:numId="7" w16cid:durableId="1376464705">
+    <w:abstractNumId w:val="10"/>
+  </w:num>
+  <w:num w:numId="8" w16cid:durableId="1182427577">
+    <w:abstractNumId w:val="6"/>
+  </w:num>
+  <w:num w:numId="9" w16cid:durableId="458842122">
     <w:abstractNumId w:val="1"/>
+  </w:num>
+  <w:num w:numId="10" w16cid:durableId="941376089">
+    <w:abstractNumId w:val="3"/>
+  </w:num>
+  <w:num w:numId="11" w16cid:durableId="914631479">
+    <w:abstractNumId w:val="4"/>
   </w:num>
 </w:numbering>
 </file>
@@ -2140,7 +4988,6 @@
   <w:style w:type="character" w:default="1" w:styleId="Fuentedeprrafopredeter">
     <w:name w:val="Default Paragraph Font"/>
     <w:uiPriority w:val="1"/>
-    <w:semiHidden/>
     <w:unhideWhenUsed/>
   </w:style>
   <w:style w:type="table" w:default="1" w:styleId="Tablanormal">
@@ -2489,6 +5336,25 @@
       <w:spacing w:after="0" w:line="240" w:lineRule="auto"/>
     </w:pPr>
   </w:style>
+  <w:style w:type="table" w:styleId="Tablaconcuadrcula">
+    <w:name w:val="Table Grid"/>
+    <w:basedOn w:val="Tablanormal"/>
+    <w:uiPriority w:val="39"/>
+    <w:rsid w:val="00122E67"/>
+    <w:pPr>
+      <w:spacing w:after="0" w:line="240" w:lineRule="auto"/>
+    </w:pPr>
+    <w:tblPr>
+      <w:tblBorders>
+        <w:top w:val="single" w:sz="4" w:space="0" w:color="auto"/>
+        <w:left w:val="single" w:sz="4" w:space="0" w:color="auto"/>
+        <w:bottom w:val="single" w:sz="4" w:space="0" w:color="auto"/>
+        <w:right w:val="single" w:sz="4" w:space="0" w:color="auto"/>
+        <w:insideH w:val="single" w:sz="4" w:space="0" w:color="auto"/>
+        <w:insideV w:val="single" w:sz="4" w:space="0" w:color="auto"/>
+      </w:tblBorders>
+    </w:tblPr>
+  </w:style>
 </w:styles>
 </file>
 

--- a/Informe de Pasantias/Informe de Pasantias2.docx
+++ b/Informe de Pasantias/Informe de Pasantias2.docx
@@ -196,7 +196,7 @@
                     </pic:cNvPicPr>
                   </pic:nvPicPr>
                   <pic:blipFill>
-                    <a:blip r:embed="rId5">
+                    <a:blip r:embed="rId8">
                       <a:extLst>
                         <a:ext uri="{28A0092B-C50C-407E-A947-70E740481C1C}">
                           <a14:useLocalDpi xmlns:a14="http://schemas.microsoft.com/office/drawing/2010/main" val="0"/>
@@ -1294,13 +1294,11 @@
         <w:t>la cual</w:t>
       </w:r>
       <w:r>
-        <w:t xml:space="preserve"> el estudiante </w:t>
-      </w:r>
-      <w:proofErr w:type="spellStart"/>
-      <w:r>
-        <w:t>esta</w:t>
-      </w:r>
-      <w:proofErr w:type="spellEnd"/>
+        <w:t xml:space="preserve"> el estudiante est</w:t>
+      </w:r>
+      <w:r>
+        <w:t>á</w:t>
+      </w:r>
       <w:r>
         <w:t xml:space="preserve"> en un ambiente donde debe aplicar todos los conocimientos que adquirió a lo largo de su formación académica</w:t>
       </w:r>
@@ -1733,7 +1731,7 @@
                           </pic:cNvPicPr>
                         </pic:nvPicPr>
                         <pic:blipFill>
-                          <a:blip r:embed="rId6" cstate="print">
+                          <a:blip r:embed="rId9" cstate="print">
                             <a:clrChange>
                               <a:clrFrom>
                                 <a:srgbClr val="FFFFFE"/>
@@ -1824,7 +1822,7 @@
           </mc:Choice>
           <mc:Fallback>
             <w:pict>
-              <v:group w14:anchorId="2290E33E" id="Group 17" o:spid="_x0000_s1026" style="position:absolute;margin-left:-4.45pt;margin-top:9.2pt;width:450.2pt;height:127.25pt;z-index:251659264" coordorigin="2268,6021" coordsize="8280,2340" o:gfxdata="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">
+              <v:group w14:anchorId="01622D93" id="Group 17" o:spid="_x0000_s1026" style="position:absolute;margin-left:-4.45pt;margin-top:9.2pt;width:450.2pt;height:127.25pt;z-index:251659264" coordorigin="2268,6021" coordsize="8280,2340" o:gfxdata="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">
                 <v:shapetype id="_x0000_t75" coordsize="21600,21600" o:spt="75" o:preferrelative="t" path="m@4@5l@4@11@9@11@9@5xe" filled="f" stroked="f">
                   <v:stroke joinstyle="miter"/>
                   <v:formulas>
@@ -1845,7 +1843,7 @@
                   <o:lock v:ext="edit" aspectratio="t"/>
                 </v:shapetype>
                 <v:shape id="Imagen 2" o:spid="_x0000_s1027" type="#_x0000_t75" alt="Descripción: LOGO URBE 2012 DEFINITIVO-01" style="position:absolute;left:2268;top:6021;width:3000;height:2340;visibility:visible;mso-wrap-style:square" o:gfxdata="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">
-                  <v:imagedata r:id="rId7" o:title=" LOGO URBE 2012 DEFINITIVO-01" chromakey="#fffffe" blacklevel="-3932f"/>
+                  <v:imagedata r:id="rId10" o:title=" LOGO URBE 2012 DEFINITIVO-01" chromakey="#fffffe" blacklevel="-3932f"/>
                 </v:shape>
                 <v:line id="Line 19" o:spid="_x0000_s1028" style="position:absolute;visibility:visible;mso-wrap-style:square" from="2268,8198" to="10548,8198" o:connectortype="straight" o:gfxdata="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" strokecolor="black [3200]" strokeweight="3pt">
                   <v:stroke joinstyle="miter"/>
@@ -2333,21 +2331,7 @@
         <w:rPr>
           <w:lang w:val="es-VE"/>
         </w:rPr>
-        <w:t xml:space="preserve">a como objeto la promoción, administración, gestión, coordinación de servicios de salud; la prestación de programas de salud; de afiliación de los usuarios; la administración de la prestación de los servicios de instituciones prestadoras de salud; servicio de internación; servicio de hospital de día; servicio hospitalarios de cirugía y maternidad; servicio de atención ambulatoria; servicio de atención domiciliaria programada; servicio odontológicos; servicio de diagnóstico; servicio de tratamiento; servicio de emergencia y traslado; servicios de medicina ocupacional; servicios de instalación de equipos odontológicos; servicios de instalación de equipos médico quirúrgicos; servicios de medicina hiperbárica; servicios de seguros de salud de medicina prepagada; servicios de ambulancias terrestres especializadas / atención </w:t>
-      </w:r>
-      <w:proofErr w:type="spellStart"/>
-      <w:r>
-        <w:rPr>
-          <w:lang w:val="es-VE"/>
-        </w:rPr>
-        <w:t>pre-hospitalaria</w:t>
-      </w:r>
-      <w:proofErr w:type="spellEnd"/>
-      <w:r>
-        <w:rPr>
-          <w:lang w:val="es-VE"/>
-        </w:rPr>
-        <w:t>; así como la organización para la prestación de los servicios de salud a los afiliados del Sistema General de Seguridad Social en Salud</w:t>
+        <w:t>a como objeto la promoción, administración, gestión, coordinación de servicios de salud; la prestación de programas de salud; de afiliación de los usuarios; la administración de la prestación de los servicios de instituciones prestadoras de salud; servicio de internación; servicio de hospital de día; servicio hospitalarios de cirugía y maternidad; servicio de atención ambulatoria; servicio de atención domiciliaria programada; servicio odontológicos; servicio de diagnóstico; servicio de tratamiento; servicio de emergencia y traslado; servicios de medicina ocupacional; servicios de instalación de equipos odontológicos; servicios de instalación de equipos médico quirúrgicos; servicios de medicina hiperbárica; servicios de seguros de salud de medicina prepagada; servicios de ambulancias terrestres especializadas / atención pre-hospitalaria; así como la organización para la prestación de los servicios de salud a los afiliados del Sistema General de Seguridad Social en Salud</w:t>
       </w:r>
       <w:r>
         <w:rPr>
@@ -2687,10 +2671,9 @@
       <w:pPr>
         <w:pStyle w:val="pasantia"/>
         <w:spacing w:line="480" w:lineRule="auto"/>
+        <w:ind w:firstLine="0"/>
         <w:jc w:val="both"/>
         <w:rPr>
-          <w:b/>
-          <w:bCs/>
           <w:lang w:val="es-VE"/>
         </w:rPr>
       </w:pPr>
@@ -2707,6 +2690,76 @@
       <w:pPr>
         <w:pStyle w:val="pasantia"/>
         <w:spacing w:line="480" w:lineRule="auto"/>
+        <w:rPr>
+          <w:b/>
+          <w:bCs/>
+          <w:lang w:val="es-VE"/>
+        </w:rPr>
+      </w:pPr>
+      <w:r>
+        <w:rPr>
+          <w:b/>
+          <w:bCs/>
+          <w:noProof/>
+          <w:lang w:val="es-VE"/>
+        </w:rPr>
+        <w:drawing>
+          <wp:inline distT="0" distB="0" distL="0" distR="0" wp14:anchorId="7DFBE78F" wp14:editId="2641081D">
+            <wp:extent cx="4680000" cy="3144280"/>
+            <wp:effectExtent l="0" t="0" r="6350" b="0"/>
+            <wp:docPr id="797509543" name="Imagen 2"/>
+            <wp:cNvGraphicFramePr>
+              <a:graphicFrameLocks xmlns:a="http://schemas.openxmlformats.org/drawingml/2006/main" noChangeAspect="1"/>
+            </wp:cNvGraphicFramePr>
+            <a:graphic xmlns:a="http://schemas.openxmlformats.org/drawingml/2006/main">
+              <a:graphicData uri="http://schemas.openxmlformats.org/drawingml/2006/picture">
+                <pic:pic xmlns:pic="http://schemas.openxmlformats.org/drawingml/2006/picture">
+                  <pic:nvPicPr>
+                    <pic:cNvPr id="797509543" name="Imagen 2"/>
+                    <pic:cNvPicPr/>
+                  </pic:nvPicPr>
+                  <pic:blipFill rotWithShape="1">
+                    <a:blip r:embed="rId11" cstate="print">
+                      <a:extLst>
+                        <a:ext uri="{28A0092B-C50C-407E-A947-70E740481C1C}">
+                          <a14:useLocalDpi xmlns:a14="http://schemas.microsoft.com/office/drawing/2010/main" val="0"/>
+                        </a:ext>
+                      </a:extLst>
+                    </a:blip>
+                    <a:srcRect l="8581" t="5494" r="12805" b="7509"/>
+                    <a:stretch>
+                      <a:fillRect/>
+                    </a:stretch>
+                  </pic:blipFill>
+                  <pic:spPr bwMode="auto">
+                    <a:xfrm>
+                      <a:off x="0" y="0"/>
+                      <a:ext cx="4680000" cy="3144280"/>
+                    </a:xfrm>
+                    <a:prstGeom prst="rect">
+                      <a:avLst/>
+                    </a:prstGeom>
+                    <a:ln>
+                      <a:noFill/>
+                    </a:ln>
+                    <a:extLst>
+                      <a:ext uri="{53640926-AAD7-44D8-BBD7-CCE9431645EC}">
+                        <a14:shadowObscured xmlns:a14="http://schemas.microsoft.com/office/drawing/2010/main"/>
+                      </a:ext>
+                    </a:extLst>
+                  </pic:spPr>
+                </pic:pic>
+              </a:graphicData>
+            </a:graphic>
+          </wp:inline>
+        </w:drawing>
+      </w:r>
+    </w:p>
+    <w:p>
+      <w:pPr>
+        <w:pStyle w:val="pasantia"/>
+        <w:spacing w:line="480" w:lineRule="auto"/>
+        <w:ind w:firstLine="0"/>
         <w:jc w:val="both"/>
         <w:rPr>
           <w:b/>
@@ -2887,6 +2940,7 @@
               </w:rPr>
             </w:pPr>
             <w:r>
+              <w:lastRenderedPageBreak/>
               <w:t>Administración de recursos, almacenamiento y disponibilidad de servicios críticos.</w:t>
             </w:r>
           </w:p>
@@ -3124,7 +3178,6 @@
               <w:rPr>
                 <w:lang w:val="es-VE"/>
               </w:rPr>
-              <w:lastRenderedPageBreak/>
               <w:t xml:space="preserve">información </w:t>
             </w:r>
             <w:r>
@@ -3347,6 +3400,869 @@
         </w:rPr>
       </w:pPr>
     </w:p>
+    <w:p>
+      <w:pPr>
+        <w:pStyle w:val="pasantia"/>
+        <w:spacing w:line="480" w:lineRule="auto"/>
+        <w:jc w:val="both"/>
+        <w:rPr>
+          <w:b/>
+          <w:bCs/>
+          <w:lang w:val="es-VE"/>
+        </w:rPr>
+      </w:pPr>
+    </w:p>
+    <w:p>
+      <w:pPr>
+        <w:pStyle w:val="pasantia"/>
+        <w:spacing w:line="480" w:lineRule="auto"/>
+        <w:jc w:val="both"/>
+        <w:rPr>
+          <w:b/>
+          <w:bCs/>
+          <w:lang w:val="es-VE"/>
+        </w:rPr>
+      </w:pPr>
+    </w:p>
+    <w:p>
+      <w:pPr>
+        <w:pStyle w:val="pasantia"/>
+        <w:spacing w:line="480" w:lineRule="auto"/>
+        <w:jc w:val="both"/>
+        <w:rPr>
+          <w:b/>
+          <w:bCs/>
+          <w:lang w:val="es-VE"/>
+        </w:rPr>
+      </w:pPr>
+    </w:p>
+    <w:p>
+      <w:pPr>
+        <w:pStyle w:val="pasantia"/>
+        <w:spacing w:line="480" w:lineRule="auto"/>
+        <w:jc w:val="both"/>
+        <w:rPr>
+          <w:b/>
+          <w:bCs/>
+          <w:lang w:val="es-VE"/>
+        </w:rPr>
+      </w:pPr>
+    </w:p>
+    <w:p>
+      <w:pPr>
+        <w:pStyle w:val="pasantia"/>
+        <w:spacing w:line="480" w:lineRule="auto"/>
+        <w:jc w:val="both"/>
+        <w:rPr>
+          <w:b/>
+          <w:bCs/>
+          <w:lang w:val="es-VE"/>
+        </w:rPr>
+      </w:pPr>
+    </w:p>
+    <w:p>
+      <w:pPr>
+        <w:pStyle w:val="pasantia"/>
+        <w:spacing w:line="480" w:lineRule="auto"/>
+        <w:ind w:firstLine="0"/>
+        <w:jc w:val="both"/>
+        <w:rPr>
+          <w:b/>
+          <w:bCs/>
+          <w:lang w:val="es-VE"/>
+        </w:rPr>
+      </w:pPr>
+    </w:p>
+    <w:p>
+      <w:pPr>
+        <w:widowControl w:val="0"/>
+        <w:overflowPunct w:val="0"/>
+        <w:adjustRightInd w:val="0"/>
+        <w:spacing w:after="0" w:line="240" w:lineRule="auto"/>
+        <w:rPr>
+          <w:rFonts w:ascii="Arial" w:eastAsia="MS Mincho" w:hAnsi="Arial" w:cs="Arial"/>
+          <w:kern w:val="28"/>
+          <w:lang w:val="es-ES_tradnl" w:eastAsia="es-VE"/>
+          <w14:ligatures w14:val="none"/>
+        </w:rPr>
+      </w:pPr>
+    </w:p>
+    <w:p>
+      <w:pPr>
+        <w:widowControl w:val="0"/>
+        <w:tabs>
+          <w:tab w:val="left" w:leader="dot" w:pos="7558"/>
+          <w:tab w:val="left" w:leader="dot" w:pos="7938"/>
+        </w:tabs>
+        <w:overflowPunct w:val="0"/>
+        <w:adjustRightInd w:val="0"/>
+        <w:spacing w:after="0" w:line="360" w:lineRule="auto"/>
+        <w:ind w:firstLine="240"/>
+        <w:jc w:val="center"/>
+        <w:rPr>
+          <w:rFonts w:ascii="Arial" w:eastAsia="MS Mincho" w:hAnsi="Arial" w:cs="Arial"/>
+          <w:b/>
+          <w:bCs/>
+          <w:color w:val="000000"/>
+          <w:kern w:val="28"/>
+          <w:lang w:val="es-ES_tradnl" w:eastAsia="es-VE"/>
+          <w14:ligatures w14:val="none"/>
+        </w:rPr>
+      </w:pPr>
+    </w:p>
+    <w:p>
+      <w:pPr>
+        <w:widowControl w:val="0"/>
+        <w:spacing w:after="0" w:line="480" w:lineRule="auto"/>
+        <w:ind w:firstLine="284"/>
+        <w:jc w:val="both"/>
+        <w:rPr>
+          <w:rFonts w:ascii="Arial" w:eastAsia="Times New Roman" w:hAnsi="Arial" w:cs="Arial"/>
+          <w:color w:val="000000"/>
+          <w:kern w:val="0"/>
+          <w:lang w:val="es-VE" w:eastAsia="es-VE"/>
+          <w14:ligatures w14:val="none"/>
+        </w:rPr>
+      </w:pPr>
+    </w:p>
+    <w:p>
+      <w:pPr>
+        <w:widowControl w:val="0"/>
+        <w:overflowPunct w:val="0"/>
+        <w:adjustRightInd w:val="0"/>
+        <w:spacing w:after="0" w:line="240" w:lineRule="auto"/>
+        <w:jc w:val="right"/>
+        <w:rPr>
+          <w:rFonts w:ascii="Arial" w:eastAsia="MS Mincho" w:hAnsi="Arial" w:cs="Arial"/>
+          <w:b/>
+          <w:bCs/>
+          <w:color w:val="000000"/>
+          <w:kern w:val="28"/>
+          <w:lang w:val="es-ES_tradnl" w:eastAsia="es-VE"/>
+          <w14:ligatures w14:val="none"/>
+        </w:rPr>
+      </w:pPr>
+    </w:p>
+    <w:p>
+      <w:pPr>
+        <w:widowControl w:val="0"/>
+        <w:overflowPunct w:val="0"/>
+        <w:adjustRightInd w:val="0"/>
+        <w:spacing w:after="0" w:line="240" w:lineRule="auto"/>
+        <w:jc w:val="right"/>
+        <w:rPr>
+          <w:rFonts w:ascii="Arial" w:eastAsia="MS Mincho" w:hAnsi="Arial" w:cs="Arial"/>
+          <w:b/>
+          <w:bCs/>
+          <w:color w:val="000000"/>
+          <w:kern w:val="28"/>
+          <w:lang w:val="es-ES_tradnl" w:eastAsia="es-VE"/>
+          <w14:ligatures w14:val="none"/>
+        </w:rPr>
+      </w:pPr>
+    </w:p>
+    <w:p>
+      <w:pPr>
+        <w:widowControl w:val="0"/>
+        <w:overflowPunct w:val="0"/>
+        <w:adjustRightInd w:val="0"/>
+        <w:spacing w:after="0" w:line="240" w:lineRule="auto"/>
+        <w:jc w:val="right"/>
+        <w:rPr>
+          <w:rFonts w:ascii="Arial" w:eastAsia="MS Mincho" w:hAnsi="Arial" w:cs="Arial"/>
+          <w:b/>
+          <w:bCs/>
+          <w:color w:val="000000"/>
+          <w:kern w:val="28"/>
+          <w:lang w:val="es-ES_tradnl" w:eastAsia="es-VE"/>
+          <w14:ligatures w14:val="none"/>
+        </w:rPr>
+      </w:pPr>
+    </w:p>
+    <w:p>
+      <w:pPr>
+        <w:widowControl w:val="0"/>
+        <w:overflowPunct w:val="0"/>
+        <w:adjustRightInd w:val="0"/>
+        <w:spacing w:after="0" w:line="240" w:lineRule="auto"/>
+        <w:jc w:val="right"/>
+        <w:rPr>
+          <w:rFonts w:ascii="Arial" w:eastAsia="MS Mincho" w:hAnsi="Arial" w:cs="Arial"/>
+          <w:b/>
+          <w:bCs/>
+          <w:color w:val="000000"/>
+          <w:kern w:val="28"/>
+          <w:lang w:val="es-ES_tradnl" w:eastAsia="es-VE"/>
+          <w14:ligatures w14:val="none"/>
+        </w:rPr>
+      </w:pPr>
+    </w:p>
+    <w:p>
+      <w:pPr>
+        <w:widowControl w:val="0"/>
+        <w:overflowPunct w:val="0"/>
+        <w:adjustRightInd w:val="0"/>
+        <w:spacing w:after="0" w:line="240" w:lineRule="auto"/>
+        <w:jc w:val="right"/>
+        <w:rPr>
+          <w:rFonts w:ascii="Arial" w:eastAsia="MS Mincho" w:hAnsi="Arial" w:cs="Arial"/>
+          <w:b/>
+          <w:bCs/>
+          <w:color w:val="000000"/>
+          <w:kern w:val="28"/>
+          <w:lang w:val="es-ES_tradnl" w:eastAsia="es-VE"/>
+          <w14:ligatures w14:val="none"/>
+        </w:rPr>
+      </w:pPr>
+    </w:p>
+    <w:p>
+      <w:pPr>
+        <w:widowControl w:val="0"/>
+        <w:overflowPunct w:val="0"/>
+        <w:adjustRightInd w:val="0"/>
+        <w:spacing w:after="0" w:line="240" w:lineRule="auto"/>
+        <w:jc w:val="right"/>
+        <w:rPr>
+          <w:rFonts w:ascii="Arial" w:eastAsia="MS Mincho" w:hAnsi="Arial" w:cs="Arial"/>
+          <w:b/>
+          <w:bCs/>
+          <w:color w:val="000000"/>
+          <w:kern w:val="28"/>
+          <w:lang w:val="es-ES_tradnl" w:eastAsia="es-VE"/>
+          <w14:ligatures w14:val="none"/>
+        </w:rPr>
+      </w:pPr>
+    </w:p>
+    <w:p>
+      <w:pPr>
+        <w:widowControl w:val="0"/>
+        <w:overflowPunct w:val="0"/>
+        <w:adjustRightInd w:val="0"/>
+        <w:spacing w:after="0" w:line="240" w:lineRule="auto"/>
+        <w:jc w:val="right"/>
+        <w:rPr>
+          <w:rFonts w:ascii="Arial" w:eastAsia="MS Mincho" w:hAnsi="Arial" w:cs="Arial"/>
+          <w:b/>
+          <w:bCs/>
+          <w:color w:val="000000"/>
+          <w:kern w:val="28"/>
+          <w:lang w:val="es-ES_tradnl" w:eastAsia="es-VE"/>
+          <w14:ligatures w14:val="none"/>
+        </w:rPr>
+      </w:pPr>
+    </w:p>
+    <w:p>
+      <w:pPr>
+        <w:widowControl w:val="0"/>
+        <w:overflowPunct w:val="0"/>
+        <w:adjustRightInd w:val="0"/>
+        <w:spacing w:after="0" w:line="240" w:lineRule="auto"/>
+        <w:jc w:val="right"/>
+        <w:rPr>
+          <w:rFonts w:ascii="Arial" w:eastAsia="MS Mincho" w:hAnsi="Arial" w:cs="Arial"/>
+          <w:b/>
+          <w:bCs/>
+          <w:color w:val="000000"/>
+          <w:kern w:val="28"/>
+          <w:lang w:val="es-ES_tradnl" w:eastAsia="es-VE"/>
+          <w14:ligatures w14:val="none"/>
+        </w:rPr>
+      </w:pPr>
+    </w:p>
+    <w:p>
+      <w:pPr>
+        <w:widowControl w:val="0"/>
+        <w:overflowPunct w:val="0"/>
+        <w:adjustRightInd w:val="0"/>
+        <w:spacing w:after="0" w:line="240" w:lineRule="auto"/>
+        <w:jc w:val="right"/>
+        <w:rPr>
+          <w:rFonts w:ascii="Arial" w:eastAsia="MS Mincho" w:hAnsi="Arial" w:cs="Arial"/>
+          <w:b/>
+          <w:bCs/>
+          <w:color w:val="000000"/>
+          <w:kern w:val="28"/>
+          <w:lang w:val="es-ES_tradnl" w:eastAsia="es-VE"/>
+          <w14:ligatures w14:val="none"/>
+        </w:rPr>
+      </w:pPr>
+    </w:p>
+    <w:p>
+      <w:pPr>
+        <w:widowControl w:val="0"/>
+        <w:overflowPunct w:val="0"/>
+        <w:adjustRightInd w:val="0"/>
+        <w:spacing w:after="0" w:line="240" w:lineRule="auto"/>
+        <w:jc w:val="right"/>
+        <w:rPr>
+          <w:rFonts w:ascii="Arial" w:eastAsia="MS Mincho" w:hAnsi="Arial" w:cs="Arial"/>
+          <w:b/>
+          <w:bCs/>
+          <w:color w:val="000000"/>
+          <w:kern w:val="28"/>
+          <w:lang w:val="es-ES_tradnl" w:eastAsia="es-VE"/>
+          <w14:ligatures w14:val="none"/>
+        </w:rPr>
+      </w:pPr>
+      <w:r>
+        <w:rPr>
+          <w:rFonts w:ascii="Arial" w:eastAsia="MS Mincho" w:hAnsi="Arial" w:cs="Arial"/>
+          <w:noProof/>
+          <w:kern w:val="28"/>
+          <w:lang w:val="es-ES_tradnl" w:eastAsia="es-VE"/>
+          <w14:ligatures w14:val="none"/>
+        </w:rPr>
+        <mc:AlternateContent>
+          <mc:Choice Requires="wpg">
+            <w:drawing>
+              <wp:anchor distT="0" distB="0" distL="114300" distR="114300" simplePos="0" relativeHeight="251661312" behindDoc="0" locked="0" layoutInCell="1" allowOverlap="1" wp14:anchorId="045D2DB7" wp14:editId="05AF7105">
+                <wp:simplePos x="0" y="0"/>
+                <wp:positionH relativeFrom="column">
+                  <wp:posOffset>-56515</wp:posOffset>
+                </wp:positionH>
+                <wp:positionV relativeFrom="paragraph">
+                  <wp:posOffset>116840</wp:posOffset>
+                </wp:positionV>
+                <wp:extent cx="5717540" cy="1616075"/>
+                <wp:effectExtent l="0" t="0" r="35560" b="0"/>
+                <wp:wrapNone/>
+                <wp:docPr id="350980028" name="Group 17"/>
+                <wp:cNvGraphicFramePr>
+                  <a:graphicFrameLocks xmlns:a="http://schemas.openxmlformats.org/drawingml/2006/main"/>
+                </wp:cNvGraphicFramePr>
+                <a:graphic xmlns:a="http://schemas.openxmlformats.org/drawingml/2006/main">
+                  <a:graphicData uri="http://schemas.microsoft.com/office/word/2010/wordprocessingGroup">
+                    <wpg:wgp>
+                      <wpg:cNvGrpSpPr>
+                        <a:grpSpLocks/>
+                      </wpg:cNvGrpSpPr>
+                      <wpg:grpSpPr bwMode="auto">
+                        <a:xfrm>
+                          <a:off x="0" y="0"/>
+                          <a:ext cx="5717540" cy="1616075"/>
+                          <a:chOff x="2268" y="6021"/>
+                          <a:chExt cx="8280" cy="2340"/>
+                        </a:xfrm>
+                      </wpg:grpSpPr>
+                      <pic:pic xmlns:pic="http://schemas.openxmlformats.org/drawingml/2006/picture">
+                        <pic:nvPicPr>
+                          <pic:cNvPr id="1662417199" name="Imagen 2" descr="Descripción: LOGO URBE 2012 DEFINITIVO-01"/>
+                          <pic:cNvPicPr>
+                            <a:picLocks noChangeAspect="1" noChangeArrowheads="1"/>
+                          </pic:cNvPicPr>
+                        </pic:nvPicPr>
+                        <pic:blipFill>
+                          <a:blip r:embed="rId9" cstate="print">
+                            <a:clrChange>
+                              <a:clrFrom>
+                                <a:srgbClr val="FFFFFE"/>
+                              </a:clrFrom>
+                              <a:clrTo>
+                                <a:srgbClr val="FFFFFE">
+                                  <a:alpha val="0"/>
+                                </a:srgbClr>
+                              </a:clrTo>
+                            </a:clrChange>
+                            <a:lum bright="-12000"/>
+                            <a:extLst>
+                              <a:ext uri="{28A0092B-C50C-407E-A947-70E740481C1C}">
+                                <a14:useLocalDpi xmlns:a14="http://schemas.microsoft.com/office/drawing/2010/main" val="0"/>
+                              </a:ext>
+                            </a:extLst>
+                          </a:blip>
+                          <a:srcRect/>
+                          <a:stretch>
+                            <a:fillRect/>
+                          </a:stretch>
+                        </pic:blipFill>
+                        <pic:spPr bwMode="auto">
+                          <a:xfrm>
+                            <a:off x="2268" y="6021"/>
+                            <a:ext cx="3000" cy="2340"/>
+                          </a:xfrm>
+                          <a:prstGeom prst="rect">
+                            <a:avLst/>
+                          </a:prstGeom>
+                          <a:noFill/>
+                          <a:extLst>
+                            <a:ext uri="{909E8E84-426E-40DD-AFC4-6F175D3DCCD1}">
+                              <a14:hiddenFill xmlns:a14="http://schemas.microsoft.com/office/drawing/2010/main">
+                                <a:solidFill>
+                                  <a:srgbClr val="FFFFFF"/>
+                                </a:solidFill>
+                              </a14:hiddenFill>
+                            </a:ext>
+                          </a:extLst>
+                        </pic:spPr>
+                      </pic:pic>
+                      <wps:wsp>
+                        <wps:cNvPr id="114149545" name="Line 19"/>
+                        <wps:cNvCnPr>
+                          <a:cxnSpLocks noChangeShapeType="1"/>
+                        </wps:cNvCnPr>
+                        <wps:spPr bwMode="auto">
+                          <a:xfrm>
+                            <a:off x="2268" y="8198"/>
+                            <a:ext cx="8280" cy="0"/>
+                          </a:xfrm>
+                          <a:prstGeom prst="line">
+                            <a:avLst/>
+                          </a:prstGeom>
+                          <a:noFill/>
+                          <a:ln w="38100" cap="flat" cmpd="sng" algn="ctr">
+                            <a:solidFill>
+                              <a:sysClr val="windowText" lastClr="000000"/>
+                            </a:solidFill>
+                            <a:prstDash val="solid"/>
+                            <a:miter lim="800000"/>
+                            <a:headEnd/>
+                            <a:tailEnd/>
+                          </a:ln>
+                          <a:effectLst/>
+                        </wps:spPr>
+                        <wps:bodyPr/>
+                      </wps:wsp>
+                    </wpg:wgp>
+                  </a:graphicData>
+                </a:graphic>
+                <wp14:sizeRelH relativeFrom="page">
+                  <wp14:pctWidth>0</wp14:pctWidth>
+                </wp14:sizeRelH>
+                <wp14:sizeRelV relativeFrom="page">
+                  <wp14:pctHeight>0</wp14:pctHeight>
+                </wp14:sizeRelV>
+              </wp:anchor>
+            </w:drawing>
+          </mc:Choice>
+          <mc:Fallback>
+            <w:pict>
+              <v:group w14:anchorId="70150167" id="Group 17" o:spid="_x0000_s1026" style="position:absolute;margin-left:-4.45pt;margin-top:9.2pt;width:450.2pt;height:127.25pt;z-index:251661312" coordorigin="2268,6021" coordsize="8280,2340" o:gfxdata="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">
+                <v:shape id="Imagen 2" o:spid="_x0000_s1027" type="#_x0000_t75" alt="Descripción: LOGO URBE 2012 DEFINITIVO-01" style="position:absolute;left:2268;top:6021;width:3000;height:2340;visibility:visible;mso-wrap-style:square" o:gfxdata="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">
+                  <v:imagedata r:id="rId10" o:title=" LOGO URBE 2012 DEFINITIVO-01" chromakey="#fffffe" blacklevel="-3932f"/>
+                </v:shape>
+                <v:line id="Line 19" o:spid="_x0000_s1028" style="position:absolute;visibility:visible;mso-wrap-style:square" from="2268,8198" to="10548,8198" o:connectortype="straight" o:gfxdata="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" strokecolor="windowText" strokeweight="3pt">
+                  <v:stroke joinstyle="miter"/>
+                </v:line>
+              </v:group>
+            </w:pict>
+          </mc:Fallback>
+        </mc:AlternateContent>
+      </w:r>
+    </w:p>
+    <w:p>
+      <w:pPr>
+        <w:widowControl w:val="0"/>
+        <w:overflowPunct w:val="0"/>
+        <w:adjustRightInd w:val="0"/>
+        <w:spacing w:after="0" w:line="240" w:lineRule="auto"/>
+        <w:jc w:val="right"/>
+        <w:rPr>
+          <w:rFonts w:ascii="Arial" w:eastAsia="MS Mincho" w:hAnsi="Arial" w:cs="Arial"/>
+          <w:b/>
+          <w:bCs/>
+          <w:color w:val="000000"/>
+          <w:kern w:val="28"/>
+          <w:lang w:val="es-ES_tradnl" w:eastAsia="es-VE"/>
+          <w14:ligatures w14:val="none"/>
+        </w:rPr>
+      </w:pPr>
+    </w:p>
+    <w:p>
+      <w:pPr>
+        <w:widowControl w:val="0"/>
+        <w:overflowPunct w:val="0"/>
+        <w:adjustRightInd w:val="0"/>
+        <w:spacing w:after="0" w:line="240" w:lineRule="auto"/>
+        <w:jc w:val="right"/>
+        <w:rPr>
+          <w:rFonts w:ascii="Arial" w:eastAsia="MS Mincho" w:hAnsi="Arial" w:cs="Arial"/>
+          <w:b/>
+          <w:bCs/>
+          <w:color w:val="000000"/>
+          <w:kern w:val="28"/>
+          <w:lang w:val="es-ES_tradnl" w:eastAsia="es-VE"/>
+          <w14:ligatures w14:val="none"/>
+        </w:rPr>
+      </w:pPr>
+    </w:p>
+    <w:p>
+      <w:pPr>
+        <w:widowControl w:val="0"/>
+        <w:overflowPunct w:val="0"/>
+        <w:adjustRightInd w:val="0"/>
+        <w:spacing w:after="0" w:line="240" w:lineRule="auto"/>
+        <w:jc w:val="right"/>
+        <w:rPr>
+          <w:rFonts w:ascii="Arial" w:eastAsia="MS Mincho" w:hAnsi="Arial" w:cs="Arial"/>
+          <w:b/>
+          <w:bCs/>
+          <w:color w:val="000000"/>
+          <w:kern w:val="28"/>
+          <w:lang w:val="es-ES_tradnl" w:eastAsia="es-VE"/>
+          <w14:ligatures w14:val="none"/>
+        </w:rPr>
+      </w:pPr>
+    </w:p>
+    <w:p>
+      <w:pPr>
+        <w:widowControl w:val="0"/>
+        <w:overflowPunct w:val="0"/>
+        <w:adjustRightInd w:val="0"/>
+        <w:spacing w:after="0" w:line="240" w:lineRule="auto"/>
+        <w:jc w:val="right"/>
+        <w:rPr>
+          <w:rFonts w:ascii="Arial" w:eastAsia="MS Mincho" w:hAnsi="Arial" w:cs="Arial"/>
+          <w:b/>
+          <w:bCs/>
+          <w:color w:val="000000"/>
+          <w:kern w:val="28"/>
+          <w:lang w:val="es-ES_tradnl" w:eastAsia="es-VE"/>
+          <w14:ligatures w14:val="none"/>
+        </w:rPr>
+      </w:pPr>
+    </w:p>
+    <w:p>
+      <w:pPr>
+        <w:widowControl w:val="0"/>
+        <w:overflowPunct w:val="0"/>
+        <w:adjustRightInd w:val="0"/>
+        <w:spacing w:after="0" w:line="240" w:lineRule="auto"/>
+        <w:jc w:val="right"/>
+        <w:rPr>
+          <w:rFonts w:ascii="Arial" w:eastAsia="MS Mincho" w:hAnsi="Arial" w:cs="Arial"/>
+          <w:b/>
+          <w:bCs/>
+          <w:color w:val="000000"/>
+          <w:kern w:val="28"/>
+          <w:lang w:val="es-ES_tradnl" w:eastAsia="es-VE"/>
+          <w14:ligatures w14:val="none"/>
+        </w:rPr>
+      </w:pPr>
+    </w:p>
+    <w:p>
+      <w:pPr>
+        <w:widowControl w:val="0"/>
+        <w:overflowPunct w:val="0"/>
+        <w:adjustRightInd w:val="0"/>
+        <w:spacing w:after="200" w:line="240" w:lineRule="auto"/>
+        <w:jc w:val="right"/>
+        <w:rPr>
+          <w:rFonts w:ascii="Arial" w:eastAsia="MS Mincho" w:hAnsi="Arial" w:cs="Arial"/>
+          <w:b/>
+          <w:bCs/>
+          <w:color w:val="000000"/>
+          <w:kern w:val="28"/>
+          <w:sz w:val="72"/>
+          <w:szCs w:val="72"/>
+          <w:lang w:val="es-ES_tradnl" w:eastAsia="es-VE"/>
+          <w14:ligatures w14:val="none"/>
+        </w:rPr>
+      </w:pPr>
+      <w:r>
+        <w:rPr>
+          <w:rFonts w:ascii="Arial" w:eastAsia="MS Mincho" w:hAnsi="Arial" w:cs="Arial"/>
+          <w:b/>
+          <w:bCs/>
+          <w:color w:val="000000"/>
+          <w:kern w:val="28"/>
+          <w:sz w:val="72"/>
+          <w:szCs w:val="72"/>
+          <w:lang w:val="es-ES_tradnl" w:eastAsia="es-VE"/>
+          <w14:ligatures w14:val="none"/>
+        </w:rPr>
+        <w:t>C</w:t>
+      </w:r>
+      <w:r>
+        <w:rPr>
+          <w:rFonts w:ascii="Arial" w:eastAsia="MS Mincho" w:hAnsi="Arial" w:cs="Arial"/>
+          <w:b/>
+          <w:bCs/>
+          <w:color w:val="000000"/>
+          <w:kern w:val="28"/>
+          <w:sz w:val="72"/>
+          <w:szCs w:val="72"/>
+          <w:lang w:val="es-ES_tradnl" w:eastAsia="es-VE"/>
+          <w14:ligatures w14:val="none"/>
+        </w:rPr>
+        <w:t>APÍTULO</w:t>
+      </w:r>
+      <w:r>
+        <w:rPr>
+          <w:rFonts w:ascii="Arial" w:eastAsia="MS Mincho" w:hAnsi="Arial" w:cs="Arial"/>
+          <w:b/>
+          <w:bCs/>
+          <w:color w:val="000000"/>
+          <w:kern w:val="28"/>
+          <w:sz w:val="72"/>
+          <w:szCs w:val="72"/>
+          <w:lang w:val="es-ES_tradnl" w:eastAsia="es-VE"/>
+          <w14:ligatures w14:val="none"/>
+        </w:rPr>
+        <w:t xml:space="preserve"> I</w:t>
+      </w:r>
+      <w:r>
+        <w:rPr>
+          <w:rFonts w:ascii="Arial" w:eastAsia="MS Mincho" w:hAnsi="Arial" w:cs="Arial"/>
+          <w:b/>
+          <w:bCs/>
+          <w:color w:val="000000"/>
+          <w:kern w:val="28"/>
+          <w:sz w:val="72"/>
+          <w:szCs w:val="72"/>
+          <w:lang w:val="es-ES_tradnl" w:eastAsia="es-VE"/>
+          <w14:ligatures w14:val="none"/>
+        </w:rPr>
+        <w:t>I</w:t>
+      </w:r>
+    </w:p>
+    <w:p>
+      <w:pPr>
+        <w:widowControl w:val="0"/>
+        <w:autoSpaceDE w:val="0"/>
+        <w:autoSpaceDN w:val="0"/>
+        <w:adjustRightInd w:val="0"/>
+        <w:spacing w:after="0" w:line="480" w:lineRule="auto"/>
+        <w:rPr>
+          <w:rFonts w:ascii="Arial" w:eastAsia="Calibri" w:hAnsi="Arial" w:cs="Arial"/>
+          <w:b/>
+          <w:bCs/>
+          <w:color w:val="000000"/>
+          <w:kern w:val="0"/>
+          <w:lang w:val="es-VE"/>
+          <w14:ligatures w14:val="none"/>
+        </w:rPr>
+      </w:pPr>
+      <w:r>
+        <w:rPr>
+          <w:rFonts w:ascii="Arial" w:eastAsia="MS Mincho" w:hAnsi="Arial" w:cs="Arial"/>
+          <w:b/>
+          <w:kern w:val="28"/>
+          <w:sz w:val="44"/>
+          <w:szCs w:val="44"/>
+          <w:lang w:val="es-ES_tradnl" w:eastAsia="es-VE"/>
+          <w14:ligatures w14:val="none"/>
+        </w:rPr>
+        <w:t>PLANIFICACIÓN DE ACTIVIDADES</w:t>
+      </w:r>
+    </w:p>
+    <w:p>
+      <w:pPr>
+        <w:widowControl w:val="0"/>
+        <w:autoSpaceDE w:val="0"/>
+        <w:autoSpaceDN w:val="0"/>
+        <w:adjustRightInd w:val="0"/>
+        <w:spacing w:after="0" w:line="480" w:lineRule="auto"/>
+        <w:rPr>
+          <w:rFonts w:ascii="Arial" w:eastAsia="Calibri" w:hAnsi="Arial" w:cs="Arial"/>
+          <w:b/>
+          <w:bCs/>
+          <w:color w:val="000000"/>
+          <w:kern w:val="0"/>
+          <w:lang w:val="es-VE"/>
+          <w14:ligatures w14:val="none"/>
+        </w:rPr>
+      </w:pPr>
+    </w:p>
+    <w:p>
+      <w:pPr>
+        <w:widowControl w:val="0"/>
+        <w:autoSpaceDE w:val="0"/>
+        <w:autoSpaceDN w:val="0"/>
+        <w:adjustRightInd w:val="0"/>
+        <w:spacing w:after="0" w:line="480" w:lineRule="auto"/>
+        <w:rPr>
+          <w:rFonts w:ascii="Arial" w:eastAsia="Calibri" w:hAnsi="Arial" w:cs="Arial"/>
+          <w:b/>
+          <w:bCs/>
+          <w:color w:val="000000"/>
+          <w:kern w:val="0"/>
+          <w:lang w:val="es-VE"/>
+          <w14:ligatures w14:val="none"/>
+        </w:rPr>
+      </w:pPr>
+    </w:p>
+    <w:p>
+      <w:pPr>
+        <w:widowControl w:val="0"/>
+        <w:autoSpaceDE w:val="0"/>
+        <w:autoSpaceDN w:val="0"/>
+        <w:adjustRightInd w:val="0"/>
+        <w:spacing w:after="0" w:line="480" w:lineRule="auto"/>
+        <w:rPr>
+          <w:rFonts w:ascii="Arial" w:eastAsia="Calibri" w:hAnsi="Arial" w:cs="Arial"/>
+          <w:b/>
+          <w:bCs/>
+          <w:color w:val="000000"/>
+          <w:kern w:val="0"/>
+          <w:lang w:val="es-VE"/>
+          <w14:ligatures w14:val="none"/>
+        </w:rPr>
+      </w:pPr>
+    </w:p>
+    <w:p>
+      <w:pPr>
+        <w:widowControl w:val="0"/>
+        <w:autoSpaceDE w:val="0"/>
+        <w:autoSpaceDN w:val="0"/>
+        <w:adjustRightInd w:val="0"/>
+        <w:spacing w:after="0" w:line="480" w:lineRule="auto"/>
+        <w:rPr>
+          <w:rFonts w:ascii="Arial" w:eastAsia="Calibri" w:hAnsi="Arial" w:cs="Arial"/>
+          <w:b/>
+          <w:bCs/>
+          <w:color w:val="000000"/>
+          <w:kern w:val="0"/>
+          <w:lang w:val="es-VE"/>
+          <w14:ligatures w14:val="none"/>
+        </w:rPr>
+      </w:pPr>
+    </w:p>
+    <w:p>
+      <w:pPr>
+        <w:widowControl w:val="0"/>
+        <w:autoSpaceDE w:val="0"/>
+        <w:autoSpaceDN w:val="0"/>
+        <w:adjustRightInd w:val="0"/>
+        <w:spacing w:after="0" w:line="480" w:lineRule="auto"/>
+        <w:rPr>
+          <w:rFonts w:ascii="Arial" w:eastAsia="Calibri" w:hAnsi="Arial" w:cs="Arial"/>
+          <w:b/>
+          <w:bCs/>
+          <w:color w:val="000000"/>
+          <w:kern w:val="0"/>
+          <w:lang w:val="es-VE"/>
+          <w14:ligatures w14:val="none"/>
+        </w:rPr>
+      </w:pPr>
+    </w:p>
+    <w:p>
+      <w:pPr>
+        <w:widowControl w:val="0"/>
+        <w:autoSpaceDE w:val="0"/>
+        <w:autoSpaceDN w:val="0"/>
+        <w:adjustRightInd w:val="0"/>
+        <w:spacing w:after="0" w:line="480" w:lineRule="auto"/>
+        <w:rPr>
+          <w:rFonts w:ascii="Arial" w:eastAsia="Calibri" w:hAnsi="Arial" w:cs="Arial"/>
+          <w:b/>
+          <w:bCs/>
+          <w:color w:val="000000"/>
+          <w:kern w:val="0"/>
+          <w:lang w:val="es-VE"/>
+          <w14:ligatures w14:val="none"/>
+        </w:rPr>
+      </w:pPr>
+    </w:p>
+    <w:p>
+      <w:pPr>
+        <w:widowControl w:val="0"/>
+        <w:autoSpaceDE w:val="0"/>
+        <w:autoSpaceDN w:val="0"/>
+        <w:adjustRightInd w:val="0"/>
+        <w:spacing w:after="0" w:line="480" w:lineRule="auto"/>
+        <w:rPr>
+          <w:rFonts w:ascii="Arial" w:eastAsia="Calibri" w:hAnsi="Arial" w:cs="Arial"/>
+          <w:b/>
+          <w:bCs/>
+          <w:color w:val="000000"/>
+          <w:kern w:val="0"/>
+          <w:lang w:val="es-VE"/>
+          <w14:ligatures w14:val="none"/>
+        </w:rPr>
+      </w:pPr>
+    </w:p>
+    <w:p>
+      <w:pPr>
+        <w:pStyle w:val="pasantia"/>
+        <w:spacing w:line="480" w:lineRule="auto"/>
+        <w:ind w:firstLine="0"/>
+        <w:jc w:val="both"/>
+        <w:rPr>
+          <w:b/>
+          <w:bCs/>
+          <w:lang w:val="es-VE"/>
+        </w:rPr>
+      </w:pPr>
+    </w:p>
+    <w:p>
+      <w:pPr>
+        <w:pStyle w:val="pasantia"/>
+        <w:spacing w:line="480" w:lineRule="auto"/>
+        <w:ind w:firstLine="0"/>
+        <w:jc w:val="both"/>
+        <w:rPr>
+          <w:b/>
+          <w:bCs/>
+          <w:lang w:val="es-VE"/>
+        </w:rPr>
+      </w:pPr>
+    </w:p>
+    <w:p>
+      <w:pPr>
+        <w:pStyle w:val="pasantia"/>
+        <w:spacing w:line="480" w:lineRule="auto"/>
+        <w:ind w:firstLine="0"/>
+        <w:jc w:val="center"/>
+        <w:rPr>
+          <w:b/>
+          <w:bCs/>
+          <w:lang w:val="es-VE"/>
+        </w:rPr>
+      </w:pPr>
+      <w:r>
+        <w:rPr>
+          <w:b/>
+          <w:bCs/>
+          <w:lang w:val="es-VE"/>
+        </w:rPr>
+        <w:lastRenderedPageBreak/>
+        <w:t>CAPÍTULO II</w:t>
+      </w:r>
+    </w:p>
+    <w:p>
+      <w:pPr>
+        <w:pStyle w:val="pasantia"/>
+        <w:spacing w:line="480" w:lineRule="auto"/>
+        <w:ind w:firstLine="0"/>
+        <w:jc w:val="center"/>
+        <w:rPr>
+          <w:b/>
+          <w:bCs/>
+          <w:lang w:val="es-VE"/>
+        </w:rPr>
+      </w:pPr>
+      <w:r>
+        <w:rPr>
+          <w:b/>
+          <w:bCs/>
+          <w:lang w:val="es-VE"/>
+        </w:rPr>
+        <w:t>PLANIFICACIÓN DE ACTIVIDADES</w:t>
+      </w:r>
+    </w:p>
+    <w:p>
+      <w:pPr>
+        <w:pStyle w:val="pasantia"/>
+        <w:numPr>
+          <w:ilvl w:val="0"/>
+          <w:numId w:val="13"/>
+        </w:numPr>
+        <w:spacing w:line="480" w:lineRule="auto"/>
+        <w:rPr>
+          <w:b/>
+          <w:bCs/>
+          <w:lang w:val="es-VE"/>
+        </w:rPr>
+      </w:pPr>
+      <w:r>
+        <w:rPr>
+          <w:b/>
+          <w:bCs/>
+          <w:lang w:val="es-VE"/>
+        </w:rPr>
+        <w:t>CUADRO DE ACTIVIDADES</w:t>
+      </w:r>
+    </w:p>
     <w:sectPr>
       <w:pgSz w:w="12242" w:h="15842" w:code="1"/>
       <w:pgMar w:top="1701" w:right="1701" w:bottom="1701" w:left="2268" w:header="709" w:footer="709" w:gutter="0"/>
@@ -3357,6 +4273,56 @@
 </w:document>
 </file>
 
+<file path=word/endnotes.xml><?xml version="1.0" encoding="utf-8"?>
+<w:endnotes xmlns:wpc="http://schemas.microsoft.com/office/word/2010/wordprocessingCanvas" xmlns:cx="http://schemas.microsoft.com/office/drawing/2014/chartex" xmlns:cx1="http://schemas.microsoft.com/office/drawing/2015/9/8/chartex" xmlns:cx2="http://schemas.microsoft.com/office/drawing/2015/10/21/chartex" xmlns:cx3="http://schemas.microsoft.com/office/drawing/2016/5/9/chartex" xmlns:cx4="http://schemas.microsoft.com/office/drawing/2016/5/10/chartex" xmlns:cx5="http://schemas.microsoft.com/office/drawing/2016/5/11/chartex" xmlns:cx6="http://schemas.microsoft.com/office/drawing/2016/5/12/chartex" xmlns:cx7="http://schemas.microsoft.com/office/drawing/2016/5/13/chartex" xmlns:cx8="http://schemas.microsoft.com/office/drawing/2016/5/14/chartex" xmlns:mc="http://schemas.openxmlformats.org/markup-compatibility/2006" xmlns:aink="http://schemas.microsoft.com/office/drawing/2016/ink" xmlns:am3d="http://schemas.microsoft.com/office/drawing/2017/model3d" xmlns:o="urn:schemas-microsoft-com:office:office" xmlns:oel="http://schemas.microsoft.com/office/2019/extlst" xmlns:r="http://schemas.openxmlformats.org/officeDocument/2006/relationships" xmlns:m="http://schemas.openxmlformats.org/officeDocument/2006/math" xmlns:v="urn:schemas-microsoft-com:vml" xmlns:wp14="http://schemas.microsoft.com/office/word/2010/wordprocessingDrawing" xmlns:wp="http://schemas.openxmlformats.org/drawingml/2006/wordprocessingDrawing" xmlns:w10="urn:schemas-microsoft-com:office:word" xmlns:w="http://schemas.openxmlformats.org/wordprocessingml/2006/main" xmlns:w14="http://schemas.microsoft.com/office/word/2010/wordml" xmlns:w15="http://schemas.microsoft.com/office/word/2012/wordml" xmlns:w16cex="http://schemas.microsoft.com/office/word/2018/wordml/cex" xmlns:w16cid="http://schemas.microsoft.com/office/word/2016/wordml/cid" xmlns:w16="http://schemas.microsoft.com/office/word/2018/wordml" xmlns:w16du="http://schemas.microsoft.com/office/word/2023/wordml/word16du" xmlns:w16sdtdh="http://schemas.microsoft.com/office/word/2020/wordml/sdtdatahash" xmlns:w16sdtfl="http://schemas.microsoft.com/office/word/2024/wordml/sdtformatlock" xmlns:w16se="http://schemas.microsoft.com/office/word/2015/wordml/symex" xmlns:wpg="http://schemas.microsoft.com/office/word/2010/wordprocessingGroup" xmlns:wpi="http://schemas.microsoft.com/office/word/2010/wordprocessingInk" xmlns:wne="http://schemas.microsoft.com/office/word/2006/wordml" xmlns:wps="http://schemas.microsoft.com/office/word/2010/wordprocessingShape" mc:Ignorable="w14 w15 w16se w16cid w16 w16cex w16sdtdh w16sdtfl w16du wp14">
+  <w:endnote w:type="separator" w:id="-1">
+    <w:p>
+      <w:pPr>
+        <w:spacing w:after="0" w:line="240" w:lineRule="auto"/>
+      </w:pPr>
+      <w:r>
+        <w:separator/>
+      </w:r>
+    </w:p>
+  </w:endnote>
+  <w:endnote w:type="continuationSeparator" w:id="0">
+    <w:p>
+      <w:pPr>
+        <w:spacing w:after="0" w:line="240" w:lineRule="auto"/>
+      </w:pPr>
+      <w:r>
+        <w:continuationSeparator/>
+      </w:r>
+    </w:p>
+  </w:endnote>
+</w:endnotes>
+</file>
+
+<file path=word/footnotes.xml><?xml version="1.0" encoding="utf-8"?>
+<w:footnotes xmlns:wpc="http://schemas.microsoft.com/office/word/2010/wordprocessingCanvas" xmlns:cx="http://schemas.microsoft.com/office/drawing/2014/chartex" xmlns:cx1="http://schemas.microsoft.com/office/drawing/2015/9/8/chartex" xmlns:cx2="http://schemas.microsoft.com/office/drawing/2015/10/21/chartex" xmlns:cx3="http://schemas.microsoft.com/office/drawing/2016/5/9/chartex" xmlns:cx4="http://schemas.microsoft.com/office/drawing/2016/5/10/chartex" xmlns:cx5="http://schemas.microsoft.com/office/drawing/2016/5/11/chartex" xmlns:cx6="http://schemas.microsoft.com/office/drawing/2016/5/12/chartex" xmlns:cx7="http://schemas.microsoft.com/office/drawing/2016/5/13/chartex" xmlns:cx8="http://schemas.microsoft.com/office/drawing/2016/5/14/chartex" xmlns:mc="http://schemas.openxmlformats.org/markup-compatibility/2006" xmlns:aink="http://schemas.microsoft.com/office/drawing/2016/ink" xmlns:am3d="http://schemas.microsoft.com/office/drawing/2017/model3d" xmlns:o="urn:schemas-microsoft-com:office:office" xmlns:oel="http://schemas.microsoft.com/office/2019/extlst" xmlns:r="http://schemas.openxmlformats.org/officeDocument/2006/relationships" xmlns:m="http://schemas.openxmlformats.org/officeDocument/2006/math" xmlns:v="urn:schemas-microsoft-com:vml" xmlns:wp14="http://schemas.microsoft.com/office/word/2010/wordprocessingDrawing" xmlns:wp="http://schemas.openxmlformats.org/drawingml/2006/wordprocessingDrawing" xmlns:w10="urn:schemas-microsoft-com:office:word" xmlns:w="http://schemas.openxmlformats.org/wordprocessingml/2006/main" xmlns:w14="http://schemas.microsoft.com/office/word/2010/wordml" xmlns:w15="http://schemas.microsoft.com/office/word/2012/wordml" xmlns:w16cex="http://schemas.microsoft.com/office/word/2018/wordml/cex" xmlns:w16cid="http://schemas.microsoft.com/office/word/2016/wordml/cid" xmlns:w16="http://schemas.microsoft.com/office/word/2018/wordml" xmlns:w16du="http://schemas.microsoft.com/office/word/2023/wordml/word16du" xmlns:w16sdtdh="http://schemas.microsoft.com/office/word/2020/wordml/sdtdatahash" xmlns:w16sdtfl="http://schemas.microsoft.com/office/word/2024/wordml/sdtformatlock" xmlns:w16se="http://schemas.microsoft.com/office/word/2015/wordml/symex" xmlns:wpg="http://schemas.microsoft.com/office/word/2010/wordprocessingGroup" xmlns:wpi="http://schemas.microsoft.com/office/word/2010/wordprocessingInk" xmlns:wne="http://schemas.microsoft.com/office/word/2006/wordml" xmlns:wps="http://schemas.microsoft.com/office/word/2010/wordprocessingShape" mc:Ignorable="w14 w15 w16se w16cid w16 w16cex w16sdtdh w16sdtfl w16du wp14">
+  <w:footnote w:type="separator" w:id="-1">
+    <w:p>
+      <w:pPr>
+        <w:spacing w:after="0" w:line="240" w:lineRule="auto"/>
+      </w:pPr>
+      <w:r>
+        <w:separator/>
+      </w:r>
+    </w:p>
+  </w:footnote>
+  <w:footnote w:type="continuationSeparator" w:id="0">
+    <w:p>
+      <w:pPr>
+        <w:spacing w:after="0" w:line="240" w:lineRule="auto"/>
+      </w:pPr>
+      <w:r>
+        <w:continuationSeparator/>
+      </w:r>
+    </w:p>
+  </w:footnote>
+</w:footnotes>
+</file>
+
 <file path=word/numbering.xml><?xml version="1.0" encoding="utf-8"?>
 <w:numbering xmlns:wpc="http://schemas.microsoft.com/office/word/2010/wordprocessingCanvas" xmlns:cx="http://schemas.microsoft.com/office/drawing/2014/chartex" xmlns:cx1="http://schemas.microsoft.com/office/drawing/2015/9/8/chartex" xmlns:cx2="http://schemas.microsoft.com/office/drawing/2015/10/21/chartex" xmlns:cx3="http://schemas.microsoft.com/office/drawing/2016/5/9/chartex" xmlns:cx4="http://schemas.microsoft.com/office/drawing/2016/5/10/chartex" xmlns:cx5="http://schemas.microsoft.com/office/drawing/2016/5/11/chartex" xmlns:cx6="http://schemas.microsoft.com/office/drawing/2016/5/12/chartex" xmlns:cx7="http://schemas.microsoft.com/office/drawing/2016/5/13/chartex" xmlns:cx8="http://schemas.microsoft.com/office/drawing/2016/5/14/chartex" xmlns:mc="http://schemas.openxmlformats.org/markup-compatibility/2006" xmlns:aink="http://schemas.microsoft.com/office/drawing/2016/ink" xmlns:am3d="http://schemas.microsoft.com/office/drawing/2017/model3d" xmlns:o="urn:schemas-microsoft-com:office:office" xmlns:oel="http://schemas.microsoft.com/office/2019/extlst" xmlns:r="http://schemas.openxmlformats.org/officeDocument/2006/relationships" xmlns:m="http://schemas.openxmlformats.org/officeDocument/2006/math" xmlns:v="urn:schemas-microsoft-com:vml" xmlns:wp14="http://schemas.microsoft.com/office/word/2010/wordprocessingDrawing" xmlns:wp="http://schemas.openxmlformats.org/drawingml/2006/wordprocessingDrawing" xmlns:w10="urn:schemas-microsoft-com:office:word" xmlns:w="http://schemas.openxmlformats.org/wordprocessingml/2006/main" xmlns:w14="http://schemas.microsoft.com/office/word/2010/wordml" xmlns:w15="http://schemas.microsoft.com/office/word/2012/wordml" xmlns:w16cex="http://schemas.microsoft.com/office/word/2018/wordml/cex" xmlns:w16cid="http://schemas.microsoft.com/office/word/2016/wordml/cid" xmlns:w16="http://schemas.microsoft.com/office/word/2018/wordml" xmlns:w16du="http://schemas.microsoft.com/office/word/2023/wordml/word16du" xmlns:w16sdtdh="http://schemas.microsoft.com/office/word/2020/wordml/sdtdatahash" xmlns:w16sdtfl="http://schemas.microsoft.com/office/word/2024/wordml/sdtformatlock" xmlns:w16se="http://schemas.microsoft.com/office/word/2015/wordml/symex" xmlns:wpg="http://schemas.microsoft.com/office/word/2010/wordprocessingGroup" xmlns:wpi="http://schemas.microsoft.com/office/word/2010/wordprocessingInk" xmlns:wne="http://schemas.microsoft.com/office/word/2006/wordml" xmlns:wps="http://schemas.microsoft.com/office/word/2010/wordprocessingShape" mc:Ignorable="w14 w15 w16se w16cid w16 w16cex w16sdtdh w16sdtfl w16du wp14">
   <w:abstractNum w:abstractNumId="0" w15:restartNumberingAfterBreak="0">
@@ -4171,6 +5137,181 @@
     </w:lvl>
   </w:abstractNum>
   <w:abstractNum w:abstractNumId="9" w15:restartNumberingAfterBreak="0">
+    <w:nsid w:val="3DDF5E7B"/>
+    <w:multiLevelType w:val="hybridMultilevel"/>
+    <w:tmpl w:val="BBE4C6F4"/>
+    <w:lvl w:ilvl="0" w:tplc="080A000F">
+      <w:start w:val="1"/>
+      <w:numFmt w:val="decimal"/>
+      <w:lvlText w:val="%1."/>
+      <w:lvlJc w:val="left"/>
+      <w:pPr>
+        <w:ind w:left="360" w:hanging="360"/>
+      </w:pPr>
+    </w:lvl>
+    <w:lvl w:ilvl="1" w:tplc="080A0019" w:tentative="1">
+      <w:start w:val="1"/>
+      <w:numFmt w:val="lowerLetter"/>
+      <w:lvlText w:val="%2."/>
+      <w:lvlJc w:val="left"/>
+      <w:pPr>
+        <w:ind w:left="1080" w:hanging="360"/>
+      </w:pPr>
+    </w:lvl>
+    <w:lvl w:ilvl="2" w:tplc="080A001B" w:tentative="1">
+      <w:start w:val="1"/>
+      <w:numFmt w:val="lowerRoman"/>
+      <w:lvlText w:val="%3."/>
+      <w:lvlJc w:val="right"/>
+      <w:pPr>
+        <w:ind w:left="1800" w:hanging="180"/>
+      </w:pPr>
+    </w:lvl>
+    <w:lvl w:ilvl="3" w:tplc="080A000F" w:tentative="1">
+      <w:start w:val="1"/>
+      <w:numFmt w:val="decimal"/>
+      <w:lvlText w:val="%4."/>
+      <w:lvlJc w:val="left"/>
+      <w:pPr>
+        <w:ind w:left="2520" w:hanging="360"/>
+      </w:pPr>
+    </w:lvl>
+    <w:lvl w:ilvl="4" w:tplc="080A0019" w:tentative="1">
+      <w:start w:val="1"/>
+      <w:numFmt w:val="lowerLetter"/>
+      <w:lvlText w:val="%5."/>
+      <w:lvlJc w:val="left"/>
+      <w:pPr>
+        <w:ind w:left="3240" w:hanging="360"/>
+      </w:pPr>
+    </w:lvl>
+    <w:lvl w:ilvl="5" w:tplc="080A001B" w:tentative="1">
+      <w:start w:val="1"/>
+      <w:numFmt w:val="lowerRoman"/>
+      <w:lvlText w:val="%6."/>
+      <w:lvlJc w:val="right"/>
+      <w:pPr>
+        <w:ind w:left="3960" w:hanging="180"/>
+      </w:pPr>
+    </w:lvl>
+    <w:lvl w:ilvl="6" w:tplc="080A000F" w:tentative="1">
+      <w:start w:val="1"/>
+      <w:numFmt w:val="decimal"/>
+      <w:lvlText w:val="%7."/>
+      <w:lvlJc w:val="left"/>
+      <w:pPr>
+        <w:ind w:left="4680" w:hanging="360"/>
+      </w:pPr>
+    </w:lvl>
+    <w:lvl w:ilvl="7" w:tplc="080A0019" w:tentative="1">
+      <w:start w:val="1"/>
+      <w:numFmt w:val="lowerLetter"/>
+      <w:lvlText w:val="%8."/>
+      <w:lvlJc w:val="left"/>
+      <w:pPr>
+        <w:ind w:left="5400" w:hanging="360"/>
+      </w:pPr>
+    </w:lvl>
+    <w:lvl w:ilvl="8" w:tplc="080A001B" w:tentative="1">
+      <w:start w:val="1"/>
+      <w:numFmt w:val="lowerRoman"/>
+      <w:lvlText w:val="%9."/>
+      <w:lvlJc w:val="right"/>
+      <w:pPr>
+        <w:ind w:left="6120" w:hanging="180"/>
+      </w:pPr>
+    </w:lvl>
+  </w:abstractNum>
+  <w:abstractNum w:abstractNumId="10" w15:restartNumberingAfterBreak="0">
+    <w:nsid w:val="65E85254"/>
+    <w:multiLevelType w:val="hybridMultilevel"/>
+    <w:tmpl w:val="60180284"/>
+    <w:lvl w:ilvl="0" w:tplc="080A000F">
+      <w:start w:val="1"/>
+      <w:numFmt w:val="decimal"/>
+      <w:lvlText w:val="%1."/>
+      <w:lvlJc w:val="left"/>
+      <w:pPr>
+        <w:ind w:left="360" w:hanging="360"/>
+      </w:pPr>
+      <w:rPr>
+        <w:rFonts w:hint="default"/>
+      </w:rPr>
+    </w:lvl>
+    <w:lvl w:ilvl="1" w:tplc="080A0019" w:tentative="1">
+      <w:start w:val="1"/>
+      <w:numFmt w:val="lowerLetter"/>
+      <w:lvlText w:val="%2."/>
+      <w:lvlJc w:val="left"/>
+      <w:pPr>
+        <w:ind w:left="1080" w:hanging="360"/>
+      </w:pPr>
+    </w:lvl>
+    <w:lvl w:ilvl="2" w:tplc="080A001B" w:tentative="1">
+      <w:start w:val="1"/>
+      <w:numFmt w:val="lowerRoman"/>
+      <w:lvlText w:val="%3."/>
+      <w:lvlJc w:val="right"/>
+      <w:pPr>
+        <w:ind w:left="1800" w:hanging="180"/>
+      </w:pPr>
+    </w:lvl>
+    <w:lvl w:ilvl="3" w:tplc="080A000F" w:tentative="1">
+      <w:start w:val="1"/>
+      <w:numFmt w:val="decimal"/>
+      <w:lvlText w:val="%4."/>
+      <w:lvlJc w:val="left"/>
+      <w:pPr>
+        <w:ind w:left="2520" w:hanging="360"/>
+      </w:pPr>
+    </w:lvl>
+    <w:lvl w:ilvl="4" w:tplc="080A0019" w:tentative="1">
+      <w:start w:val="1"/>
+      <w:numFmt w:val="lowerLetter"/>
+      <w:lvlText w:val="%5."/>
+      <w:lvlJc w:val="left"/>
+      <w:pPr>
+        <w:ind w:left="3240" w:hanging="360"/>
+      </w:pPr>
+    </w:lvl>
+    <w:lvl w:ilvl="5" w:tplc="080A001B" w:tentative="1">
+      <w:start w:val="1"/>
+      <w:numFmt w:val="lowerRoman"/>
+      <w:lvlText w:val="%6."/>
+      <w:lvlJc w:val="right"/>
+      <w:pPr>
+        <w:ind w:left="3960" w:hanging="180"/>
+      </w:pPr>
+    </w:lvl>
+    <w:lvl w:ilvl="6" w:tplc="080A000F" w:tentative="1">
+      <w:start w:val="1"/>
+      <w:numFmt w:val="decimal"/>
+      <w:lvlText w:val="%7."/>
+      <w:lvlJc w:val="left"/>
+      <w:pPr>
+        <w:ind w:left="4680" w:hanging="360"/>
+      </w:pPr>
+    </w:lvl>
+    <w:lvl w:ilvl="7" w:tplc="080A0019" w:tentative="1">
+      <w:start w:val="1"/>
+      <w:numFmt w:val="lowerLetter"/>
+      <w:lvlText w:val="%8."/>
+      <w:lvlJc w:val="left"/>
+      <w:pPr>
+        <w:ind w:left="5400" w:hanging="360"/>
+      </w:pPr>
+    </w:lvl>
+    <w:lvl w:ilvl="8" w:tplc="080A001B" w:tentative="1">
+      <w:start w:val="1"/>
+      <w:numFmt w:val="lowerRoman"/>
+      <w:lvlText w:val="%9."/>
+      <w:lvlJc w:val="right"/>
+      <w:pPr>
+        <w:ind w:left="6120" w:hanging="180"/>
+      </w:pPr>
+    </w:lvl>
+  </w:abstractNum>
+  <w:abstractNum w:abstractNumId="11" w15:restartNumberingAfterBreak="0">
     <w:nsid w:val="65EA7E46"/>
     <w:multiLevelType w:val="hybridMultilevel"/>
     <w:tmpl w:val="30FEC8BE"/>
@@ -4259,7 +5400,7 @@
       </w:pPr>
     </w:lvl>
   </w:abstractNum>
-  <w:abstractNum w:abstractNumId="10" w15:restartNumberingAfterBreak="0">
+  <w:abstractNum w:abstractNumId="12" w15:restartNumberingAfterBreak="0">
     <w:nsid w:val="7CAB12D2"/>
     <w:multiLevelType w:val="hybridMultilevel"/>
     <w:tmpl w:val="6156BA36"/>
@@ -4364,10 +5505,10 @@
     <w:abstractNumId w:val="2"/>
   </w:num>
   <w:num w:numId="6" w16cid:durableId="1894659377">
-    <w:abstractNumId w:val="9"/>
+    <w:abstractNumId w:val="11"/>
   </w:num>
   <w:num w:numId="7" w16cid:durableId="1376464705">
-    <w:abstractNumId w:val="10"/>
+    <w:abstractNumId w:val="12"/>
   </w:num>
   <w:num w:numId="8" w16cid:durableId="1182427577">
     <w:abstractNumId w:val="6"/>
@@ -4380,6 +5521,12 @@
   </w:num>
   <w:num w:numId="11" w16cid:durableId="914631479">
     <w:abstractNumId w:val="4"/>
+  </w:num>
+  <w:num w:numId="12" w16cid:durableId="446851380">
+    <w:abstractNumId w:val="10"/>
+  </w:num>
+  <w:num w:numId="13" w16cid:durableId="390811757">
+    <w:abstractNumId w:val="9"/>
   </w:num>
 </w:numbering>
 </file>
@@ -4784,7 +5931,7 @@
   <w:style w:type="paragraph" w:default="1" w:styleId="Normal">
     <w:name w:val="Normal"/>
     <w:qFormat/>
-    <w:rsid w:val="003C25C0"/>
+    <w:rsid w:val="005A48DD"/>
   </w:style>
   <w:style w:type="paragraph" w:styleId="Ttulo1">
     <w:name w:val="heading 1"/>
@@ -4988,6 +6135,7 @@
   <w:style w:type="character" w:default="1" w:styleId="Fuentedeprrafopredeter">
     <w:name w:val="Default Paragraph Font"/>
     <w:uiPriority w:val="1"/>
+    <w:semiHidden/>
     <w:unhideWhenUsed/>
   </w:style>
   <w:style w:type="table" w:default="1" w:styleId="Tablanormal">
@@ -5355,6 +6503,50 @@
       </w:tblBorders>
     </w:tblPr>
   </w:style>
+  <w:style w:type="paragraph" w:styleId="Encabezado">
+    <w:name w:val="header"/>
+    <w:basedOn w:val="Normal"/>
+    <w:link w:val="EncabezadoCar"/>
+    <w:uiPriority w:val="99"/>
+    <w:unhideWhenUsed/>
+    <w:rsid w:val="005A48DD"/>
+    <w:pPr>
+      <w:tabs>
+        <w:tab w:val="center" w:pos="4419"/>
+        <w:tab w:val="right" w:pos="8838"/>
+      </w:tabs>
+      <w:spacing w:after="0" w:line="240" w:lineRule="auto"/>
+    </w:pPr>
+  </w:style>
+  <w:style w:type="character" w:customStyle="1" w:styleId="EncabezadoCar">
+    <w:name w:val="Encabezado Car"/>
+    <w:basedOn w:val="Fuentedeprrafopredeter"/>
+    <w:link w:val="Encabezado"/>
+    <w:uiPriority w:val="99"/>
+    <w:rsid w:val="005A48DD"/>
+  </w:style>
+  <w:style w:type="paragraph" w:styleId="Piedepgina">
+    <w:name w:val="footer"/>
+    <w:basedOn w:val="Normal"/>
+    <w:link w:val="PiedepginaCar"/>
+    <w:uiPriority w:val="99"/>
+    <w:unhideWhenUsed/>
+    <w:rsid w:val="005A48DD"/>
+    <w:pPr>
+      <w:tabs>
+        <w:tab w:val="center" w:pos="4419"/>
+        <w:tab w:val="right" w:pos="8838"/>
+      </w:tabs>
+      <w:spacing w:after="0" w:line="240" w:lineRule="auto"/>
+    </w:pPr>
+  </w:style>
+  <w:style w:type="character" w:customStyle="1" w:styleId="PiedepginaCar">
+    <w:name w:val="Pie de página Car"/>
+    <w:basedOn w:val="Fuentedeprrafopredeter"/>
+    <w:link w:val="Piedepgina"/>
+    <w:uiPriority w:val="99"/>
+    <w:rsid w:val="005A48DD"/>
+  </w:style>
 </w:styles>
 </file>
 
@@ -5651,4 +6843,16 @@
     </a:ext>
   </a:extLst>
 </a:theme>
+</file>
+
+<file path=customXml/item1.xml><?xml version="1.0" encoding="utf-8"?>
+<b:Sources xmlns:b="http://schemas.openxmlformats.org/officeDocument/2006/bibliography" xmlns="http://schemas.openxmlformats.org/officeDocument/2006/bibliography" SelectedStyle="\APASixthEditionOfficeOnline.xsl" StyleName="APA" Version="6"/>
+</file>
+
+<file path=customXml/itemProps1.xml><?xml version="1.0" encoding="utf-8"?>
+<ds:datastoreItem xmlns:ds="http://schemas.openxmlformats.org/officeDocument/2006/customXml" ds:itemID="{D42090EC-FFEF-496C-A699-06689A6E0F97}">
+  <ds:schemaRefs>
+    <ds:schemaRef ds:uri="http://schemas.openxmlformats.org/officeDocument/2006/bibliography"/>
+  </ds:schemaRefs>
+</ds:datastoreItem>
 </file>
--- a/Informe de Pasantias/Informe de Pasantias2.docx
+++ b/Informe de Pasantias/Informe de Pasantias2.docx
@@ -3392,18 +3392,7 @@
       <w:pPr>
         <w:pStyle w:val="pasantia"/>
         <w:spacing w:line="480" w:lineRule="auto"/>
-        <w:jc w:val="both"/>
-        <w:rPr>
-          <w:b/>
-          <w:bCs/>
-          <w:lang w:val="es-VE"/>
-        </w:rPr>
-      </w:pPr>
-    </w:p>
-    <w:p>
-      <w:pPr>
-        <w:pStyle w:val="pasantia"/>
-        <w:spacing w:line="480" w:lineRule="auto"/>
+        <w:ind w:firstLine="0"/>
         <w:jc w:val="both"/>
         <w:rPr>
           <w:b/>
@@ -3506,6 +3495,21 @@
           <w:color w:val="000000"/>
           <w:kern w:val="28"/>
           <w:lang w:val="es-ES_tradnl" w:eastAsia="es-VE"/>
+          <w14:ligatures w14:val="none"/>
+        </w:rPr>
+      </w:pPr>
+    </w:p>
+    <w:p>
+      <w:pPr>
+        <w:widowControl w:val="0"/>
+        <w:spacing w:after="0" w:line="480" w:lineRule="auto"/>
+        <w:ind w:firstLine="284"/>
+        <w:jc w:val="both"/>
+        <w:rPr>
+          <w:rFonts w:ascii="Arial" w:eastAsia="Times New Roman" w:hAnsi="Arial" w:cs="Arial"/>
+          <w:color w:val="000000"/>
+          <w:kern w:val="0"/>
+          <w:lang w:val="es-VE" w:eastAsia="es-VE"/>
           <w14:ligatures w14:val="none"/>
         </w:rPr>
       </w:pPr>
@@ -4262,6 +4266,1325 @@
         </w:rPr>
         <w:t>CUADRO DE ACTIVIDADES</w:t>
       </w:r>
+    </w:p>
+    <w:tbl>
+      <w:tblPr>
+        <w:tblStyle w:val="Tablaconcuadrcula"/>
+        <w:tblW w:w="0" w:type="auto"/>
+        <w:tblLook w:val="04A0" w:firstRow="1" w:lastRow="0" w:firstColumn="1" w:lastColumn="0" w:noHBand="0" w:noVBand="1"/>
+      </w:tblPr>
+      <w:tblGrid>
+        <w:gridCol w:w="1634"/>
+        <w:gridCol w:w="1621"/>
+        <w:gridCol w:w="1648"/>
+        <w:gridCol w:w="1652"/>
+        <w:gridCol w:w="1708"/>
+      </w:tblGrid>
+      <w:tr>
+        <w:tc>
+          <w:tcPr>
+            <w:tcW w:w="1634" w:type="dxa"/>
+            <w:shd w:val="clear" w:color="auto" w:fill="E8E8E8" w:themeFill="background2"/>
+            <w:vAlign w:val="center"/>
+          </w:tcPr>
+          <w:p>
+            <w:pPr>
+              <w:pStyle w:val="pasantia"/>
+              <w:ind w:firstLine="0"/>
+              <w:jc w:val="center"/>
+              <w:rPr>
+                <w:b/>
+                <w:bCs/>
+                <w:lang w:val="es-VE"/>
+              </w:rPr>
+            </w:pPr>
+            <w:r>
+              <w:rPr>
+                <w:b/>
+                <w:bCs/>
+                <w:lang w:val="es-VE"/>
+              </w:rPr>
+              <w:t>Actividad</w:t>
+            </w:r>
+          </w:p>
+        </w:tc>
+        <w:tc>
+          <w:tcPr>
+            <w:tcW w:w="1621" w:type="dxa"/>
+            <w:shd w:val="clear" w:color="auto" w:fill="E8E8E8" w:themeFill="background2"/>
+            <w:vAlign w:val="center"/>
+          </w:tcPr>
+          <w:p>
+            <w:pPr>
+              <w:pStyle w:val="pasantia"/>
+              <w:ind w:firstLine="0"/>
+              <w:jc w:val="center"/>
+              <w:rPr>
+                <w:b/>
+                <w:bCs/>
+                <w:lang w:val="es-VE"/>
+              </w:rPr>
+            </w:pPr>
+            <w:r>
+              <w:rPr>
+                <w:b/>
+                <w:bCs/>
+                <w:lang w:val="es-VE"/>
+              </w:rPr>
+              <w:t>Fecha de Inicio</w:t>
+            </w:r>
+          </w:p>
+        </w:tc>
+        <w:tc>
+          <w:tcPr>
+            <w:tcW w:w="1648" w:type="dxa"/>
+            <w:shd w:val="clear" w:color="auto" w:fill="E8E8E8" w:themeFill="background2"/>
+            <w:vAlign w:val="center"/>
+          </w:tcPr>
+          <w:p>
+            <w:pPr>
+              <w:pStyle w:val="pasantia"/>
+              <w:ind w:firstLine="0"/>
+              <w:jc w:val="center"/>
+              <w:rPr>
+                <w:b/>
+                <w:bCs/>
+                <w:lang w:val="es-VE"/>
+              </w:rPr>
+            </w:pPr>
+            <w:r>
+              <w:rPr>
+                <w:b/>
+                <w:bCs/>
+                <w:lang w:val="es-VE"/>
+              </w:rPr>
+              <w:t>Fecha de Culminación</w:t>
+            </w:r>
+          </w:p>
+        </w:tc>
+        <w:tc>
+          <w:tcPr>
+            <w:tcW w:w="1652" w:type="dxa"/>
+            <w:shd w:val="clear" w:color="auto" w:fill="E8E8E8" w:themeFill="background2"/>
+            <w:vAlign w:val="center"/>
+          </w:tcPr>
+          <w:p>
+            <w:pPr>
+              <w:pStyle w:val="pasantia"/>
+              <w:ind w:firstLine="0"/>
+              <w:jc w:val="center"/>
+              <w:rPr>
+                <w:b/>
+                <w:bCs/>
+                <w:lang w:val="es-VE"/>
+              </w:rPr>
+            </w:pPr>
+            <w:r>
+              <w:rPr>
+                <w:b/>
+                <w:bCs/>
+                <w:lang w:val="es-VE"/>
+              </w:rPr>
+              <w:t>Metodologías y Herramientas</w:t>
+            </w:r>
+          </w:p>
+        </w:tc>
+        <w:tc>
+          <w:tcPr>
+            <w:tcW w:w="1708" w:type="dxa"/>
+            <w:shd w:val="clear" w:color="auto" w:fill="E8E8E8" w:themeFill="background2"/>
+            <w:vAlign w:val="center"/>
+          </w:tcPr>
+          <w:p>
+            <w:pPr>
+              <w:pStyle w:val="pasantia"/>
+              <w:ind w:firstLine="0"/>
+              <w:jc w:val="center"/>
+              <w:rPr>
+                <w:b/>
+                <w:bCs/>
+                <w:lang w:val="es-VE"/>
+              </w:rPr>
+            </w:pPr>
+            <w:r>
+              <w:rPr>
+                <w:b/>
+                <w:bCs/>
+                <w:lang w:val="es-VE"/>
+              </w:rPr>
+              <w:t>Responsables</w:t>
+            </w:r>
+          </w:p>
+        </w:tc>
+      </w:tr>
+      <w:tr>
+        <w:tc>
+          <w:tcPr>
+            <w:tcW w:w="1634" w:type="dxa"/>
+          </w:tcPr>
+          <w:p>
+            <w:pPr>
+              <w:pStyle w:val="pasantia"/>
+              <w:spacing w:line="360" w:lineRule="auto"/>
+              <w:ind w:firstLine="0"/>
+              <w:jc w:val="both"/>
+              <w:rPr>
+                <w:b/>
+                <w:bCs/>
+                <w:sz w:val="16"/>
+                <w:szCs w:val="16"/>
+                <w:lang w:val="es-VE"/>
+              </w:rPr>
+            </w:pPr>
+            <w:r>
+              <w:rPr>
+                <w:b/>
+                <w:bCs/>
+                <w:sz w:val="16"/>
+                <w:szCs w:val="16"/>
+              </w:rPr>
+              <w:t>Instalación de sistemas operativos, programas de oficina, antivirus y limpieza física de componentes.</w:t>
+            </w:r>
+          </w:p>
+        </w:tc>
+        <w:tc>
+          <w:tcPr>
+            <w:tcW w:w="1621" w:type="dxa"/>
+          </w:tcPr>
+          <w:p>
+            <w:pPr>
+              <w:pStyle w:val="pasantia"/>
+              <w:spacing w:line="360" w:lineRule="auto"/>
+              <w:ind w:firstLine="0"/>
+              <w:jc w:val="both"/>
+              <w:rPr>
+                <w:b/>
+                <w:bCs/>
+                <w:sz w:val="16"/>
+                <w:szCs w:val="16"/>
+                <w:lang w:val="es-VE"/>
+              </w:rPr>
+            </w:pPr>
+            <w:r>
+              <w:rPr>
+                <w:b/>
+                <w:bCs/>
+                <w:sz w:val="16"/>
+                <w:szCs w:val="16"/>
+              </w:rPr>
+              <w:t>04/05/2026</w:t>
+            </w:r>
+          </w:p>
+        </w:tc>
+        <w:tc>
+          <w:tcPr>
+            <w:tcW w:w="1648" w:type="dxa"/>
+          </w:tcPr>
+          <w:p>
+            <w:pPr>
+              <w:pStyle w:val="pasantia"/>
+              <w:spacing w:line="360" w:lineRule="auto"/>
+              <w:ind w:firstLine="0"/>
+              <w:jc w:val="both"/>
+              <w:rPr>
+                <w:b/>
+                <w:bCs/>
+                <w:sz w:val="16"/>
+                <w:szCs w:val="16"/>
+                <w:lang w:val="es-VE"/>
+              </w:rPr>
+            </w:pPr>
+            <w:r>
+              <w:rPr>
+                <w:b/>
+                <w:bCs/>
+                <w:sz w:val="16"/>
+                <w:szCs w:val="16"/>
+              </w:rPr>
+              <w:t>22/05/2026</w:t>
+            </w:r>
+          </w:p>
+        </w:tc>
+        <w:tc>
+          <w:tcPr>
+            <w:tcW w:w="1652" w:type="dxa"/>
+          </w:tcPr>
+          <w:p>
+            <w:pPr>
+              <w:pStyle w:val="pasantia"/>
+              <w:spacing w:line="360" w:lineRule="auto"/>
+              <w:jc w:val="both"/>
+              <w:rPr>
+                <w:b/>
+                <w:bCs/>
+                <w:sz w:val="16"/>
+                <w:szCs w:val="16"/>
+                <w:lang w:val="es-VE"/>
+              </w:rPr>
+            </w:pPr>
+            <w:r>
+              <w:rPr>
+                <w:b/>
+                <w:bCs/>
+                <w:sz w:val="16"/>
+                <w:szCs w:val="16"/>
+                <w:lang w:val="es-VE"/>
+              </w:rPr>
+              <w:t>Metodología: Revisión directa por equipo e instalación mediante instaladores estándar.</w:t>
+            </w:r>
+          </w:p>
+          <w:p>
+            <w:pPr>
+              <w:pStyle w:val="pasantia"/>
+              <w:spacing w:line="360" w:lineRule="auto"/>
+              <w:jc w:val="both"/>
+              <w:rPr>
+                <w:b/>
+                <w:bCs/>
+                <w:sz w:val="16"/>
+                <w:szCs w:val="16"/>
+                <w:lang w:val="es-VE"/>
+              </w:rPr>
+            </w:pPr>
+            <w:r>
+              <w:rPr>
+                <w:b/>
+                <w:bCs/>
+                <w:sz w:val="16"/>
+                <w:szCs w:val="16"/>
+                <w:lang w:val="es-VE"/>
+              </w:rPr>
+              <w:br/>
+            </w:r>
+          </w:p>
+          <w:p>
+            <w:pPr>
+              <w:pStyle w:val="pasantia"/>
+              <w:spacing w:line="360" w:lineRule="auto"/>
+              <w:jc w:val="both"/>
+              <w:rPr>
+                <w:b/>
+                <w:bCs/>
+                <w:sz w:val="16"/>
+                <w:szCs w:val="16"/>
+                <w:lang w:val="es-VE"/>
+              </w:rPr>
+            </w:pPr>
+            <w:r>
+              <w:rPr>
+                <w:b/>
+                <w:bCs/>
+                <w:sz w:val="16"/>
+                <w:szCs w:val="16"/>
+                <w:lang w:val="es-VE"/>
+              </w:rPr>
+              <w:t>Herramientas: Unidades USB (Pendrives), destornilladores, sopladora, software básico.</w:t>
+            </w:r>
+          </w:p>
+          <w:p>
+            <w:pPr>
+              <w:pStyle w:val="pasantia"/>
+              <w:spacing w:line="360" w:lineRule="auto"/>
+              <w:ind w:firstLine="0"/>
+              <w:jc w:val="both"/>
+              <w:rPr>
+                <w:b/>
+                <w:bCs/>
+                <w:sz w:val="16"/>
+                <w:szCs w:val="16"/>
+                <w:lang w:val="es-VE"/>
+              </w:rPr>
+            </w:pPr>
+          </w:p>
+        </w:tc>
+        <w:tc>
+          <w:tcPr>
+            <w:tcW w:w="1708" w:type="dxa"/>
+          </w:tcPr>
+          <w:p>
+            <w:pPr>
+              <w:pStyle w:val="pasantia"/>
+              <w:spacing w:line="360" w:lineRule="auto"/>
+              <w:ind w:firstLine="0"/>
+              <w:jc w:val="both"/>
+              <w:rPr>
+                <w:b/>
+                <w:bCs/>
+                <w:sz w:val="16"/>
+                <w:szCs w:val="16"/>
+                <w:lang w:val="es-VE"/>
+              </w:rPr>
+            </w:pPr>
+            <w:r>
+              <w:rPr>
+                <w:b/>
+                <w:bCs/>
+                <w:sz w:val="16"/>
+                <w:szCs w:val="16"/>
+              </w:rPr>
+              <w:t>Tutor Industrial (</w:t>
+            </w:r>
+            <w:proofErr w:type="gramStart"/>
+            <w:r>
+              <w:rPr>
+                <w:b/>
+                <w:bCs/>
+                <w:sz w:val="16"/>
+                <w:szCs w:val="16"/>
+              </w:rPr>
+              <w:t>Jefe</w:t>
+            </w:r>
+            <w:proofErr w:type="gramEnd"/>
+            <w:r>
+              <w:rPr>
+                <w:b/>
+                <w:bCs/>
+                <w:sz w:val="16"/>
+                <w:szCs w:val="16"/>
+              </w:rPr>
+              <w:t xml:space="preserve"> de TI) / Tutor Académico.</w:t>
+            </w:r>
+          </w:p>
+        </w:tc>
+      </w:tr>
+      <w:tr>
+        <w:tc>
+          <w:tcPr>
+            <w:tcW w:w="1634" w:type="dxa"/>
+          </w:tcPr>
+          <w:p>
+            <w:pPr>
+              <w:pStyle w:val="pasantia"/>
+              <w:spacing w:line="360" w:lineRule="auto"/>
+              <w:ind w:firstLine="0"/>
+              <w:jc w:val="both"/>
+              <w:rPr>
+                <w:b/>
+                <w:bCs/>
+                <w:sz w:val="16"/>
+                <w:szCs w:val="16"/>
+                <w:lang w:val="es-VE"/>
+              </w:rPr>
+            </w:pPr>
+            <w:r>
+              <w:rPr>
+                <w:b/>
+                <w:bCs/>
+                <w:sz w:val="16"/>
+                <w:szCs w:val="16"/>
+              </w:rPr>
+              <w:t>Armado de cables de red (ponchado) y verificación de puntos de internet en las oficinas.</w:t>
+            </w:r>
+          </w:p>
+        </w:tc>
+        <w:tc>
+          <w:tcPr>
+            <w:tcW w:w="1621" w:type="dxa"/>
+          </w:tcPr>
+          <w:p>
+            <w:pPr>
+              <w:pStyle w:val="pasantia"/>
+              <w:spacing w:line="360" w:lineRule="auto"/>
+              <w:ind w:firstLine="0"/>
+              <w:jc w:val="both"/>
+              <w:rPr>
+                <w:b/>
+                <w:bCs/>
+                <w:sz w:val="16"/>
+                <w:szCs w:val="16"/>
+                <w:lang w:val="es-VE"/>
+              </w:rPr>
+            </w:pPr>
+            <w:r>
+              <w:rPr>
+                <w:b/>
+                <w:bCs/>
+                <w:sz w:val="16"/>
+                <w:szCs w:val="16"/>
+              </w:rPr>
+              <w:t>25/05/2026</w:t>
+            </w:r>
+          </w:p>
+        </w:tc>
+        <w:tc>
+          <w:tcPr>
+            <w:tcW w:w="1648" w:type="dxa"/>
+          </w:tcPr>
+          <w:p>
+            <w:pPr>
+              <w:pStyle w:val="pasantia"/>
+              <w:spacing w:line="360" w:lineRule="auto"/>
+              <w:ind w:firstLine="0"/>
+              <w:jc w:val="both"/>
+              <w:rPr>
+                <w:b/>
+                <w:bCs/>
+                <w:sz w:val="16"/>
+                <w:szCs w:val="16"/>
+                <w:lang w:val="es-VE"/>
+              </w:rPr>
+            </w:pPr>
+            <w:r>
+              <w:rPr>
+                <w:b/>
+                <w:bCs/>
+                <w:sz w:val="16"/>
+                <w:szCs w:val="16"/>
+              </w:rPr>
+              <w:t>12/06/2026</w:t>
+            </w:r>
+          </w:p>
+        </w:tc>
+        <w:tc>
+          <w:tcPr>
+            <w:tcW w:w="1652" w:type="dxa"/>
+          </w:tcPr>
+          <w:p>
+            <w:pPr>
+              <w:pStyle w:val="pasantia"/>
+              <w:spacing w:line="360" w:lineRule="auto"/>
+              <w:jc w:val="both"/>
+              <w:rPr>
+                <w:b/>
+                <w:bCs/>
+                <w:sz w:val="16"/>
+                <w:szCs w:val="16"/>
+                <w:lang w:val="es-VE"/>
+              </w:rPr>
+            </w:pPr>
+            <w:r>
+              <w:rPr>
+                <w:b/>
+                <w:bCs/>
+                <w:sz w:val="16"/>
+                <w:szCs w:val="16"/>
+                <w:lang w:val="es-VE"/>
+              </w:rPr>
+              <w:t>Metodología: Inspección visual de la ruta del cable y pruebas de continuidad.</w:t>
+            </w:r>
+          </w:p>
+          <w:p>
+            <w:pPr>
+              <w:pStyle w:val="pasantia"/>
+              <w:spacing w:line="360" w:lineRule="auto"/>
+              <w:jc w:val="both"/>
+              <w:rPr>
+                <w:b/>
+                <w:bCs/>
+                <w:sz w:val="16"/>
+                <w:szCs w:val="16"/>
+                <w:lang w:val="es-VE"/>
+              </w:rPr>
+            </w:pPr>
+            <w:r>
+              <w:rPr>
+                <w:b/>
+                <w:bCs/>
+                <w:sz w:val="16"/>
+                <w:szCs w:val="16"/>
+                <w:lang w:val="es-VE"/>
+              </w:rPr>
+              <w:br/>
+            </w:r>
+          </w:p>
+          <w:p>
+            <w:pPr>
+              <w:pStyle w:val="pasantia"/>
+              <w:spacing w:line="360" w:lineRule="auto"/>
+              <w:jc w:val="both"/>
+              <w:rPr>
+                <w:b/>
+                <w:bCs/>
+                <w:sz w:val="16"/>
+                <w:szCs w:val="16"/>
+                <w:lang w:val="es-VE"/>
+              </w:rPr>
+            </w:pPr>
+            <w:r>
+              <w:rPr>
+                <w:b/>
+                <w:bCs/>
+                <w:sz w:val="16"/>
+                <w:szCs w:val="16"/>
+                <w:lang w:val="es-VE"/>
+              </w:rPr>
+              <w:t>Herramientas: Conectores RJ45, cable UTP, pinza ponchadora, probador de cables (Tester).</w:t>
+            </w:r>
+          </w:p>
+          <w:p>
+            <w:pPr>
+              <w:pStyle w:val="pasantia"/>
+              <w:spacing w:line="360" w:lineRule="auto"/>
+              <w:ind w:firstLine="0"/>
+              <w:jc w:val="both"/>
+              <w:rPr>
+                <w:b/>
+                <w:bCs/>
+                <w:sz w:val="16"/>
+                <w:szCs w:val="16"/>
+                <w:lang w:val="es-VE"/>
+              </w:rPr>
+            </w:pPr>
+          </w:p>
+        </w:tc>
+        <w:tc>
+          <w:tcPr>
+            <w:tcW w:w="1708" w:type="dxa"/>
+          </w:tcPr>
+          <w:p>
+            <w:pPr>
+              <w:pStyle w:val="pasantia"/>
+              <w:spacing w:line="360" w:lineRule="auto"/>
+              <w:ind w:firstLine="0"/>
+              <w:jc w:val="both"/>
+              <w:rPr>
+                <w:b/>
+                <w:bCs/>
+                <w:sz w:val="16"/>
+                <w:szCs w:val="16"/>
+                <w:lang w:val="es-VE"/>
+              </w:rPr>
+            </w:pPr>
+            <w:r>
+              <w:rPr>
+                <w:b/>
+                <w:bCs/>
+                <w:sz w:val="16"/>
+                <w:szCs w:val="16"/>
+              </w:rPr>
+              <w:t>Tutor Industrial (</w:t>
+            </w:r>
+            <w:proofErr w:type="gramStart"/>
+            <w:r>
+              <w:rPr>
+                <w:b/>
+                <w:bCs/>
+                <w:sz w:val="16"/>
+                <w:szCs w:val="16"/>
+              </w:rPr>
+              <w:t>Jefe</w:t>
+            </w:r>
+            <w:proofErr w:type="gramEnd"/>
+            <w:r>
+              <w:rPr>
+                <w:b/>
+                <w:bCs/>
+                <w:sz w:val="16"/>
+                <w:szCs w:val="16"/>
+              </w:rPr>
+              <w:t xml:space="preserve"> de TI) / Tutor Académico.</w:t>
+            </w:r>
+          </w:p>
+        </w:tc>
+      </w:tr>
+      <w:tr>
+        <w:tc>
+          <w:tcPr>
+            <w:tcW w:w="1634" w:type="dxa"/>
+            <w:shd w:val="clear" w:color="auto" w:fill="FFFFFF" w:themeFill="background1"/>
+          </w:tcPr>
+          <w:p>
+            <w:pPr>
+              <w:pStyle w:val="pasantia"/>
+              <w:spacing w:line="360" w:lineRule="auto"/>
+              <w:ind w:firstLine="0"/>
+              <w:jc w:val="both"/>
+              <w:rPr>
+                <w:b/>
+                <w:bCs/>
+                <w:sz w:val="16"/>
+                <w:szCs w:val="16"/>
+                <w:lang w:val="es-VE"/>
+              </w:rPr>
+            </w:pPr>
+            <w:r>
+              <w:rPr>
+                <w:b/>
+                <w:bCs/>
+                <w:sz w:val="16"/>
+                <w:szCs w:val="16"/>
+              </w:rPr>
+              <w:t xml:space="preserve">Verificación visual del encendido de los equipos del rack y ejecución </w:t>
+            </w:r>
+            <w:r>
+              <w:rPr>
+                <w:b/>
+                <w:bCs/>
+                <w:sz w:val="16"/>
+                <w:szCs w:val="16"/>
+              </w:rPr>
+              <w:lastRenderedPageBreak/>
+              <w:t>de copias de seguridad (backups) manuales.</w:t>
+            </w:r>
+          </w:p>
+        </w:tc>
+        <w:tc>
+          <w:tcPr>
+            <w:tcW w:w="1621" w:type="dxa"/>
+          </w:tcPr>
+          <w:p>
+            <w:pPr>
+              <w:pStyle w:val="pasantia"/>
+              <w:spacing w:line="360" w:lineRule="auto"/>
+              <w:ind w:firstLine="0"/>
+              <w:jc w:val="both"/>
+              <w:rPr>
+                <w:b/>
+                <w:bCs/>
+                <w:sz w:val="16"/>
+                <w:szCs w:val="16"/>
+                <w:lang w:val="es-VE"/>
+              </w:rPr>
+            </w:pPr>
+            <w:r>
+              <w:rPr>
+                <w:b/>
+                <w:bCs/>
+                <w:sz w:val="16"/>
+                <w:szCs w:val="16"/>
+              </w:rPr>
+              <w:lastRenderedPageBreak/>
+              <w:t>15/06/2026</w:t>
+            </w:r>
+          </w:p>
+        </w:tc>
+        <w:tc>
+          <w:tcPr>
+            <w:tcW w:w="1648" w:type="dxa"/>
+          </w:tcPr>
+          <w:p>
+            <w:pPr>
+              <w:pStyle w:val="pasantia"/>
+              <w:spacing w:line="360" w:lineRule="auto"/>
+              <w:ind w:firstLine="0"/>
+              <w:jc w:val="both"/>
+              <w:rPr>
+                <w:b/>
+                <w:bCs/>
+                <w:sz w:val="16"/>
+                <w:szCs w:val="16"/>
+                <w:lang w:val="es-VE"/>
+              </w:rPr>
+            </w:pPr>
+            <w:r>
+              <w:rPr>
+                <w:b/>
+                <w:bCs/>
+                <w:sz w:val="16"/>
+                <w:szCs w:val="16"/>
+              </w:rPr>
+              <w:t>03/07/2026</w:t>
+            </w:r>
+          </w:p>
+        </w:tc>
+        <w:tc>
+          <w:tcPr>
+            <w:tcW w:w="1652" w:type="dxa"/>
+          </w:tcPr>
+          <w:p>
+            <w:pPr>
+              <w:pStyle w:val="pasantia"/>
+              <w:spacing w:line="360" w:lineRule="auto"/>
+              <w:jc w:val="both"/>
+              <w:rPr>
+                <w:b/>
+                <w:bCs/>
+                <w:sz w:val="16"/>
+                <w:szCs w:val="16"/>
+                <w:lang w:val="es-VE"/>
+              </w:rPr>
+            </w:pPr>
+            <w:r>
+              <w:rPr>
+                <w:b/>
+                <w:bCs/>
+                <w:sz w:val="16"/>
+                <w:szCs w:val="16"/>
+                <w:lang w:val="es-VE"/>
+              </w:rPr>
+              <w:t xml:space="preserve">Metodología: Rutina diaria de inspección en el cuarto de </w:t>
+            </w:r>
+            <w:r>
+              <w:rPr>
+                <w:b/>
+                <w:bCs/>
+                <w:sz w:val="16"/>
+                <w:szCs w:val="16"/>
+                <w:lang w:val="es-VE"/>
+              </w:rPr>
+              <w:lastRenderedPageBreak/>
+              <w:t>servidores y copia de archivos en discos externos.</w:t>
+            </w:r>
+          </w:p>
+          <w:p>
+            <w:pPr>
+              <w:pStyle w:val="pasantia"/>
+              <w:spacing w:line="360" w:lineRule="auto"/>
+              <w:jc w:val="both"/>
+              <w:rPr>
+                <w:b/>
+                <w:bCs/>
+                <w:sz w:val="16"/>
+                <w:szCs w:val="16"/>
+                <w:lang w:val="es-VE"/>
+              </w:rPr>
+            </w:pPr>
+            <w:r>
+              <w:rPr>
+                <w:b/>
+                <w:bCs/>
+                <w:sz w:val="16"/>
+                <w:szCs w:val="16"/>
+                <w:lang w:val="es-VE"/>
+              </w:rPr>
+              <w:br/>
+            </w:r>
+          </w:p>
+          <w:p>
+            <w:pPr>
+              <w:pStyle w:val="pasantia"/>
+              <w:spacing w:line="360" w:lineRule="auto"/>
+              <w:jc w:val="both"/>
+              <w:rPr>
+                <w:b/>
+                <w:bCs/>
+                <w:sz w:val="16"/>
+                <w:szCs w:val="16"/>
+                <w:lang w:val="es-VE"/>
+              </w:rPr>
+            </w:pPr>
+            <w:r>
+              <w:rPr>
+                <w:b/>
+                <w:bCs/>
+                <w:sz w:val="16"/>
+                <w:szCs w:val="16"/>
+                <w:lang w:val="es-VE"/>
+              </w:rPr>
+              <w:t>Herramientas: Discos duros externos, interfaz gráfica del servidor.</w:t>
+            </w:r>
+          </w:p>
+          <w:p>
+            <w:pPr>
+              <w:pStyle w:val="pasantia"/>
+              <w:spacing w:line="360" w:lineRule="auto"/>
+              <w:ind w:firstLine="0"/>
+              <w:jc w:val="both"/>
+              <w:rPr>
+                <w:b/>
+                <w:bCs/>
+                <w:sz w:val="16"/>
+                <w:szCs w:val="16"/>
+                <w:lang w:val="es-VE"/>
+              </w:rPr>
+            </w:pPr>
+          </w:p>
+        </w:tc>
+        <w:tc>
+          <w:tcPr>
+            <w:tcW w:w="1708" w:type="dxa"/>
+          </w:tcPr>
+          <w:p>
+            <w:pPr>
+              <w:pStyle w:val="pasantia"/>
+              <w:spacing w:line="360" w:lineRule="auto"/>
+              <w:ind w:firstLine="0"/>
+              <w:jc w:val="both"/>
+              <w:rPr>
+                <w:b/>
+                <w:bCs/>
+                <w:sz w:val="16"/>
+                <w:szCs w:val="16"/>
+                <w:lang w:val="es-VE"/>
+              </w:rPr>
+            </w:pPr>
+            <w:r>
+              <w:rPr>
+                <w:b/>
+                <w:bCs/>
+                <w:sz w:val="16"/>
+                <w:szCs w:val="16"/>
+              </w:rPr>
+              <w:lastRenderedPageBreak/>
+              <w:t>Tutor Industrial (</w:t>
+            </w:r>
+            <w:proofErr w:type="gramStart"/>
+            <w:r>
+              <w:rPr>
+                <w:b/>
+                <w:bCs/>
+                <w:sz w:val="16"/>
+                <w:szCs w:val="16"/>
+              </w:rPr>
+              <w:t>Jefe</w:t>
+            </w:r>
+            <w:proofErr w:type="gramEnd"/>
+            <w:r>
+              <w:rPr>
+                <w:b/>
+                <w:bCs/>
+                <w:sz w:val="16"/>
+                <w:szCs w:val="16"/>
+              </w:rPr>
+              <w:t xml:space="preserve"> de TI) / Tutor Académico.</w:t>
+            </w:r>
+          </w:p>
+        </w:tc>
+      </w:tr>
+      <w:tr>
+        <w:tc>
+          <w:tcPr>
+            <w:tcW w:w="1634" w:type="dxa"/>
+            <w:shd w:val="clear" w:color="auto" w:fill="FFFFFF" w:themeFill="background1"/>
+          </w:tcPr>
+          <w:p>
+            <w:pPr>
+              <w:pStyle w:val="pasantia"/>
+              <w:spacing w:line="360" w:lineRule="auto"/>
+              <w:ind w:firstLine="0"/>
+              <w:jc w:val="both"/>
+              <w:rPr>
+                <w:b/>
+                <w:bCs/>
+                <w:sz w:val="16"/>
+                <w:szCs w:val="16"/>
+                <w:lang w:val="es-VE"/>
+              </w:rPr>
+            </w:pPr>
+            <w:r>
+              <w:rPr>
+                <w:b/>
+                <w:bCs/>
+                <w:sz w:val="16"/>
+                <w:szCs w:val="16"/>
+              </w:rPr>
+              <w:t>Limpieza física de lentes de cámaras de seguridad y registro manual de nuevos usuarios en el reloj biométrico.</w:t>
+            </w:r>
+          </w:p>
+        </w:tc>
+        <w:tc>
+          <w:tcPr>
+            <w:tcW w:w="1621" w:type="dxa"/>
+          </w:tcPr>
+          <w:p>
+            <w:pPr>
+              <w:pStyle w:val="pasantia"/>
+              <w:spacing w:line="360" w:lineRule="auto"/>
+              <w:ind w:firstLine="0"/>
+              <w:jc w:val="both"/>
+              <w:rPr>
+                <w:b/>
+                <w:bCs/>
+                <w:sz w:val="16"/>
+                <w:szCs w:val="16"/>
+                <w:lang w:val="es-VE"/>
+              </w:rPr>
+            </w:pPr>
+            <w:r>
+              <w:rPr>
+                <w:b/>
+                <w:bCs/>
+                <w:sz w:val="16"/>
+                <w:szCs w:val="16"/>
+              </w:rPr>
+              <w:t>06/07/2026</w:t>
+            </w:r>
+          </w:p>
+        </w:tc>
+        <w:tc>
+          <w:tcPr>
+            <w:tcW w:w="1648" w:type="dxa"/>
+          </w:tcPr>
+          <w:p>
+            <w:pPr>
+              <w:pStyle w:val="pasantia"/>
+              <w:spacing w:line="360" w:lineRule="auto"/>
+              <w:ind w:firstLine="0"/>
+              <w:jc w:val="both"/>
+              <w:rPr>
+                <w:b/>
+                <w:bCs/>
+                <w:sz w:val="16"/>
+                <w:szCs w:val="16"/>
+                <w:lang w:val="es-VE"/>
+              </w:rPr>
+            </w:pPr>
+            <w:r>
+              <w:rPr>
+                <w:b/>
+                <w:bCs/>
+                <w:sz w:val="16"/>
+                <w:szCs w:val="16"/>
+              </w:rPr>
+              <w:t>24/07/2026</w:t>
+            </w:r>
+          </w:p>
+        </w:tc>
+        <w:tc>
+          <w:tcPr>
+            <w:tcW w:w="1652" w:type="dxa"/>
+          </w:tcPr>
+          <w:p>
+            <w:pPr>
+              <w:pStyle w:val="pasantia"/>
+              <w:spacing w:line="360" w:lineRule="auto"/>
+              <w:jc w:val="both"/>
+              <w:rPr>
+                <w:b/>
+                <w:bCs/>
+                <w:sz w:val="16"/>
+                <w:szCs w:val="16"/>
+                <w:lang w:val="es-VE"/>
+              </w:rPr>
+            </w:pPr>
+            <w:r>
+              <w:rPr>
+                <w:b/>
+                <w:bCs/>
+                <w:sz w:val="16"/>
+                <w:szCs w:val="16"/>
+                <w:lang w:val="es-VE"/>
+              </w:rPr>
+              <w:t>Metodología: Limpieza manual de hardware y carga de datos en el software de control de asistencia.</w:t>
+            </w:r>
+          </w:p>
+          <w:p>
+            <w:pPr>
+              <w:pStyle w:val="pasantia"/>
+              <w:spacing w:line="360" w:lineRule="auto"/>
+              <w:jc w:val="both"/>
+              <w:rPr>
+                <w:b/>
+                <w:bCs/>
+                <w:sz w:val="16"/>
+                <w:szCs w:val="16"/>
+                <w:lang w:val="es-VE"/>
+              </w:rPr>
+            </w:pPr>
+            <w:r>
+              <w:rPr>
+                <w:b/>
+                <w:bCs/>
+                <w:sz w:val="16"/>
+                <w:szCs w:val="16"/>
+                <w:lang w:val="es-VE"/>
+              </w:rPr>
+              <w:br/>
+            </w:r>
+          </w:p>
+          <w:p>
+            <w:pPr>
+              <w:pStyle w:val="pasantia"/>
+              <w:spacing w:line="360" w:lineRule="auto"/>
+              <w:jc w:val="both"/>
+              <w:rPr>
+                <w:b/>
+                <w:bCs/>
+                <w:sz w:val="16"/>
+                <w:szCs w:val="16"/>
+                <w:lang w:val="es-VE"/>
+              </w:rPr>
+            </w:pPr>
+            <w:r>
+              <w:rPr>
+                <w:b/>
+                <w:bCs/>
+                <w:sz w:val="16"/>
+                <w:szCs w:val="16"/>
+                <w:lang w:val="es-VE"/>
+              </w:rPr>
+              <w:t>Herramientas: Paños de microfibra, escaleras, software del sistema biométrico.</w:t>
+            </w:r>
+          </w:p>
+          <w:p>
+            <w:pPr>
+              <w:pStyle w:val="pasantia"/>
+              <w:spacing w:line="360" w:lineRule="auto"/>
+              <w:ind w:firstLine="0"/>
+              <w:jc w:val="both"/>
+              <w:rPr>
+                <w:b/>
+                <w:bCs/>
+                <w:sz w:val="16"/>
+                <w:szCs w:val="16"/>
+                <w:lang w:val="es-VE"/>
+              </w:rPr>
+            </w:pPr>
+          </w:p>
+        </w:tc>
+        <w:tc>
+          <w:tcPr>
+            <w:tcW w:w="1708" w:type="dxa"/>
+          </w:tcPr>
+          <w:p>
+            <w:pPr>
+              <w:pStyle w:val="pasantia"/>
+              <w:spacing w:line="360" w:lineRule="auto"/>
+              <w:ind w:firstLine="0"/>
+              <w:jc w:val="both"/>
+              <w:rPr>
+                <w:b/>
+                <w:bCs/>
+                <w:sz w:val="16"/>
+                <w:szCs w:val="16"/>
+                <w:lang w:val="es-VE"/>
+              </w:rPr>
+            </w:pPr>
+            <w:r>
+              <w:rPr>
+                <w:b/>
+                <w:bCs/>
+                <w:sz w:val="16"/>
+                <w:szCs w:val="16"/>
+              </w:rPr>
+              <w:t>Tutor Industrial (</w:t>
+            </w:r>
+            <w:proofErr w:type="gramStart"/>
+            <w:r>
+              <w:rPr>
+                <w:b/>
+                <w:bCs/>
+                <w:sz w:val="16"/>
+                <w:szCs w:val="16"/>
+              </w:rPr>
+              <w:t>Jefe</w:t>
+            </w:r>
+            <w:proofErr w:type="gramEnd"/>
+            <w:r>
+              <w:rPr>
+                <w:b/>
+                <w:bCs/>
+                <w:sz w:val="16"/>
+                <w:szCs w:val="16"/>
+              </w:rPr>
+              <w:t xml:space="preserve"> de TI) / Tutor Académico.</w:t>
+            </w:r>
+          </w:p>
+        </w:tc>
+      </w:tr>
+      <w:tr>
+        <w:tc>
+          <w:tcPr>
+            <w:tcW w:w="1634" w:type="dxa"/>
+            <w:shd w:val="clear" w:color="auto" w:fill="FFFFFF" w:themeFill="background1"/>
+          </w:tcPr>
+          <w:p>
+            <w:pPr>
+              <w:pStyle w:val="pasantia"/>
+              <w:spacing w:line="360" w:lineRule="auto"/>
+              <w:ind w:firstLine="0"/>
+              <w:jc w:val="both"/>
+              <w:rPr>
+                <w:b/>
+                <w:bCs/>
+                <w:sz w:val="16"/>
+                <w:szCs w:val="16"/>
+                <w:lang w:val="es-VE"/>
+              </w:rPr>
+            </w:pPr>
+            <w:r>
+              <w:rPr>
+                <w:b/>
+                <w:bCs/>
+                <w:sz w:val="16"/>
+                <w:szCs w:val="16"/>
+              </w:rPr>
+              <w:t>Configuración de equipos de impresión en red, cambio de cartuchos/tóner y solución de atascos de papel.</w:t>
+            </w:r>
+          </w:p>
+        </w:tc>
+        <w:tc>
+          <w:tcPr>
+            <w:tcW w:w="1621" w:type="dxa"/>
+          </w:tcPr>
+          <w:p>
+            <w:pPr>
+              <w:pStyle w:val="pasantia"/>
+              <w:spacing w:line="360" w:lineRule="auto"/>
+              <w:ind w:firstLine="0"/>
+              <w:jc w:val="both"/>
+              <w:rPr>
+                <w:b/>
+                <w:bCs/>
+                <w:sz w:val="16"/>
+                <w:szCs w:val="16"/>
+                <w:lang w:val="es-VE"/>
+              </w:rPr>
+            </w:pPr>
+            <w:r>
+              <w:rPr>
+                <w:b/>
+                <w:bCs/>
+                <w:sz w:val="16"/>
+                <w:szCs w:val="16"/>
+              </w:rPr>
+              <w:t>27/07/2026</w:t>
+            </w:r>
+          </w:p>
+        </w:tc>
+        <w:tc>
+          <w:tcPr>
+            <w:tcW w:w="1648" w:type="dxa"/>
+          </w:tcPr>
+          <w:p>
+            <w:pPr>
+              <w:pStyle w:val="pasantia"/>
+              <w:spacing w:line="360" w:lineRule="auto"/>
+              <w:ind w:firstLine="0"/>
+              <w:jc w:val="both"/>
+              <w:rPr>
+                <w:b/>
+                <w:bCs/>
+                <w:sz w:val="16"/>
+                <w:szCs w:val="16"/>
+                <w:lang w:val="es-VE"/>
+              </w:rPr>
+            </w:pPr>
+            <w:r>
+              <w:rPr>
+                <w:b/>
+                <w:bCs/>
+                <w:sz w:val="16"/>
+                <w:szCs w:val="16"/>
+              </w:rPr>
+              <w:t>07/08/2026</w:t>
+            </w:r>
+          </w:p>
+        </w:tc>
+        <w:tc>
+          <w:tcPr>
+            <w:tcW w:w="1652" w:type="dxa"/>
+          </w:tcPr>
+          <w:p>
+            <w:pPr>
+              <w:pStyle w:val="pasantia"/>
+              <w:spacing w:line="360" w:lineRule="auto"/>
+              <w:jc w:val="both"/>
+              <w:rPr>
+                <w:b/>
+                <w:bCs/>
+                <w:sz w:val="16"/>
+                <w:szCs w:val="16"/>
+                <w:lang w:val="es-VE"/>
+              </w:rPr>
+            </w:pPr>
+            <w:r>
+              <w:rPr>
+                <w:b/>
+                <w:bCs/>
+                <w:sz w:val="16"/>
+                <w:szCs w:val="16"/>
+                <w:lang w:val="es-VE"/>
+              </w:rPr>
+              <w:t>Metodología: Pruebas de impresión locales y reemplazo directo de consumibles agotados.</w:t>
+            </w:r>
+          </w:p>
+          <w:p>
+            <w:pPr>
+              <w:pStyle w:val="pasantia"/>
+              <w:spacing w:line="360" w:lineRule="auto"/>
+              <w:jc w:val="both"/>
+              <w:rPr>
+                <w:b/>
+                <w:bCs/>
+                <w:sz w:val="16"/>
+                <w:szCs w:val="16"/>
+                <w:lang w:val="es-VE"/>
+              </w:rPr>
+            </w:pPr>
+            <w:r>
+              <w:rPr>
+                <w:b/>
+                <w:bCs/>
+                <w:sz w:val="16"/>
+                <w:szCs w:val="16"/>
+                <w:lang w:val="es-VE"/>
+              </w:rPr>
+              <w:br/>
+            </w:r>
+          </w:p>
+          <w:p>
+            <w:pPr>
+              <w:pStyle w:val="pasantia"/>
+              <w:spacing w:line="360" w:lineRule="auto"/>
+              <w:jc w:val="both"/>
+              <w:rPr>
+                <w:b/>
+                <w:bCs/>
+                <w:sz w:val="16"/>
+                <w:szCs w:val="16"/>
+                <w:lang w:val="es-VE"/>
+              </w:rPr>
+            </w:pPr>
+            <w:r>
+              <w:rPr>
+                <w:b/>
+                <w:bCs/>
+                <w:sz w:val="16"/>
+                <w:szCs w:val="16"/>
+                <w:lang w:val="es-VE"/>
+              </w:rPr>
+              <w:t>Herramientas: Drivers oficiales, tóners de repuesto, herramientas manuales básicas.</w:t>
+            </w:r>
+          </w:p>
+          <w:p>
+            <w:pPr>
+              <w:pStyle w:val="pasantia"/>
+              <w:spacing w:line="360" w:lineRule="auto"/>
+              <w:ind w:firstLine="0"/>
+              <w:jc w:val="both"/>
+              <w:rPr>
+                <w:b/>
+                <w:bCs/>
+                <w:sz w:val="16"/>
+                <w:szCs w:val="16"/>
+                <w:lang w:val="es-VE"/>
+              </w:rPr>
+            </w:pPr>
+          </w:p>
+        </w:tc>
+        <w:tc>
+          <w:tcPr>
+            <w:tcW w:w="1708" w:type="dxa"/>
+          </w:tcPr>
+          <w:p>
+            <w:pPr>
+              <w:pStyle w:val="pasantia"/>
+              <w:spacing w:line="360" w:lineRule="auto"/>
+              <w:ind w:firstLine="0"/>
+              <w:jc w:val="both"/>
+              <w:rPr>
+                <w:b/>
+                <w:bCs/>
+                <w:sz w:val="16"/>
+                <w:szCs w:val="16"/>
+                <w:lang w:val="es-VE"/>
+              </w:rPr>
+            </w:pPr>
+            <w:r>
+              <w:rPr>
+                <w:b/>
+                <w:bCs/>
+                <w:sz w:val="16"/>
+                <w:szCs w:val="16"/>
+              </w:rPr>
+              <w:t>Tutor Industrial (Jefe de TI) / Tutor Académico.</w:t>
+            </w:r>
+          </w:p>
+        </w:tc>
+      </w:tr>
+    </w:tbl>
+    <w:p>
+      <w:pPr>
+        <w:pStyle w:val="pasantia"/>
+        <w:spacing w:line="480" w:lineRule="auto"/>
+        <w:ind w:firstLine="0"/>
+        <w:rPr>
+          <w:b/>
+          <w:bCs/>
+          <w:lang w:val="es-VE"/>
+        </w:rPr>
+      </w:pPr>
     </w:p>
     <w:sectPr>
       <w:pgSz w:w="12242" w:h="15842" w:code="1"/>
@@ -6135,7 +7458,6 @@
   <w:style w:type="character" w:default="1" w:styleId="Fuentedeprrafopredeter">
     <w:name w:val="Default Paragraph Font"/>
     <w:uiPriority w:val="1"/>
-    <w:semiHidden/>
     <w:unhideWhenUsed/>
   </w:style>
   <w:style w:type="table" w:default="1" w:styleId="Tablanormal">

--- a/Informe de Pasantias/Informe de Pasantias2.docx
+++ b/Informe de Pasantias/Informe de Pasantias2.docx
@@ -1,6 +1,6 @@
 
 <file path=word/document.xml><?xml version="1.0" encoding="utf-8"?>
-<w:document xmlns:wpc="http://schemas.microsoft.com/office/word/2010/wordprocessingCanvas" xmlns:cx="http://schemas.microsoft.com/office/drawing/2014/chartex" xmlns:cx1="http://schemas.microsoft.com/office/drawing/2015/9/8/chartex" xmlns:cx2="http://schemas.microsoft.com/office/drawing/2015/10/21/chartex" xmlns:cx3="http://schemas.microsoft.com/office/drawing/2016/5/9/chartex" xmlns:cx4="http://schemas.microsoft.com/office/drawing/2016/5/10/chartex" xmlns:cx5="http://schemas.microsoft.com/office/drawing/2016/5/11/chartex" xmlns:cx6="http://schemas.microsoft.com/office/drawing/2016/5/12/chartex" xmlns:cx7="http://schemas.microsoft.com/office/drawing/2016/5/13/chartex" xmlns:cx8="http://schemas.microsoft.com/office/drawing/2016/5/14/chartex" xmlns:mc="http://schemas.openxmlformats.org/markup-compatibility/2006" xmlns:aink="http://schemas.microsoft.com/office/drawing/2016/ink" xmlns:am3d="http://schemas.microsoft.com/office/drawing/2017/model3d" xmlns:o="urn:schemas-microsoft-com:office:office" xmlns:oel="http://schemas.microsoft.com/office/2019/extlst" xmlns:r="http://schemas.openxmlformats.org/officeDocument/2006/relationships" xmlns:m="http://schemas.openxmlformats.org/officeDocument/2006/math" xmlns:v="urn:schemas-microsoft-com:vml" xmlns:wp14="http://schemas.microsoft.com/office/word/2010/wordprocessingDrawing" xmlns:wp="http://schemas.openxmlformats.org/drawingml/2006/wordprocessingDrawing" xmlns:w10="urn:schemas-microsoft-com:office:word" xmlns:w="http://schemas.openxmlformats.org/wordprocessingml/2006/main" xmlns:w14="http://schemas.microsoft.com/office/word/2010/wordml" xmlns:w15="http://schemas.microsoft.com/office/word/2012/wordml" xmlns:w16cex="http://schemas.microsoft.com/office/word/2018/wordml/cex" xmlns:w16cid="http://schemas.microsoft.com/office/word/2016/wordml/cid" xmlns:w16="http://schemas.microsoft.com/office/word/2018/wordml" xmlns:w16du="http://schemas.microsoft.com/office/word/2023/wordml/word16du" xmlns:w16sdtdh="http://schemas.microsoft.com/office/word/2020/wordml/sdtdatahash" xmlns:w16sdtfl="http://schemas.microsoft.com/office/word/2024/wordml/sdtformatlock" xmlns:w16se="http://schemas.microsoft.com/office/word/2015/wordml/symex" xmlns:wpg="http://schemas.microsoft.com/office/word/2010/wordprocessingGroup" xmlns:wpi="http://schemas.microsoft.com/office/word/2010/wordprocessingInk" xmlns:wne="http://schemas.microsoft.com/office/word/2006/wordml" xmlns:wps="http://schemas.microsoft.com/office/word/2010/wordprocessingShape" mc:Ignorable="w14 w15 w16se w16cid w16 w16cex w16sdtdh w16sdtfl w16du wp14">
+<w:document xmlns:wpc="http://schemas.microsoft.com/office/word/2010/wordprocessingCanvas" xmlns:cx="http://schemas.microsoft.com/office/drawing/2014/chartex" xmlns:cx1="http://schemas.microsoft.com/office/drawing/2015/9/8/chartex" xmlns:cx2="http://schemas.microsoft.com/office/drawing/2015/10/21/chartex" xmlns:cx3="http://schemas.microsoft.com/office/drawing/2016/5/9/chartex" xmlns:cx4="http://schemas.microsoft.com/office/drawing/2016/5/10/chartex" xmlns:cx5="http://schemas.microsoft.com/office/drawing/2016/5/11/chartex" xmlns:cx6="http://schemas.microsoft.com/office/drawing/2016/5/12/chartex" xmlns:cx7="http://schemas.microsoft.com/office/drawing/2016/5/13/chartex" xmlns:cx8="http://schemas.microsoft.com/office/drawing/2016/5/14/chartex" xmlns:mc="http://schemas.openxmlformats.org/markup-compatibility/2006" xmlns:aink="http://schemas.microsoft.com/office/drawing/2016/ink" xmlns:am3d="http://schemas.microsoft.com/office/drawing/2017/model3d" xmlns:o="urn:schemas-microsoft-com:office:office" xmlns:oel="http://schemas.microsoft.com/office/2019/extlst" xmlns:r="http://schemas.openxmlformats.org/officeDocument/2006/relationships" xmlns:m="http://schemas.openxmlformats.org/officeDocument/2006/math" xmlns:v="urn:schemas-microsoft-com:vml" xmlns:wp14="http://schemas.microsoft.com/office/word/2010/wordprocessingDrawing" xmlns:wp="http://schemas.openxmlformats.org/drawingml/2006/wordprocessingDrawing" xmlns:w10="urn:schemas-microsoft-com:office:word" xmlns:w="http://schemas.openxmlformats.org/wordprocessingml/2006/main" xmlns:w14="http://schemas.microsoft.com/office/word/2010/wordml" xmlns:w15="http://schemas.microsoft.com/office/word/2012/wordml" xmlns:w16cex="http://schemas.microsoft.com/office/word/2018/wordml/cex" xmlns:w16cid="http://schemas.microsoft.com/office/word/2016/wordml/cid" xmlns:w16="http://schemas.microsoft.com/office/word/2018/wordml" xmlns:w16sdtdh="http://schemas.microsoft.com/office/word/2020/wordml/sdtdatahash" xmlns:w16se="http://schemas.microsoft.com/office/word/2015/wordml/symex" xmlns:wpg="http://schemas.microsoft.com/office/word/2010/wordprocessingGroup" xmlns:wpi="http://schemas.microsoft.com/office/word/2010/wordprocessingInk" xmlns:wne="http://schemas.microsoft.com/office/word/2006/wordml" xmlns:wps="http://schemas.microsoft.com/office/word/2010/wordprocessingShape" mc:Ignorable="w14 w15 w16se w16cid w16 w16cex w16sdtdh wp14">
   <w:body>
     <w:p>
       <w:pPr>
@@ -717,60 +717,12 @@
     </w:p>
     <w:p>
       <w:pPr>
-        <w:spacing w:after="0" w:line="240" w:lineRule="auto"/>
-        <w:jc w:val="center"/>
         <w:rPr>
           <w:rFonts w:ascii="Arial" w:eastAsia="Times New Roman" w:hAnsi="Arial" w:cs="Arial"/>
           <w:b/>
           <w:kern w:val="0"/>
           <w:lang w:val="es-ES" w:eastAsia="es-ES"/>
           <w14:ligatures w14:val="none"/>
-        </w:rPr>
-      </w:pPr>
-    </w:p>
-    <w:p>
-      <w:pPr>
-        <w:rPr>
-          <w:rFonts w:ascii="Arial" w:eastAsia="Times New Roman" w:hAnsi="Arial" w:cs="Arial"/>
-          <w:b/>
-          <w:kern w:val="0"/>
-          <w:lang w:val="es-ES" w:eastAsia="es-ES"/>
-          <w14:ligatures w14:val="none"/>
-        </w:rPr>
-      </w:pPr>
-      <w:r>
-        <w:rPr>
-          <w:rFonts w:ascii="Arial" w:eastAsia="Times New Roman" w:hAnsi="Arial" w:cs="Arial"/>
-          <w:b/>
-          <w:kern w:val="0"/>
-          <w:lang w:val="es-ES" w:eastAsia="es-ES"/>
-          <w14:ligatures w14:val="none"/>
-        </w:rPr>
-        <w:br w:type="page"/>
-      </w:r>
-    </w:p>
-    <w:p>
-      <w:pPr>
-        <w:spacing w:line="360" w:lineRule="auto"/>
-        <w:jc w:val="center"/>
-        <w:rPr>
-          <w:rFonts w:ascii="Arial" w:hAnsi="Arial" w:cs="Arial"/>
-          <w:b/>
-          <w:bCs/>
-          <w:sz w:val="22"/>
-          <w:szCs w:val="22"/>
-        </w:rPr>
-      </w:pPr>
-    </w:p>
-    <w:p>
-      <w:pPr>
-        <w:jc w:val="center"/>
-        <w:rPr>
-          <w:rFonts w:ascii="Arial" w:hAnsi="Arial" w:cs="Arial"/>
-          <w:b/>
-          <w:bCs/>
-          <w:sz w:val="22"/>
-          <w:szCs w:val="22"/>
         </w:rPr>
       </w:pPr>
       <w:r>
@@ -1820,7 +1772,7 @@
               </wp:anchor>
             </w:drawing>
           </mc:Choice>
-          <mc:Fallback>
+          <mc:Fallback xmlns:w16sdtfl="http://schemas.microsoft.com/office/word/2024/wordml/sdtformatlock" xmlns:w16du="http://schemas.microsoft.com/office/word/2023/wordml/word16du">
             <w:pict>
               <v:group w14:anchorId="01622D93" id="Group 17" o:spid="_x0000_s1026" style="position:absolute;margin-left:-4.45pt;margin-top:9.2pt;width:450.2pt;height:127.25pt;z-index:251659264" coordorigin="2268,6021" coordsize="8280,2340" o:gfxdata="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">
                 <v:shapetype id="_x0000_t75" coordsize="21600,21600" o:spt="75" o:preferrelative="t" path="m@4@5l@4@11@9@11@9@5xe" filled="f" stroked="f">
@@ -2331,7 +2283,21 @@
         <w:rPr>
           <w:lang w:val="es-VE"/>
         </w:rPr>
-        <w:t>a como objeto la promoción, administración, gestión, coordinación de servicios de salud; la prestación de programas de salud; de afiliación de los usuarios; la administración de la prestación de los servicios de instituciones prestadoras de salud; servicio de internación; servicio de hospital de día; servicio hospitalarios de cirugía y maternidad; servicio de atención ambulatoria; servicio de atención domiciliaria programada; servicio odontológicos; servicio de diagnóstico; servicio de tratamiento; servicio de emergencia y traslado; servicios de medicina ocupacional; servicios de instalación de equipos odontológicos; servicios de instalación de equipos médico quirúrgicos; servicios de medicina hiperbárica; servicios de seguros de salud de medicina prepagada; servicios de ambulancias terrestres especializadas / atención pre-hospitalaria; así como la organización para la prestación de los servicios de salud a los afiliados del Sistema General de Seguridad Social en Salud</w:t>
+        <w:t xml:space="preserve">a como objeto la promoción, administración, gestión, coordinación de servicios de salud; la prestación de programas de salud; de afiliación de los usuarios; la administración de la prestación de los servicios de instituciones prestadoras de salud; servicio de internación; servicio de hospital de día; servicio hospitalarios de cirugía y maternidad; servicio de atención ambulatoria; servicio de atención domiciliaria programada; servicio odontológicos; servicio de diagnóstico; servicio de tratamiento; servicio de emergencia y traslado; servicios de medicina ocupacional; servicios de instalación de equipos odontológicos; servicios de instalación de equipos médico quirúrgicos; servicios de medicina hiperbárica; servicios de seguros de salud de medicina prepagada; servicios de ambulancias terrestres especializadas / atención </w:t>
+      </w:r>
+      <w:proofErr w:type="spellStart"/>
+      <w:r>
+        <w:rPr>
+          <w:lang w:val="es-VE"/>
+        </w:rPr>
+        <w:t>pre-hospitalaria</w:t>
+      </w:r>
+      <w:proofErr w:type="spellEnd"/>
+      <w:r>
+        <w:rPr>
+          <w:lang w:val="es-VE"/>
+        </w:rPr>
+        <w:t>; así como la organización para la prestación de los servicios de salud a los afiliados del Sistema General de Seguridad Social en Salud</w:t>
       </w:r>
       <w:r>
         <w:rPr>
@@ -3400,6 +3366,14 @@
           <w:lang w:val="es-VE"/>
         </w:rPr>
       </w:pPr>
+      <w:r>
+        <w:rPr>
+          <w:b/>
+          <w:bCs/>
+          <w:lang w:val="es-VE"/>
+        </w:rPr>
+        <w:t>Fuentes: Araujo (2026)</w:t>
+      </w:r>
     </w:p>
     <w:p>
       <w:pPr>
@@ -3838,7 +3812,7 @@
               </wp:anchor>
             </w:drawing>
           </mc:Choice>
-          <mc:Fallback>
+          <mc:Fallback xmlns:w16sdtfl="http://schemas.microsoft.com/office/word/2024/wordml/sdtformatlock" xmlns:w16du="http://schemas.microsoft.com/office/word/2023/wordml/word16du">
             <w:pict>
               <v:group w14:anchorId="70150167" id="Group 17" o:spid="_x0000_s1026" style="position:absolute;margin-left:-4.45pt;margin-top:9.2pt;width:450.2pt;height:127.25pt;z-index:251661312" coordorigin="2268,6021" coordsize="8280,2340" o:gfxdata="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">
                 <v:shape id="Imagen 2" o:spid="_x0000_s1027" type="#_x0000_t75" alt="Descripción: LOGO URBE 2012 DEFINITIVO-01" style="position:absolute;left:2268;top:6021;width:3000;height:2340;visibility:visible;mso-wrap-style:square" o:gfxdata="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">
@@ -4284,7 +4258,7 @@
         <w:tc>
           <w:tcPr>
             <w:tcW w:w="1634" w:type="dxa"/>
-            <w:shd w:val="clear" w:color="auto" w:fill="E8E8E8" w:themeFill="background2"/>
+            <w:shd w:val="clear" w:color="auto" w:fill="000000" w:themeFill="text1"/>
             <w:vAlign w:val="center"/>
           </w:tcPr>
           <w:p>
@@ -4295,6 +4269,8 @@
               <w:rPr>
                 <w:b/>
                 <w:bCs/>
+                <w:sz w:val="18"/>
+                <w:szCs w:val="18"/>
                 <w:lang w:val="es-VE"/>
               </w:rPr>
             </w:pPr>
@@ -4302,6 +4278,8 @@
               <w:rPr>
                 <w:b/>
                 <w:bCs/>
+                <w:sz w:val="18"/>
+                <w:szCs w:val="18"/>
                 <w:lang w:val="es-VE"/>
               </w:rPr>
               <w:t>Actividad</w:t>
@@ -4311,7 +4289,7 @@
         <w:tc>
           <w:tcPr>
             <w:tcW w:w="1621" w:type="dxa"/>
-            <w:shd w:val="clear" w:color="auto" w:fill="E8E8E8" w:themeFill="background2"/>
+            <w:shd w:val="clear" w:color="auto" w:fill="000000" w:themeFill="text1"/>
             <w:vAlign w:val="center"/>
           </w:tcPr>
           <w:p>
@@ -4322,6 +4300,8 @@
               <w:rPr>
                 <w:b/>
                 <w:bCs/>
+                <w:sz w:val="18"/>
+                <w:szCs w:val="18"/>
                 <w:lang w:val="es-VE"/>
               </w:rPr>
             </w:pPr>
@@ -4329,6 +4309,8 @@
               <w:rPr>
                 <w:b/>
                 <w:bCs/>
+                <w:sz w:val="18"/>
+                <w:szCs w:val="18"/>
                 <w:lang w:val="es-VE"/>
               </w:rPr>
               <w:t>Fecha de Inicio</w:t>
@@ -4338,7 +4320,7 @@
         <w:tc>
           <w:tcPr>
             <w:tcW w:w="1648" w:type="dxa"/>
-            <w:shd w:val="clear" w:color="auto" w:fill="E8E8E8" w:themeFill="background2"/>
+            <w:shd w:val="clear" w:color="auto" w:fill="000000" w:themeFill="text1"/>
             <w:vAlign w:val="center"/>
           </w:tcPr>
           <w:p>
@@ -4349,6 +4331,8 @@
               <w:rPr>
                 <w:b/>
                 <w:bCs/>
+                <w:sz w:val="18"/>
+                <w:szCs w:val="18"/>
                 <w:lang w:val="es-VE"/>
               </w:rPr>
             </w:pPr>
@@ -4356,6 +4340,8 @@
               <w:rPr>
                 <w:b/>
                 <w:bCs/>
+                <w:sz w:val="18"/>
+                <w:szCs w:val="18"/>
                 <w:lang w:val="es-VE"/>
               </w:rPr>
               <w:t>Fecha de Culminación</w:t>
@@ -4365,7 +4351,7 @@
         <w:tc>
           <w:tcPr>
             <w:tcW w:w="1652" w:type="dxa"/>
-            <w:shd w:val="clear" w:color="auto" w:fill="E8E8E8" w:themeFill="background2"/>
+            <w:shd w:val="clear" w:color="auto" w:fill="000000" w:themeFill="text1"/>
             <w:vAlign w:val="center"/>
           </w:tcPr>
           <w:p>
@@ -4376,6 +4362,8 @@
               <w:rPr>
                 <w:b/>
                 <w:bCs/>
+                <w:sz w:val="18"/>
+                <w:szCs w:val="18"/>
                 <w:lang w:val="es-VE"/>
               </w:rPr>
             </w:pPr>
@@ -4383,6 +4371,8 @@
               <w:rPr>
                 <w:b/>
                 <w:bCs/>
+                <w:sz w:val="18"/>
+                <w:szCs w:val="18"/>
                 <w:lang w:val="es-VE"/>
               </w:rPr>
               <w:t>Metodologías y Herramientas</w:t>
@@ -4392,7 +4382,7 @@
         <w:tc>
           <w:tcPr>
             <w:tcW w:w="1708" w:type="dxa"/>
-            <w:shd w:val="clear" w:color="auto" w:fill="E8E8E8" w:themeFill="background2"/>
+            <w:shd w:val="clear" w:color="auto" w:fill="000000" w:themeFill="text1"/>
             <w:vAlign w:val="center"/>
           </w:tcPr>
           <w:p>
@@ -4403,6 +4393,8 @@
               <w:rPr>
                 <w:b/>
                 <w:bCs/>
+                <w:sz w:val="18"/>
+                <w:szCs w:val="18"/>
                 <w:lang w:val="es-VE"/>
               </w:rPr>
             </w:pPr>
@@ -4410,9 +4402,21 @@
               <w:rPr>
                 <w:b/>
                 <w:bCs/>
+                <w:sz w:val="18"/>
+                <w:szCs w:val="18"/>
                 <w:lang w:val="es-VE"/>
               </w:rPr>
               <w:t>Responsables</w:t>
+            </w:r>
+            <w:r>
+              <w:rPr>
+                <w:b/>
+                <w:bCs/>
+                <w:sz w:val="18"/>
+                <w:szCs w:val="18"/>
+                <w:lang w:val="es-VE"/>
+              </w:rPr>
+              <w:t xml:space="preserve"> y/o personas involucradas (cargos)</w:t>
             </w:r>
           </w:p>
         </w:tc>
@@ -4433,7 +4437,6 @@
                 <w:bCs/>
                 <w:sz w:val="16"/>
                 <w:szCs w:val="16"/>
-                <w:lang w:val="es-VE"/>
               </w:rPr>
             </w:pPr>
             <w:r>
@@ -4443,26 +4446,26 @@
                 <w:sz w:val="16"/>
                 <w:szCs w:val="16"/>
               </w:rPr>
-              <w:t>Instalación de sistemas operativos, programas de oficina, antivirus y limpieza física de componentes.</w:t>
+              <w:t>Charla Introductoria y visita las instalaciones</w:t>
             </w:r>
           </w:p>
         </w:tc>
         <w:tc>
           <w:tcPr>
             <w:tcW w:w="1621" w:type="dxa"/>
+            <w:vAlign w:val="center"/>
           </w:tcPr>
           <w:p>
             <w:pPr>
               <w:pStyle w:val="pasantia"/>
               <w:spacing w:line="360" w:lineRule="auto"/>
               <w:ind w:firstLine="0"/>
-              <w:jc w:val="both"/>
-              <w:rPr>
-                <w:b/>
-                <w:bCs/>
-                <w:sz w:val="16"/>
-                <w:szCs w:val="16"/>
-                <w:lang w:val="es-VE"/>
+              <w:jc w:val="center"/>
+              <w:rPr>
+                <w:b/>
+                <w:bCs/>
+                <w:sz w:val="16"/>
+                <w:szCs w:val="16"/>
               </w:rPr>
             </w:pPr>
             <w:r>
@@ -4472,26 +4475,26 @@
                 <w:sz w:val="16"/>
                 <w:szCs w:val="16"/>
               </w:rPr>
-              <w:t>04/05/2026</w:t>
+              <w:t>27/04</w:t>
             </w:r>
           </w:p>
         </w:tc>
         <w:tc>
           <w:tcPr>
             <w:tcW w:w="1648" w:type="dxa"/>
+            <w:vAlign w:val="center"/>
           </w:tcPr>
           <w:p>
             <w:pPr>
               <w:pStyle w:val="pasantia"/>
               <w:spacing w:line="360" w:lineRule="auto"/>
               <w:ind w:firstLine="0"/>
-              <w:jc w:val="both"/>
-              <w:rPr>
-                <w:b/>
-                <w:bCs/>
-                <w:sz w:val="16"/>
-                <w:szCs w:val="16"/>
-                <w:lang w:val="es-VE"/>
+              <w:jc w:val="center"/>
+              <w:rPr>
+                <w:b/>
+                <w:bCs/>
+                <w:sz w:val="16"/>
+                <w:szCs w:val="16"/>
               </w:rPr>
             </w:pPr>
             <w:r>
@@ -4501,7 +4504,7 @@
                 <w:sz w:val="16"/>
                 <w:szCs w:val="16"/>
               </w:rPr>
-              <w:t>22/05/2026</w:t>
+              <w:t>30/04</w:t>
             </w:r>
           </w:p>
         </w:tc>
@@ -4513,78 +4516,6 @@
             <w:pPr>
               <w:pStyle w:val="pasantia"/>
               <w:spacing w:line="360" w:lineRule="auto"/>
-              <w:jc w:val="both"/>
-              <w:rPr>
-                <w:b/>
-                <w:bCs/>
-                <w:sz w:val="16"/>
-                <w:szCs w:val="16"/>
-                <w:lang w:val="es-VE"/>
-              </w:rPr>
-            </w:pPr>
-            <w:r>
-              <w:rPr>
-                <w:b/>
-                <w:bCs/>
-                <w:sz w:val="16"/>
-                <w:szCs w:val="16"/>
-                <w:lang w:val="es-VE"/>
-              </w:rPr>
-              <w:t>Metodología: Revisión directa por equipo e instalación mediante instaladores estándar.</w:t>
-            </w:r>
-          </w:p>
-          <w:p>
-            <w:pPr>
-              <w:pStyle w:val="pasantia"/>
-              <w:spacing w:line="360" w:lineRule="auto"/>
-              <w:jc w:val="both"/>
-              <w:rPr>
-                <w:b/>
-                <w:bCs/>
-                <w:sz w:val="16"/>
-                <w:szCs w:val="16"/>
-                <w:lang w:val="es-VE"/>
-              </w:rPr>
-            </w:pPr>
-            <w:r>
-              <w:rPr>
-                <w:b/>
-                <w:bCs/>
-                <w:sz w:val="16"/>
-                <w:szCs w:val="16"/>
-                <w:lang w:val="es-VE"/>
-              </w:rPr>
-              <w:br/>
-            </w:r>
-          </w:p>
-          <w:p>
-            <w:pPr>
-              <w:pStyle w:val="pasantia"/>
-              <w:spacing w:line="360" w:lineRule="auto"/>
-              <w:jc w:val="both"/>
-              <w:rPr>
-                <w:b/>
-                <w:bCs/>
-                <w:sz w:val="16"/>
-                <w:szCs w:val="16"/>
-                <w:lang w:val="es-VE"/>
-              </w:rPr>
-            </w:pPr>
-            <w:r>
-              <w:rPr>
-                <w:b/>
-                <w:bCs/>
-                <w:sz w:val="16"/>
-                <w:szCs w:val="16"/>
-                <w:lang w:val="es-VE"/>
-              </w:rPr>
-              <w:t>Herramientas: Unidades USB (Pendrives), destornilladores, sopladora, software básico.</w:t>
-            </w:r>
-          </w:p>
-          <w:p>
-            <w:pPr>
-              <w:pStyle w:val="pasantia"/>
-              <w:spacing w:line="360" w:lineRule="auto"/>
               <w:ind w:firstLine="0"/>
               <w:jc w:val="both"/>
               <w:rPr>
@@ -4595,6 +4526,26 @@
                 <w:lang w:val="es-VE"/>
               </w:rPr>
             </w:pPr>
+            <w:r>
+              <w:rPr>
+                <w:b/>
+                <w:bCs/>
+                <w:sz w:val="16"/>
+                <w:szCs w:val="16"/>
+                <w:lang w:val="es-VE"/>
+              </w:rPr>
+              <w:t>Observación directa</w:t>
+            </w:r>
+            <w:r>
+              <w:rPr>
+                <w:b/>
+                <w:bCs/>
+                <w:sz w:val="16"/>
+                <w:szCs w:val="16"/>
+                <w:lang w:val="es-VE"/>
+              </w:rPr>
+              <w:t>.</w:t>
+            </w:r>
           </w:p>
         </w:tc>
         <w:tc>
@@ -4612,7 +4563,6 @@
                 <w:bCs/>
                 <w:sz w:val="16"/>
                 <w:szCs w:val="16"/>
-                <w:lang w:val="es-VE"/>
               </w:rPr>
             </w:pPr>
             <w:r>
@@ -4622,27 +4572,148 @@
                 <w:sz w:val="16"/>
                 <w:szCs w:val="16"/>
               </w:rPr>
-              <w:t>Tutor Industrial (</w:t>
-            </w:r>
-            <w:proofErr w:type="gramStart"/>
-            <w:r>
-              <w:rPr>
-                <w:b/>
-                <w:bCs/>
-                <w:sz w:val="16"/>
-                <w:szCs w:val="16"/>
-              </w:rPr>
-              <w:t>Jefe</w:t>
-            </w:r>
-            <w:proofErr w:type="gramEnd"/>
-            <w:r>
-              <w:rPr>
-                <w:b/>
-                <w:bCs/>
-                <w:sz w:val="16"/>
-                <w:szCs w:val="16"/>
-              </w:rPr>
-              <w:t xml:space="preserve"> de TI) / Tutor Académico.</w:t>
+              <w:t>Jorge Araujo.</w:t>
+            </w:r>
+          </w:p>
+          <w:p>
+            <w:pPr>
+              <w:pStyle w:val="pasantia"/>
+              <w:spacing w:line="360" w:lineRule="auto"/>
+              <w:ind w:firstLine="0"/>
+              <w:jc w:val="both"/>
+              <w:rPr>
+                <w:b/>
+                <w:bCs/>
+                <w:sz w:val="16"/>
+                <w:szCs w:val="16"/>
+              </w:rPr>
+            </w:pPr>
+            <w:r>
+              <w:rPr>
+                <w:b/>
+                <w:bCs/>
+                <w:sz w:val="16"/>
+                <w:szCs w:val="16"/>
+              </w:rPr>
+              <w:t>Emmanuel S</w:t>
+            </w:r>
+            <w:r>
+              <w:rPr>
+                <w:b/>
+                <w:bCs/>
+                <w:sz w:val="16"/>
+                <w:szCs w:val="16"/>
+              </w:rPr>
+              <w:t>á</w:t>
+            </w:r>
+            <w:r>
+              <w:rPr>
+                <w:b/>
+                <w:bCs/>
+                <w:sz w:val="16"/>
+                <w:szCs w:val="16"/>
+              </w:rPr>
+              <w:t>nchez.</w:t>
+            </w:r>
+          </w:p>
+          <w:p>
+            <w:pPr>
+              <w:pStyle w:val="pasantia"/>
+              <w:spacing w:line="360" w:lineRule="auto"/>
+              <w:ind w:firstLine="0"/>
+              <w:jc w:val="both"/>
+              <w:rPr>
+                <w:b/>
+                <w:bCs/>
+                <w:sz w:val="16"/>
+                <w:szCs w:val="16"/>
+              </w:rPr>
+            </w:pPr>
+            <w:r>
+              <w:rPr>
+                <w:b/>
+                <w:bCs/>
+                <w:sz w:val="16"/>
+                <w:szCs w:val="16"/>
+              </w:rPr>
+              <w:t>Aníbal</w:t>
+            </w:r>
+            <w:r>
+              <w:rPr>
+                <w:b/>
+                <w:bCs/>
+                <w:sz w:val="16"/>
+                <w:szCs w:val="16"/>
+              </w:rPr>
+              <w:t xml:space="preserve"> Morillo</w:t>
+            </w:r>
+            <w:r>
+              <w:rPr>
+                <w:b/>
+                <w:bCs/>
+                <w:sz w:val="16"/>
+                <w:szCs w:val="16"/>
+              </w:rPr>
+              <w:t>.</w:t>
+            </w:r>
+          </w:p>
+          <w:p>
+            <w:pPr>
+              <w:pStyle w:val="pasantia"/>
+              <w:spacing w:line="360" w:lineRule="auto"/>
+              <w:ind w:firstLine="0"/>
+              <w:jc w:val="both"/>
+              <w:rPr>
+                <w:b/>
+                <w:bCs/>
+                <w:sz w:val="16"/>
+                <w:szCs w:val="16"/>
+              </w:rPr>
+            </w:pPr>
+            <w:r>
+              <w:rPr>
+                <w:b/>
+                <w:bCs/>
+                <w:sz w:val="16"/>
+                <w:szCs w:val="16"/>
+              </w:rPr>
+              <w:t>Eleazar Uzc</w:t>
+            </w:r>
+            <w:r>
+              <w:rPr>
+                <w:b/>
+                <w:bCs/>
+                <w:sz w:val="16"/>
+                <w:szCs w:val="16"/>
+              </w:rPr>
+              <w:t>á</w:t>
+            </w:r>
+            <w:r>
+              <w:rPr>
+                <w:b/>
+                <w:bCs/>
+                <w:sz w:val="16"/>
+                <w:szCs w:val="16"/>
+              </w:rPr>
+              <w:t>tegu</w:t>
+            </w:r>
+            <w:r>
+              <w:rPr>
+                <w:b/>
+                <w:bCs/>
+                <w:sz w:val="16"/>
+                <w:szCs w:val="16"/>
+              </w:rPr>
+              <w:t>i</w:t>
+            </w:r>
+            <w:r>
+              <w:rPr>
+                <w:b/>
+                <w:bCs/>
+                <w:sz w:val="16"/>
+                <w:szCs w:val="16"/>
+              </w:rPr>
+              <w:t>.</w:t>
             </w:r>
           </w:p>
         </w:tc>
@@ -4663,7 +4734,6 @@
                 <w:bCs/>
                 <w:sz w:val="16"/>
                 <w:szCs w:val="16"/>
-                <w:lang w:val="es-VE"/>
               </w:rPr>
             </w:pPr>
             <w:r>
@@ -4673,26 +4743,26 @@
                 <w:sz w:val="16"/>
                 <w:szCs w:val="16"/>
               </w:rPr>
-              <w:t>Armado de cables de red (ponchado) y verificación de puntos de internet en las oficinas.</w:t>
+              <w:t>Familiarización con las herramientas y equipos de trabajo</w:t>
             </w:r>
           </w:p>
         </w:tc>
         <w:tc>
           <w:tcPr>
             <w:tcW w:w="1621" w:type="dxa"/>
+            <w:vAlign w:val="center"/>
           </w:tcPr>
           <w:p>
             <w:pPr>
               <w:pStyle w:val="pasantia"/>
               <w:spacing w:line="360" w:lineRule="auto"/>
               <w:ind w:firstLine="0"/>
-              <w:jc w:val="both"/>
-              <w:rPr>
-                <w:b/>
-                <w:bCs/>
-                <w:sz w:val="16"/>
-                <w:szCs w:val="16"/>
-                <w:lang w:val="es-VE"/>
+              <w:jc w:val="center"/>
+              <w:rPr>
+                <w:b/>
+                <w:bCs/>
+                <w:sz w:val="16"/>
+                <w:szCs w:val="16"/>
               </w:rPr>
             </w:pPr>
             <w:r>
@@ -4702,26 +4772,26 @@
                 <w:sz w:val="16"/>
                 <w:szCs w:val="16"/>
               </w:rPr>
-              <w:t>25/05/2026</w:t>
+              <w:t>04/05</w:t>
             </w:r>
           </w:p>
         </w:tc>
         <w:tc>
           <w:tcPr>
             <w:tcW w:w="1648" w:type="dxa"/>
+            <w:vAlign w:val="center"/>
           </w:tcPr>
           <w:p>
             <w:pPr>
               <w:pStyle w:val="pasantia"/>
               <w:spacing w:line="360" w:lineRule="auto"/>
               <w:ind w:firstLine="0"/>
-              <w:jc w:val="both"/>
-              <w:rPr>
-                <w:b/>
-                <w:bCs/>
-                <w:sz w:val="16"/>
-                <w:szCs w:val="16"/>
-                <w:lang w:val="es-VE"/>
+              <w:jc w:val="center"/>
+              <w:rPr>
+                <w:b/>
+                <w:bCs/>
+                <w:sz w:val="16"/>
+                <w:szCs w:val="16"/>
               </w:rPr>
             </w:pPr>
             <w:r>
@@ -4731,7 +4801,7 @@
                 <w:sz w:val="16"/>
                 <w:szCs w:val="16"/>
               </w:rPr>
-              <w:t>12/06/2026</w:t>
+              <w:t>06/05</w:t>
             </w:r>
           </w:p>
         </w:tc>
@@ -4743,78 +4813,6 @@
             <w:pPr>
               <w:pStyle w:val="pasantia"/>
               <w:spacing w:line="360" w:lineRule="auto"/>
-              <w:jc w:val="both"/>
-              <w:rPr>
-                <w:b/>
-                <w:bCs/>
-                <w:sz w:val="16"/>
-                <w:szCs w:val="16"/>
-                <w:lang w:val="es-VE"/>
-              </w:rPr>
-            </w:pPr>
-            <w:r>
-              <w:rPr>
-                <w:b/>
-                <w:bCs/>
-                <w:sz w:val="16"/>
-                <w:szCs w:val="16"/>
-                <w:lang w:val="es-VE"/>
-              </w:rPr>
-              <w:t>Metodología: Inspección visual de la ruta del cable y pruebas de continuidad.</w:t>
-            </w:r>
-          </w:p>
-          <w:p>
-            <w:pPr>
-              <w:pStyle w:val="pasantia"/>
-              <w:spacing w:line="360" w:lineRule="auto"/>
-              <w:jc w:val="both"/>
-              <w:rPr>
-                <w:b/>
-                <w:bCs/>
-                <w:sz w:val="16"/>
-                <w:szCs w:val="16"/>
-                <w:lang w:val="es-VE"/>
-              </w:rPr>
-            </w:pPr>
-            <w:r>
-              <w:rPr>
-                <w:b/>
-                <w:bCs/>
-                <w:sz w:val="16"/>
-                <w:szCs w:val="16"/>
-                <w:lang w:val="es-VE"/>
-              </w:rPr>
-              <w:br/>
-            </w:r>
-          </w:p>
-          <w:p>
-            <w:pPr>
-              <w:pStyle w:val="pasantia"/>
-              <w:spacing w:line="360" w:lineRule="auto"/>
-              <w:jc w:val="both"/>
-              <w:rPr>
-                <w:b/>
-                <w:bCs/>
-                <w:sz w:val="16"/>
-                <w:szCs w:val="16"/>
-                <w:lang w:val="es-VE"/>
-              </w:rPr>
-            </w:pPr>
-            <w:r>
-              <w:rPr>
-                <w:b/>
-                <w:bCs/>
-                <w:sz w:val="16"/>
-                <w:szCs w:val="16"/>
-                <w:lang w:val="es-VE"/>
-              </w:rPr>
-              <w:t>Herramientas: Conectores RJ45, cable UTP, pinza ponchadora, probador de cables (Tester).</w:t>
-            </w:r>
-          </w:p>
-          <w:p>
-            <w:pPr>
-              <w:pStyle w:val="pasantia"/>
-              <w:spacing w:line="360" w:lineRule="auto"/>
               <w:ind w:firstLine="0"/>
               <w:jc w:val="both"/>
               <w:rPr>
@@ -4825,6 +4823,66 @@
                 <w:lang w:val="es-VE"/>
               </w:rPr>
             </w:pPr>
+            <w:r>
+              <w:rPr>
+                <w:b/>
+                <w:bCs/>
+                <w:sz w:val="16"/>
+                <w:szCs w:val="16"/>
+                <w:lang w:val="es-VE"/>
+              </w:rPr>
+              <w:t>Se detalla</w:t>
+            </w:r>
+            <w:r>
+              <w:rPr>
+                <w:b/>
+                <w:bCs/>
+                <w:sz w:val="16"/>
+                <w:szCs w:val="16"/>
+                <w:lang w:val="es-VE"/>
+              </w:rPr>
+              <w:t xml:space="preserve"> </w:t>
+            </w:r>
+            <w:r>
+              <w:rPr>
+                <w:b/>
+                <w:bCs/>
+                <w:sz w:val="16"/>
+                <w:szCs w:val="16"/>
+                <w:lang w:val="es-VE"/>
+              </w:rPr>
+              <w:t>el funcionamiento de las herramien</w:t>
+            </w:r>
+            <w:r>
+              <w:rPr>
+                <w:b/>
+                <w:bCs/>
+                <w:sz w:val="16"/>
+                <w:szCs w:val="16"/>
+                <w:lang w:val="es-VE"/>
+              </w:rPr>
+              <w:t>tas y equipos usados en las instalaciones</w:t>
+            </w:r>
+            <w:r>
+              <w:rPr>
+                <w:b/>
+                <w:bCs/>
+                <w:sz w:val="16"/>
+                <w:szCs w:val="16"/>
+                <w:lang w:val="es-VE"/>
+              </w:rPr>
+              <w:t>.</w:t>
+            </w:r>
+            <w:r>
+              <w:rPr>
+                <w:b/>
+                <w:bCs/>
+                <w:sz w:val="16"/>
+                <w:szCs w:val="16"/>
+                <w:lang w:val="es-VE"/>
+              </w:rPr>
+              <w:t xml:space="preserve"> </w:t>
+            </w:r>
           </w:p>
         </w:tc>
         <w:tc>
@@ -4842,7 +4900,6 @@
                 <w:bCs/>
                 <w:sz w:val="16"/>
                 <w:szCs w:val="16"/>
-                <w:lang w:val="es-VE"/>
               </w:rPr>
             </w:pPr>
             <w:r>
@@ -4852,27 +4909,1106 @@
                 <w:sz w:val="16"/>
                 <w:szCs w:val="16"/>
               </w:rPr>
-              <w:t>Tutor Industrial (</w:t>
-            </w:r>
-            <w:proofErr w:type="gramStart"/>
-            <w:r>
-              <w:rPr>
-                <w:b/>
-                <w:bCs/>
-                <w:sz w:val="16"/>
-                <w:szCs w:val="16"/>
-              </w:rPr>
-              <w:t>Jefe</w:t>
-            </w:r>
-            <w:proofErr w:type="gramEnd"/>
-            <w:r>
-              <w:rPr>
-                <w:b/>
-                <w:bCs/>
-                <w:sz w:val="16"/>
-                <w:szCs w:val="16"/>
-              </w:rPr>
-              <w:t xml:space="preserve"> de TI) / Tutor Académico.</w:t>
+              <w:t>Jorge Araujo.</w:t>
+            </w:r>
+          </w:p>
+          <w:p>
+            <w:pPr>
+              <w:pStyle w:val="pasantia"/>
+              <w:spacing w:line="360" w:lineRule="auto"/>
+              <w:ind w:firstLine="0"/>
+              <w:jc w:val="both"/>
+              <w:rPr>
+                <w:b/>
+                <w:bCs/>
+                <w:sz w:val="16"/>
+                <w:szCs w:val="16"/>
+              </w:rPr>
+            </w:pPr>
+            <w:r>
+              <w:rPr>
+                <w:b/>
+                <w:bCs/>
+                <w:sz w:val="16"/>
+                <w:szCs w:val="16"/>
+              </w:rPr>
+              <w:t>Emmanuel S</w:t>
+            </w:r>
+            <w:r>
+              <w:rPr>
+                <w:b/>
+                <w:bCs/>
+                <w:sz w:val="16"/>
+                <w:szCs w:val="16"/>
+              </w:rPr>
+              <w:t>á</w:t>
+            </w:r>
+            <w:r>
+              <w:rPr>
+                <w:b/>
+                <w:bCs/>
+                <w:sz w:val="16"/>
+                <w:szCs w:val="16"/>
+              </w:rPr>
+              <w:t>nchez.</w:t>
+            </w:r>
+          </w:p>
+          <w:p>
+            <w:pPr>
+              <w:pStyle w:val="pasantia"/>
+              <w:spacing w:line="360" w:lineRule="auto"/>
+              <w:ind w:firstLine="0"/>
+              <w:jc w:val="both"/>
+              <w:rPr>
+                <w:b/>
+                <w:bCs/>
+                <w:sz w:val="16"/>
+                <w:szCs w:val="16"/>
+              </w:rPr>
+            </w:pPr>
+            <w:r>
+              <w:rPr>
+                <w:b/>
+                <w:bCs/>
+                <w:sz w:val="16"/>
+                <w:szCs w:val="16"/>
+              </w:rPr>
+              <w:t>Aníbal</w:t>
+            </w:r>
+            <w:r>
+              <w:rPr>
+                <w:b/>
+                <w:bCs/>
+                <w:sz w:val="16"/>
+                <w:szCs w:val="16"/>
+              </w:rPr>
+              <w:t xml:space="preserve"> Morillo</w:t>
+            </w:r>
+            <w:r>
+              <w:rPr>
+                <w:b/>
+                <w:bCs/>
+                <w:sz w:val="16"/>
+                <w:szCs w:val="16"/>
+              </w:rPr>
+              <w:t>.</w:t>
+            </w:r>
+          </w:p>
+          <w:p>
+            <w:pPr>
+              <w:pStyle w:val="pasantia"/>
+              <w:spacing w:line="360" w:lineRule="auto"/>
+              <w:ind w:firstLine="0"/>
+              <w:jc w:val="both"/>
+              <w:rPr>
+                <w:b/>
+                <w:bCs/>
+                <w:sz w:val="16"/>
+                <w:szCs w:val="16"/>
+              </w:rPr>
+            </w:pPr>
+            <w:r>
+              <w:rPr>
+                <w:b/>
+                <w:bCs/>
+                <w:sz w:val="16"/>
+                <w:szCs w:val="16"/>
+              </w:rPr>
+              <w:t>Eleazar Uzc</w:t>
+            </w:r>
+            <w:r>
+              <w:rPr>
+                <w:b/>
+                <w:bCs/>
+                <w:sz w:val="16"/>
+                <w:szCs w:val="16"/>
+              </w:rPr>
+              <w:t>á</w:t>
+            </w:r>
+            <w:r>
+              <w:rPr>
+                <w:b/>
+                <w:bCs/>
+                <w:sz w:val="16"/>
+                <w:szCs w:val="16"/>
+              </w:rPr>
+              <w:t>tegu</w:t>
+            </w:r>
+            <w:r>
+              <w:rPr>
+                <w:b/>
+                <w:bCs/>
+                <w:sz w:val="16"/>
+                <w:szCs w:val="16"/>
+              </w:rPr>
+              <w:t>i</w:t>
+            </w:r>
+            <w:r>
+              <w:rPr>
+                <w:b/>
+                <w:bCs/>
+                <w:sz w:val="16"/>
+                <w:szCs w:val="16"/>
+              </w:rPr>
+              <w:t>.</w:t>
+            </w:r>
+          </w:p>
+        </w:tc>
+      </w:tr>
+      <w:tr>
+        <w:tc>
+          <w:tcPr>
+            <w:tcW w:w="1634" w:type="dxa"/>
+          </w:tcPr>
+          <w:p>
+            <w:pPr>
+              <w:pStyle w:val="pasantia"/>
+              <w:spacing w:line="360" w:lineRule="auto"/>
+              <w:ind w:firstLine="0"/>
+              <w:jc w:val="both"/>
+              <w:rPr>
+                <w:b/>
+                <w:bCs/>
+                <w:sz w:val="16"/>
+                <w:szCs w:val="16"/>
+                <w:lang w:val="es-VE"/>
+              </w:rPr>
+            </w:pPr>
+            <w:r>
+              <w:rPr>
+                <w:b/>
+                <w:bCs/>
+                <w:sz w:val="16"/>
+                <w:szCs w:val="16"/>
+              </w:rPr>
+              <w:t>Instalación de sistemas operativos</w:t>
+            </w:r>
+            <w:r>
+              <w:rPr>
+                <w:b/>
+                <w:bCs/>
+                <w:sz w:val="16"/>
+                <w:szCs w:val="16"/>
+              </w:rPr>
+              <w:t xml:space="preserve"> y </w:t>
+            </w:r>
+            <w:r>
+              <w:rPr>
+                <w:b/>
+                <w:bCs/>
+                <w:sz w:val="16"/>
+                <w:szCs w:val="16"/>
+              </w:rPr>
+              <w:t>programas de oficina.</w:t>
+            </w:r>
+          </w:p>
+        </w:tc>
+        <w:tc>
+          <w:tcPr>
+            <w:tcW w:w="1621" w:type="dxa"/>
+            <w:vAlign w:val="center"/>
+          </w:tcPr>
+          <w:p>
+            <w:pPr>
+              <w:pStyle w:val="pasantia"/>
+              <w:spacing w:line="360" w:lineRule="auto"/>
+              <w:ind w:firstLine="0"/>
+              <w:jc w:val="center"/>
+              <w:rPr>
+                <w:b/>
+                <w:bCs/>
+                <w:sz w:val="16"/>
+                <w:szCs w:val="16"/>
+                <w:lang w:val="es-VE"/>
+              </w:rPr>
+            </w:pPr>
+          </w:p>
+        </w:tc>
+        <w:tc>
+          <w:tcPr>
+            <w:tcW w:w="1648" w:type="dxa"/>
+            <w:vAlign w:val="center"/>
+          </w:tcPr>
+          <w:p>
+            <w:pPr>
+              <w:pStyle w:val="pasantia"/>
+              <w:spacing w:line="360" w:lineRule="auto"/>
+              <w:ind w:firstLine="0"/>
+              <w:jc w:val="center"/>
+              <w:rPr>
+                <w:b/>
+                <w:bCs/>
+                <w:sz w:val="16"/>
+                <w:szCs w:val="16"/>
+                <w:lang w:val="es-VE"/>
+              </w:rPr>
+            </w:pPr>
+          </w:p>
+        </w:tc>
+        <w:tc>
+          <w:tcPr>
+            <w:tcW w:w="1652" w:type="dxa"/>
+          </w:tcPr>
+          <w:p>
+            <w:pPr>
+              <w:pStyle w:val="pasantia"/>
+              <w:spacing w:line="360" w:lineRule="auto"/>
+              <w:ind w:firstLine="0"/>
+              <w:jc w:val="both"/>
+              <w:rPr>
+                <w:b/>
+                <w:bCs/>
+                <w:sz w:val="16"/>
+                <w:szCs w:val="16"/>
+                <w:lang w:val="es-VE"/>
+              </w:rPr>
+            </w:pPr>
+            <w:r>
+              <w:rPr>
+                <w:b/>
+                <w:bCs/>
+                <w:sz w:val="16"/>
+                <w:szCs w:val="16"/>
+                <w:lang w:val="es-VE"/>
+              </w:rPr>
+              <w:t>Revisión directa por equipo e instalación mediante instaladores estándar.</w:t>
+            </w:r>
+          </w:p>
+        </w:tc>
+        <w:tc>
+          <w:tcPr>
+            <w:tcW w:w="1708" w:type="dxa"/>
+          </w:tcPr>
+          <w:p>
+            <w:pPr>
+              <w:pStyle w:val="pasantia"/>
+              <w:spacing w:line="360" w:lineRule="auto"/>
+              <w:ind w:firstLine="0"/>
+              <w:jc w:val="both"/>
+              <w:rPr>
+                <w:b/>
+                <w:bCs/>
+                <w:sz w:val="16"/>
+                <w:szCs w:val="16"/>
+              </w:rPr>
+            </w:pPr>
+            <w:r>
+              <w:rPr>
+                <w:b/>
+                <w:bCs/>
+                <w:sz w:val="16"/>
+                <w:szCs w:val="16"/>
+              </w:rPr>
+              <w:t>Jorge Araujo.</w:t>
+            </w:r>
+          </w:p>
+          <w:p>
+            <w:pPr>
+              <w:pStyle w:val="pasantia"/>
+              <w:spacing w:line="360" w:lineRule="auto"/>
+              <w:ind w:firstLine="0"/>
+              <w:jc w:val="both"/>
+              <w:rPr>
+                <w:b/>
+                <w:bCs/>
+                <w:sz w:val="16"/>
+                <w:szCs w:val="16"/>
+              </w:rPr>
+            </w:pPr>
+            <w:r>
+              <w:rPr>
+                <w:b/>
+                <w:bCs/>
+                <w:sz w:val="16"/>
+                <w:szCs w:val="16"/>
+              </w:rPr>
+              <w:t>Emmanuel S</w:t>
+            </w:r>
+            <w:r>
+              <w:rPr>
+                <w:b/>
+                <w:bCs/>
+                <w:sz w:val="16"/>
+                <w:szCs w:val="16"/>
+              </w:rPr>
+              <w:t>á</w:t>
+            </w:r>
+            <w:r>
+              <w:rPr>
+                <w:b/>
+                <w:bCs/>
+                <w:sz w:val="16"/>
+                <w:szCs w:val="16"/>
+              </w:rPr>
+              <w:t>nchez.</w:t>
+            </w:r>
+          </w:p>
+          <w:p>
+            <w:pPr>
+              <w:pStyle w:val="pasantia"/>
+              <w:spacing w:line="360" w:lineRule="auto"/>
+              <w:ind w:firstLine="0"/>
+              <w:jc w:val="both"/>
+              <w:rPr>
+                <w:b/>
+                <w:bCs/>
+                <w:sz w:val="16"/>
+                <w:szCs w:val="16"/>
+              </w:rPr>
+            </w:pPr>
+            <w:r>
+              <w:rPr>
+                <w:b/>
+                <w:bCs/>
+                <w:sz w:val="16"/>
+                <w:szCs w:val="16"/>
+              </w:rPr>
+              <w:t>Aníbal</w:t>
+            </w:r>
+            <w:r>
+              <w:rPr>
+                <w:b/>
+                <w:bCs/>
+                <w:sz w:val="16"/>
+                <w:szCs w:val="16"/>
+              </w:rPr>
+              <w:t xml:space="preserve"> Morillo</w:t>
+            </w:r>
+            <w:r>
+              <w:rPr>
+                <w:b/>
+                <w:bCs/>
+                <w:sz w:val="16"/>
+                <w:szCs w:val="16"/>
+              </w:rPr>
+              <w:t>.</w:t>
+            </w:r>
+          </w:p>
+          <w:p>
+            <w:pPr>
+              <w:pStyle w:val="pasantia"/>
+              <w:spacing w:line="360" w:lineRule="auto"/>
+              <w:ind w:firstLine="0"/>
+              <w:jc w:val="both"/>
+              <w:rPr>
+                <w:b/>
+                <w:bCs/>
+                <w:sz w:val="16"/>
+                <w:szCs w:val="16"/>
+              </w:rPr>
+            </w:pPr>
+            <w:r>
+              <w:rPr>
+                <w:b/>
+                <w:bCs/>
+                <w:sz w:val="16"/>
+                <w:szCs w:val="16"/>
+              </w:rPr>
+              <w:t>Eleazar Uzc</w:t>
+            </w:r>
+            <w:r>
+              <w:rPr>
+                <w:b/>
+                <w:bCs/>
+                <w:sz w:val="16"/>
+                <w:szCs w:val="16"/>
+              </w:rPr>
+              <w:t>á</w:t>
+            </w:r>
+            <w:r>
+              <w:rPr>
+                <w:b/>
+                <w:bCs/>
+                <w:sz w:val="16"/>
+                <w:szCs w:val="16"/>
+              </w:rPr>
+              <w:t>tegu</w:t>
+            </w:r>
+            <w:r>
+              <w:rPr>
+                <w:b/>
+                <w:bCs/>
+                <w:sz w:val="16"/>
+                <w:szCs w:val="16"/>
+              </w:rPr>
+              <w:t>i</w:t>
+            </w:r>
+            <w:r>
+              <w:rPr>
+                <w:b/>
+                <w:bCs/>
+                <w:sz w:val="16"/>
+                <w:szCs w:val="16"/>
+              </w:rPr>
+              <w:t>.</w:t>
+            </w:r>
+          </w:p>
+        </w:tc>
+      </w:tr>
+      <w:tr>
+        <w:tc>
+          <w:tcPr>
+            <w:tcW w:w="1634" w:type="dxa"/>
+          </w:tcPr>
+          <w:p>
+            <w:pPr>
+              <w:pStyle w:val="pasantia"/>
+              <w:spacing w:line="360" w:lineRule="auto"/>
+              <w:ind w:firstLine="0"/>
+              <w:jc w:val="both"/>
+              <w:rPr>
+                <w:b/>
+                <w:bCs/>
+                <w:sz w:val="16"/>
+                <w:szCs w:val="16"/>
+              </w:rPr>
+            </w:pPr>
+            <w:r>
+              <w:rPr>
+                <w:b/>
+                <w:bCs/>
+                <w:sz w:val="16"/>
+                <w:szCs w:val="16"/>
+              </w:rPr>
+              <w:t>L</w:t>
+            </w:r>
+            <w:r>
+              <w:rPr>
+                <w:b/>
+                <w:bCs/>
+                <w:sz w:val="16"/>
+                <w:szCs w:val="16"/>
+              </w:rPr>
+              <w:t>impieza física de componentes</w:t>
+            </w:r>
+            <w:r>
+              <w:rPr>
+                <w:b/>
+                <w:bCs/>
+                <w:sz w:val="16"/>
+                <w:szCs w:val="16"/>
+              </w:rPr>
+              <w:t xml:space="preserve"> de CPU.</w:t>
+            </w:r>
+          </w:p>
+        </w:tc>
+        <w:tc>
+          <w:tcPr>
+            <w:tcW w:w="1621" w:type="dxa"/>
+            <w:vAlign w:val="center"/>
+          </w:tcPr>
+          <w:p>
+            <w:pPr>
+              <w:pStyle w:val="pasantia"/>
+              <w:spacing w:line="360" w:lineRule="auto"/>
+              <w:ind w:firstLine="0"/>
+              <w:jc w:val="center"/>
+              <w:rPr>
+                <w:b/>
+                <w:bCs/>
+                <w:sz w:val="16"/>
+                <w:szCs w:val="16"/>
+                <w:lang w:val="es-VE"/>
+              </w:rPr>
+            </w:pPr>
+          </w:p>
+        </w:tc>
+        <w:tc>
+          <w:tcPr>
+            <w:tcW w:w="1648" w:type="dxa"/>
+            <w:vAlign w:val="center"/>
+          </w:tcPr>
+          <w:p>
+            <w:pPr>
+              <w:pStyle w:val="pasantia"/>
+              <w:spacing w:line="360" w:lineRule="auto"/>
+              <w:ind w:firstLine="0"/>
+              <w:jc w:val="center"/>
+              <w:rPr>
+                <w:b/>
+                <w:bCs/>
+                <w:sz w:val="16"/>
+                <w:szCs w:val="16"/>
+                <w:lang w:val="es-VE"/>
+              </w:rPr>
+            </w:pPr>
+          </w:p>
+        </w:tc>
+        <w:tc>
+          <w:tcPr>
+            <w:tcW w:w="1652" w:type="dxa"/>
+          </w:tcPr>
+          <w:p>
+            <w:pPr>
+              <w:pStyle w:val="pasantia"/>
+              <w:spacing w:line="360" w:lineRule="auto"/>
+              <w:ind w:firstLine="0"/>
+              <w:jc w:val="both"/>
+              <w:rPr>
+                <w:b/>
+                <w:bCs/>
+                <w:sz w:val="16"/>
+                <w:szCs w:val="16"/>
+                <w:lang w:val="es-VE"/>
+              </w:rPr>
+            </w:pPr>
+            <w:r>
+              <w:rPr>
+                <w:b/>
+                <w:bCs/>
+                <w:sz w:val="16"/>
+                <w:szCs w:val="16"/>
+                <w:lang w:val="es-VE"/>
+              </w:rPr>
+              <w:t>D</w:t>
+            </w:r>
+            <w:r>
+              <w:rPr>
+                <w:b/>
+                <w:bCs/>
+                <w:sz w:val="16"/>
+                <w:szCs w:val="16"/>
+                <w:lang w:val="es-VE"/>
+              </w:rPr>
+              <w:t>estornilladores, sopladora,</w:t>
+            </w:r>
+          </w:p>
+          <w:p>
+            <w:pPr>
+              <w:pStyle w:val="pasantia"/>
+              <w:spacing w:line="360" w:lineRule="auto"/>
+              <w:ind w:firstLine="0"/>
+              <w:jc w:val="both"/>
+              <w:rPr>
+                <w:b/>
+                <w:bCs/>
+                <w:sz w:val="16"/>
+                <w:szCs w:val="16"/>
+                <w:lang w:val="es-VE"/>
+              </w:rPr>
+            </w:pPr>
+            <w:r>
+              <w:rPr>
+                <w:b/>
+                <w:bCs/>
+                <w:sz w:val="16"/>
+                <w:szCs w:val="16"/>
+                <w:lang w:val="es-VE"/>
+              </w:rPr>
+              <w:t xml:space="preserve">limpiador de contacto, </w:t>
+            </w:r>
+            <w:r>
+              <w:rPr>
+                <w:b/>
+                <w:bCs/>
+                <w:sz w:val="16"/>
+                <w:szCs w:val="16"/>
+                <w:lang w:val="es-VE"/>
+              </w:rPr>
+              <w:t>software básico.</w:t>
+            </w:r>
+          </w:p>
+        </w:tc>
+        <w:tc>
+          <w:tcPr>
+            <w:tcW w:w="1708" w:type="dxa"/>
+          </w:tcPr>
+          <w:p>
+            <w:pPr>
+              <w:pStyle w:val="pasantia"/>
+              <w:spacing w:line="360" w:lineRule="auto"/>
+              <w:ind w:firstLine="0"/>
+              <w:jc w:val="both"/>
+              <w:rPr>
+                <w:b/>
+                <w:bCs/>
+                <w:sz w:val="16"/>
+                <w:szCs w:val="16"/>
+              </w:rPr>
+            </w:pPr>
+            <w:r>
+              <w:rPr>
+                <w:b/>
+                <w:bCs/>
+                <w:sz w:val="16"/>
+                <w:szCs w:val="16"/>
+              </w:rPr>
+              <w:t>Jorge Araujo.</w:t>
+            </w:r>
+          </w:p>
+          <w:p>
+            <w:pPr>
+              <w:pStyle w:val="pasantia"/>
+              <w:spacing w:line="360" w:lineRule="auto"/>
+              <w:ind w:firstLine="0"/>
+              <w:jc w:val="both"/>
+              <w:rPr>
+                <w:b/>
+                <w:bCs/>
+                <w:sz w:val="16"/>
+                <w:szCs w:val="16"/>
+              </w:rPr>
+            </w:pPr>
+            <w:r>
+              <w:rPr>
+                <w:b/>
+                <w:bCs/>
+                <w:sz w:val="16"/>
+                <w:szCs w:val="16"/>
+              </w:rPr>
+              <w:t>Emmanuel S</w:t>
+            </w:r>
+            <w:r>
+              <w:rPr>
+                <w:b/>
+                <w:bCs/>
+                <w:sz w:val="16"/>
+                <w:szCs w:val="16"/>
+              </w:rPr>
+              <w:t>á</w:t>
+            </w:r>
+            <w:r>
+              <w:rPr>
+                <w:b/>
+                <w:bCs/>
+                <w:sz w:val="16"/>
+                <w:szCs w:val="16"/>
+              </w:rPr>
+              <w:t>nchez.</w:t>
+            </w:r>
+          </w:p>
+          <w:p>
+            <w:pPr>
+              <w:pStyle w:val="pasantia"/>
+              <w:spacing w:line="360" w:lineRule="auto"/>
+              <w:ind w:firstLine="0"/>
+              <w:jc w:val="both"/>
+              <w:rPr>
+                <w:b/>
+                <w:bCs/>
+                <w:sz w:val="16"/>
+                <w:szCs w:val="16"/>
+              </w:rPr>
+            </w:pPr>
+            <w:r>
+              <w:rPr>
+                <w:b/>
+                <w:bCs/>
+                <w:sz w:val="16"/>
+                <w:szCs w:val="16"/>
+              </w:rPr>
+              <w:t>Aníbal</w:t>
+            </w:r>
+            <w:r>
+              <w:rPr>
+                <w:b/>
+                <w:bCs/>
+                <w:sz w:val="16"/>
+                <w:szCs w:val="16"/>
+              </w:rPr>
+              <w:t xml:space="preserve"> Morillo</w:t>
+            </w:r>
+            <w:r>
+              <w:rPr>
+                <w:b/>
+                <w:bCs/>
+                <w:sz w:val="16"/>
+                <w:szCs w:val="16"/>
+              </w:rPr>
+              <w:t>.</w:t>
+            </w:r>
+          </w:p>
+          <w:p>
+            <w:pPr>
+              <w:pStyle w:val="pasantia"/>
+              <w:spacing w:line="360" w:lineRule="auto"/>
+              <w:ind w:firstLine="0"/>
+              <w:jc w:val="both"/>
+              <w:rPr>
+                <w:b/>
+                <w:bCs/>
+                <w:sz w:val="16"/>
+                <w:szCs w:val="16"/>
+              </w:rPr>
+            </w:pPr>
+            <w:r>
+              <w:rPr>
+                <w:b/>
+                <w:bCs/>
+                <w:sz w:val="16"/>
+                <w:szCs w:val="16"/>
+              </w:rPr>
+              <w:t>Eleazar Uzc</w:t>
+            </w:r>
+            <w:r>
+              <w:rPr>
+                <w:b/>
+                <w:bCs/>
+                <w:sz w:val="16"/>
+                <w:szCs w:val="16"/>
+              </w:rPr>
+              <w:t>á</w:t>
+            </w:r>
+            <w:r>
+              <w:rPr>
+                <w:b/>
+                <w:bCs/>
+                <w:sz w:val="16"/>
+                <w:szCs w:val="16"/>
+              </w:rPr>
+              <w:t>tegu</w:t>
+            </w:r>
+            <w:r>
+              <w:rPr>
+                <w:b/>
+                <w:bCs/>
+                <w:sz w:val="16"/>
+                <w:szCs w:val="16"/>
+              </w:rPr>
+              <w:t>i</w:t>
+            </w:r>
+            <w:r>
+              <w:rPr>
+                <w:b/>
+                <w:bCs/>
+                <w:sz w:val="16"/>
+                <w:szCs w:val="16"/>
+              </w:rPr>
+              <w:t>.</w:t>
+            </w:r>
+          </w:p>
+        </w:tc>
+      </w:tr>
+      <w:tr>
+        <w:trPr>
+          <w:trHeight w:val="1647"/>
+        </w:trPr>
+        <w:tc>
+          <w:tcPr>
+            <w:tcW w:w="1634" w:type="dxa"/>
+          </w:tcPr>
+          <w:p>
+            <w:pPr>
+              <w:pStyle w:val="pasantia"/>
+              <w:spacing w:line="360" w:lineRule="auto"/>
+              <w:ind w:firstLine="0"/>
+              <w:jc w:val="both"/>
+              <w:rPr>
+                <w:b/>
+                <w:bCs/>
+                <w:sz w:val="16"/>
+                <w:szCs w:val="16"/>
+                <w:lang w:val="es-VE"/>
+              </w:rPr>
+            </w:pPr>
+            <w:r>
+              <w:rPr>
+                <w:b/>
+                <w:bCs/>
+                <w:sz w:val="16"/>
+                <w:szCs w:val="16"/>
+              </w:rPr>
+              <w:t>Armado de cables de red (ponchado).</w:t>
+            </w:r>
+          </w:p>
+        </w:tc>
+        <w:tc>
+          <w:tcPr>
+            <w:tcW w:w="1621" w:type="dxa"/>
+            <w:vAlign w:val="center"/>
+          </w:tcPr>
+          <w:p>
+            <w:pPr>
+              <w:pStyle w:val="pasantia"/>
+              <w:spacing w:line="360" w:lineRule="auto"/>
+              <w:ind w:firstLine="0"/>
+              <w:jc w:val="center"/>
+              <w:rPr>
+                <w:b/>
+                <w:bCs/>
+                <w:sz w:val="16"/>
+                <w:szCs w:val="16"/>
+                <w:lang w:val="es-VE"/>
+              </w:rPr>
+            </w:pPr>
+          </w:p>
+        </w:tc>
+        <w:tc>
+          <w:tcPr>
+            <w:tcW w:w="1648" w:type="dxa"/>
+            <w:vAlign w:val="center"/>
+          </w:tcPr>
+          <w:p>
+            <w:pPr>
+              <w:pStyle w:val="pasantia"/>
+              <w:spacing w:line="360" w:lineRule="auto"/>
+              <w:ind w:firstLine="0"/>
+              <w:jc w:val="center"/>
+              <w:rPr>
+                <w:b/>
+                <w:bCs/>
+                <w:sz w:val="16"/>
+                <w:szCs w:val="16"/>
+                <w:lang w:val="es-VE"/>
+              </w:rPr>
+            </w:pPr>
+          </w:p>
+        </w:tc>
+        <w:tc>
+          <w:tcPr>
+            <w:tcW w:w="1652" w:type="dxa"/>
+          </w:tcPr>
+          <w:p>
+            <w:pPr>
+              <w:pStyle w:val="pasantia"/>
+              <w:spacing w:line="360" w:lineRule="auto"/>
+              <w:ind w:firstLine="0"/>
+              <w:jc w:val="both"/>
+              <w:rPr>
+                <w:b/>
+                <w:bCs/>
+                <w:sz w:val="16"/>
+                <w:szCs w:val="16"/>
+                <w:lang w:val="es-VE"/>
+              </w:rPr>
+            </w:pPr>
+            <w:r>
+              <w:rPr>
+                <w:b/>
+                <w:bCs/>
+                <w:sz w:val="16"/>
+                <w:szCs w:val="16"/>
+                <w:lang w:val="es-VE"/>
+              </w:rPr>
+              <w:t>Inspección visual</w:t>
+            </w:r>
+            <w:r>
+              <w:rPr>
+                <w:b/>
+                <w:bCs/>
+                <w:sz w:val="16"/>
+                <w:szCs w:val="16"/>
+                <w:lang w:val="es-VE"/>
+              </w:rPr>
+              <w:t xml:space="preserve"> </w:t>
+            </w:r>
+            <w:r>
+              <w:rPr>
+                <w:b/>
+                <w:bCs/>
+                <w:sz w:val="16"/>
+                <w:szCs w:val="16"/>
+                <w:lang w:val="es-VE"/>
+              </w:rPr>
+              <w:t>del cable y pruebas de continuidad.</w:t>
+            </w:r>
+          </w:p>
+          <w:p>
+            <w:pPr>
+              <w:pStyle w:val="pasantia"/>
+              <w:spacing w:line="360" w:lineRule="auto"/>
+              <w:jc w:val="both"/>
+              <w:rPr>
+                <w:b/>
+                <w:bCs/>
+                <w:sz w:val="16"/>
+                <w:szCs w:val="16"/>
+                <w:lang w:val="es-VE"/>
+              </w:rPr>
+            </w:pPr>
+          </w:p>
+          <w:p>
+            <w:pPr>
+              <w:pStyle w:val="pasantia"/>
+              <w:spacing w:line="360" w:lineRule="auto"/>
+              <w:ind w:firstLine="0"/>
+              <w:jc w:val="both"/>
+              <w:rPr>
+                <w:b/>
+                <w:bCs/>
+                <w:sz w:val="16"/>
+                <w:szCs w:val="16"/>
+                <w:lang w:val="es-VE"/>
+              </w:rPr>
+            </w:pPr>
+            <w:r>
+              <w:rPr>
+                <w:b/>
+                <w:bCs/>
+                <w:sz w:val="16"/>
+                <w:szCs w:val="16"/>
+                <w:lang w:val="es-VE"/>
+              </w:rPr>
+              <w:t>Conectores RJ45, cable UTP, pinza ponchadora, probador de cables.</w:t>
+            </w:r>
+          </w:p>
+        </w:tc>
+        <w:tc>
+          <w:tcPr>
+            <w:tcW w:w="1708" w:type="dxa"/>
+          </w:tcPr>
+          <w:p>
+            <w:pPr>
+              <w:pStyle w:val="pasantia"/>
+              <w:spacing w:line="360" w:lineRule="auto"/>
+              <w:ind w:firstLine="0"/>
+              <w:jc w:val="both"/>
+              <w:rPr>
+                <w:b/>
+                <w:bCs/>
+                <w:sz w:val="16"/>
+                <w:szCs w:val="16"/>
+              </w:rPr>
+            </w:pPr>
+            <w:r>
+              <w:rPr>
+                <w:b/>
+                <w:bCs/>
+                <w:sz w:val="16"/>
+                <w:szCs w:val="16"/>
+              </w:rPr>
+              <w:t>Jorge Araujo.</w:t>
+            </w:r>
+          </w:p>
+          <w:p>
+            <w:pPr>
+              <w:pStyle w:val="pasantia"/>
+              <w:spacing w:line="360" w:lineRule="auto"/>
+              <w:ind w:firstLine="0"/>
+              <w:jc w:val="both"/>
+              <w:rPr>
+                <w:b/>
+                <w:bCs/>
+                <w:sz w:val="16"/>
+                <w:szCs w:val="16"/>
+              </w:rPr>
+            </w:pPr>
+            <w:r>
+              <w:rPr>
+                <w:b/>
+                <w:bCs/>
+                <w:sz w:val="16"/>
+                <w:szCs w:val="16"/>
+              </w:rPr>
+              <w:t>Emmanuel S</w:t>
+            </w:r>
+            <w:r>
+              <w:rPr>
+                <w:b/>
+                <w:bCs/>
+                <w:sz w:val="16"/>
+                <w:szCs w:val="16"/>
+              </w:rPr>
+              <w:t>á</w:t>
+            </w:r>
+            <w:r>
+              <w:rPr>
+                <w:b/>
+                <w:bCs/>
+                <w:sz w:val="16"/>
+                <w:szCs w:val="16"/>
+              </w:rPr>
+              <w:t>nchez.</w:t>
+            </w:r>
+          </w:p>
+          <w:p>
+            <w:pPr>
+              <w:pStyle w:val="pasantia"/>
+              <w:spacing w:line="360" w:lineRule="auto"/>
+              <w:ind w:firstLine="0"/>
+              <w:jc w:val="both"/>
+              <w:rPr>
+                <w:b/>
+                <w:bCs/>
+                <w:sz w:val="16"/>
+                <w:szCs w:val="16"/>
+              </w:rPr>
+            </w:pPr>
+            <w:r>
+              <w:rPr>
+                <w:b/>
+                <w:bCs/>
+                <w:sz w:val="16"/>
+                <w:szCs w:val="16"/>
+              </w:rPr>
+              <w:t>Aníbal</w:t>
+            </w:r>
+            <w:r>
+              <w:rPr>
+                <w:b/>
+                <w:bCs/>
+                <w:sz w:val="16"/>
+                <w:szCs w:val="16"/>
+              </w:rPr>
+              <w:t xml:space="preserve"> Morillo</w:t>
+            </w:r>
+            <w:r>
+              <w:rPr>
+                <w:b/>
+                <w:bCs/>
+                <w:sz w:val="16"/>
+                <w:szCs w:val="16"/>
+              </w:rPr>
+              <w:t>.</w:t>
+            </w:r>
+          </w:p>
+          <w:p>
+            <w:pPr>
+              <w:pStyle w:val="pasantia"/>
+              <w:spacing w:line="360" w:lineRule="auto"/>
+              <w:ind w:firstLine="0"/>
+              <w:jc w:val="both"/>
+              <w:rPr>
+                <w:b/>
+                <w:bCs/>
+                <w:sz w:val="16"/>
+                <w:szCs w:val="16"/>
+              </w:rPr>
+            </w:pPr>
+            <w:r>
+              <w:rPr>
+                <w:b/>
+                <w:bCs/>
+                <w:sz w:val="16"/>
+                <w:szCs w:val="16"/>
+              </w:rPr>
+              <w:t>Eleazar Uzc</w:t>
+            </w:r>
+            <w:r>
+              <w:rPr>
+                <w:b/>
+                <w:bCs/>
+                <w:sz w:val="16"/>
+                <w:szCs w:val="16"/>
+              </w:rPr>
+              <w:t>á</w:t>
+            </w:r>
+            <w:r>
+              <w:rPr>
+                <w:b/>
+                <w:bCs/>
+                <w:sz w:val="16"/>
+                <w:szCs w:val="16"/>
+              </w:rPr>
+              <w:t>tegu</w:t>
+            </w:r>
+            <w:r>
+              <w:rPr>
+                <w:b/>
+                <w:bCs/>
+                <w:sz w:val="16"/>
+                <w:szCs w:val="16"/>
+              </w:rPr>
+              <w:t>i</w:t>
+            </w:r>
+            <w:r>
+              <w:rPr>
+                <w:b/>
+                <w:bCs/>
+                <w:sz w:val="16"/>
+                <w:szCs w:val="16"/>
+              </w:rPr>
+              <w:t>.</w:t>
             </w:r>
           </w:p>
         </w:tc>
@@ -4904,7 +6040,16 @@
                 <w:sz w:val="16"/>
                 <w:szCs w:val="16"/>
               </w:rPr>
-              <w:t xml:space="preserve">Verificación visual del encendido de los equipos del rack y ejecución </w:t>
+              <w:t>R</w:t>
+            </w:r>
+            <w:r>
+              <w:rPr>
+                <w:b/>
+                <w:bCs/>
+                <w:sz w:val="16"/>
+                <w:szCs w:val="16"/>
+              </w:rPr>
+              <w:t xml:space="preserve">egistro manual de nuevos usuarios en el </w:t>
             </w:r>
             <w:r>
               <w:rPr>
@@ -4914,20 +6059,30 @@
                 <w:szCs w:val="16"/>
               </w:rPr>
               <w:lastRenderedPageBreak/>
-              <w:t>de copias de seguridad (backups) manuales.</w:t>
+              <w:t xml:space="preserve">sensor </w:t>
+            </w:r>
+            <w:r>
+              <w:rPr>
+                <w:b/>
+                <w:bCs/>
+                <w:sz w:val="16"/>
+                <w:szCs w:val="16"/>
+              </w:rPr>
+              <w:t>biométrico.</w:t>
             </w:r>
           </w:p>
         </w:tc>
         <w:tc>
           <w:tcPr>
             <w:tcW w:w="1621" w:type="dxa"/>
+            <w:vAlign w:val="center"/>
           </w:tcPr>
           <w:p>
             <w:pPr>
               <w:pStyle w:val="pasantia"/>
               <w:spacing w:line="360" w:lineRule="auto"/>
               <w:ind w:firstLine="0"/>
-              <w:jc w:val="both"/>
+              <w:jc w:val="center"/>
               <w:rPr>
                 <w:b/>
                 <w:bCs/>
@@ -4936,28 +6091,19 @@
                 <w:lang w:val="es-VE"/>
               </w:rPr>
             </w:pPr>
-            <w:r>
-              <w:rPr>
-                <w:b/>
-                <w:bCs/>
-                <w:sz w:val="16"/>
-                <w:szCs w:val="16"/>
-              </w:rPr>
-              <w:lastRenderedPageBreak/>
-              <w:t>15/06/2026</w:t>
-            </w:r>
           </w:p>
         </w:tc>
         <w:tc>
           <w:tcPr>
             <w:tcW w:w="1648" w:type="dxa"/>
+            <w:vAlign w:val="center"/>
           </w:tcPr>
           <w:p>
             <w:pPr>
               <w:pStyle w:val="pasantia"/>
               <w:spacing w:line="360" w:lineRule="auto"/>
               <w:ind w:firstLine="0"/>
-              <w:jc w:val="both"/>
+              <w:jc w:val="center"/>
               <w:rPr>
                 <w:b/>
                 <w:bCs/>
@@ -4966,15 +6112,6 @@
                 <w:lang w:val="es-VE"/>
               </w:rPr>
             </w:pPr>
-            <w:r>
-              <w:rPr>
-                <w:b/>
-                <w:bCs/>
-                <w:sz w:val="16"/>
-                <w:szCs w:val="16"/>
-              </w:rPr>
-              <w:t>03/07/2026</w:t>
-            </w:r>
           </w:p>
         </w:tc>
         <w:tc>
@@ -4985,6 +6122,7 @@
             <w:pPr>
               <w:pStyle w:val="pasantia"/>
               <w:spacing w:line="360" w:lineRule="auto"/>
+              <w:ind w:firstLine="0"/>
               <w:jc w:val="both"/>
               <w:rPr>
                 <w:b/>
@@ -5002,7 +6140,27 @@
                 <w:szCs w:val="16"/>
                 <w:lang w:val="es-VE"/>
               </w:rPr>
-              <w:t xml:space="preserve">Metodología: Rutina diaria de inspección en el cuarto de </w:t>
+              <w:t>C</w:t>
+            </w:r>
+            <w:r>
+              <w:rPr>
+                <w:b/>
+                <w:bCs/>
+                <w:sz w:val="16"/>
+                <w:szCs w:val="16"/>
+                <w:lang w:val="es-VE"/>
+              </w:rPr>
+              <w:t>arga de datos en el software de control de</w:t>
+            </w:r>
+            <w:r>
+              <w:rPr>
+                <w:b/>
+                <w:bCs/>
+                <w:sz w:val="16"/>
+                <w:szCs w:val="16"/>
+                <w:lang w:val="es-VE"/>
+              </w:rPr>
+              <w:t xml:space="preserve"> </w:t>
             </w:r>
             <w:r>
               <w:rPr>
@@ -5013,22 +6171,18 @@
                 <w:lang w:val="es-VE"/>
               </w:rPr>
               <w:lastRenderedPageBreak/>
-              <w:t>servidores y copia de archivos en discos externos.</w:t>
-            </w:r>
-          </w:p>
-          <w:p>
-            <w:pPr>
-              <w:pStyle w:val="pasantia"/>
-              <w:spacing w:line="360" w:lineRule="auto"/>
-              <w:jc w:val="both"/>
-              <w:rPr>
-                <w:b/>
-                <w:bCs/>
-                <w:sz w:val="16"/>
-                <w:szCs w:val="16"/>
-                <w:lang w:val="es-VE"/>
-              </w:rPr>
-            </w:pPr>
+              <w:t>usuarios</w:t>
+            </w:r>
+            <w:r>
+              <w:rPr>
+                <w:b/>
+                <w:bCs/>
+                <w:sz w:val="16"/>
+                <w:szCs w:val="16"/>
+                <w:lang w:val="es-VE"/>
+              </w:rPr>
+              <w:t>.</w:t>
+            </w:r>
             <w:r>
               <w:rPr>
                 <w:b/>
@@ -5038,30 +6192,6 @@
                 <w:lang w:val="es-VE"/>
               </w:rPr>
               <w:br/>
-            </w:r>
-          </w:p>
-          <w:p>
-            <w:pPr>
-              <w:pStyle w:val="pasantia"/>
-              <w:spacing w:line="360" w:lineRule="auto"/>
-              <w:jc w:val="both"/>
-              <w:rPr>
-                <w:b/>
-                <w:bCs/>
-                <w:sz w:val="16"/>
-                <w:szCs w:val="16"/>
-                <w:lang w:val="es-VE"/>
-              </w:rPr>
-            </w:pPr>
-            <w:r>
-              <w:rPr>
-                <w:b/>
-                <w:bCs/>
-                <w:sz w:val="16"/>
-                <w:szCs w:val="16"/>
-                <w:lang w:val="es-VE"/>
-              </w:rPr>
-              <w:t>Herramientas: Discos duros externos, interfaz gráfica del servidor.</w:t>
             </w:r>
           </w:p>
           <w:p>
@@ -5078,6 +6208,26 @@
                 <w:lang w:val="es-VE"/>
               </w:rPr>
             </w:pPr>
+            <w:r>
+              <w:rPr>
+                <w:b/>
+                <w:bCs/>
+                <w:sz w:val="16"/>
+                <w:szCs w:val="16"/>
+                <w:lang w:val="es-VE"/>
+              </w:rPr>
+              <w:t>S</w:t>
+            </w:r>
+            <w:r>
+              <w:rPr>
+                <w:b/>
+                <w:bCs/>
+                <w:sz w:val="16"/>
+                <w:szCs w:val="16"/>
+                <w:lang w:val="es-VE"/>
+              </w:rPr>
+              <w:t>oftware del sistema biométrico.</w:t>
+            </w:r>
           </w:p>
         </w:tc>
         <w:tc>
@@ -5095,7 +6245,6 @@
                 <w:bCs/>
                 <w:sz w:val="16"/>
                 <w:szCs w:val="16"/>
-                <w:lang w:val="es-VE"/>
               </w:rPr>
             </w:pPr>
             <w:r>
@@ -5106,27 +6255,149 @@
                 <w:szCs w:val="16"/>
               </w:rPr>
               <w:lastRenderedPageBreak/>
-              <w:t>Tutor Industrial (</w:t>
-            </w:r>
-            <w:proofErr w:type="gramStart"/>
-            <w:r>
-              <w:rPr>
-                <w:b/>
-                <w:bCs/>
-                <w:sz w:val="16"/>
-                <w:szCs w:val="16"/>
-              </w:rPr>
-              <w:t>Jefe</w:t>
-            </w:r>
-            <w:proofErr w:type="gramEnd"/>
-            <w:r>
-              <w:rPr>
-                <w:b/>
-                <w:bCs/>
-                <w:sz w:val="16"/>
-                <w:szCs w:val="16"/>
-              </w:rPr>
-              <w:t xml:space="preserve"> de TI) / Tutor Académico.</w:t>
+              <w:t>Jorge Araujo.</w:t>
+            </w:r>
+          </w:p>
+          <w:p>
+            <w:pPr>
+              <w:pStyle w:val="pasantia"/>
+              <w:spacing w:line="360" w:lineRule="auto"/>
+              <w:ind w:firstLine="0"/>
+              <w:jc w:val="both"/>
+              <w:rPr>
+                <w:b/>
+                <w:bCs/>
+                <w:sz w:val="16"/>
+                <w:szCs w:val="16"/>
+              </w:rPr>
+            </w:pPr>
+            <w:r>
+              <w:rPr>
+                <w:b/>
+                <w:bCs/>
+                <w:sz w:val="16"/>
+                <w:szCs w:val="16"/>
+              </w:rPr>
+              <w:t>Emmanuel S</w:t>
+            </w:r>
+            <w:r>
+              <w:rPr>
+                <w:b/>
+                <w:bCs/>
+                <w:sz w:val="16"/>
+                <w:szCs w:val="16"/>
+              </w:rPr>
+              <w:t>á</w:t>
+            </w:r>
+            <w:r>
+              <w:rPr>
+                <w:b/>
+                <w:bCs/>
+                <w:sz w:val="16"/>
+                <w:szCs w:val="16"/>
+              </w:rPr>
+              <w:t>nchez.</w:t>
+            </w:r>
+          </w:p>
+          <w:p>
+            <w:pPr>
+              <w:pStyle w:val="pasantia"/>
+              <w:spacing w:line="360" w:lineRule="auto"/>
+              <w:ind w:firstLine="0"/>
+              <w:jc w:val="both"/>
+              <w:rPr>
+                <w:b/>
+                <w:bCs/>
+                <w:sz w:val="16"/>
+                <w:szCs w:val="16"/>
+              </w:rPr>
+            </w:pPr>
+            <w:r>
+              <w:rPr>
+                <w:b/>
+                <w:bCs/>
+                <w:sz w:val="16"/>
+                <w:szCs w:val="16"/>
+              </w:rPr>
+              <w:lastRenderedPageBreak/>
+              <w:t>Aníbal</w:t>
+            </w:r>
+            <w:r>
+              <w:rPr>
+                <w:b/>
+                <w:bCs/>
+                <w:sz w:val="16"/>
+                <w:szCs w:val="16"/>
+              </w:rPr>
+              <w:t xml:space="preserve"> Morillo</w:t>
+            </w:r>
+            <w:r>
+              <w:rPr>
+                <w:b/>
+                <w:bCs/>
+                <w:sz w:val="16"/>
+                <w:szCs w:val="16"/>
+              </w:rPr>
+              <w:t>.</w:t>
+            </w:r>
+          </w:p>
+          <w:p>
+            <w:pPr>
+              <w:pStyle w:val="pasantia"/>
+              <w:spacing w:line="360" w:lineRule="auto"/>
+              <w:ind w:firstLine="0"/>
+              <w:jc w:val="both"/>
+              <w:rPr>
+                <w:b/>
+                <w:bCs/>
+                <w:sz w:val="16"/>
+                <w:szCs w:val="16"/>
+              </w:rPr>
+            </w:pPr>
+            <w:r>
+              <w:rPr>
+                <w:b/>
+                <w:bCs/>
+                <w:sz w:val="16"/>
+                <w:szCs w:val="16"/>
+              </w:rPr>
+              <w:t>Eleazar Uzc</w:t>
+            </w:r>
+            <w:r>
+              <w:rPr>
+                <w:b/>
+                <w:bCs/>
+                <w:sz w:val="16"/>
+                <w:szCs w:val="16"/>
+              </w:rPr>
+              <w:t>á</w:t>
+            </w:r>
+            <w:r>
+              <w:rPr>
+                <w:b/>
+                <w:bCs/>
+                <w:sz w:val="16"/>
+                <w:szCs w:val="16"/>
+              </w:rPr>
+              <w:t>tegu</w:t>
+            </w:r>
+            <w:r>
+              <w:rPr>
+                <w:b/>
+                <w:bCs/>
+                <w:sz w:val="16"/>
+                <w:szCs w:val="16"/>
+              </w:rPr>
+              <w:t>i</w:t>
+            </w:r>
+            <w:r>
+              <w:rPr>
+                <w:b/>
+                <w:bCs/>
+                <w:sz w:val="16"/>
+                <w:szCs w:val="16"/>
+              </w:rPr>
+              <w:t>.</w:t>
             </w:r>
           </w:p>
         </w:tc>
@@ -5158,20 +6429,21 @@
                 <w:sz w:val="16"/>
                 <w:szCs w:val="16"/>
               </w:rPr>
-              <w:t>Limpieza física de lentes de cámaras de seguridad y registro manual de nuevos usuarios en el reloj biométrico.</w:t>
+              <w:t xml:space="preserve">Configuración de impresión en red </w:t>
             </w:r>
           </w:p>
         </w:tc>
         <w:tc>
           <w:tcPr>
             <w:tcW w:w="1621" w:type="dxa"/>
+            <w:vAlign w:val="center"/>
           </w:tcPr>
           <w:p>
             <w:pPr>
               <w:pStyle w:val="pasantia"/>
               <w:spacing w:line="360" w:lineRule="auto"/>
               <w:ind w:firstLine="0"/>
-              <w:jc w:val="both"/>
+              <w:jc w:val="center"/>
               <w:rPr>
                 <w:b/>
                 <w:bCs/>
@@ -5180,27 +6452,19 @@
                 <w:lang w:val="es-VE"/>
               </w:rPr>
             </w:pPr>
-            <w:r>
-              <w:rPr>
-                <w:b/>
-                <w:bCs/>
-                <w:sz w:val="16"/>
-                <w:szCs w:val="16"/>
-              </w:rPr>
-              <w:t>06/07/2026</w:t>
-            </w:r>
           </w:p>
         </w:tc>
         <w:tc>
           <w:tcPr>
             <w:tcW w:w="1648" w:type="dxa"/>
+            <w:vAlign w:val="center"/>
           </w:tcPr>
           <w:p>
             <w:pPr>
               <w:pStyle w:val="pasantia"/>
               <w:spacing w:line="360" w:lineRule="auto"/>
               <w:ind w:firstLine="0"/>
-              <w:jc w:val="both"/>
+              <w:jc w:val="center"/>
               <w:rPr>
                 <w:b/>
                 <w:bCs/>
@@ -5209,26 +6473,18 @@
                 <w:lang w:val="es-VE"/>
               </w:rPr>
             </w:pPr>
-            <w:r>
-              <w:rPr>
-                <w:b/>
-                <w:bCs/>
-                <w:sz w:val="16"/>
-                <w:szCs w:val="16"/>
-              </w:rPr>
-              <w:t>24/07/2026</w:t>
-            </w:r>
           </w:p>
         </w:tc>
         <w:tc>
           <w:tcPr>
             <w:tcW w:w="1652" w:type="dxa"/>
+            <w:vAlign w:val="center"/>
           </w:tcPr>
           <w:p>
             <w:pPr>
               <w:pStyle w:val="pasantia"/>
               <w:spacing w:line="360" w:lineRule="auto"/>
-              <w:jc w:val="both"/>
+              <w:ind w:firstLine="0"/>
               <w:rPr>
                 <w:b/>
                 <w:bCs/>
@@ -5245,22 +6501,8 @@
                 <w:szCs w:val="16"/>
                 <w:lang w:val="es-VE"/>
               </w:rPr>
-              <w:t>Metodología: Limpieza manual de hardware y carga de datos en el software de control de asistencia.</w:t>
-            </w:r>
-          </w:p>
-          <w:p>
-            <w:pPr>
-              <w:pStyle w:val="pasantia"/>
-              <w:spacing w:line="360" w:lineRule="auto"/>
-              <w:jc w:val="both"/>
-              <w:rPr>
-                <w:b/>
-                <w:bCs/>
-                <w:sz w:val="16"/>
-                <w:szCs w:val="16"/>
-                <w:lang w:val="es-VE"/>
-              </w:rPr>
-            </w:pPr>
+              <w:t xml:space="preserve">Pruebas de impresión locales </w:t>
+            </w:r>
             <w:r>
               <w:rPr>
                 <w:b/>
@@ -5270,30 +6512,6 @@
                 <w:lang w:val="es-VE"/>
               </w:rPr>
               <w:br/>
-            </w:r>
-          </w:p>
-          <w:p>
-            <w:pPr>
-              <w:pStyle w:val="pasantia"/>
-              <w:spacing w:line="360" w:lineRule="auto"/>
-              <w:jc w:val="both"/>
-              <w:rPr>
-                <w:b/>
-                <w:bCs/>
-                <w:sz w:val="16"/>
-                <w:szCs w:val="16"/>
-                <w:lang w:val="es-VE"/>
-              </w:rPr>
-            </w:pPr>
-            <w:r>
-              <w:rPr>
-                <w:b/>
-                <w:bCs/>
-                <w:sz w:val="16"/>
-                <w:szCs w:val="16"/>
-                <w:lang w:val="es-VE"/>
-              </w:rPr>
-              <w:t>Herramientas: Paños de microfibra, escaleras, software del sistema biométrico.</w:t>
             </w:r>
           </w:p>
           <w:p>
@@ -5301,7 +6519,6 @@
               <w:pStyle w:val="pasantia"/>
               <w:spacing w:line="360" w:lineRule="auto"/>
               <w:ind w:firstLine="0"/>
-              <w:jc w:val="both"/>
               <w:rPr>
                 <w:b/>
                 <w:bCs/>
@@ -5310,6 +6527,16 @@
                 <w:lang w:val="es-VE"/>
               </w:rPr>
             </w:pPr>
+            <w:r>
+              <w:rPr>
+                <w:b/>
+                <w:bCs/>
+                <w:sz w:val="16"/>
+                <w:szCs w:val="16"/>
+                <w:lang w:val="es-VE"/>
+              </w:rPr>
+              <w:t>Drivers oficiales.</w:t>
+            </w:r>
           </w:p>
         </w:tc>
         <w:tc>
@@ -5327,7 +6554,6 @@
                 <w:bCs/>
                 <w:sz w:val="16"/>
                 <w:szCs w:val="16"/>
-                <w:lang w:val="es-VE"/>
               </w:rPr>
             </w:pPr>
             <w:r>
@@ -5337,27 +6563,148 @@
                 <w:sz w:val="16"/>
                 <w:szCs w:val="16"/>
               </w:rPr>
-              <w:t>Tutor Industrial (</w:t>
-            </w:r>
-            <w:proofErr w:type="gramStart"/>
-            <w:r>
-              <w:rPr>
-                <w:b/>
-                <w:bCs/>
-                <w:sz w:val="16"/>
-                <w:szCs w:val="16"/>
-              </w:rPr>
-              <w:t>Jefe</w:t>
-            </w:r>
-            <w:proofErr w:type="gramEnd"/>
-            <w:r>
-              <w:rPr>
-                <w:b/>
-                <w:bCs/>
-                <w:sz w:val="16"/>
-                <w:szCs w:val="16"/>
-              </w:rPr>
-              <w:t xml:space="preserve"> de TI) / Tutor Académico.</w:t>
+              <w:t>Jorge Araujo.</w:t>
+            </w:r>
+          </w:p>
+          <w:p>
+            <w:pPr>
+              <w:pStyle w:val="pasantia"/>
+              <w:spacing w:line="360" w:lineRule="auto"/>
+              <w:ind w:firstLine="0"/>
+              <w:jc w:val="both"/>
+              <w:rPr>
+                <w:b/>
+                <w:bCs/>
+                <w:sz w:val="16"/>
+                <w:szCs w:val="16"/>
+              </w:rPr>
+            </w:pPr>
+            <w:r>
+              <w:rPr>
+                <w:b/>
+                <w:bCs/>
+                <w:sz w:val="16"/>
+                <w:szCs w:val="16"/>
+              </w:rPr>
+              <w:t>Emmanuel S</w:t>
+            </w:r>
+            <w:r>
+              <w:rPr>
+                <w:b/>
+                <w:bCs/>
+                <w:sz w:val="16"/>
+                <w:szCs w:val="16"/>
+              </w:rPr>
+              <w:t>á</w:t>
+            </w:r>
+            <w:r>
+              <w:rPr>
+                <w:b/>
+                <w:bCs/>
+                <w:sz w:val="16"/>
+                <w:szCs w:val="16"/>
+              </w:rPr>
+              <w:t>nchez.</w:t>
+            </w:r>
+          </w:p>
+          <w:p>
+            <w:pPr>
+              <w:pStyle w:val="pasantia"/>
+              <w:spacing w:line="360" w:lineRule="auto"/>
+              <w:ind w:firstLine="0"/>
+              <w:jc w:val="both"/>
+              <w:rPr>
+                <w:b/>
+                <w:bCs/>
+                <w:sz w:val="16"/>
+                <w:szCs w:val="16"/>
+              </w:rPr>
+            </w:pPr>
+            <w:r>
+              <w:rPr>
+                <w:b/>
+                <w:bCs/>
+                <w:sz w:val="16"/>
+                <w:szCs w:val="16"/>
+              </w:rPr>
+              <w:t>Aníbal</w:t>
+            </w:r>
+            <w:r>
+              <w:rPr>
+                <w:b/>
+                <w:bCs/>
+                <w:sz w:val="16"/>
+                <w:szCs w:val="16"/>
+              </w:rPr>
+              <w:t xml:space="preserve"> Morillo</w:t>
+            </w:r>
+            <w:r>
+              <w:rPr>
+                <w:b/>
+                <w:bCs/>
+                <w:sz w:val="16"/>
+                <w:szCs w:val="16"/>
+              </w:rPr>
+              <w:t>.</w:t>
+            </w:r>
+          </w:p>
+          <w:p>
+            <w:pPr>
+              <w:pStyle w:val="pasantia"/>
+              <w:spacing w:line="360" w:lineRule="auto"/>
+              <w:ind w:firstLine="0"/>
+              <w:jc w:val="both"/>
+              <w:rPr>
+                <w:b/>
+                <w:bCs/>
+                <w:sz w:val="16"/>
+                <w:szCs w:val="16"/>
+              </w:rPr>
+            </w:pPr>
+            <w:r>
+              <w:rPr>
+                <w:b/>
+                <w:bCs/>
+                <w:sz w:val="16"/>
+                <w:szCs w:val="16"/>
+              </w:rPr>
+              <w:t>Eleazar Uzc</w:t>
+            </w:r>
+            <w:r>
+              <w:rPr>
+                <w:b/>
+                <w:bCs/>
+                <w:sz w:val="16"/>
+                <w:szCs w:val="16"/>
+              </w:rPr>
+              <w:t>á</w:t>
+            </w:r>
+            <w:r>
+              <w:rPr>
+                <w:b/>
+                <w:bCs/>
+                <w:sz w:val="16"/>
+                <w:szCs w:val="16"/>
+              </w:rPr>
+              <w:t>tegu</w:t>
+            </w:r>
+            <w:r>
+              <w:rPr>
+                <w:b/>
+                <w:bCs/>
+                <w:sz w:val="16"/>
+                <w:szCs w:val="16"/>
+              </w:rPr>
+              <w:t>i</w:t>
+            </w:r>
+            <w:r>
+              <w:rPr>
+                <w:b/>
+                <w:bCs/>
+                <w:sz w:val="16"/>
+                <w:szCs w:val="16"/>
+              </w:rPr>
+              <w:t>.</w:t>
             </w:r>
           </w:p>
         </w:tc>
@@ -5379,7 +6726,6 @@
                 <w:bCs/>
                 <w:sz w:val="16"/>
                 <w:szCs w:val="16"/>
-                <w:lang w:val="es-VE"/>
               </w:rPr>
             </w:pPr>
             <w:r>
@@ -5389,20 +6735,30 @@
                 <w:sz w:val="16"/>
                 <w:szCs w:val="16"/>
               </w:rPr>
-              <w:t>Configuración de equipos de impresión en red, cambio de cartuchos/tóner y solución de atascos de papel.</w:t>
+              <w:t>C</w:t>
+            </w:r>
+            <w:r>
+              <w:rPr>
+                <w:b/>
+                <w:bCs/>
+                <w:sz w:val="16"/>
+                <w:szCs w:val="16"/>
+              </w:rPr>
+              <w:t>ambio de cartuchos/tóner y solución de atascos de papel.</w:t>
             </w:r>
           </w:p>
         </w:tc>
         <w:tc>
           <w:tcPr>
             <w:tcW w:w="1621" w:type="dxa"/>
+            <w:vAlign w:val="center"/>
           </w:tcPr>
           <w:p>
             <w:pPr>
               <w:pStyle w:val="pasantia"/>
               <w:spacing w:line="360" w:lineRule="auto"/>
               <w:ind w:firstLine="0"/>
-              <w:jc w:val="both"/>
+              <w:jc w:val="center"/>
               <w:rPr>
                 <w:b/>
                 <w:bCs/>
@@ -5411,27 +6767,19 @@
                 <w:lang w:val="es-VE"/>
               </w:rPr>
             </w:pPr>
-            <w:r>
-              <w:rPr>
-                <w:b/>
-                <w:bCs/>
-                <w:sz w:val="16"/>
-                <w:szCs w:val="16"/>
-              </w:rPr>
-              <w:t>27/07/2026</w:t>
-            </w:r>
           </w:p>
         </w:tc>
         <w:tc>
           <w:tcPr>
             <w:tcW w:w="1648" w:type="dxa"/>
+            <w:vAlign w:val="center"/>
           </w:tcPr>
           <w:p>
             <w:pPr>
               <w:pStyle w:val="pasantia"/>
               <w:spacing w:line="360" w:lineRule="auto"/>
               <w:ind w:firstLine="0"/>
-              <w:jc w:val="both"/>
+              <w:jc w:val="center"/>
               <w:rPr>
                 <w:b/>
                 <w:bCs/>
@@ -5440,15 +6788,6 @@
                 <w:lang w:val="es-VE"/>
               </w:rPr>
             </w:pPr>
-            <w:r>
-              <w:rPr>
-                <w:b/>
-                <w:bCs/>
-                <w:sz w:val="16"/>
-                <w:szCs w:val="16"/>
-              </w:rPr>
-              <w:t>07/08/2026</w:t>
-            </w:r>
           </w:p>
         </w:tc>
         <w:tc>
@@ -5459,6 +6798,7 @@
             <w:pPr>
               <w:pStyle w:val="pasantia"/>
               <w:spacing w:line="360" w:lineRule="auto"/>
+              <w:ind w:firstLine="0"/>
               <w:jc w:val="both"/>
               <w:rPr>
                 <w:b/>
@@ -5476,55 +6816,17 @@
                 <w:szCs w:val="16"/>
                 <w:lang w:val="es-VE"/>
               </w:rPr>
-              <w:t>Metodología: Pruebas de impresión locales y reemplazo directo de consumibles agotados.</w:t>
-            </w:r>
-          </w:p>
-          <w:p>
-            <w:pPr>
-              <w:pStyle w:val="pasantia"/>
-              <w:spacing w:line="360" w:lineRule="auto"/>
-              <w:jc w:val="both"/>
-              <w:rPr>
-                <w:b/>
-                <w:bCs/>
-                <w:sz w:val="16"/>
-                <w:szCs w:val="16"/>
-                <w:lang w:val="es-VE"/>
-              </w:rPr>
-            </w:pPr>
-            <w:r>
-              <w:rPr>
-                <w:b/>
-                <w:bCs/>
-                <w:sz w:val="16"/>
-                <w:szCs w:val="16"/>
-                <w:lang w:val="es-VE"/>
-              </w:rPr>
-              <w:br/>
-            </w:r>
-          </w:p>
-          <w:p>
-            <w:pPr>
-              <w:pStyle w:val="pasantia"/>
-              <w:spacing w:line="360" w:lineRule="auto"/>
-              <w:jc w:val="both"/>
-              <w:rPr>
-                <w:b/>
-                <w:bCs/>
-                <w:sz w:val="16"/>
-                <w:szCs w:val="16"/>
-                <w:lang w:val="es-VE"/>
-              </w:rPr>
-            </w:pPr>
-            <w:r>
-              <w:rPr>
-                <w:b/>
-                <w:bCs/>
-                <w:sz w:val="16"/>
-                <w:szCs w:val="16"/>
-                <w:lang w:val="es-VE"/>
-              </w:rPr>
-              <w:t>Herramientas: Drivers oficiales, tóners de repuesto, herramientas manuales básicas.</w:t>
+              <w:t>R</w:t>
+            </w:r>
+            <w:r>
+              <w:rPr>
+                <w:b/>
+                <w:bCs/>
+                <w:sz w:val="16"/>
+                <w:szCs w:val="16"/>
+                <w:lang w:val="es-VE"/>
+              </w:rPr>
+              <w:t>eemplazo directo de consumibles agotados.</w:t>
             </w:r>
           </w:p>
           <w:p>
@@ -5541,6 +6843,53 @@
                 <w:lang w:val="es-VE"/>
               </w:rPr>
             </w:pPr>
+          </w:p>
+          <w:p>
+            <w:pPr>
+              <w:pStyle w:val="pasantia"/>
+              <w:spacing w:line="360" w:lineRule="auto"/>
+              <w:ind w:firstLine="0"/>
+              <w:jc w:val="both"/>
+              <w:rPr>
+                <w:b/>
+                <w:bCs/>
+                <w:sz w:val="16"/>
+                <w:szCs w:val="16"/>
+                <w:lang w:val="es-VE"/>
+              </w:rPr>
+            </w:pPr>
+            <w:proofErr w:type="spellStart"/>
+            <w:r>
+              <w:rPr>
+                <w:b/>
+                <w:bCs/>
+                <w:sz w:val="16"/>
+                <w:szCs w:val="16"/>
+                <w:lang w:val="es-VE"/>
+              </w:rPr>
+              <w:t>T</w:t>
+            </w:r>
+            <w:r>
+              <w:rPr>
+                <w:b/>
+                <w:bCs/>
+                <w:sz w:val="16"/>
+                <w:szCs w:val="16"/>
+                <w:lang w:val="es-VE"/>
+              </w:rPr>
+              <w:t>óners</w:t>
+            </w:r>
+            <w:proofErr w:type="spellEnd"/>
+            <w:r>
+              <w:rPr>
+                <w:b/>
+                <w:bCs/>
+                <w:sz w:val="16"/>
+                <w:szCs w:val="16"/>
+                <w:lang w:val="es-VE"/>
+              </w:rPr>
+              <w:t xml:space="preserve"> de repuesto,</w:t>
+            </w:r>
           </w:p>
         </w:tc>
         <w:tc>
@@ -5558,7 +6907,6 @@
                 <w:bCs/>
                 <w:sz w:val="16"/>
                 <w:szCs w:val="16"/>
-                <w:lang w:val="es-VE"/>
               </w:rPr>
             </w:pPr>
             <w:r>
@@ -5568,7 +6916,148 @@
                 <w:sz w:val="16"/>
                 <w:szCs w:val="16"/>
               </w:rPr>
-              <w:t>Tutor Industrial (Jefe de TI) / Tutor Académico.</w:t>
+              <w:t>Jorge Araujo.</w:t>
+            </w:r>
+          </w:p>
+          <w:p>
+            <w:pPr>
+              <w:pStyle w:val="pasantia"/>
+              <w:spacing w:line="360" w:lineRule="auto"/>
+              <w:ind w:firstLine="0"/>
+              <w:jc w:val="both"/>
+              <w:rPr>
+                <w:b/>
+                <w:bCs/>
+                <w:sz w:val="16"/>
+                <w:szCs w:val="16"/>
+              </w:rPr>
+            </w:pPr>
+            <w:r>
+              <w:rPr>
+                <w:b/>
+                <w:bCs/>
+                <w:sz w:val="16"/>
+                <w:szCs w:val="16"/>
+              </w:rPr>
+              <w:t>Emmanuel S</w:t>
+            </w:r>
+            <w:r>
+              <w:rPr>
+                <w:b/>
+                <w:bCs/>
+                <w:sz w:val="16"/>
+                <w:szCs w:val="16"/>
+              </w:rPr>
+              <w:t>á</w:t>
+            </w:r>
+            <w:r>
+              <w:rPr>
+                <w:b/>
+                <w:bCs/>
+                <w:sz w:val="16"/>
+                <w:szCs w:val="16"/>
+              </w:rPr>
+              <w:t>nchez.</w:t>
+            </w:r>
+          </w:p>
+          <w:p>
+            <w:pPr>
+              <w:pStyle w:val="pasantia"/>
+              <w:spacing w:line="360" w:lineRule="auto"/>
+              <w:ind w:firstLine="0"/>
+              <w:jc w:val="both"/>
+              <w:rPr>
+                <w:b/>
+                <w:bCs/>
+                <w:sz w:val="16"/>
+                <w:szCs w:val="16"/>
+              </w:rPr>
+            </w:pPr>
+            <w:r>
+              <w:rPr>
+                <w:b/>
+                <w:bCs/>
+                <w:sz w:val="16"/>
+                <w:szCs w:val="16"/>
+              </w:rPr>
+              <w:t>Aníbal</w:t>
+            </w:r>
+            <w:r>
+              <w:rPr>
+                <w:b/>
+                <w:bCs/>
+                <w:sz w:val="16"/>
+                <w:szCs w:val="16"/>
+              </w:rPr>
+              <w:t xml:space="preserve"> Morillo</w:t>
+            </w:r>
+            <w:r>
+              <w:rPr>
+                <w:b/>
+                <w:bCs/>
+                <w:sz w:val="16"/>
+                <w:szCs w:val="16"/>
+              </w:rPr>
+              <w:t>.</w:t>
+            </w:r>
+          </w:p>
+          <w:p>
+            <w:pPr>
+              <w:pStyle w:val="pasantia"/>
+              <w:spacing w:line="360" w:lineRule="auto"/>
+              <w:ind w:firstLine="0"/>
+              <w:jc w:val="both"/>
+              <w:rPr>
+                <w:b/>
+                <w:bCs/>
+                <w:sz w:val="16"/>
+                <w:szCs w:val="16"/>
+              </w:rPr>
+            </w:pPr>
+            <w:r>
+              <w:rPr>
+                <w:b/>
+                <w:bCs/>
+                <w:sz w:val="16"/>
+                <w:szCs w:val="16"/>
+              </w:rPr>
+              <w:t>Eleazar Uzc</w:t>
+            </w:r>
+            <w:r>
+              <w:rPr>
+                <w:b/>
+                <w:bCs/>
+                <w:sz w:val="16"/>
+                <w:szCs w:val="16"/>
+              </w:rPr>
+              <w:t>á</w:t>
+            </w:r>
+            <w:r>
+              <w:rPr>
+                <w:b/>
+                <w:bCs/>
+                <w:sz w:val="16"/>
+                <w:szCs w:val="16"/>
+              </w:rPr>
+              <w:t>tegu</w:t>
+            </w:r>
+            <w:r>
+              <w:rPr>
+                <w:b/>
+                <w:bCs/>
+                <w:sz w:val="16"/>
+                <w:szCs w:val="16"/>
+              </w:rPr>
+              <w:t>i</w:t>
+            </w:r>
+            <w:r>
+              <w:rPr>
+                <w:b/>
+                <w:bCs/>
+                <w:sz w:val="16"/>
+                <w:szCs w:val="16"/>
+              </w:rPr>
+              <w:t>.</w:t>
             </w:r>
           </w:p>
         </w:tc>
@@ -5579,12 +7068,358 @@
         <w:pStyle w:val="pasantia"/>
         <w:spacing w:line="480" w:lineRule="auto"/>
         <w:ind w:firstLine="0"/>
-        <w:rPr>
-          <w:b/>
-          <w:bCs/>
-          <w:lang w:val="es-VE"/>
-        </w:rPr>
-      </w:pPr>
+        <w:jc w:val="both"/>
+        <w:rPr>
+          <w:b/>
+          <w:bCs/>
+          <w:lang w:val="es-VE"/>
+        </w:rPr>
+      </w:pPr>
+      <w:r>
+        <w:rPr>
+          <w:b/>
+          <w:bCs/>
+          <w:lang w:val="es-VE"/>
+        </w:rPr>
+        <w:t>Fuentes: Araujo (2026)</w:t>
+      </w:r>
+    </w:p>
+    <w:p>
+      <w:pPr>
+        <w:pStyle w:val="pasantia"/>
+        <w:spacing w:line="480" w:lineRule="auto"/>
+        <w:ind w:firstLine="0"/>
+        <w:rPr>
+          <w:b/>
+          <w:bCs/>
+          <w:lang w:val="es-VE"/>
+        </w:rPr>
+      </w:pPr>
+    </w:p>
+    <w:p>
+      <w:pPr>
+        <w:pStyle w:val="Tesis"/>
+        <w:spacing w:after="160" w:line="240" w:lineRule="auto"/>
+        <w:ind w:firstLine="0"/>
+        <w:rPr>
+          <w:sz w:val="20"/>
+          <w:szCs w:val="20"/>
+        </w:rPr>
+      </w:pPr>
+      <w:r>
+        <w:rPr>
+          <w:noProof/>
+          <w:sz w:val="20"/>
+          <w:szCs w:val="20"/>
+        </w:rPr>
+        <mc:AlternateContent>
+          <mc:Choice Requires="wps">
+            <w:drawing>
+              <wp:anchor distT="0" distB="0" distL="114300" distR="114300" simplePos="0" relativeHeight="251664384" behindDoc="0" locked="0" layoutInCell="1" allowOverlap="1" wp14:anchorId="10379C2D" wp14:editId="406F132F">
+                <wp:simplePos x="0" y="0"/>
+                <wp:positionH relativeFrom="margin">
+                  <wp:align>right</wp:align>
+                </wp:positionH>
+                <wp:positionV relativeFrom="paragraph">
+                  <wp:posOffset>157312</wp:posOffset>
+                </wp:positionV>
+                <wp:extent cx="2263775" cy="0"/>
+                <wp:effectExtent l="0" t="0" r="0" b="0"/>
+                <wp:wrapNone/>
+                <wp:docPr id="980963653" name="Conector recto 1"/>
+                <wp:cNvGraphicFramePr/>
+                <a:graphic xmlns:a="http://schemas.openxmlformats.org/drawingml/2006/main">
+                  <a:graphicData uri="http://schemas.microsoft.com/office/word/2010/wordprocessingShape">
+                    <wps:wsp>
+                      <wps:cNvCnPr/>
+                      <wps:spPr>
+                        <a:xfrm flipV="1">
+                          <a:off x="0" y="0"/>
+                          <a:ext cx="2263775" cy="0"/>
+                        </a:xfrm>
+                        <a:prstGeom prst="line">
+                          <a:avLst/>
+                        </a:prstGeom>
+                      </wps:spPr>
+                      <wps:style>
+                        <a:lnRef idx="1">
+                          <a:schemeClr val="dk1"/>
+                        </a:lnRef>
+                        <a:fillRef idx="0">
+                          <a:schemeClr val="dk1"/>
+                        </a:fillRef>
+                        <a:effectRef idx="0">
+                          <a:schemeClr val="dk1"/>
+                        </a:effectRef>
+                        <a:fontRef idx="minor">
+                          <a:schemeClr val="tx1"/>
+                        </a:fontRef>
+                      </wps:style>
+                      <wps:bodyPr/>
+                    </wps:wsp>
+                  </a:graphicData>
+                </a:graphic>
+                <wp14:sizeRelH relativeFrom="margin">
+                  <wp14:pctWidth>0</wp14:pctWidth>
+                </wp14:sizeRelH>
+                <wp14:sizeRelV relativeFrom="margin">
+                  <wp14:pctHeight>0</wp14:pctHeight>
+                </wp14:sizeRelV>
+              </wp:anchor>
+            </w:drawing>
+          </mc:Choice>
+          <mc:Fallback>
+            <w:pict>
+              <v:line w14:anchorId="12CDCB0F" id="Conector recto 1" o:spid="_x0000_s1026" style="position:absolute;flip:y;z-index:251664384;visibility:visible;mso-wrap-style:square;mso-width-percent:0;mso-height-percent:0;mso-wrap-distance-left:9pt;mso-wrap-distance-top:0;mso-wrap-distance-right:9pt;mso-wrap-distance-bottom:0;mso-position-horizontal:right;mso-position-horizontal-relative:margin;mso-position-vertical:absolute;mso-position-vertical-relative:text;mso-width-percent:0;mso-height-percent:0;mso-width-relative:margin;mso-height-relative:margin" from="127.05pt,12.4pt" to="305.3pt,12.4pt" o:gfxdata="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" strokecolor="black [3200]" strokeweight=".5pt">
+                <v:stroke joinstyle="miter"/>
+                <w10:wrap anchorx="margin"/>
+              </v:line>
+            </w:pict>
+          </mc:Fallback>
+        </mc:AlternateContent>
+      </w:r>
+      <w:r>
+        <w:rPr>
+          <w:noProof/>
+          <w:sz w:val="20"/>
+          <w:szCs w:val="20"/>
+        </w:rPr>
+        <mc:AlternateContent>
+          <mc:Choice Requires="wps">
+            <w:drawing>
+              <wp:anchor distT="0" distB="0" distL="114300" distR="114300" simplePos="0" relativeHeight="251663360" behindDoc="0" locked="0" layoutInCell="1" allowOverlap="1" wp14:anchorId="003FCBB1" wp14:editId="2A760212">
+                <wp:simplePos x="0" y="0"/>
+                <wp:positionH relativeFrom="margin">
+                  <wp:align>left</wp:align>
+                </wp:positionH>
+                <wp:positionV relativeFrom="paragraph">
+                  <wp:posOffset>157480</wp:posOffset>
+                </wp:positionV>
+                <wp:extent cx="2264400" cy="0"/>
+                <wp:effectExtent l="0" t="0" r="0" b="0"/>
+                <wp:wrapNone/>
+                <wp:docPr id="138732434" name="Conector recto 1"/>
+                <wp:cNvGraphicFramePr/>
+                <a:graphic xmlns:a="http://schemas.openxmlformats.org/drawingml/2006/main">
+                  <a:graphicData uri="http://schemas.microsoft.com/office/word/2010/wordprocessingShape">
+                    <wps:wsp>
+                      <wps:cNvCnPr/>
+                      <wps:spPr>
+                        <a:xfrm>
+                          <a:off x="0" y="0"/>
+                          <a:ext cx="2264400" cy="0"/>
+                        </a:xfrm>
+                        <a:prstGeom prst="line">
+                          <a:avLst/>
+                        </a:prstGeom>
+                      </wps:spPr>
+                      <wps:style>
+                        <a:lnRef idx="1">
+                          <a:schemeClr val="dk1"/>
+                        </a:lnRef>
+                        <a:fillRef idx="0">
+                          <a:schemeClr val="dk1"/>
+                        </a:fillRef>
+                        <a:effectRef idx="0">
+                          <a:schemeClr val="dk1"/>
+                        </a:effectRef>
+                        <a:fontRef idx="minor">
+                          <a:schemeClr val="tx1"/>
+                        </a:fontRef>
+                      </wps:style>
+                      <wps:bodyPr/>
+                    </wps:wsp>
+                  </a:graphicData>
+                </a:graphic>
+                <wp14:sizeRelH relativeFrom="margin">
+                  <wp14:pctWidth>0</wp14:pctWidth>
+                </wp14:sizeRelH>
+                <wp14:sizeRelV relativeFrom="margin">
+                  <wp14:pctHeight>0</wp14:pctHeight>
+                </wp14:sizeRelV>
+              </wp:anchor>
+            </w:drawing>
+          </mc:Choice>
+          <mc:Fallback>
+            <w:pict>
+              <v:line w14:anchorId="280B0C20" id="Conector recto 1" o:spid="_x0000_s1026" style="position:absolute;z-index:251663360;visibility:visible;mso-wrap-style:square;mso-width-percent:0;mso-height-percent:0;mso-wrap-distance-left:9pt;mso-wrap-distance-top:0;mso-wrap-distance-right:9pt;mso-wrap-distance-bottom:0;mso-position-horizontal:left;mso-position-horizontal-relative:margin;mso-position-vertical:absolute;mso-position-vertical-relative:text;mso-width-percent:0;mso-height-percent:0;mso-width-relative:margin;mso-height-relative:margin" from="0,12.4pt" to="178.3pt,12.4pt" o:gfxdata="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" strokecolor="black [3200]" strokeweight=".5pt">
+                <v:stroke joinstyle="miter"/>
+                <w10:wrap anchorx="margin"/>
+              </v:line>
+            </w:pict>
+          </mc:Fallback>
+        </mc:AlternateContent>
+      </w:r>
+    </w:p>
+    <w:p>
+      <w:pPr>
+        <w:pStyle w:val="pasantia"/>
+        <w:tabs>
+          <w:tab w:val="left" w:pos="6331"/>
+          <w:tab w:val="right" w:pos="8273"/>
+        </w:tabs>
+        <w:spacing w:after="0" w:line="240" w:lineRule="auto"/>
+        <w:ind w:firstLine="0"/>
+        <w:jc w:val="center"/>
+        <w:rPr>
+          <w:lang w:val="es-VE"/>
+        </w:rPr>
+      </w:pPr>
+      <w:r>
+        <w:rPr>
+          <w:lang w:val="es-VE"/>
+        </w:rPr>
+        <w:t>Tutor</w:t>
+      </w:r>
+      <w:r>
+        <w:rPr>
+          <w:lang w:val="es-VE"/>
+        </w:rPr>
+        <w:t xml:space="preserve"> Empresarial</w:t>
+      </w:r>
+      <w:r>
+        <w:rPr>
+          <w:lang w:val="es-VE"/>
+        </w:rPr>
+        <w:t xml:space="preserve">          </w:t>
+      </w:r>
+      <w:r>
+        <w:rPr>
+          <w:lang w:val="es-VE"/>
+        </w:rPr>
+        <w:t xml:space="preserve">  </w:t>
+      </w:r>
+      <w:r>
+        <w:rPr>
+          <w:lang w:val="es-VE"/>
+        </w:rPr>
+        <w:t xml:space="preserve">                        </w:t>
+      </w:r>
+      <w:r>
+        <w:rPr>
+          <w:lang w:val="es-VE"/>
+        </w:rPr>
+        <w:t xml:space="preserve">    </w:t>
+      </w:r>
+      <w:r>
+        <w:rPr>
+          <w:lang w:val="es-VE"/>
+        </w:rPr>
+        <w:t xml:space="preserve">         Tutor Académico</w:t>
+      </w:r>
+    </w:p>
+    <w:p>
+      <w:pPr>
+        <w:pStyle w:val="pasantia"/>
+        <w:tabs>
+          <w:tab w:val="left" w:pos="6331"/>
+          <w:tab w:val="right" w:pos="8273"/>
+        </w:tabs>
+        <w:spacing w:after="0" w:line="240" w:lineRule="auto"/>
+        <w:ind w:firstLine="0"/>
+        <w:jc w:val="center"/>
+        <w:rPr>
+          <w:lang w:val="es-VE"/>
+        </w:rPr>
+      </w:pPr>
+      <w:r>
+        <w:rPr>
+          <w:lang w:val="es-VE"/>
+        </w:rPr>
+        <w:t>Ing. Emmanuel Sánchez</w:t>
+      </w:r>
+      <w:r>
+        <w:rPr>
+          <w:lang w:val="es-VE"/>
+        </w:rPr>
+        <w:t xml:space="preserve">                       </w:t>
+      </w:r>
+      <w:r>
+        <w:rPr>
+          <w:lang w:val="es-VE"/>
+        </w:rPr>
+        <w:t xml:space="preserve">    </w:t>
+      </w:r>
+      <w:r>
+        <w:rPr>
+          <w:lang w:val="es-VE"/>
+        </w:rPr>
+        <w:t xml:space="preserve"> </w:t>
+      </w:r>
+      <w:r>
+        <w:rPr>
+          <w:lang w:val="es-VE"/>
+        </w:rPr>
+        <w:t xml:space="preserve">  </w:t>
+      </w:r>
+      <w:r>
+        <w:rPr>
+          <w:lang w:val="es-VE"/>
+        </w:rPr>
+        <w:t xml:space="preserve">          Prof. Omar González</w:t>
+      </w:r>
+    </w:p>
+    <w:p>
+      <w:pPr>
+        <w:pStyle w:val="pasantia"/>
+        <w:tabs>
+          <w:tab w:val="left" w:pos="6331"/>
+          <w:tab w:val="right" w:pos="8273"/>
+        </w:tabs>
+        <w:spacing w:after="0" w:line="360" w:lineRule="auto"/>
+        <w:ind w:firstLine="0"/>
+        <w:rPr>
+          <w:lang w:val="es-VE"/>
+        </w:rPr>
+      </w:pPr>
+    </w:p>
+    <w:p>
+      <w:pPr>
+        <w:pStyle w:val="pasantia"/>
+        <w:tabs>
+          <w:tab w:val="left" w:pos="6331"/>
+          <w:tab w:val="right" w:pos="8273"/>
+        </w:tabs>
+        <w:spacing w:after="0" w:line="360" w:lineRule="auto"/>
+        <w:ind w:firstLine="0"/>
+        <w:rPr>
+          <w:lang w:val="es-VE"/>
+        </w:rPr>
+      </w:pPr>
+    </w:p>
+    <w:p>
+      <w:pPr>
+        <w:pStyle w:val="pasantia"/>
+        <w:tabs>
+          <w:tab w:val="left" w:pos="6331"/>
+          <w:tab w:val="right" w:pos="8273"/>
+        </w:tabs>
+        <w:spacing w:after="0" w:line="360" w:lineRule="auto"/>
+        <w:ind w:firstLine="0"/>
+        <w:rPr>
+          <w:lang w:val="es-VE"/>
+        </w:rPr>
+      </w:pPr>
+    </w:p>
+    <w:p>
+      <w:pPr>
+        <w:pStyle w:val="pasantia"/>
+        <w:tabs>
+          <w:tab w:val="left" w:pos="6331"/>
+          <w:tab w:val="right" w:pos="8273"/>
+        </w:tabs>
+        <w:spacing w:after="0" w:line="360" w:lineRule="auto"/>
+        <w:ind w:firstLine="0"/>
+        <w:rPr>
+          <w:lang w:val="es-VE"/>
+        </w:rPr>
+      </w:pPr>
+      <w:r>
+        <w:rPr>
+          <w:lang w:val="es-VE"/>
+        </w:rPr>
+        <w:t>Sello de la Empresa o Institución</w:t>
+      </w:r>
     </w:p>
     <w:sectPr>
       <w:pgSz w:w="12242" w:h="15842" w:code="1"/>
@@ -5597,7 +7432,7 @@
 </file>
 
 <file path=word/endnotes.xml><?xml version="1.0" encoding="utf-8"?>
-<w:endnotes xmlns:wpc="http://schemas.microsoft.com/office/word/2010/wordprocessingCanvas" xmlns:cx="http://schemas.microsoft.com/office/drawing/2014/chartex" xmlns:cx1="http://schemas.microsoft.com/office/drawing/2015/9/8/chartex" xmlns:cx2="http://schemas.microsoft.com/office/drawing/2015/10/21/chartex" xmlns:cx3="http://schemas.microsoft.com/office/drawing/2016/5/9/chartex" xmlns:cx4="http://schemas.microsoft.com/office/drawing/2016/5/10/chartex" xmlns:cx5="http://schemas.microsoft.com/office/drawing/2016/5/11/chartex" xmlns:cx6="http://schemas.microsoft.com/office/drawing/2016/5/12/chartex" xmlns:cx7="http://schemas.microsoft.com/office/drawing/2016/5/13/chartex" xmlns:cx8="http://schemas.microsoft.com/office/drawing/2016/5/14/chartex" xmlns:mc="http://schemas.openxmlformats.org/markup-compatibility/2006" xmlns:aink="http://schemas.microsoft.com/office/drawing/2016/ink" xmlns:am3d="http://schemas.microsoft.com/office/drawing/2017/model3d" xmlns:o="urn:schemas-microsoft-com:office:office" xmlns:oel="http://schemas.microsoft.com/office/2019/extlst" xmlns:r="http://schemas.openxmlformats.org/officeDocument/2006/relationships" xmlns:m="http://schemas.openxmlformats.org/officeDocument/2006/math" xmlns:v="urn:schemas-microsoft-com:vml" xmlns:wp14="http://schemas.microsoft.com/office/word/2010/wordprocessingDrawing" xmlns:wp="http://schemas.openxmlformats.org/drawingml/2006/wordprocessingDrawing" xmlns:w10="urn:schemas-microsoft-com:office:word" xmlns:w="http://schemas.openxmlformats.org/wordprocessingml/2006/main" xmlns:w14="http://schemas.microsoft.com/office/word/2010/wordml" xmlns:w15="http://schemas.microsoft.com/office/word/2012/wordml" xmlns:w16cex="http://schemas.microsoft.com/office/word/2018/wordml/cex" xmlns:w16cid="http://schemas.microsoft.com/office/word/2016/wordml/cid" xmlns:w16="http://schemas.microsoft.com/office/word/2018/wordml" xmlns:w16du="http://schemas.microsoft.com/office/word/2023/wordml/word16du" xmlns:w16sdtdh="http://schemas.microsoft.com/office/word/2020/wordml/sdtdatahash" xmlns:w16sdtfl="http://schemas.microsoft.com/office/word/2024/wordml/sdtformatlock" xmlns:w16se="http://schemas.microsoft.com/office/word/2015/wordml/symex" xmlns:wpg="http://schemas.microsoft.com/office/word/2010/wordprocessingGroup" xmlns:wpi="http://schemas.microsoft.com/office/word/2010/wordprocessingInk" xmlns:wne="http://schemas.microsoft.com/office/word/2006/wordml" xmlns:wps="http://schemas.microsoft.com/office/word/2010/wordprocessingShape" mc:Ignorable="w14 w15 w16se w16cid w16 w16cex w16sdtdh w16sdtfl w16du wp14">
+<w:endnotes xmlns:wpc="http://schemas.microsoft.com/office/word/2010/wordprocessingCanvas" xmlns:cx="http://schemas.microsoft.com/office/drawing/2014/chartex" xmlns:cx1="http://schemas.microsoft.com/office/drawing/2015/9/8/chartex" xmlns:cx2="http://schemas.microsoft.com/office/drawing/2015/10/21/chartex" xmlns:cx3="http://schemas.microsoft.com/office/drawing/2016/5/9/chartex" xmlns:cx4="http://schemas.microsoft.com/office/drawing/2016/5/10/chartex" xmlns:cx5="http://schemas.microsoft.com/office/drawing/2016/5/11/chartex" xmlns:cx6="http://schemas.microsoft.com/office/drawing/2016/5/12/chartex" xmlns:cx7="http://schemas.microsoft.com/office/drawing/2016/5/13/chartex" xmlns:cx8="http://schemas.microsoft.com/office/drawing/2016/5/14/chartex" xmlns:mc="http://schemas.openxmlformats.org/markup-compatibility/2006" xmlns:aink="http://schemas.microsoft.com/office/drawing/2016/ink" xmlns:am3d="http://schemas.microsoft.com/office/drawing/2017/model3d" xmlns:o="urn:schemas-microsoft-com:office:office" xmlns:oel="http://schemas.microsoft.com/office/2019/extlst" xmlns:r="http://schemas.openxmlformats.org/officeDocument/2006/relationships" xmlns:m="http://schemas.openxmlformats.org/officeDocument/2006/math" xmlns:v="urn:schemas-microsoft-com:vml" xmlns:wp14="http://schemas.microsoft.com/office/word/2010/wordprocessingDrawing" xmlns:wp="http://schemas.openxmlformats.org/drawingml/2006/wordprocessingDrawing" xmlns:w10="urn:schemas-microsoft-com:office:word" xmlns:w="http://schemas.openxmlformats.org/wordprocessingml/2006/main" xmlns:w14="http://schemas.microsoft.com/office/word/2010/wordml" xmlns:w15="http://schemas.microsoft.com/office/word/2012/wordml" xmlns:w16cex="http://schemas.microsoft.com/office/word/2018/wordml/cex" xmlns:w16cid="http://schemas.microsoft.com/office/word/2016/wordml/cid" xmlns:w16="http://schemas.microsoft.com/office/word/2018/wordml" xmlns:w16sdtdh="http://schemas.microsoft.com/office/word/2020/wordml/sdtdatahash" xmlns:w16se="http://schemas.microsoft.com/office/word/2015/wordml/symex" xmlns:wpg="http://schemas.microsoft.com/office/word/2010/wordprocessingGroup" xmlns:wpi="http://schemas.microsoft.com/office/word/2010/wordprocessingInk" xmlns:wne="http://schemas.microsoft.com/office/word/2006/wordml" xmlns:wps="http://schemas.microsoft.com/office/word/2010/wordprocessingShape" mc:Ignorable="w14 w15 w16se w16cid w16 w16cex w16sdtdh wp14">
   <w:endnote w:type="separator" w:id="-1">
     <w:p>
       <w:pPr>
@@ -5622,7 +7457,7 @@
 </file>
 
 <file path=word/footnotes.xml><?xml version="1.0" encoding="utf-8"?>
-<w:footnotes xmlns:wpc="http://schemas.microsoft.com/office/word/2010/wordprocessingCanvas" xmlns:cx="http://schemas.microsoft.com/office/drawing/2014/chartex" xmlns:cx1="http://schemas.microsoft.com/office/drawing/2015/9/8/chartex" xmlns:cx2="http://schemas.microsoft.com/office/drawing/2015/10/21/chartex" xmlns:cx3="http://schemas.microsoft.com/office/drawing/2016/5/9/chartex" xmlns:cx4="http://schemas.microsoft.com/office/drawing/2016/5/10/chartex" xmlns:cx5="http://schemas.microsoft.com/office/drawing/2016/5/11/chartex" xmlns:cx6="http://schemas.microsoft.com/office/drawing/2016/5/12/chartex" xmlns:cx7="http://schemas.microsoft.com/office/drawing/2016/5/13/chartex" xmlns:cx8="http://schemas.microsoft.com/office/drawing/2016/5/14/chartex" xmlns:mc="http://schemas.openxmlformats.org/markup-compatibility/2006" xmlns:aink="http://schemas.microsoft.com/office/drawing/2016/ink" xmlns:am3d="http://schemas.microsoft.com/office/drawing/2017/model3d" xmlns:o="urn:schemas-microsoft-com:office:office" xmlns:oel="http://schemas.microsoft.com/office/2019/extlst" xmlns:r="http://schemas.openxmlformats.org/officeDocument/2006/relationships" xmlns:m="http://schemas.openxmlformats.org/officeDocument/2006/math" xmlns:v="urn:schemas-microsoft-com:vml" xmlns:wp14="http://schemas.microsoft.com/office/word/2010/wordprocessingDrawing" xmlns:wp="http://schemas.openxmlformats.org/drawingml/2006/wordprocessingDrawing" xmlns:w10="urn:schemas-microsoft-com:office:word" xmlns:w="http://schemas.openxmlformats.org/wordprocessingml/2006/main" xmlns:w14="http://schemas.microsoft.com/office/word/2010/wordml" xmlns:w15="http://schemas.microsoft.com/office/word/2012/wordml" xmlns:w16cex="http://schemas.microsoft.com/office/word/2018/wordml/cex" xmlns:w16cid="http://schemas.microsoft.com/office/word/2016/wordml/cid" xmlns:w16="http://schemas.microsoft.com/office/word/2018/wordml" xmlns:w16du="http://schemas.microsoft.com/office/word/2023/wordml/word16du" xmlns:w16sdtdh="http://schemas.microsoft.com/office/word/2020/wordml/sdtdatahash" xmlns:w16sdtfl="http://schemas.microsoft.com/office/word/2024/wordml/sdtformatlock" xmlns:w16se="http://schemas.microsoft.com/office/word/2015/wordml/symex" xmlns:wpg="http://schemas.microsoft.com/office/word/2010/wordprocessingGroup" xmlns:wpi="http://schemas.microsoft.com/office/word/2010/wordprocessingInk" xmlns:wne="http://schemas.microsoft.com/office/word/2006/wordml" xmlns:wps="http://schemas.microsoft.com/office/word/2010/wordprocessingShape" mc:Ignorable="w14 w15 w16se w16cid w16 w16cex w16sdtdh w16sdtfl w16du wp14">
+<w:footnotes xmlns:wpc="http://schemas.microsoft.com/office/word/2010/wordprocessingCanvas" xmlns:cx="http://schemas.microsoft.com/office/drawing/2014/chartex" xmlns:cx1="http://schemas.microsoft.com/office/drawing/2015/9/8/chartex" xmlns:cx2="http://schemas.microsoft.com/office/drawing/2015/10/21/chartex" xmlns:cx3="http://schemas.microsoft.com/office/drawing/2016/5/9/chartex" xmlns:cx4="http://schemas.microsoft.com/office/drawing/2016/5/10/chartex" xmlns:cx5="http://schemas.microsoft.com/office/drawing/2016/5/11/chartex" xmlns:cx6="http://schemas.microsoft.com/office/drawing/2016/5/12/chartex" xmlns:cx7="http://schemas.microsoft.com/office/drawing/2016/5/13/chartex" xmlns:cx8="http://schemas.microsoft.com/office/drawing/2016/5/14/chartex" xmlns:mc="http://schemas.openxmlformats.org/markup-compatibility/2006" xmlns:aink="http://schemas.microsoft.com/office/drawing/2016/ink" xmlns:am3d="http://schemas.microsoft.com/office/drawing/2017/model3d" xmlns:o="urn:schemas-microsoft-com:office:office" xmlns:oel="http://schemas.microsoft.com/office/2019/extlst" xmlns:r="http://schemas.openxmlformats.org/officeDocument/2006/relationships" xmlns:m="http://schemas.openxmlformats.org/officeDocument/2006/math" xmlns:v="urn:schemas-microsoft-com:vml" xmlns:wp14="http://schemas.microsoft.com/office/word/2010/wordprocessingDrawing" xmlns:wp="http://schemas.openxmlformats.org/drawingml/2006/wordprocessingDrawing" xmlns:w10="urn:schemas-microsoft-com:office:word" xmlns:w="http://schemas.openxmlformats.org/wordprocessingml/2006/main" xmlns:w14="http://schemas.microsoft.com/office/word/2010/wordml" xmlns:w15="http://schemas.microsoft.com/office/word/2012/wordml" xmlns:w16cex="http://schemas.microsoft.com/office/word/2018/wordml/cex" xmlns:w16cid="http://schemas.microsoft.com/office/word/2016/wordml/cid" xmlns:w16="http://schemas.microsoft.com/office/word/2018/wordml" xmlns:w16sdtdh="http://schemas.microsoft.com/office/word/2020/wordml/sdtdatahash" xmlns:w16se="http://schemas.microsoft.com/office/word/2015/wordml/symex" xmlns:wpg="http://schemas.microsoft.com/office/word/2010/wordprocessingGroup" xmlns:wpi="http://schemas.microsoft.com/office/word/2010/wordprocessingInk" xmlns:wne="http://schemas.microsoft.com/office/word/2006/wordml" xmlns:wps="http://schemas.microsoft.com/office/word/2010/wordprocessingShape" mc:Ignorable="w14 w15 w16se w16cid w16 w16cex w16sdtdh wp14">
   <w:footnote w:type="separator" w:id="-1">
     <w:p>
       <w:pPr>
@@ -5647,7 +7482,7 @@
 </file>
 
 <file path=word/numbering.xml><?xml version="1.0" encoding="utf-8"?>
-<w:numbering xmlns:wpc="http://schemas.microsoft.com/office/word/2010/wordprocessingCanvas" xmlns:cx="http://schemas.microsoft.com/office/drawing/2014/chartex" xmlns:cx1="http://schemas.microsoft.com/office/drawing/2015/9/8/chartex" xmlns:cx2="http://schemas.microsoft.com/office/drawing/2015/10/21/chartex" xmlns:cx3="http://schemas.microsoft.com/office/drawing/2016/5/9/chartex" xmlns:cx4="http://schemas.microsoft.com/office/drawing/2016/5/10/chartex" xmlns:cx5="http://schemas.microsoft.com/office/drawing/2016/5/11/chartex" xmlns:cx6="http://schemas.microsoft.com/office/drawing/2016/5/12/chartex" xmlns:cx7="http://schemas.microsoft.com/office/drawing/2016/5/13/chartex" xmlns:cx8="http://schemas.microsoft.com/office/drawing/2016/5/14/chartex" xmlns:mc="http://schemas.openxmlformats.org/markup-compatibility/2006" xmlns:aink="http://schemas.microsoft.com/office/drawing/2016/ink" xmlns:am3d="http://schemas.microsoft.com/office/drawing/2017/model3d" xmlns:o="urn:schemas-microsoft-com:office:office" xmlns:oel="http://schemas.microsoft.com/office/2019/extlst" xmlns:r="http://schemas.openxmlformats.org/officeDocument/2006/relationships" xmlns:m="http://schemas.openxmlformats.org/officeDocument/2006/math" xmlns:v="urn:schemas-microsoft-com:vml" xmlns:wp14="http://schemas.microsoft.com/office/word/2010/wordprocessingDrawing" xmlns:wp="http://schemas.openxmlformats.org/drawingml/2006/wordprocessingDrawing" xmlns:w10="urn:schemas-microsoft-com:office:word" xmlns:w="http://schemas.openxmlformats.org/wordprocessingml/2006/main" xmlns:w14="http://schemas.microsoft.com/office/word/2010/wordml" xmlns:w15="http://schemas.microsoft.com/office/word/2012/wordml" xmlns:w16cex="http://schemas.microsoft.com/office/word/2018/wordml/cex" xmlns:w16cid="http://schemas.microsoft.com/office/word/2016/wordml/cid" xmlns:w16="http://schemas.microsoft.com/office/word/2018/wordml" xmlns:w16du="http://schemas.microsoft.com/office/word/2023/wordml/word16du" xmlns:w16sdtdh="http://schemas.microsoft.com/office/word/2020/wordml/sdtdatahash" xmlns:w16sdtfl="http://schemas.microsoft.com/office/word/2024/wordml/sdtformatlock" xmlns:w16se="http://schemas.microsoft.com/office/word/2015/wordml/symex" xmlns:wpg="http://schemas.microsoft.com/office/word/2010/wordprocessingGroup" xmlns:wpi="http://schemas.microsoft.com/office/word/2010/wordprocessingInk" xmlns:wne="http://schemas.microsoft.com/office/word/2006/wordml" xmlns:wps="http://schemas.microsoft.com/office/word/2010/wordprocessingShape" mc:Ignorable="w14 w15 w16se w16cid w16 w16cex w16sdtdh w16sdtfl w16du wp14">
+<w:numbering xmlns:wpc="http://schemas.microsoft.com/office/word/2010/wordprocessingCanvas" xmlns:cx="http://schemas.microsoft.com/office/drawing/2014/chartex" xmlns:cx1="http://schemas.microsoft.com/office/drawing/2015/9/8/chartex" xmlns:cx2="http://schemas.microsoft.com/office/drawing/2015/10/21/chartex" xmlns:cx3="http://schemas.microsoft.com/office/drawing/2016/5/9/chartex" xmlns:cx4="http://schemas.microsoft.com/office/drawing/2016/5/10/chartex" xmlns:cx5="http://schemas.microsoft.com/office/drawing/2016/5/11/chartex" xmlns:cx6="http://schemas.microsoft.com/office/drawing/2016/5/12/chartex" xmlns:cx7="http://schemas.microsoft.com/office/drawing/2016/5/13/chartex" xmlns:cx8="http://schemas.microsoft.com/office/drawing/2016/5/14/chartex" xmlns:mc="http://schemas.openxmlformats.org/markup-compatibility/2006" xmlns:aink="http://schemas.microsoft.com/office/drawing/2016/ink" xmlns:am3d="http://schemas.microsoft.com/office/drawing/2017/model3d" xmlns:o="urn:schemas-microsoft-com:office:office" xmlns:oel="http://schemas.microsoft.com/office/2019/extlst" xmlns:r="http://schemas.openxmlformats.org/officeDocument/2006/relationships" xmlns:m="http://schemas.openxmlformats.org/officeDocument/2006/math" xmlns:v="urn:schemas-microsoft-com:vml" xmlns:wp14="http://schemas.microsoft.com/office/word/2010/wordprocessingDrawing" xmlns:wp="http://schemas.openxmlformats.org/drawingml/2006/wordprocessingDrawing" xmlns:w10="urn:schemas-microsoft-com:office:word" xmlns:w="http://schemas.openxmlformats.org/wordprocessingml/2006/main" xmlns:w14="http://schemas.microsoft.com/office/word/2010/wordml" xmlns:w15="http://schemas.microsoft.com/office/word/2012/wordml" xmlns:w16cex="http://schemas.microsoft.com/office/word/2018/wordml/cex" xmlns:w16cid="http://schemas.microsoft.com/office/word/2016/wordml/cid" xmlns:w16="http://schemas.microsoft.com/office/word/2018/wordml" xmlns:w16sdtdh="http://schemas.microsoft.com/office/word/2020/wordml/sdtdatahash" xmlns:w16se="http://schemas.microsoft.com/office/word/2015/wordml/symex" xmlns:wpg="http://schemas.microsoft.com/office/word/2010/wordprocessingGroup" xmlns:wpi="http://schemas.microsoft.com/office/word/2010/wordprocessingInk" xmlns:wne="http://schemas.microsoft.com/office/word/2006/wordml" xmlns:wps="http://schemas.microsoft.com/office/word/2010/wordprocessingShape" mc:Ignorable="w14 w15 w16se w16cid w16 w16cex w16sdtdh wp14">
   <w:abstractNum w:abstractNumId="0" w15:restartNumberingAfterBreak="0">
     <w:nsid w:val="09C75AED"/>
     <w:multiLevelType w:val="hybridMultilevel"/>
@@ -6855,7 +8690,7 @@
 </file>
 
 <file path=word/styles.xml><?xml version="1.0" encoding="utf-8"?>
-<w:styles xmlns:mc="http://schemas.openxmlformats.org/markup-compatibility/2006" xmlns:r="http://schemas.openxmlformats.org/officeDocument/2006/relationships" xmlns:w="http://schemas.openxmlformats.org/wordprocessingml/2006/main" xmlns:w14="http://schemas.microsoft.com/office/word/2010/wordml" xmlns:w15="http://schemas.microsoft.com/office/word/2012/wordml" xmlns:w16cex="http://schemas.microsoft.com/office/word/2018/wordml/cex" xmlns:w16cid="http://schemas.microsoft.com/office/word/2016/wordml/cid" xmlns:w16="http://schemas.microsoft.com/office/word/2018/wordml" xmlns:w16du="http://schemas.microsoft.com/office/word/2023/wordml/word16du" xmlns:w16sdtdh="http://schemas.microsoft.com/office/word/2020/wordml/sdtdatahash" xmlns:w16sdtfl="http://schemas.microsoft.com/office/word/2024/wordml/sdtformatlock" xmlns:w16se="http://schemas.microsoft.com/office/word/2015/wordml/symex" mc:Ignorable="w14 w15 w16se w16cid w16 w16cex w16sdtdh w16sdtfl w16du">
+<w:styles xmlns:mc="http://schemas.openxmlformats.org/markup-compatibility/2006" xmlns:r="http://schemas.openxmlformats.org/officeDocument/2006/relationships" xmlns:w="http://schemas.openxmlformats.org/wordprocessingml/2006/main" xmlns:w14="http://schemas.microsoft.com/office/word/2010/wordml" xmlns:w15="http://schemas.microsoft.com/office/word/2012/wordml" xmlns:w16cex="http://schemas.microsoft.com/office/word/2018/wordml/cex" xmlns:w16cid="http://schemas.microsoft.com/office/word/2016/wordml/cid" xmlns:w16="http://schemas.microsoft.com/office/word/2018/wordml" xmlns:w16sdtdh="http://schemas.microsoft.com/office/word/2020/wordml/sdtdatahash" xmlns:w16se="http://schemas.microsoft.com/office/word/2015/wordml/symex" mc:Ignorable="w14 w15 w16se w16cid w16 w16cex w16sdtdh">
   <w:docDefaults>
     <w:rPrDefault>
       <w:rPr>
@@ -7458,6 +9293,7 @@
   <w:style w:type="character" w:default="1" w:styleId="Fuentedeprrafopredeter">
     <w:name w:val="Default Paragraph Font"/>
     <w:uiPriority w:val="1"/>
+    <w:semiHidden/>
     <w:unhideWhenUsed/>
   </w:style>
   <w:style w:type="table" w:default="1" w:styleId="Tablanormal">
@@ -7869,6 +9705,36 @@
     <w:uiPriority w:val="99"/>
     <w:rsid w:val="005A48DD"/>
   </w:style>
+  <w:style w:type="paragraph" w:customStyle="1" w:styleId="Tesis">
+    <w:name w:val="Tesis"/>
+    <w:basedOn w:val="Normal"/>
+    <w:link w:val="TesisCar"/>
+    <w:qFormat/>
+    <w:rsid w:val="005832CE"/>
+    <w:pPr>
+      <w:spacing w:after="200" w:line="480" w:lineRule="auto"/>
+      <w:ind w:firstLine="720"/>
+      <w:jc w:val="both"/>
+    </w:pPr>
+    <w:rPr>
+      <w:rFonts w:ascii="Arial" w:eastAsia="Calibri" w:hAnsi="Arial" w:cs="Arial"/>
+      <w:kern w:val="0"/>
+      <w:lang w:val="es-VE"/>
+      <w14:ligatures w14:val="none"/>
+    </w:rPr>
+  </w:style>
+  <w:style w:type="character" w:customStyle="1" w:styleId="TesisCar">
+    <w:name w:val="Tesis Car"/>
+    <w:basedOn w:val="Fuentedeprrafopredeter"/>
+    <w:link w:val="Tesis"/>
+    <w:rsid w:val="005832CE"/>
+    <w:rPr>
+      <w:rFonts w:ascii="Arial" w:eastAsia="Calibri" w:hAnsi="Arial" w:cs="Arial"/>
+      <w:kern w:val="0"/>
+      <w:lang w:val="es-VE"/>
+      <w14:ligatures w14:val="none"/>
+    </w:rPr>
+  </w:style>
 </w:styles>
 </file>
 

--- a/Informe de Pasantias/Informe de Pasantias2.docx
+++ b/Informe de Pasantias/Informe de Pasantias2.docx
@@ -14,6 +14,7 @@
           <w14:ligatures w14:val="none"/>
         </w:rPr>
       </w:pPr>
+      <w:bookmarkStart w:id="0" w:name="_Hlk230183847"/>
       <w:r>
         <w:rPr>
           <w:rFonts w:ascii="Arial" w:eastAsia="Times New Roman" w:hAnsi="Arial" w:cs="Arial"/>
@@ -682,7 +683,6 @@
         </w:rPr>
         <w:t xml:space="preserve">Maracaibo, </w:t>
       </w:r>
-      <w:proofErr w:type="gramStart"/>
       <w:r>
         <w:rPr>
           <w:rFonts w:ascii="Arial" w:eastAsia="Times New Roman" w:hAnsi="Arial" w:cs="Arial"/>
@@ -693,7 +693,6 @@
         </w:rPr>
         <w:t>Junio</w:t>
       </w:r>
-      <w:proofErr w:type="gramEnd"/>
       <w:r>
         <w:rPr>
           <w:rFonts w:ascii="Arial" w:eastAsia="Times New Roman" w:hAnsi="Arial" w:cs="Arial"/>
@@ -735,6 +734,8 @@
         </w:rPr>
         <w:br w:type="page"/>
       </w:r>
+      <w:bookmarkStart w:id="1" w:name="_Hlk230183881"/>
+      <w:bookmarkEnd w:id="0"/>
       <w:r>
         <w:rPr>
           <w:rFonts w:ascii="Arial" w:hAnsi="Arial" w:cs="Arial"/>
@@ -1417,6 +1418,8 @@
           <w14:ligatures w14:val="none"/>
         </w:rPr>
       </w:pPr>
+      <w:bookmarkStart w:id="2" w:name="_Hlk230183940"/>
+      <w:bookmarkEnd w:id="1"/>
     </w:p>
     <w:p>
       <w:pPr>
@@ -1772,7 +1775,7 @@
               </wp:anchor>
             </w:drawing>
           </mc:Choice>
-          <mc:Fallback xmlns:w16sdtfl="http://schemas.microsoft.com/office/word/2024/wordml/sdtformatlock" xmlns:w16du="http://schemas.microsoft.com/office/word/2023/wordml/word16du">
+          <mc:Fallback xmlns:w16du="http://schemas.microsoft.com/office/word/2023/wordml/word16du" xmlns:w16sdtfl="http://schemas.microsoft.com/office/word/2024/wordml/sdtformatlock">
             <w:pict>
               <v:group w14:anchorId="01622D93" id="Group 17" o:spid="_x0000_s1026" style="position:absolute;margin-left:-4.45pt;margin-top:9.2pt;width:450.2pt;height:127.25pt;z-index:251659264" coordorigin="2268,6021" coordsize="8280,2340" o:gfxdata="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">
                 <v:shapetype id="_x0000_t75" coordsize="21600,21600" o:spt="75" o:preferrelative="t" path="m@4@5l@4@11@9@11@9@5xe" filled="f" stroked="f">
@@ -2028,128 +2031,21 @@
     </w:p>
     <w:p>
       <w:pPr>
-        <w:widowControl w:val="0"/>
-        <w:autoSpaceDE w:val="0"/>
-        <w:autoSpaceDN w:val="0"/>
-        <w:adjustRightInd w:val="0"/>
-        <w:spacing w:after="0" w:line="480" w:lineRule="auto"/>
-        <w:rPr>
-          <w:rFonts w:ascii="Arial" w:eastAsia="Calibri" w:hAnsi="Arial" w:cs="Arial"/>
-          <w:b/>
-          <w:bCs/>
-          <w:color w:val="000000"/>
-          <w:kern w:val="0"/>
-          <w:lang w:val="es-VE"/>
-          <w14:ligatures w14:val="none"/>
-        </w:rPr>
-      </w:pPr>
-    </w:p>
-    <w:p>
-      <w:pPr>
-        <w:widowControl w:val="0"/>
-        <w:autoSpaceDE w:val="0"/>
-        <w:autoSpaceDN w:val="0"/>
-        <w:adjustRightInd w:val="0"/>
-        <w:spacing w:after="0" w:line="480" w:lineRule="auto"/>
-        <w:rPr>
-          <w:rFonts w:ascii="Arial" w:eastAsia="Calibri" w:hAnsi="Arial" w:cs="Arial"/>
-          <w:b/>
-          <w:bCs/>
-          <w:color w:val="000000"/>
-          <w:kern w:val="0"/>
-          <w:lang w:val="es-VE"/>
-          <w14:ligatures w14:val="none"/>
-        </w:rPr>
-      </w:pPr>
-    </w:p>
-    <w:p>
-      <w:pPr>
-        <w:widowControl w:val="0"/>
-        <w:autoSpaceDE w:val="0"/>
-        <w:autoSpaceDN w:val="0"/>
-        <w:adjustRightInd w:val="0"/>
-        <w:spacing w:after="0" w:line="480" w:lineRule="auto"/>
-        <w:rPr>
-          <w:rFonts w:ascii="Arial" w:eastAsia="Calibri" w:hAnsi="Arial" w:cs="Arial"/>
-          <w:b/>
-          <w:bCs/>
-          <w:color w:val="000000"/>
-          <w:kern w:val="0"/>
-          <w:lang w:val="es-VE"/>
-          <w14:ligatures w14:val="none"/>
-        </w:rPr>
-      </w:pPr>
-    </w:p>
-    <w:p>
-      <w:pPr>
-        <w:widowControl w:val="0"/>
-        <w:autoSpaceDE w:val="0"/>
-        <w:autoSpaceDN w:val="0"/>
-        <w:adjustRightInd w:val="0"/>
-        <w:spacing w:after="0" w:line="480" w:lineRule="auto"/>
-        <w:rPr>
-          <w:rFonts w:ascii="Arial" w:eastAsia="Calibri" w:hAnsi="Arial" w:cs="Arial"/>
-          <w:b/>
-          <w:bCs/>
-          <w:color w:val="000000"/>
-          <w:kern w:val="0"/>
-          <w:lang w:val="es-VE"/>
-          <w14:ligatures w14:val="none"/>
-        </w:rPr>
-      </w:pPr>
-    </w:p>
-    <w:p>
-      <w:pPr>
-        <w:widowControl w:val="0"/>
-        <w:autoSpaceDE w:val="0"/>
-        <w:autoSpaceDN w:val="0"/>
-        <w:adjustRightInd w:val="0"/>
-        <w:spacing w:after="0" w:line="480" w:lineRule="auto"/>
-        <w:rPr>
-          <w:rFonts w:ascii="Arial" w:eastAsia="Calibri" w:hAnsi="Arial" w:cs="Arial"/>
-          <w:b/>
-          <w:bCs/>
-          <w:color w:val="000000"/>
-          <w:kern w:val="0"/>
-          <w:lang w:val="es-VE"/>
-          <w14:ligatures w14:val="none"/>
-        </w:rPr>
-      </w:pPr>
-    </w:p>
-    <w:p>
-      <w:pPr>
-        <w:widowControl w:val="0"/>
-        <w:autoSpaceDE w:val="0"/>
-        <w:autoSpaceDN w:val="0"/>
-        <w:adjustRightInd w:val="0"/>
-        <w:spacing w:after="0" w:line="480" w:lineRule="auto"/>
-        <w:rPr>
-          <w:rFonts w:ascii="Arial" w:eastAsia="Calibri" w:hAnsi="Arial" w:cs="Arial"/>
-          <w:b/>
-          <w:bCs/>
-          <w:color w:val="000000"/>
-          <w:kern w:val="0"/>
-          <w:lang w:val="es-VE"/>
-          <w14:ligatures w14:val="none"/>
-        </w:rPr>
-      </w:pPr>
-    </w:p>
-    <w:p>
-      <w:pPr>
-        <w:pStyle w:val="pasantia"/>
-        <w:spacing w:line="360" w:lineRule="auto"/>
-        <w:jc w:val="center"/>
-        <w:rPr>
-          <w:b/>
-          <w:bCs/>
-          <w:lang w:val="es-VE"/>
-        </w:rPr>
-      </w:pPr>
-    </w:p>
-    <w:p>
-      <w:pPr>
         <w:pStyle w:val="pasantia"/>
         <w:spacing w:line="480" w:lineRule="auto"/>
+        <w:ind w:firstLine="0"/>
+        <w:rPr>
+          <w:b/>
+          <w:bCs/>
+          <w:lang w:val="es-VE"/>
+        </w:rPr>
+      </w:pPr>
+    </w:p>
+    <w:p>
+      <w:pPr>
+        <w:pStyle w:val="pasantia"/>
+        <w:spacing w:line="480" w:lineRule="auto"/>
+        <w:ind w:firstLine="0"/>
         <w:jc w:val="center"/>
         <w:rPr>
           <w:b/>
@@ -2157,6 +2053,92 @@
           <w:lang w:val="es-VE"/>
         </w:rPr>
       </w:pPr>
+    </w:p>
+    <w:p>
+      <w:pPr>
+        <w:pStyle w:val="pasantia"/>
+        <w:spacing w:line="480" w:lineRule="auto"/>
+        <w:ind w:firstLine="0"/>
+        <w:jc w:val="center"/>
+        <w:rPr>
+          <w:b/>
+          <w:bCs/>
+          <w:lang w:val="es-VE"/>
+        </w:rPr>
+      </w:pPr>
+    </w:p>
+    <w:p>
+      <w:pPr>
+        <w:pStyle w:val="pasantia"/>
+        <w:spacing w:line="480" w:lineRule="auto"/>
+        <w:ind w:firstLine="0"/>
+        <w:jc w:val="center"/>
+        <w:rPr>
+          <w:b/>
+          <w:bCs/>
+          <w:lang w:val="es-VE"/>
+        </w:rPr>
+      </w:pPr>
+    </w:p>
+    <w:p>
+      <w:pPr>
+        <w:pStyle w:val="pasantia"/>
+        <w:spacing w:line="480" w:lineRule="auto"/>
+        <w:ind w:firstLine="0"/>
+        <w:jc w:val="center"/>
+        <w:rPr>
+          <w:b/>
+          <w:bCs/>
+          <w:lang w:val="es-VE"/>
+        </w:rPr>
+      </w:pPr>
+    </w:p>
+    <w:p>
+      <w:pPr>
+        <w:pStyle w:val="pasantia"/>
+        <w:spacing w:line="480" w:lineRule="auto"/>
+        <w:ind w:firstLine="0"/>
+        <w:jc w:val="center"/>
+        <w:rPr>
+          <w:b/>
+          <w:bCs/>
+          <w:lang w:val="es-VE"/>
+        </w:rPr>
+      </w:pPr>
+    </w:p>
+    <w:bookmarkEnd w:id="2"/>
+    <w:p>
+      <w:pPr>
+        <w:pStyle w:val="pasantia"/>
+        <w:spacing w:line="480" w:lineRule="auto"/>
+        <w:ind w:firstLine="0"/>
+        <w:jc w:val="center"/>
+        <w:rPr>
+          <w:b/>
+          <w:bCs/>
+          <w:lang w:val="es-VE"/>
+        </w:rPr>
+        <w:sectPr>
+          <w:pgSz w:w="12242" w:h="15842" w:code="1"/>
+          <w:pgMar w:top="1701" w:right="1701" w:bottom="1701" w:left="2268" w:header="709" w:footer="709" w:gutter="0"/>
+          <w:cols w:space="708"/>
+          <w:docGrid w:linePitch="360"/>
+        </w:sectPr>
+      </w:pPr>
+    </w:p>
+    <w:p>
+      <w:pPr>
+        <w:pStyle w:val="pasantia"/>
+        <w:spacing w:line="480" w:lineRule="auto"/>
+        <w:ind w:firstLine="0"/>
+        <w:jc w:val="center"/>
+        <w:rPr>
+          <w:b/>
+          <w:bCs/>
+          <w:lang w:val="es-VE"/>
+        </w:rPr>
+      </w:pPr>
+      <w:bookmarkStart w:id="3" w:name="_Hlk230183988"/>
       <w:r>
         <w:rPr>
           <w:b/>
@@ -2283,21 +2265,7 @@
         <w:rPr>
           <w:lang w:val="es-VE"/>
         </w:rPr>
-        <w:t xml:space="preserve">a como objeto la promoción, administración, gestión, coordinación de servicios de salud; la prestación de programas de salud; de afiliación de los usuarios; la administración de la prestación de los servicios de instituciones prestadoras de salud; servicio de internación; servicio de hospital de día; servicio hospitalarios de cirugía y maternidad; servicio de atención ambulatoria; servicio de atención domiciliaria programada; servicio odontológicos; servicio de diagnóstico; servicio de tratamiento; servicio de emergencia y traslado; servicios de medicina ocupacional; servicios de instalación de equipos odontológicos; servicios de instalación de equipos médico quirúrgicos; servicios de medicina hiperbárica; servicios de seguros de salud de medicina prepagada; servicios de ambulancias terrestres especializadas / atención </w:t>
-      </w:r>
-      <w:proofErr w:type="spellStart"/>
-      <w:r>
-        <w:rPr>
-          <w:lang w:val="es-VE"/>
-        </w:rPr>
-        <w:t>pre-hospitalaria</w:t>
-      </w:r>
-      <w:proofErr w:type="spellEnd"/>
-      <w:r>
-        <w:rPr>
-          <w:lang w:val="es-VE"/>
-        </w:rPr>
-        <w:t>; así como la organización para la prestación de los servicios de salud a los afiliados del Sistema General de Seguridad Social en Salud</w:t>
+        <w:t>a como objeto la promoción, administración, gestión, coordinación de servicios de salud; la prestación de programas de salud; de afiliación de los usuarios; la administración de la prestación de los servicios de instituciones prestadoras de salud; servicio de internación; servicio de hospital de día; servicio hospitalarios de cirugía y maternidad; servicio de atención ambulatoria; servicio de atención domiciliaria programada; servicio odontológicos; servicio de diagnóstico; servicio de tratamiento; servicio de emergencia y traslado; servicios de medicina ocupacional; servicios de instalación de equipos odontológicos; servicios de instalación de equipos médico quirúrgicos; servicios de medicina hiperbárica; servicios de seguros de salud de medicina prepagada; servicios de ambulancias terrestres especializadas / atención pre-hospitalaria; así como la organización para la prestación de los servicios de salud a los afiliados del Sistema General de Seguridad Social en Salud</w:t>
       </w:r>
       <w:r>
         <w:rPr>
@@ -2332,26 +2300,68 @@
         <w:rPr>
           <w:lang w:val="es-VE"/>
         </w:rPr>
-        <w:t>ntro de las entidades promotoras de salud o fuera de ellas, organiza la forma y mecanismo a través de los cuales los afiliados y su familia pueden acceder al servicio de salud, con las instituciones prestadoras de servicios y los profesionales; controlar la atención integral, eficiente oportuna y de calidad en los servicios prestados por las instituciones prestadoras de servicios de salud, en caso de enfermedad del afiliado o sus familia, y en general cualquier actividad relacionadas con la anteriormente anunciados; y cualquier otra actividad relacionada con la salud humana.</w:t>
-      </w:r>
+        <w:t>ntro de las entidades promotoras de salud o fuera de ellas, organiza la forma y mecanismo a través de los cuales los afiliados y su familia pueden acceder al servicio de salud, con las instituciones prestadoras de servicios y los profesionales; controlar la atención integral, eficiente oportuna y de calidad en los servicios prestados por las instituciones prestadoras de servicios de salud</w:t>
+      </w:r>
+      <w:r>
+        <w:rPr>
+          <w:lang w:val="es-VE"/>
+        </w:rPr>
+        <w:t>.</w:t>
+      </w:r>
+      <w:bookmarkEnd w:id="3"/>
       <w:r>
         <w:rPr>
           <w:lang w:val="es-VE"/>
         </w:rPr>
         <w:t xml:space="preserve"> </w:t>
       </w:r>
-      <w:r>
-        <w:rPr>
-          <w:lang w:val="es-VE"/>
-        </w:rPr>
-        <w:t xml:space="preserve">Estuvo </w:t>
-      </w:r>
+    </w:p>
+    <w:p>
+      <w:pPr>
+        <w:pStyle w:val="pasantia"/>
+        <w:spacing w:line="480" w:lineRule="auto"/>
+        <w:ind w:firstLine="0"/>
+        <w:jc w:val="both"/>
+        <w:rPr>
+          <w:lang w:val="es-VE"/>
+        </w:rPr>
+      </w:pPr>
       <w:r>
         <w:rPr>
           <w:lang w:val="es-VE"/>
         </w:rPr>
         <w:lastRenderedPageBreak/>
-        <w:t>vigente hasta el año 2010 que se le cambio la razón social a SISTEMAS DE SALUD PARAISO C.A. (SISALUD)</w:t>
+        <w:t xml:space="preserve">En caso de enfermedad del afiliado o </w:t>
+      </w:r>
+      <w:r>
+        <w:rPr>
+          <w:lang w:val="es-VE"/>
+        </w:rPr>
+        <w:t>sus familia</w:t>
+      </w:r>
+      <w:r>
+        <w:rPr>
+          <w:lang w:val="es-VE"/>
+        </w:rPr>
+        <w:t>s</w:t>
+      </w:r>
+      <w:r>
+        <w:rPr>
+          <w:lang w:val="es-VE"/>
+        </w:rPr>
+        <w:t>, y en general cualquier actividad relacionada con la anteriormente anunciados; y cualquier otra actividad relacionada con la salud humana.</w:t>
+      </w:r>
+      <w:r>
+        <w:rPr>
+          <w:lang w:val="es-VE"/>
+        </w:rPr>
+        <w:t xml:space="preserve"> </w:t>
+      </w:r>
+      <w:r>
+        <w:rPr>
+          <w:lang w:val="es-VE"/>
+        </w:rPr>
+        <w:t>Estuvo vigente hasta el año 2010 que se le cambio la razón social a SISTEMAS DE SALUD PARAISO C.A. (SISALUD)</w:t>
       </w:r>
       <w:r>
         <w:rPr>
@@ -2571,6 +2581,7 @@
         <w:rPr>
           <w:lang w:val="es-VE"/>
         </w:rPr>
+        <w:lastRenderedPageBreak/>
         <w:t xml:space="preserve">Asegurar la preferencia del empresariado, mediante la premisa según la cual </w:t>
       </w:r>
       <w:r>
@@ -2609,7 +2620,6 @@
         <w:rPr>
           <w:lang w:val="es-VE"/>
         </w:rPr>
-        <w:lastRenderedPageBreak/>
         <w:t>Prestar servicios médicos hospitalarios oportunos y de calidad forjando alianzas con las mejores instituciones del país, a costos razonables.</w:t>
       </w:r>
     </w:p>
@@ -2733,6 +2743,32 @@
           <w:lang w:val="es-VE"/>
         </w:rPr>
       </w:pPr>
+    </w:p>
+    <w:p>
+      <w:pPr>
+        <w:pStyle w:val="pasantia"/>
+        <w:spacing w:line="480" w:lineRule="auto"/>
+        <w:ind w:firstLine="0"/>
+        <w:jc w:val="both"/>
+        <w:rPr>
+          <w:b/>
+          <w:bCs/>
+          <w:lang w:val="es-VE"/>
+        </w:rPr>
+      </w:pPr>
+    </w:p>
+    <w:p>
+      <w:pPr>
+        <w:pStyle w:val="pasantia"/>
+        <w:spacing w:line="480" w:lineRule="auto"/>
+        <w:ind w:firstLine="0"/>
+        <w:jc w:val="both"/>
+        <w:rPr>
+          <w:b/>
+          <w:bCs/>
+          <w:lang w:val="es-VE"/>
+        </w:rPr>
+      </w:pPr>
       <w:r>
         <w:rPr>
           <w:b/>
@@ -2820,6 +2856,7 @@
           <w:p>
             <w:pPr>
               <w:pStyle w:val="pasantia"/>
+              <w:spacing w:line="276" w:lineRule="auto"/>
               <w:ind w:firstLine="0"/>
               <w:jc w:val="both"/>
               <w:rPr>
@@ -2841,6 +2878,7 @@
           <w:p>
             <w:pPr>
               <w:pStyle w:val="pasantia"/>
+              <w:spacing w:line="276" w:lineRule="auto"/>
               <w:ind w:firstLine="0"/>
               <w:jc w:val="both"/>
               <w:rPr>
@@ -2861,6 +2899,7 @@
           <w:p>
             <w:pPr>
               <w:pStyle w:val="pasantia"/>
+              <w:spacing w:line="276" w:lineRule="auto"/>
               <w:ind w:firstLine="0"/>
               <w:jc w:val="both"/>
               <w:rPr>
@@ -2879,6 +2918,7 @@
           <w:p>
             <w:pPr>
               <w:pStyle w:val="pasantia"/>
+              <w:spacing w:line="276" w:lineRule="auto"/>
               <w:ind w:firstLine="0"/>
               <w:jc w:val="both"/>
               <w:rPr>
@@ -2899,6 +2939,7 @@
           <w:p>
             <w:pPr>
               <w:pStyle w:val="pasantia"/>
+              <w:spacing w:line="276" w:lineRule="auto"/>
               <w:ind w:firstLine="0"/>
               <w:jc w:val="both"/>
               <w:rPr>
@@ -2906,7 +2947,6 @@
               </w:rPr>
             </w:pPr>
             <w:r>
-              <w:lastRenderedPageBreak/>
               <w:t>Administración de recursos, almacenamiento y disponibilidad de servicios críticos.</w:t>
             </w:r>
           </w:p>
@@ -2918,6 +2958,7 @@
           <w:p>
             <w:pPr>
               <w:pStyle w:val="pasantia"/>
+              <w:spacing w:line="276" w:lineRule="auto"/>
               <w:ind w:firstLine="0"/>
               <w:jc w:val="both"/>
               <w:rPr>
@@ -2938,6 +2979,7 @@
           <w:p>
             <w:pPr>
               <w:pStyle w:val="pasantia"/>
+              <w:spacing w:line="276" w:lineRule="auto"/>
               <w:ind w:firstLine="0"/>
               <w:jc w:val="both"/>
               <w:rPr>
@@ -2956,6 +2998,7 @@
           <w:p>
             <w:pPr>
               <w:pStyle w:val="pasantia"/>
+              <w:spacing w:line="276" w:lineRule="auto"/>
               <w:ind w:firstLine="0"/>
               <w:jc w:val="both"/>
               <w:rPr>
@@ -2976,6 +3019,7 @@
           <w:p>
             <w:pPr>
               <w:pStyle w:val="pasantia"/>
+              <w:spacing w:line="276" w:lineRule="auto"/>
               <w:ind w:firstLine="0"/>
               <w:jc w:val="both"/>
               <w:rPr>
@@ -2994,6 +3038,7 @@
           <w:p>
             <w:pPr>
               <w:pStyle w:val="pasantia"/>
+              <w:spacing w:line="276" w:lineRule="auto"/>
               <w:ind w:firstLine="0"/>
               <w:jc w:val="both"/>
               <w:rPr>
@@ -3014,6 +3059,7 @@
           <w:p>
             <w:pPr>
               <w:pStyle w:val="pasantia"/>
+              <w:spacing w:line="276" w:lineRule="auto"/>
               <w:ind w:firstLine="0"/>
               <w:jc w:val="both"/>
               <w:rPr>
@@ -3032,6 +3078,7 @@
           <w:p>
             <w:pPr>
               <w:pStyle w:val="pasantia"/>
+              <w:spacing w:line="276" w:lineRule="auto"/>
               <w:ind w:firstLine="0"/>
               <w:jc w:val="both"/>
               <w:rPr>
@@ -3054,7 +3101,7 @@
           <w:p>
             <w:pPr>
               <w:pStyle w:val="pasantia"/>
-              <w:spacing w:line="480" w:lineRule="auto"/>
+              <w:spacing w:line="276" w:lineRule="auto"/>
               <w:ind w:firstLine="0"/>
               <w:jc w:val="both"/>
               <w:rPr>
@@ -3079,7 +3126,7 @@
           <w:p>
             <w:pPr>
               <w:pStyle w:val="pasantia"/>
-              <w:spacing w:line="360" w:lineRule="auto"/>
+              <w:spacing w:line="276" w:lineRule="auto"/>
               <w:ind w:firstLine="0"/>
               <w:jc w:val="both"/>
               <w:rPr>
@@ -3357,7 +3404,7 @@
     <w:p>
       <w:pPr>
         <w:pStyle w:val="pasantia"/>
-        <w:spacing w:line="480" w:lineRule="auto"/>
+        <w:spacing w:line="276" w:lineRule="auto"/>
         <w:ind w:firstLine="0"/>
         <w:jc w:val="both"/>
         <w:rPr>
@@ -3372,6 +3419,7 @@
           <w:bCs/>
           <w:lang w:val="es-VE"/>
         </w:rPr>
+        <w:lastRenderedPageBreak/>
         <w:t>Fuentes: Araujo (2026)</w:t>
       </w:r>
     </w:p>
@@ -3476,9 +3524,9 @@
     <w:p>
       <w:pPr>
         <w:widowControl w:val="0"/>
-        <w:spacing w:after="0" w:line="480" w:lineRule="auto"/>
-        <w:ind w:firstLine="284"/>
-        <w:jc w:val="both"/>
+        <w:overflowPunct w:val="0"/>
+        <w:adjustRightInd w:val="0"/>
+        <w:spacing w:after="0" w:line="240" w:lineRule="auto"/>
         <w:rPr>
           <w:rFonts w:ascii="Arial" w:eastAsia="Times New Roman" w:hAnsi="Arial" w:cs="Arial"/>
           <w:color w:val="000000"/>
@@ -3491,151 +3539,9 @@
     <w:p>
       <w:pPr>
         <w:widowControl w:val="0"/>
-        <w:spacing w:after="0" w:line="480" w:lineRule="auto"/>
-        <w:ind w:firstLine="284"/>
-        <w:jc w:val="both"/>
-        <w:rPr>
-          <w:rFonts w:ascii="Arial" w:eastAsia="Times New Roman" w:hAnsi="Arial" w:cs="Arial"/>
-          <w:color w:val="000000"/>
-          <w:kern w:val="0"/>
-          <w:lang w:val="es-VE" w:eastAsia="es-VE"/>
-          <w14:ligatures w14:val="none"/>
-        </w:rPr>
-      </w:pPr>
-    </w:p>
-    <w:p>
-      <w:pPr>
-        <w:widowControl w:val="0"/>
         <w:overflowPunct w:val="0"/>
         <w:adjustRightInd w:val="0"/>
         <w:spacing w:after="0" w:line="240" w:lineRule="auto"/>
-        <w:jc w:val="right"/>
-        <w:rPr>
-          <w:rFonts w:ascii="Arial" w:eastAsia="MS Mincho" w:hAnsi="Arial" w:cs="Arial"/>
-          <w:b/>
-          <w:bCs/>
-          <w:color w:val="000000"/>
-          <w:kern w:val="28"/>
-          <w:lang w:val="es-ES_tradnl" w:eastAsia="es-VE"/>
-          <w14:ligatures w14:val="none"/>
-        </w:rPr>
-      </w:pPr>
-    </w:p>
-    <w:p>
-      <w:pPr>
-        <w:widowControl w:val="0"/>
-        <w:overflowPunct w:val="0"/>
-        <w:adjustRightInd w:val="0"/>
-        <w:spacing w:after="0" w:line="240" w:lineRule="auto"/>
-        <w:jc w:val="right"/>
-        <w:rPr>
-          <w:rFonts w:ascii="Arial" w:eastAsia="MS Mincho" w:hAnsi="Arial" w:cs="Arial"/>
-          <w:b/>
-          <w:bCs/>
-          <w:color w:val="000000"/>
-          <w:kern w:val="28"/>
-          <w:lang w:val="es-ES_tradnl" w:eastAsia="es-VE"/>
-          <w14:ligatures w14:val="none"/>
-        </w:rPr>
-      </w:pPr>
-    </w:p>
-    <w:p>
-      <w:pPr>
-        <w:widowControl w:val="0"/>
-        <w:overflowPunct w:val="0"/>
-        <w:adjustRightInd w:val="0"/>
-        <w:spacing w:after="0" w:line="240" w:lineRule="auto"/>
-        <w:jc w:val="right"/>
-        <w:rPr>
-          <w:rFonts w:ascii="Arial" w:eastAsia="MS Mincho" w:hAnsi="Arial" w:cs="Arial"/>
-          <w:b/>
-          <w:bCs/>
-          <w:color w:val="000000"/>
-          <w:kern w:val="28"/>
-          <w:lang w:val="es-ES_tradnl" w:eastAsia="es-VE"/>
-          <w14:ligatures w14:val="none"/>
-        </w:rPr>
-      </w:pPr>
-    </w:p>
-    <w:p>
-      <w:pPr>
-        <w:widowControl w:val="0"/>
-        <w:overflowPunct w:val="0"/>
-        <w:adjustRightInd w:val="0"/>
-        <w:spacing w:after="0" w:line="240" w:lineRule="auto"/>
-        <w:jc w:val="right"/>
-        <w:rPr>
-          <w:rFonts w:ascii="Arial" w:eastAsia="MS Mincho" w:hAnsi="Arial" w:cs="Arial"/>
-          <w:b/>
-          <w:bCs/>
-          <w:color w:val="000000"/>
-          <w:kern w:val="28"/>
-          <w:lang w:val="es-ES_tradnl" w:eastAsia="es-VE"/>
-          <w14:ligatures w14:val="none"/>
-        </w:rPr>
-      </w:pPr>
-    </w:p>
-    <w:p>
-      <w:pPr>
-        <w:widowControl w:val="0"/>
-        <w:overflowPunct w:val="0"/>
-        <w:adjustRightInd w:val="0"/>
-        <w:spacing w:after="0" w:line="240" w:lineRule="auto"/>
-        <w:jc w:val="right"/>
-        <w:rPr>
-          <w:rFonts w:ascii="Arial" w:eastAsia="MS Mincho" w:hAnsi="Arial" w:cs="Arial"/>
-          <w:b/>
-          <w:bCs/>
-          <w:color w:val="000000"/>
-          <w:kern w:val="28"/>
-          <w:lang w:val="es-ES_tradnl" w:eastAsia="es-VE"/>
-          <w14:ligatures w14:val="none"/>
-        </w:rPr>
-      </w:pPr>
-    </w:p>
-    <w:p>
-      <w:pPr>
-        <w:widowControl w:val="0"/>
-        <w:overflowPunct w:val="0"/>
-        <w:adjustRightInd w:val="0"/>
-        <w:spacing w:after="0" w:line="240" w:lineRule="auto"/>
-        <w:jc w:val="right"/>
-        <w:rPr>
-          <w:rFonts w:ascii="Arial" w:eastAsia="MS Mincho" w:hAnsi="Arial" w:cs="Arial"/>
-          <w:b/>
-          <w:bCs/>
-          <w:color w:val="000000"/>
-          <w:kern w:val="28"/>
-          <w:lang w:val="es-ES_tradnl" w:eastAsia="es-VE"/>
-          <w14:ligatures w14:val="none"/>
-        </w:rPr>
-      </w:pPr>
-    </w:p>
-    <w:p>
-      <w:pPr>
-        <w:widowControl w:val="0"/>
-        <w:overflowPunct w:val="0"/>
-        <w:adjustRightInd w:val="0"/>
-        <w:spacing w:after="0" w:line="240" w:lineRule="auto"/>
-        <w:jc w:val="right"/>
-        <w:rPr>
-          <w:rFonts w:ascii="Arial" w:eastAsia="MS Mincho" w:hAnsi="Arial" w:cs="Arial"/>
-          <w:b/>
-          <w:bCs/>
-          <w:color w:val="000000"/>
-          <w:kern w:val="28"/>
-          <w:lang w:val="es-ES_tradnl" w:eastAsia="es-VE"/>
-          <w14:ligatures w14:val="none"/>
-        </w:rPr>
-      </w:pPr>
-    </w:p>
-    <w:p>
-      <w:pPr>
-        <w:widowControl w:val="0"/>
-        <w:overflowPunct w:val="0"/>
-        <w:adjustRightInd w:val="0"/>
-        <w:spacing w:after="0" w:line="240" w:lineRule="auto"/>
-        <w:jc w:val="right"/>
         <w:rPr>
           <w:rFonts w:ascii="Arial" w:eastAsia="MS Mincho" w:hAnsi="Arial" w:cs="Arial"/>
           <w:b/>
@@ -3812,7 +3718,7 @@
               </wp:anchor>
             </w:drawing>
           </mc:Choice>
-          <mc:Fallback xmlns:w16sdtfl="http://schemas.microsoft.com/office/word/2024/wordml/sdtformatlock" xmlns:w16du="http://schemas.microsoft.com/office/word/2023/wordml/word16du">
+          <mc:Fallback xmlns:w16du="http://schemas.microsoft.com/office/word/2023/wordml/word16du" xmlns:w16sdtfl="http://schemas.microsoft.com/office/word/2024/wordml/sdtformatlock">
             <w:pict>
               <v:group w14:anchorId="70150167" id="Group 17" o:spid="_x0000_s1026" style="position:absolute;margin-left:-4.45pt;margin-top:9.2pt;width:450.2pt;height:127.25pt;z-index:251661312" coordorigin="2268,6021" coordsize="8280,2340" o:gfxdata="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">
                 <v:shape id="Imagen 2" o:spid="_x0000_s1027" type="#_x0000_t75" alt="Descripción: LOGO URBE 2012 DEFINITIVO-01" style="position:absolute;left:2268;top:6021;width:3000;height:2340;visibility:visible;mso-wrap-style:square" o:gfxdata="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">
@@ -4061,100 +3967,9 @@
     </w:p>
     <w:p>
       <w:pPr>
-        <w:widowControl w:val="0"/>
-        <w:autoSpaceDE w:val="0"/>
-        <w:autoSpaceDN w:val="0"/>
-        <w:adjustRightInd w:val="0"/>
-        <w:spacing w:after="0" w:line="480" w:lineRule="auto"/>
-        <w:rPr>
-          <w:rFonts w:ascii="Arial" w:eastAsia="Calibri" w:hAnsi="Arial" w:cs="Arial"/>
-          <w:b/>
-          <w:bCs/>
-          <w:color w:val="000000"/>
-          <w:kern w:val="0"/>
-          <w:lang w:val="es-VE"/>
-          <w14:ligatures w14:val="none"/>
-        </w:rPr>
-      </w:pPr>
-    </w:p>
-    <w:p>
-      <w:pPr>
-        <w:widowControl w:val="0"/>
-        <w:autoSpaceDE w:val="0"/>
-        <w:autoSpaceDN w:val="0"/>
-        <w:adjustRightInd w:val="0"/>
-        <w:spacing w:after="0" w:line="480" w:lineRule="auto"/>
-        <w:rPr>
-          <w:rFonts w:ascii="Arial" w:eastAsia="Calibri" w:hAnsi="Arial" w:cs="Arial"/>
-          <w:b/>
-          <w:bCs/>
-          <w:color w:val="000000"/>
-          <w:kern w:val="0"/>
-          <w:lang w:val="es-VE"/>
-          <w14:ligatures w14:val="none"/>
-        </w:rPr>
-      </w:pPr>
-    </w:p>
-    <w:p>
-      <w:pPr>
-        <w:widowControl w:val="0"/>
-        <w:autoSpaceDE w:val="0"/>
-        <w:autoSpaceDN w:val="0"/>
-        <w:adjustRightInd w:val="0"/>
-        <w:spacing w:after="0" w:line="480" w:lineRule="auto"/>
-        <w:rPr>
-          <w:rFonts w:ascii="Arial" w:eastAsia="Calibri" w:hAnsi="Arial" w:cs="Arial"/>
-          <w:b/>
-          <w:bCs/>
-          <w:color w:val="000000"/>
-          <w:kern w:val="0"/>
-          <w:lang w:val="es-VE"/>
-          <w14:ligatures w14:val="none"/>
-        </w:rPr>
-      </w:pPr>
-    </w:p>
-    <w:p>
-      <w:pPr>
-        <w:widowControl w:val="0"/>
-        <w:autoSpaceDE w:val="0"/>
-        <w:autoSpaceDN w:val="0"/>
-        <w:adjustRightInd w:val="0"/>
-        <w:spacing w:after="0" w:line="480" w:lineRule="auto"/>
-        <w:rPr>
-          <w:rFonts w:ascii="Arial" w:eastAsia="Calibri" w:hAnsi="Arial" w:cs="Arial"/>
-          <w:b/>
-          <w:bCs/>
-          <w:color w:val="000000"/>
-          <w:kern w:val="0"/>
-          <w:lang w:val="es-VE"/>
-          <w14:ligatures w14:val="none"/>
-        </w:rPr>
-      </w:pPr>
-    </w:p>
-    <w:p>
-      <w:pPr>
-        <w:widowControl w:val="0"/>
-        <w:autoSpaceDE w:val="0"/>
-        <w:autoSpaceDN w:val="0"/>
-        <w:adjustRightInd w:val="0"/>
-        <w:spacing w:after="0" w:line="480" w:lineRule="auto"/>
-        <w:rPr>
-          <w:rFonts w:ascii="Arial" w:eastAsia="Calibri" w:hAnsi="Arial" w:cs="Arial"/>
-          <w:b/>
-          <w:bCs/>
-          <w:color w:val="000000"/>
-          <w:kern w:val="0"/>
-          <w:lang w:val="es-VE"/>
-          <w14:ligatures w14:val="none"/>
-        </w:rPr>
-      </w:pPr>
-    </w:p>
-    <w:p>
-      <w:pPr>
         <w:pStyle w:val="pasantia"/>
         <w:spacing w:line="480" w:lineRule="auto"/>
         <w:ind w:firstLine="0"/>
-        <w:jc w:val="both"/>
         <w:rPr>
           <w:b/>
           <w:bCs/>
@@ -4167,7 +3982,6 @@
         <w:pStyle w:val="pasantia"/>
         <w:spacing w:line="480" w:lineRule="auto"/>
         <w:ind w:firstLine="0"/>
-        <w:jc w:val="both"/>
         <w:rPr>
           <w:b/>
           <w:bCs/>
@@ -4504,7 +4318,16 @@
                 <w:sz w:val="16"/>
                 <w:szCs w:val="16"/>
               </w:rPr>
-              <w:t>30/04</w:t>
+              <w:t>30</w:t>
+            </w:r>
+            <w:r>
+              <w:rPr>
+                <w:b/>
+                <w:bCs/>
+                <w:sz w:val="16"/>
+                <w:szCs w:val="16"/>
+              </w:rPr>
+              <w:t>/04</w:t>
             </w:r>
           </w:p>
         </w:tc>
@@ -5071,35 +4894,16 @@
                 <w:bCs/>
                 <w:sz w:val="16"/>
                 <w:szCs w:val="16"/>
-                <w:lang w:val="es-VE"/>
-              </w:rPr>
-            </w:pPr>
-            <w:r>
-              <w:rPr>
-                <w:b/>
-                <w:bCs/>
-                <w:sz w:val="16"/>
-                <w:szCs w:val="16"/>
-              </w:rPr>
-              <w:t>Instalación de sistemas operativos</w:t>
-            </w:r>
-            <w:r>
-              <w:rPr>
-                <w:b/>
-                <w:bCs/>
-                <w:sz w:val="16"/>
-                <w:szCs w:val="16"/>
-              </w:rPr>
-              <w:t xml:space="preserve"> y </w:t>
-            </w:r>
-            <w:r>
-              <w:rPr>
-                <w:b/>
-                <w:bCs/>
-                <w:sz w:val="16"/>
-                <w:szCs w:val="16"/>
-              </w:rPr>
-              <w:t>programas de oficina.</w:t>
+              </w:rPr>
+            </w:pPr>
+            <w:r>
+              <w:rPr>
+                <w:b/>
+                <w:bCs/>
+                <w:sz w:val="16"/>
+                <w:szCs w:val="16"/>
+              </w:rPr>
+              <w:t>Armado de cables de red (ponchado).</w:t>
             </w:r>
           </w:p>
         </w:tc>
@@ -5119,9 +4923,17 @@
                 <w:bCs/>
                 <w:sz w:val="16"/>
                 <w:szCs w:val="16"/>
-                <w:lang w:val="es-VE"/>
-              </w:rPr>
-            </w:pPr>
+              </w:rPr>
+            </w:pPr>
+            <w:r>
+              <w:rPr>
+                <w:b/>
+                <w:bCs/>
+                <w:sz w:val="16"/>
+                <w:szCs w:val="16"/>
+              </w:rPr>
+              <w:t>07/05</w:t>
+            </w:r>
           </w:p>
         </w:tc>
         <w:tc>
@@ -5140,9 +4952,17 @@
                 <w:bCs/>
                 <w:sz w:val="16"/>
                 <w:szCs w:val="16"/>
-                <w:lang w:val="es-VE"/>
-              </w:rPr>
-            </w:pPr>
+              </w:rPr>
+            </w:pPr>
+            <w:r>
+              <w:rPr>
+                <w:b/>
+                <w:bCs/>
+                <w:sz w:val="16"/>
+                <w:szCs w:val="16"/>
+              </w:rPr>
+              <w:t>11/05</w:t>
+            </w:r>
           </w:p>
         </w:tc>
         <w:tc>
@@ -5171,7 +4991,66 @@
                 <w:szCs w:val="16"/>
                 <w:lang w:val="es-VE"/>
               </w:rPr>
-              <w:t>Revisión directa por equipo e instalación mediante instaladores estándar.</w:t>
+              <w:t>Inspección visual</w:t>
+            </w:r>
+            <w:r>
+              <w:rPr>
+                <w:b/>
+                <w:bCs/>
+                <w:sz w:val="16"/>
+                <w:szCs w:val="16"/>
+                <w:lang w:val="es-VE"/>
+              </w:rPr>
+              <w:t xml:space="preserve"> </w:t>
+            </w:r>
+            <w:r>
+              <w:rPr>
+                <w:b/>
+                <w:bCs/>
+                <w:sz w:val="16"/>
+                <w:szCs w:val="16"/>
+                <w:lang w:val="es-VE"/>
+              </w:rPr>
+              <w:t>del cable y pruebas de continuidad.</w:t>
+            </w:r>
+          </w:p>
+          <w:p>
+            <w:pPr>
+              <w:pStyle w:val="pasantia"/>
+              <w:spacing w:line="360" w:lineRule="auto"/>
+              <w:jc w:val="both"/>
+              <w:rPr>
+                <w:b/>
+                <w:bCs/>
+                <w:sz w:val="16"/>
+                <w:szCs w:val="16"/>
+                <w:lang w:val="es-VE"/>
+              </w:rPr>
+            </w:pPr>
+          </w:p>
+          <w:p>
+            <w:pPr>
+              <w:pStyle w:val="pasantia"/>
+              <w:spacing w:line="360" w:lineRule="auto"/>
+              <w:ind w:firstLine="0"/>
+              <w:jc w:val="both"/>
+              <w:rPr>
+                <w:b/>
+                <w:bCs/>
+                <w:sz w:val="16"/>
+                <w:szCs w:val="16"/>
+                <w:lang w:val="es-VE"/>
+              </w:rPr>
+            </w:pPr>
+            <w:r>
+              <w:rPr>
+                <w:b/>
+                <w:bCs/>
+                <w:sz w:val="16"/>
+                <w:szCs w:val="16"/>
+                <w:lang w:val="es-VE"/>
+              </w:rPr>
+              <w:t>Conectores RJ45, cable UTP, pinza ponchadora, probador de cables.</w:t>
             </w:r>
           </w:p>
         </w:tc>
@@ -5411,6 +5290,16 @@
                 <w:lang w:val="es-VE"/>
               </w:rPr>
             </w:pPr>
+            <w:r>
+              <w:rPr>
+                <w:b/>
+                <w:bCs/>
+                <w:sz w:val="16"/>
+                <w:szCs w:val="16"/>
+                <w:lang w:val="es-VE"/>
+              </w:rPr>
+              <w:t>12/05</w:t>
+            </w:r>
           </w:p>
         </w:tc>
         <w:tc>
@@ -5432,6 +5321,16 @@
                 <w:lang w:val="es-VE"/>
               </w:rPr>
             </w:pPr>
+            <w:r>
+              <w:rPr>
+                <w:b/>
+                <w:bCs/>
+                <w:sz w:val="16"/>
+                <w:szCs w:val="16"/>
+                <w:lang w:val="es-VE"/>
+              </w:rPr>
+              <w:t>15/05</w:t>
+            </w:r>
           </w:p>
         </w:tc>
         <w:tc>
@@ -5680,9 +5579,6 @@
         </w:tc>
       </w:tr>
       <w:tr>
-        <w:trPr>
-          <w:trHeight w:val="1647"/>
-        </w:trPr>
         <w:tc>
           <w:tcPr>
             <w:tcW w:w="1634" w:type="dxa"/>
@@ -5698,17 +5594,25 @@
                 <w:bCs/>
                 <w:sz w:val="16"/>
                 <w:szCs w:val="16"/>
-                <w:lang w:val="es-VE"/>
-              </w:rPr>
-            </w:pPr>
-            <w:r>
-              <w:rPr>
-                <w:b/>
-                <w:bCs/>
-                <w:sz w:val="16"/>
-                <w:szCs w:val="16"/>
-              </w:rPr>
-              <w:t>Armado de cables de red (ponchado).</w:t>
+              </w:rPr>
+            </w:pPr>
+            <w:r>
+              <w:rPr>
+                <w:b/>
+                <w:bCs/>
+                <w:sz w:val="16"/>
+                <w:szCs w:val="16"/>
+              </w:rPr>
+              <w:t>C</w:t>
+            </w:r>
+            <w:r>
+              <w:rPr>
+                <w:b/>
+                <w:bCs/>
+                <w:sz w:val="16"/>
+                <w:szCs w:val="16"/>
+              </w:rPr>
+              <w:t>ambio de cartuchos/tóner y solución de atascos de papel.</w:t>
             </w:r>
           </w:p>
         </w:tc>
@@ -5731,6 +5635,16 @@
                 <w:lang w:val="es-VE"/>
               </w:rPr>
             </w:pPr>
+            <w:r>
+              <w:rPr>
+                <w:b/>
+                <w:bCs/>
+                <w:sz w:val="16"/>
+                <w:szCs w:val="16"/>
+                <w:lang w:val="es-VE"/>
+              </w:rPr>
+              <w:t>18/05</w:t>
+            </w:r>
           </w:p>
         </w:tc>
         <w:tc>
@@ -5752,6 +5666,16 @@
                 <w:lang w:val="es-VE"/>
               </w:rPr>
             </w:pPr>
+            <w:r>
+              <w:rPr>
+                <w:b/>
+                <w:bCs/>
+                <w:sz w:val="16"/>
+                <w:szCs w:val="16"/>
+                <w:lang w:val="es-VE"/>
+              </w:rPr>
+              <w:t>20/05</w:t>
+            </w:r>
           </w:p>
         </w:tc>
         <w:tc>
@@ -5780,33 +5704,24 @@
                 <w:szCs w:val="16"/>
                 <w:lang w:val="es-VE"/>
               </w:rPr>
-              <w:t>Inspección visual</w:t>
-            </w:r>
-            <w:r>
-              <w:rPr>
-                <w:b/>
-                <w:bCs/>
-                <w:sz w:val="16"/>
-                <w:szCs w:val="16"/>
-                <w:lang w:val="es-VE"/>
-              </w:rPr>
-              <w:t xml:space="preserve"> </w:t>
-            </w:r>
-            <w:r>
-              <w:rPr>
-                <w:b/>
-                <w:bCs/>
-                <w:sz w:val="16"/>
-                <w:szCs w:val="16"/>
-                <w:lang w:val="es-VE"/>
-              </w:rPr>
-              <w:t>del cable y pruebas de continuidad.</w:t>
+              <w:t>R</w:t>
+            </w:r>
+            <w:r>
+              <w:rPr>
+                <w:b/>
+                <w:bCs/>
+                <w:sz w:val="16"/>
+                <w:szCs w:val="16"/>
+                <w:lang w:val="es-VE"/>
+              </w:rPr>
+              <w:t>eemplazo directo de consumibles agotados.</w:t>
             </w:r>
           </w:p>
           <w:p>
             <w:pPr>
               <w:pStyle w:val="pasantia"/>
               <w:spacing w:line="360" w:lineRule="auto"/>
+              <w:ind w:firstLine="0"/>
               <w:jc w:val="both"/>
               <w:rPr>
                 <w:b/>
@@ -5839,7 +5754,18 @@
                 <w:szCs w:val="16"/>
                 <w:lang w:val="es-VE"/>
               </w:rPr>
-              <w:t>Conectores RJ45, cable UTP, pinza ponchadora, probador de cables.</w:t>
+              <w:lastRenderedPageBreak/>
+              <w:t>T</w:t>
+            </w:r>
+            <w:r>
+              <w:rPr>
+                <w:b/>
+                <w:bCs/>
+                <w:sz w:val="16"/>
+                <w:szCs w:val="16"/>
+                <w:lang w:val="es-VE"/>
+              </w:rPr>
+              <w:t>óners de repuesto,</w:t>
             </w:r>
           </w:p>
         </w:tc>
@@ -5867,6 +5793,7 @@
                 <w:sz w:val="16"/>
                 <w:szCs w:val="16"/>
               </w:rPr>
+              <w:lastRenderedPageBreak/>
               <w:t>Jorge Araujo.</w:t>
             </w:r>
           </w:p>
@@ -6058,7 +5985,6 @@
                 <w:sz w:val="16"/>
                 <w:szCs w:val="16"/>
               </w:rPr>
-              <w:lastRenderedPageBreak/>
               <w:t xml:space="preserve">sensor </w:t>
             </w:r>
             <w:r>
@@ -6091,6 +6017,16 @@
                 <w:lang w:val="es-VE"/>
               </w:rPr>
             </w:pPr>
+            <w:r>
+              <w:rPr>
+                <w:b/>
+                <w:bCs/>
+                <w:sz w:val="16"/>
+                <w:szCs w:val="16"/>
+                <w:lang w:val="es-VE"/>
+              </w:rPr>
+              <w:t>21/05</w:t>
+            </w:r>
           </w:p>
         </w:tc>
         <w:tc>
@@ -6112,6 +6048,16 @@
                 <w:lang w:val="es-VE"/>
               </w:rPr>
             </w:pPr>
+            <w:r>
+              <w:rPr>
+                <w:b/>
+                <w:bCs/>
+                <w:sz w:val="16"/>
+                <w:szCs w:val="16"/>
+                <w:lang w:val="es-VE"/>
+              </w:rPr>
+              <w:t>22/05</w:t>
+            </w:r>
           </w:p>
         </w:tc>
         <w:tc>
@@ -6160,18 +6106,7 @@
                 <w:szCs w:val="16"/>
                 <w:lang w:val="es-VE"/>
               </w:rPr>
-              <w:t xml:space="preserve"> </w:t>
-            </w:r>
-            <w:r>
-              <w:rPr>
-                <w:b/>
-                <w:bCs/>
-                <w:sz w:val="16"/>
-                <w:szCs w:val="16"/>
-                <w:lang w:val="es-VE"/>
-              </w:rPr>
-              <w:lastRenderedPageBreak/>
-              <w:t>usuarios</w:t>
+              <w:t xml:space="preserve"> usuarios</w:t>
             </w:r>
             <w:r>
               <w:rPr>
@@ -6254,7 +6189,6 @@
                 <w:sz w:val="16"/>
                 <w:szCs w:val="16"/>
               </w:rPr>
-              <w:lastRenderedPageBreak/>
               <w:t>Jorge Araujo.</w:t>
             </w:r>
           </w:p>
@@ -6319,7 +6253,6 @@
                 <w:sz w:val="16"/>
                 <w:szCs w:val="16"/>
               </w:rPr>
-              <w:lastRenderedPageBreak/>
               <w:t>Aníbal</w:t>
             </w:r>
             <w:r>
@@ -6452,6 +6385,16 @@
                 <w:lang w:val="es-VE"/>
               </w:rPr>
             </w:pPr>
+            <w:r>
+              <w:rPr>
+                <w:b/>
+                <w:bCs/>
+                <w:sz w:val="16"/>
+                <w:szCs w:val="16"/>
+                <w:lang w:val="es-VE"/>
+              </w:rPr>
+              <w:t>25/05</w:t>
+            </w:r>
           </w:p>
         </w:tc>
         <w:tc>
@@ -6473,6 +6416,16 @@
                 <w:lang w:val="es-VE"/>
               </w:rPr>
             </w:pPr>
+            <w:r>
+              <w:rPr>
+                <w:b/>
+                <w:bCs/>
+                <w:sz w:val="16"/>
+                <w:szCs w:val="16"/>
+                <w:lang w:val="es-VE"/>
+              </w:rPr>
+              <w:t>29/05</w:t>
+            </w:r>
           </w:p>
         </w:tc>
         <w:tc>
@@ -6735,16 +6688,25 @@
                 <w:sz w:val="16"/>
                 <w:szCs w:val="16"/>
               </w:rPr>
-              <w:t>C</w:t>
-            </w:r>
-            <w:r>
-              <w:rPr>
-                <w:b/>
-                <w:bCs/>
-                <w:sz w:val="16"/>
-                <w:szCs w:val="16"/>
-              </w:rPr>
-              <w:t>ambio de cartuchos/tóner y solución de atascos de papel.</w:t>
+              <w:t>Instalación de sistemas operativos</w:t>
+            </w:r>
+            <w:r>
+              <w:rPr>
+                <w:b/>
+                <w:bCs/>
+                <w:sz w:val="16"/>
+                <w:szCs w:val="16"/>
+              </w:rPr>
+              <w:t xml:space="preserve"> y </w:t>
+            </w:r>
+            <w:r>
+              <w:rPr>
+                <w:b/>
+                <w:bCs/>
+                <w:sz w:val="16"/>
+                <w:szCs w:val="16"/>
+              </w:rPr>
+              <w:t>programas de oficina.</w:t>
             </w:r>
           </w:p>
         </w:tc>
@@ -6767,6 +6729,15 @@
                 <w:lang w:val="es-VE"/>
               </w:rPr>
             </w:pPr>
+            <w:r>
+              <w:rPr>
+                <w:b/>
+                <w:bCs/>
+                <w:sz w:val="16"/>
+                <w:szCs w:val="16"/>
+              </w:rPr>
+              <w:t>04/05</w:t>
+            </w:r>
           </w:p>
         </w:tc>
         <w:tc>
@@ -6788,6 +6759,15 @@
                 <w:lang w:val="es-VE"/>
               </w:rPr>
             </w:pPr>
+            <w:r>
+              <w:rPr>
+                <w:b/>
+                <w:bCs/>
+                <w:sz w:val="16"/>
+                <w:szCs w:val="16"/>
+              </w:rPr>
+              <w:t>04/05</w:t>
+            </w:r>
           </w:p>
         </w:tc>
         <w:tc>
@@ -6799,96 +6779,23 @@
               <w:pStyle w:val="pasantia"/>
               <w:spacing w:line="360" w:lineRule="auto"/>
               <w:ind w:firstLine="0"/>
-              <w:jc w:val="both"/>
-              <w:rPr>
-                <w:b/>
-                <w:bCs/>
-                <w:sz w:val="16"/>
-                <w:szCs w:val="16"/>
-                <w:lang w:val="es-VE"/>
-              </w:rPr>
-            </w:pPr>
-            <w:r>
-              <w:rPr>
-                <w:b/>
-                <w:bCs/>
-                <w:sz w:val="16"/>
-                <w:szCs w:val="16"/>
-                <w:lang w:val="es-VE"/>
-              </w:rPr>
-              <w:t>R</w:t>
-            </w:r>
-            <w:r>
-              <w:rPr>
-                <w:b/>
-                <w:bCs/>
-                <w:sz w:val="16"/>
-                <w:szCs w:val="16"/>
-                <w:lang w:val="es-VE"/>
-              </w:rPr>
-              <w:t>eemplazo directo de consumibles agotados.</w:t>
-            </w:r>
-          </w:p>
-          <w:p>
-            <w:pPr>
-              <w:pStyle w:val="pasantia"/>
-              <w:spacing w:line="360" w:lineRule="auto"/>
-              <w:ind w:firstLine="0"/>
-              <w:jc w:val="both"/>
-              <w:rPr>
-                <w:b/>
-                <w:bCs/>
-                <w:sz w:val="16"/>
-                <w:szCs w:val="16"/>
-                <w:lang w:val="es-VE"/>
-              </w:rPr>
-            </w:pPr>
-          </w:p>
-          <w:p>
-            <w:pPr>
-              <w:pStyle w:val="pasantia"/>
-              <w:spacing w:line="360" w:lineRule="auto"/>
-              <w:ind w:firstLine="0"/>
-              <w:jc w:val="both"/>
-              <w:rPr>
-                <w:b/>
-                <w:bCs/>
-                <w:sz w:val="16"/>
-                <w:szCs w:val="16"/>
-                <w:lang w:val="es-VE"/>
-              </w:rPr>
-            </w:pPr>
-            <w:proofErr w:type="spellStart"/>
-            <w:r>
-              <w:rPr>
-                <w:b/>
-                <w:bCs/>
-                <w:sz w:val="16"/>
-                <w:szCs w:val="16"/>
-                <w:lang w:val="es-VE"/>
-              </w:rPr>
-              <w:t>T</w:t>
-            </w:r>
-            <w:r>
-              <w:rPr>
-                <w:b/>
-                <w:bCs/>
-                <w:sz w:val="16"/>
-                <w:szCs w:val="16"/>
-                <w:lang w:val="es-VE"/>
-              </w:rPr>
-              <w:t>óners</w:t>
-            </w:r>
-            <w:proofErr w:type="spellEnd"/>
-            <w:r>
-              <w:rPr>
-                <w:b/>
-                <w:bCs/>
-                <w:sz w:val="16"/>
-                <w:szCs w:val="16"/>
-                <w:lang w:val="es-VE"/>
-              </w:rPr>
-              <w:t xml:space="preserve"> de repuesto,</w:t>
+              <w:rPr>
+                <w:b/>
+                <w:bCs/>
+                <w:sz w:val="16"/>
+                <w:szCs w:val="16"/>
+                <w:lang w:val="es-VE"/>
+              </w:rPr>
+            </w:pPr>
+            <w:r>
+              <w:rPr>
+                <w:b/>
+                <w:bCs/>
+                <w:sz w:val="16"/>
+                <w:szCs w:val="16"/>
+                <w:lang w:val="es-VE"/>
+              </w:rPr>
+              <w:t>Revisión directa por equipo e instalación mediante instaladores estándar.</w:t>
             </w:r>
           </w:p>
         </w:tc>
@@ -7059,6 +6966,617 @@
               </w:rPr>
               <w:t>.</w:t>
             </w:r>
+          </w:p>
+        </w:tc>
+      </w:tr>
+      <w:tr>
+        <w:tc>
+          <w:tcPr>
+            <w:tcW w:w="1634" w:type="dxa"/>
+            <w:shd w:val="clear" w:color="auto" w:fill="FFFFFF" w:themeFill="background1"/>
+          </w:tcPr>
+          <w:p>
+            <w:pPr>
+              <w:pStyle w:val="pasantia"/>
+              <w:spacing w:line="360" w:lineRule="auto"/>
+              <w:ind w:firstLine="0"/>
+              <w:jc w:val="both"/>
+              <w:rPr>
+                <w:b/>
+                <w:bCs/>
+                <w:sz w:val="16"/>
+                <w:szCs w:val="16"/>
+              </w:rPr>
+            </w:pPr>
+            <w:r>
+              <w:rPr>
+                <w:b/>
+                <w:bCs/>
+                <w:sz w:val="16"/>
+                <w:szCs w:val="16"/>
+              </w:rPr>
+              <w:t>Soporte y diagn</w:t>
+            </w:r>
+            <w:r>
+              <w:rPr>
+                <w:b/>
+                <w:bCs/>
+                <w:sz w:val="16"/>
+                <w:szCs w:val="16"/>
+              </w:rPr>
+              <w:t>ó</w:t>
+            </w:r>
+            <w:r>
+              <w:rPr>
+                <w:b/>
+                <w:bCs/>
+                <w:sz w:val="16"/>
+                <w:szCs w:val="16"/>
+              </w:rPr>
+              <w:t>stico de problemas en impresora</w:t>
+            </w:r>
+          </w:p>
+          <w:p>
+            <w:pPr>
+              <w:pStyle w:val="pasantia"/>
+              <w:spacing w:line="360" w:lineRule="auto"/>
+              <w:ind w:firstLine="0"/>
+              <w:jc w:val="both"/>
+              <w:rPr>
+                <w:b/>
+                <w:bCs/>
+                <w:sz w:val="16"/>
+                <w:szCs w:val="16"/>
+              </w:rPr>
+            </w:pPr>
+          </w:p>
+        </w:tc>
+        <w:tc>
+          <w:tcPr>
+            <w:tcW w:w="1621" w:type="dxa"/>
+            <w:vAlign w:val="center"/>
+          </w:tcPr>
+          <w:p>
+            <w:pPr>
+              <w:pStyle w:val="pasantia"/>
+              <w:spacing w:line="360" w:lineRule="auto"/>
+              <w:ind w:firstLine="0"/>
+              <w:jc w:val="center"/>
+              <w:rPr>
+                <w:b/>
+                <w:bCs/>
+                <w:sz w:val="16"/>
+                <w:szCs w:val="16"/>
+              </w:rPr>
+            </w:pPr>
+            <w:r>
+              <w:rPr>
+                <w:b/>
+                <w:bCs/>
+                <w:sz w:val="16"/>
+                <w:szCs w:val="16"/>
+              </w:rPr>
+              <w:t>01/06</w:t>
+            </w:r>
+          </w:p>
+        </w:tc>
+        <w:tc>
+          <w:tcPr>
+            <w:tcW w:w="1648" w:type="dxa"/>
+            <w:vAlign w:val="center"/>
+          </w:tcPr>
+          <w:p>
+            <w:pPr>
+              <w:pStyle w:val="pasantia"/>
+              <w:spacing w:line="360" w:lineRule="auto"/>
+              <w:ind w:firstLine="0"/>
+              <w:jc w:val="center"/>
+              <w:rPr>
+                <w:b/>
+                <w:bCs/>
+                <w:sz w:val="16"/>
+                <w:szCs w:val="16"/>
+              </w:rPr>
+            </w:pPr>
+            <w:r>
+              <w:rPr>
+                <w:b/>
+                <w:bCs/>
+                <w:sz w:val="16"/>
+                <w:szCs w:val="16"/>
+              </w:rPr>
+              <w:t>03/06</w:t>
+            </w:r>
+          </w:p>
+        </w:tc>
+        <w:tc>
+          <w:tcPr>
+            <w:tcW w:w="1652" w:type="dxa"/>
+          </w:tcPr>
+          <w:p>
+            <w:pPr>
+              <w:pStyle w:val="pasantia"/>
+              <w:spacing w:line="360" w:lineRule="auto"/>
+              <w:ind w:firstLine="0"/>
+              <w:rPr>
+                <w:b/>
+                <w:bCs/>
+                <w:sz w:val="16"/>
+                <w:szCs w:val="16"/>
+                <w:lang w:val="es-VE"/>
+              </w:rPr>
+            </w:pPr>
+          </w:p>
+        </w:tc>
+        <w:tc>
+          <w:tcPr>
+            <w:tcW w:w="1708" w:type="dxa"/>
+          </w:tcPr>
+          <w:p>
+            <w:pPr>
+              <w:pStyle w:val="pasantia"/>
+              <w:spacing w:line="360" w:lineRule="auto"/>
+              <w:ind w:firstLine="0"/>
+              <w:jc w:val="both"/>
+              <w:rPr>
+                <w:b/>
+                <w:bCs/>
+                <w:sz w:val="16"/>
+                <w:szCs w:val="16"/>
+              </w:rPr>
+            </w:pPr>
+          </w:p>
+        </w:tc>
+      </w:tr>
+      <w:tr>
+        <w:tc>
+          <w:tcPr>
+            <w:tcW w:w="1634" w:type="dxa"/>
+            <w:shd w:val="clear" w:color="auto" w:fill="FFFFFF" w:themeFill="background1"/>
+          </w:tcPr>
+          <w:p>
+            <w:pPr>
+              <w:pStyle w:val="pasantia"/>
+              <w:spacing w:line="360" w:lineRule="auto"/>
+              <w:ind w:firstLine="0"/>
+              <w:jc w:val="both"/>
+              <w:rPr>
+                <w:b/>
+                <w:bCs/>
+                <w:sz w:val="16"/>
+                <w:szCs w:val="16"/>
+              </w:rPr>
+            </w:pPr>
+            <w:r>
+              <w:rPr>
+                <w:b/>
+                <w:bCs/>
+                <w:sz w:val="16"/>
+                <w:szCs w:val="16"/>
+              </w:rPr>
+              <w:t>Realizar Inventario de Toner</w:t>
+            </w:r>
+          </w:p>
+        </w:tc>
+        <w:tc>
+          <w:tcPr>
+            <w:tcW w:w="1621" w:type="dxa"/>
+            <w:vAlign w:val="center"/>
+          </w:tcPr>
+          <w:p>
+            <w:pPr>
+              <w:pStyle w:val="pasantia"/>
+              <w:spacing w:line="360" w:lineRule="auto"/>
+              <w:ind w:firstLine="0"/>
+              <w:jc w:val="center"/>
+              <w:rPr>
+                <w:b/>
+                <w:bCs/>
+                <w:sz w:val="16"/>
+                <w:szCs w:val="16"/>
+              </w:rPr>
+            </w:pPr>
+            <w:r>
+              <w:rPr>
+                <w:b/>
+                <w:bCs/>
+                <w:sz w:val="16"/>
+                <w:szCs w:val="16"/>
+              </w:rPr>
+              <w:t>04/06</w:t>
+            </w:r>
+          </w:p>
+        </w:tc>
+        <w:tc>
+          <w:tcPr>
+            <w:tcW w:w="1648" w:type="dxa"/>
+            <w:vAlign w:val="center"/>
+          </w:tcPr>
+          <w:p>
+            <w:pPr>
+              <w:pStyle w:val="pasantia"/>
+              <w:spacing w:line="360" w:lineRule="auto"/>
+              <w:ind w:firstLine="0"/>
+              <w:jc w:val="center"/>
+              <w:rPr>
+                <w:b/>
+                <w:bCs/>
+                <w:sz w:val="16"/>
+                <w:szCs w:val="16"/>
+              </w:rPr>
+            </w:pPr>
+            <w:r>
+              <w:rPr>
+                <w:b/>
+                <w:bCs/>
+                <w:sz w:val="16"/>
+                <w:szCs w:val="16"/>
+              </w:rPr>
+              <w:t>05/06</w:t>
+            </w:r>
+          </w:p>
+        </w:tc>
+        <w:tc>
+          <w:tcPr>
+            <w:tcW w:w="1652" w:type="dxa"/>
+          </w:tcPr>
+          <w:p>
+            <w:pPr>
+              <w:pStyle w:val="pasantia"/>
+              <w:spacing w:line="360" w:lineRule="auto"/>
+              <w:ind w:firstLine="0"/>
+              <w:rPr>
+                <w:b/>
+                <w:bCs/>
+                <w:sz w:val="16"/>
+                <w:szCs w:val="16"/>
+                <w:lang w:val="es-VE"/>
+              </w:rPr>
+            </w:pPr>
+          </w:p>
+        </w:tc>
+        <w:tc>
+          <w:tcPr>
+            <w:tcW w:w="1708" w:type="dxa"/>
+          </w:tcPr>
+          <w:p>
+            <w:pPr>
+              <w:pStyle w:val="pasantia"/>
+              <w:spacing w:line="360" w:lineRule="auto"/>
+              <w:ind w:firstLine="0"/>
+              <w:jc w:val="both"/>
+              <w:rPr>
+                <w:b/>
+                <w:bCs/>
+                <w:sz w:val="16"/>
+                <w:szCs w:val="16"/>
+              </w:rPr>
+            </w:pPr>
+          </w:p>
+        </w:tc>
+      </w:tr>
+      <w:tr>
+        <w:tc>
+          <w:tcPr>
+            <w:tcW w:w="1634" w:type="dxa"/>
+            <w:shd w:val="clear" w:color="auto" w:fill="FFFFFF" w:themeFill="background1"/>
+          </w:tcPr>
+          <w:p>
+            <w:pPr>
+              <w:pStyle w:val="pasantia"/>
+              <w:spacing w:line="360" w:lineRule="auto"/>
+              <w:ind w:firstLine="0"/>
+              <w:jc w:val="both"/>
+              <w:rPr>
+                <w:b/>
+                <w:bCs/>
+                <w:sz w:val="16"/>
+                <w:szCs w:val="16"/>
+              </w:rPr>
+            </w:pPr>
+            <w:r>
+              <w:rPr>
+                <w:b/>
+                <w:bCs/>
+                <w:sz w:val="16"/>
+                <w:szCs w:val="16"/>
+              </w:rPr>
+              <w:t>TENDIDO DE RED PARA EL DEPARTAMENTO DE GERENCIA LEGAL</w:t>
+            </w:r>
+          </w:p>
+          <w:p>
+            <w:pPr>
+              <w:pStyle w:val="pasantia"/>
+              <w:spacing w:line="360" w:lineRule="auto"/>
+              <w:ind w:firstLine="0"/>
+              <w:jc w:val="both"/>
+              <w:rPr>
+                <w:b/>
+                <w:bCs/>
+                <w:sz w:val="16"/>
+                <w:szCs w:val="16"/>
+              </w:rPr>
+            </w:pPr>
+          </w:p>
+        </w:tc>
+        <w:tc>
+          <w:tcPr>
+            <w:tcW w:w="1621" w:type="dxa"/>
+            <w:vAlign w:val="center"/>
+          </w:tcPr>
+          <w:p>
+            <w:pPr>
+              <w:pStyle w:val="pasantia"/>
+              <w:spacing w:line="360" w:lineRule="auto"/>
+              <w:ind w:firstLine="0"/>
+              <w:jc w:val="center"/>
+              <w:rPr>
+                <w:b/>
+                <w:bCs/>
+                <w:sz w:val="16"/>
+                <w:szCs w:val="16"/>
+              </w:rPr>
+            </w:pPr>
+            <w:r>
+              <w:rPr>
+                <w:b/>
+                <w:bCs/>
+                <w:sz w:val="16"/>
+                <w:szCs w:val="16"/>
+              </w:rPr>
+              <w:t>08/</w:t>
+            </w:r>
+            <w:r>
+              <w:rPr>
+                <w:b/>
+                <w:bCs/>
+                <w:sz w:val="16"/>
+                <w:szCs w:val="16"/>
+              </w:rPr>
+              <w:t>06</w:t>
+            </w:r>
+          </w:p>
+        </w:tc>
+        <w:tc>
+          <w:tcPr>
+            <w:tcW w:w="1648" w:type="dxa"/>
+            <w:vAlign w:val="center"/>
+          </w:tcPr>
+          <w:p>
+            <w:pPr>
+              <w:pStyle w:val="pasantia"/>
+              <w:spacing w:line="360" w:lineRule="auto"/>
+              <w:ind w:firstLine="0"/>
+              <w:jc w:val="center"/>
+              <w:rPr>
+                <w:b/>
+                <w:bCs/>
+                <w:sz w:val="16"/>
+                <w:szCs w:val="16"/>
+              </w:rPr>
+            </w:pPr>
+            <w:r>
+              <w:rPr>
+                <w:b/>
+                <w:bCs/>
+                <w:sz w:val="16"/>
+                <w:szCs w:val="16"/>
+              </w:rPr>
+              <w:t>10/06</w:t>
+            </w:r>
+          </w:p>
+        </w:tc>
+        <w:tc>
+          <w:tcPr>
+            <w:tcW w:w="1652" w:type="dxa"/>
+          </w:tcPr>
+          <w:p>
+            <w:pPr>
+              <w:pStyle w:val="pasantia"/>
+              <w:spacing w:line="360" w:lineRule="auto"/>
+              <w:ind w:firstLine="0"/>
+              <w:rPr>
+                <w:b/>
+                <w:bCs/>
+                <w:sz w:val="16"/>
+                <w:szCs w:val="16"/>
+                <w:lang w:val="es-VE"/>
+              </w:rPr>
+            </w:pPr>
+          </w:p>
+        </w:tc>
+        <w:tc>
+          <w:tcPr>
+            <w:tcW w:w="1708" w:type="dxa"/>
+          </w:tcPr>
+          <w:p>
+            <w:pPr>
+              <w:pStyle w:val="pasantia"/>
+              <w:spacing w:line="360" w:lineRule="auto"/>
+              <w:ind w:firstLine="0"/>
+              <w:jc w:val="both"/>
+              <w:rPr>
+                <w:b/>
+                <w:bCs/>
+                <w:sz w:val="16"/>
+                <w:szCs w:val="16"/>
+              </w:rPr>
+            </w:pPr>
+          </w:p>
+        </w:tc>
+      </w:tr>
+      <w:tr>
+        <w:tc>
+          <w:tcPr>
+            <w:tcW w:w="1634" w:type="dxa"/>
+            <w:shd w:val="clear" w:color="auto" w:fill="FFFFFF" w:themeFill="background1"/>
+          </w:tcPr>
+          <w:p>
+            <w:pPr>
+              <w:pStyle w:val="pasantia"/>
+              <w:spacing w:line="360" w:lineRule="auto"/>
+              <w:ind w:firstLine="0"/>
+              <w:jc w:val="both"/>
+              <w:rPr>
+                <w:b/>
+                <w:bCs/>
+                <w:sz w:val="16"/>
+                <w:szCs w:val="16"/>
+              </w:rPr>
+            </w:pPr>
+            <w:r>
+              <w:rPr>
+                <w:b/>
+                <w:bCs/>
+                <w:sz w:val="16"/>
+                <w:szCs w:val="16"/>
+              </w:rPr>
+              <w:t>SOPORTE TECNOLOGICO AL SISTEMA EMPRESARIAL</w:t>
+            </w:r>
+          </w:p>
+          <w:p>
+            <w:pPr>
+              <w:pStyle w:val="pasantia"/>
+              <w:spacing w:line="360" w:lineRule="auto"/>
+              <w:ind w:firstLine="0"/>
+              <w:jc w:val="both"/>
+              <w:rPr>
+                <w:b/>
+                <w:bCs/>
+                <w:sz w:val="16"/>
+                <w:szCs w:val="16"/>
+              </w:rPr>
+            </w:pPr>
+          </w:p>
+          <w:p>
+            <w:pPr>
+              <w:pStyle w:val="pasantia"/>
+              <w:spacing w:line="360" w:lineRule="auto"/>
+              <w:ind w:firstLine="0"/>
+              <w:jc w:val="both"/>
+              <w:rPr>
+                <w:b/>
+                <w:bCs/>
+                <w:sz w:val="16"/>
+                <w:szCs w:val="16"/>
+              </w:rPr>
+            </w:pPr>
+          </w:p>
+          <w:p>
+            <w:pPr>
+              <w:pStyle w:val="pasantia"/>
+              <w:spacing w:line="360" w:lineRule="auto"/>
+              <w:ind w:firstLine="0"/>
+              <w:jc w:val="both"/>
+              <w:rPr>
+                <w:b/>
+                <w:bCs/>
+                <w:sz w:val="16"/>
+                <w:szCs w:val="16"/>
+              </w:rPr>
+            </w:pPr>
+          </w:p>
+        </w:tc>
+        <w:tc>
+          <w:tcPr>
+            <w:tcW w:w="1621" w:type="dxa"/>
+            <w:vAlign w:val="center"/>
+          </w:tcPr>
+          <w:p>
+            <w:pPr>
+              <w:pStyle w:val="pasantia"/>
+              <w:spacing w:line="360" w:lineRule="auto"/>
+              <w:ind w:firstLine="0"/>
+              <w:jc w:val="center"/>
+              <w:rPr>
+                <w:b/>
+                <w:bCs/>
+                <w:sz w:val="16"/>
+                <w:szCs w:val="16"/>
+                <w:lang w:val="es-VE"/>
+              </w:rPr>
+            </w:pPr>
+            <w:r>
+              <w:rPr>
+                <w:b/>
+                <w:bCs/>
+                <w:sz w:val="16"/>
+                <w:szCs w:val="16"/>
+                <w:lang w:val="es-VE"/>
+              </w:rPr>
+              <w:lastRenderedPageBreak/>
+              <w:t>11/06</w:t>
+            </w:r>
+          </w:p>
+        </w:tc>
+        <w:tc>
+          <w:tcPr>
+            <w:tcW w:w="1648" w:type="dxa"/>
+            <w:vAlign w:val="center"/>
+          </w:tcPr>
+          <w:p>
+            <w:pPr>
+              <w:pStyle w:val="pasantia"/>
+              <w:spacing w:line="360" w:lineRule="auto"/>
+              <w:ind w:firstLine="0"/>
+              <w:jc w:val="center"/>
+              <w:rPr>
+                <w:b/>
+                <w:bCs/>
+                <w:sz w:val="16"/>
+                <w:szCs w:val="16"/>
+                <w:lang w:val="es-VE"/>
+              </w:rPr>
+            </w:pPr>
+            <w:r>
+              <w:rPr>
+                <w:b/>
+                <w:bCs/>
+                <w:sz w:val="16"/>
+                <w:szCs w:val="16"/>
+                <w:lang w:val="es-VE"/>
+              </w:rPr>
+              <w:t>23/06</w:t>
+            </w:r>
+          </w:p>
+        </w:tc>
+        <w:tc>
+          <w:tcPr>
+            <w:tcW w:w="1652" w:type="dxa"/>
+          </w:tcPr>
+          <w:p>
+            <w:pPr>
+              <w:pStyle w:val="pasantia"/>
+              <w:spacing w:line="360" w:lineRule="auto"/>
+              <w:ind w:firstLine="0"/>
+              <w:jc w:val="both"/>
+              <w:rPr>
+                <w:b/>
+                <w:bCs/>
+                <w:sz w:val="16"/>
+                <w:szCs w:val="16"/>
+                <w:lang w:val="es-VE"/>
+              </w:rPr>
+            </w:pPr>
+          </w:p>
+        </w:tc>
+        <w:tc>
+          <w:tcPr>
+            <w:tcW w:w="1708" w:type="dxa"/>
+          </w:tcPr>
+          <w:p>
+            <w:pPr>
+              <w:pStyle w:val="pasantia"/>
+              <w:spacing w:line="360" w:lineRule="auto"/>
+              <w:ind w:firstLine="0"/>
+              <w:jc w:val="both"/>
+              <w:rPr>
+                <w:b/>
+                <w:bCs/>
+                <w:sz w:val="16"/>
+                <w:szCs w:val="16"/>
+              </w:rPr>
+            </w:pPr>
           </w:p>
         </w:tc>
       </w:tr>
@@ -7326,13 +7844,7 @@
         <w:rPr>
           <w:lang w:val="es-VE"/>
         </w:rPr>
-        <w:t>Ing. Emmanuel Sánchez</w:t>
-      </w:r>
-      <w:r>
-        <w:rPr>
-          <w:lang w:val="es-VE"/>
-        </w:rPr>
-        <w:t xml:space="preserve">                       </w:t>
+        <w:t xml:space="preserve">Ing. Emmanuel Sánchez                       </w:t>
       </w:r>
       <w:r>
         <w:rPr>
@@ -7423,7 +7935,7 @@
     </w:p>
     <w:sectPr>
       <w:pgSz w:w="12242" w:h="15842" w:code="1"/>
-      <w:pgMar w:top="1701" w:right="1701" w:bottom="1701" w:left="2268" w:header="709" w:footer="709" w:gutter="0"/>
+      <w:pgMar w:top="2835" w:right="1701" w:bottom="1701" w:left="2268" w:header="709" w:footer="709" w:gutter="0"/>
       <w:cols w:space="708"/>
       <w:docGrid w:linePitch="360"/>
     </w:sectPr>

--- a/Informe de Pasantias/Informe de Pasantias2.docx
+++ b/Informe de Pasantias/Informe de Pasantias2.docx
@@ -683,6 +683,7 @@
         </w:rPr>
         <w:t xml:space="preserve">Maracaibo, </w:t>
       </w:r>
+      <w:proofErr w:type="gramStart"/>
       <w:r>
         <w:rPr>
           <w:rFonts w:ascii="Arial" w:eastAsia="Times New Roman" w:hAnsi="Arial" w:cs="Arial"/>
@@ -693,6 +694,7 @@
         </w:rPr>
         <w:t>Junio</w:t>
       </w:r>
+      <w:proofErr w:type="gramEnd"/>
       <w:r>
         <w:rPr>
           <w:rFonts w:ascii="Arial" w:eastAsia="Times New Roman" w:hAnsi="Arial" w:cs="Arial"/>
@@ -716,6 +718,7 @@
     </w:p>
     <w:p>
       <w:pPr>
+        <w:jc w:val="center"/>
         <w:rPr>
           <w:rFonts w:ascii="Arial" w:eastAsia="Times New Roman" w:hAnsi="Arial" w:cs="Arial"/>
           <w:b/>
@@ -1775,7 +1778,7 @@
               </wp:anchor>
             </w:drawing>
           </mc:Choice>
-          <mc:Fallback xmlns:w16du="http://schemas.microsoft.com/office/word/2023/wordml/word16du" xmlns:w16sdtfl="http://schemas.microsoft.com/office/word/2024/wordml/sdtformatlock">
+          <mc:Fallback xmlns:w16sdtfl="http://schemas.microsoft.com/office/word/2024/wordml/sdtformatlock" xmlns:w16du="http://schemas.microsoft.com/office/word/2023/wordml/word16du">
             <w:pict>
               <v:group w14:anchorId="01622D93" id="Group 17" o:spid="_x0000_s1026" style="position:absolute;margin-left:-4.45pt;margin-top:9.2pt;width:450.2pt;height:127.25pt;z-index:251659264" coordorigin="2268,6021" coordsize="8280,2340" o:gfxdata="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">
                 <v:shapetype id="_x0000_t75" coordsize="21600,21600" o:spt="75" o:preferrelative="t" path="m@4@5l@4@11@9@11@9@5xe" filled="f" stroked="f">
@@ -2265,7 +2268,21 @@
         <w:rPr>
           <w:lang w:val="es-VE"/>
         </w:rPr>
-        <w:t>a como objeto la promoción, administración, gestión, coordinación de servicios de salud; la prestación de programas de salud; de afiliación de los usuarios; la administración de la prestación de los servicios de instituciones prestadoras de salud; servicio de internación; servicio de hospital de día; servicio hospitalarios de cirugía y maternidad; servicio de atención ambulatoria; servicio de atención domiciliaria programada; servicio odontológicos; servicio de diagnóstico; servicio de tratamiento; servicio de emergencia y traslado; servicios de medicina ocupacional; servicios de instalación de equipos odontológicos; servicios de instalación de equipos médico quirúrgicos; servicios de medicina hiperbárica; servicios de seguros de salud de medicina prepagada; servicios de ambulancias terrestres especializadas / atención pre-hospitalaria; así como la organización para la prestación de los servicios de salud a los afiliados del Sistema General de Seguridad Social en Salud</w:t>
+        <w:t xml:space="preserve">a como objeto la promoción, administración, gestión, coordinación de servicios de salud; la prestación de programas de salud; de afiliación de los usuarios; la administración de la prestación de los servicios de instituciones prestadoras de salud; servicio de internación; servicio de hospital de día; servicio hospitalarios de cirugía y maternidad; servicio de atención ambulatoria; servicio de atención domiciliaria programada; servicio odontológicos; servicio de diagnóstico; servicio de tratamiento; servicio de emergencia y traslado; servicios de medicina ocupacional; servicios de instalación de equipos odontológicos; servicios de instalación de equipos médico quirúrgicos; servicios de medicina hiperbárica; servicios de seguros de salud de medicina prepagada; servicios de ambulancias terrestres especializadas / atención </w:t>
+      </w:r>
+      <w:proofErr w:type="spellStart"/>
+      <w:r>
+        <w:rPr>
+          <w:lang w:val="es-VE"/>
+        </w:rPr>
+        <w:t>pre-hospitalaria</w:t>
+      </w:r>
+      <w:proofErr w:type="spellEnd"/>
+      <w:r>
+        <w:rPr>
+          <w:lang w:val="es-VE"/>
+        </w:rPr>
+        <w:t>; así como la organización para la prestación de los servicios de salud a los afiliados del Sistema General de Seguridad Social en Salud</w:t>
       </w:r>
       <w:r>
         <w:rPr>
@@ -3718,7 +3735,7 @@
               </wp:anchor>
             </w:drawing>
           </mc:Choice>
-          <mc:Fallback xmlns:w16du="http://schemas.microsoft.com/office/word/2023/wordml/word16du" xmlns:w16sdtfl="http://schemas.microsoft.com/office/word/2024/wordml/sdtformatlock">
+          <mc:Fallback xmlns:w16sdtfl="http://schemas.microsoft.com/office/word/2024/wordml/sdtformatlock" xmlns:w16du="http://schemas.microsoft.com/office/word/2023/wordml/word16du">
             <w:pict>
               <v:group w14:anchorId="70150167" id="Group 17" o:spid="_x0000_s1026" style="position:absolute;margin-left:-4.45pt;margin-top:9.2pt;width:450.2pt;height:127.25pt;z-index:251661312" coordorigin="2268,6021" coordsize="8280,2340" o:gfxdata="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">
                 <v:shape id="Imagen 2" o:spid="_x0000_s1027" type="#_x0000_t75" alt="Descripción: LOGO URBE 2012 DEFINITIVO-01" style="position:absolute;left:2268;top:6021;width:3000;height:2340;visibility:visible;mso-wrap-style:square" o:gfxdata="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">
@@ -5746,6 +5763,7 @@
                 <w:lang w:val="es-VE"/>
               </w:rPr>
             </w:pPr>
+            <w:proofErr w:type="spellStart"/>
             <w:r>
               <w:rPr>
                 <w:b/>
@@ -5765,7 +5783,18 @@
                 <w:szCs w:val="16"/>
                 <w:lang w:val="es-VE"/>
               </w:rPr>
-              <w:t>óners de repuesto,</w:t>
+              <w:t>óners</w:t>
+            </w:r>
+            <w:proofErr w:type="spellEnd"/>
+            <w:r>
+              <w:rPr>
+                <w:b/>
+                <w:bCs/>
+                <w:sz w:val="16"/>
+                <w:szCs w:val="16"/>
+                <w:lang w:val="es-VE"/>
+              </w:rPr>
+              <w:t xml:space="preserve"> de repuesto,</w:t>
             </w:r>
           </w:p>
         </w:tc>
@@ -6995,25 +7024,7 @@
                 <w:sz w:val="16"/>
                 <w:szCs w:val="16"/>
               </w:rPr>
-              <w:t>Soporte y diagn</w:t>
-            </w:r>
-            <w:r>
-              <w:rPr>
-                <w:b/>
-                <w:bCs/>
-                <w:sz w:val="16"/>
-                <w:szCs w:val="16"/>
-              </w:rPr>
-              <w:t>ó</w:t>
-            </w:r>
-            <w:r>
-              <w:rPr>
-                <w:b/>
-                <w:bCs/>
-                <w:sz w:val="16"/>
-                <w:szCs w:val="16"/>
-              </w:rPr>
-              <w:t>stico de problemas en impresora</w:t>
+              <w:t>Soporte y diagnóstico de problemas en impresora</w:t>
             </w:r>
           </w:p>
           <w:p>
@@ -7154,8 +7165,19 @@
                 <w:sz w:val="16"/>
                 <w:szCs w:val="16"/>
               </w:rPr>
-              <w:t>Realizar Inventario de Toner</w:t>
-            </w:r>
+              <w:t xml:space="preserve">Realizar Inventario de </w:t>
+            </w:r>
+            <w:proofErr w:type="spellStart"/>
+            <w:r>
+              <w:rPr>
+                <w:b/>
+                <w:bCs/>
+                <w:sz w:val="16"/>
+                <w:szCs w:val="16"/>
+              </w:rPr>
+              <w:t>Toner</w:t>
+            </w:r>
+            <w:proofErr w:type="spellEnd"/>
           </w:p>
         </w:tc>
         <w:tc>
